--- a/internal_doc/03.开发设计/Story_lob.docx
+++ b/internal_doc/03.开发设计/Story_lob.docx
@@ -334,11 +334,6 @@
       </w:r>
     </w:p>
     <w:p>
-      <w:pPr>
-        <w:rPr>
-          <w:rFonts w:hint="eastAsia"/>
-        </w:rPr>
-      </w:pPr>
       <w:r>
         <w:rPr>
           <w:rFonts w:hint="eastAsia"/>
@@ -357,6 +352,12 @@
         <w:rPr>
           <w:rFonts w:hint="eastAsia"/>
         </w:rPr>
+        <w:t>//</w:t>
+      </w:r>
+      <w:r>
+        <w:rPr>
+          <w:rFonts w:hint="eastAsia"/>
+        </w:rPr>
         <w:t xml:space="preserve">typedef INT32 (*)( </w:t>
       </w:r>
       <w:r>
@@ -370,6 +371,369 @@
           <w:rFonts w:hint="eastAsia"/>
         </w:rPr>
         <w:t>UINT32 bufLen, CHAR *buf, UINT32 &amp;len ) sdbLobWrite;</w:t>
+      </w:r>
+    </w:p>
+    <w:p>
+      <w:r>
+        <w:rPr>
+          <w:rFonts w:hint="eastAsia"/>
+        </w:rPr>
+        <w:t>//</w:t>
+      </w:r>
+      <w:r>
+        <w:rPr>
+          <w:rFonts w:hint="eastAsia"/>
+        </w:rPr>
+        <w:t xml:space="preserve">INT32 </w:t>
+      </w:r>
+      <w:r>
+        <w:rPr>
+          <w:rFonts w:hint="eastAsia"/>
+        </w:rPr>
+        <w:t>sdbPutLobFromFunc</w:t>
+      </w:r>
+      <w:r>
+        <w:rPr>
+          <w:rFonts w:hint="eastAsia"/>
+        </w:rPr>
+        <w:t>(</w:t>
+      </w:r>
+      <w:r>
+        <w:t>sdbCollectionHandle</w:t>
+      </w:r>
+      <w:r>
+        <w:rPr>
+          <w:rFonts w:hint="eastAsia"/>
+        </w:rPr>
+        <w:t>,</w:t>
+      </w:r>
+      <w:r>
+        <w:rPr>
+          <w:rFonts w:hint="eastAsia"/>
+        </w:rPr>
+        <w:t xml:space="preserve"> </w:t>
+      </w:r>
+      <w:r>
+        <w:rPr>
+          <w:rFonts w:hint="eastAsia"/>
+        </w:rPr>
+        <w:t xml:space="preserve">sdbLobWrite , </w:t>
+      </w:r>
+      <w:r>
+        <w:rPr>
+          <w:rFonts w:hint="eastAsia"/>
+        </w:rPr>
+        <w:t>sdbLobHandle</w:t>
+      </w:r>
+      <w:r>
+        <w:rPr>
+          <w:rFonts w:hint="eastAsia"/>
+        </w:rPr>
+        <w:t xml:space="preserve"> *</w:t>
+      </w:r>
+      <w:r>
+        <w:rPr>
+          <w:rFonts w:hint="eastAsia"/>
+        </w:rPr>
+        <w:t>)</w:t>
+      </w:r>
+      <w:r>
+        <w:rPr>
+          <w:rFonts w:hint="eastAsia"/>
+        </w:rPr>
+        <w:t>;</w:t>
+      </w:r>
+    </w:p>
+    <w:p>
+      <w:r>
+        <w:rPr>
+          <w:rFonts w:hint="eastAsia"/>
+        </w:rPr>
+        <w:t>//</w:t>
+      </w:r>
+      <w:r>
+        <w:rPr>
+          <w:rFonts w:hint="eastAsia"/>
+        </w:rPr>
+        <w:t>INT32 sdbPutLobFromFile(</w:t>
+      </w:r>
+      <w:r>
+        <w:t>sdbCollectionHandle</w:t>
+      </w:r>
+      <w:r>
+        <w:rPr>
+          <w:rFonts w:hint="eastAsia"/>
+        </w:rPr>
+        <w:t xml:space="preserve"> , const CHAR *fullPath , </w:t>
+      </w:r>
+      <w:r>
+        <w:rPr>
+          <w:rFonts w:hint="eastAsia"/>
+        </w:rPr>
+        <w:t>sdbLobHandle</w:t>
+      </w:r>
+      <w:r>
+        <w:rPr>
+          <w:rFonts w:hint="eastAsia"/>
+        </w:rPr>
+        <w:t xml:space="preserve"> *</w:t>
+      </w:r>
+      <w:r>
+        <w:rPr>
+          <w:rFonts w:hint="eastAsia"/>
+        </w:rPr>
+        <w:t>) ;</w:t>
+      </w:r>
+    </w:p>
+    <w:p/>
+    <w:p>
+      <w:r>
+        <w:rPr>
+          <w:rFonts w:hint="eastAsia"/>
+        </w:rPr>
+        <w:t xml:space="preserve">INT32 </w:t>
+      </w:r>
+      <w:r>
+        <w:rPr>
+          <w:rFonts w:hint="eastAsia"/>
+        </w:rPr>
+        <w:t>sdbOpen</w:t>
+      </w:r>
+      <w:r>
+        <w:rPr>
+          <w:rFonts w:hint="eastAsia"/>
+        </w:rPr>
+        <w:t>Lob</w:t>
+      </w:r>
+      <w:r>
+        <w:rPr>
+          <w:rFonts w:hint="eastAsia"/>
+        </w:rPr>
+        <w:t>(</w:t>
+      </w:r>
+      <w:r>
+        <w:t>sdbCollectionHandle</w:t>
+      </w:r>
+      <w:r>
+        <w:rPr>
+          <w:rFonts w:hint="eastAsia"/>
+        </w:rPr>
+        <w:t xml:space="preserve"> ,</w:t>
+      </w:r>
+      <w:r>
+        <w:rPr>
+          <w:rFonts w:hint="eastAsia"/>
+        </w:rPr>
+        <w:t xml:space="preserve"> const </w:t>
+      </w:r>
+      <w:r>
+        <w:t>bson_oid_t</w:t>
+      </w:r>
+      <w:r>
+        <w:rPr>
+          <w:rFonts w:hint="eastAsia"/>
+        </w:rPr>
+        <w:t>*</w:t>
+      </w:r>
+      <w:r>
+        <w:rPr>
+          <w:rFonts w:hint="eastAsia"/>
+        </w:rPr>
+        <w:t>,</w:t>
+      </w:r>
+      <w:r>
+        <w:rPr>
+          <w:rFonts w:hint="eastAsia"/>
+        </w:rPr>
+        <w:t xml:space="preserve"> </w:t>
+      </w:r>
+      <w:r>
+        <w:rPr>
+          <w:rFonts w:hint="eastAsia"/>
+        </w:rPr>
+        <w:t>INT32</w:t>
+      </w:r>
+      <w:r>
+        <w:rPr>
+          <w:rFonts w:hint="eastAsia"/>
+        </w:rPr>
+        <w:t xml:space="preserve"> mode, </w:t>
+      </w:r>
+      <w:r>
+        <w:rPr>
+          <w:rFonts w:hint="eastAsia"/>
+        </w:rPr>
+        <w:t>sdbLobHandle</w:t>
+      </w:r>
+      <w:r>
+        <w:rPr>
+          <w:rFonts w:hint="eastAsia"/>
+        </w:rPr>
+        <w:t>*</w:t>
+      </w:r>
+      <w:r>
+        <w:rPr>
+          <w:rFonts w:hint="eastAsia"/>
+        </w:rPr>
+        <w:t xml:space="preserve"> );</w:t>
+      </w:r>
+    </w:p>
+    <w:p>
+      <w:r>
+        <w:rPr>
+          <w:rFonts w:hint="eastAsia"/>
+        </w:rPr>
+        <w:t xml:space="preserve">INT32 </w:t>
+      </w:r>
+      <w:r>
+        <w:rPr>
+          <w:rFonts w:hint="eastAsia"/>
+        </w:rPr>
+        <w:t>sdbReadLob</w:t>
+      </w:r>
+      <w:r>
+        <w:rPr>
+          <w:rFonts w:hint="eastAsia"/>
+        </w:rPr>
+        <w:t>(</w:t>
+      </w:r>
+      <w:r>
+        <w:rPr>
+          <w:rFonts w:hint="eastAsia"/>
+        </w:rPr>
+        <w:t>sdbLobHandle</w:t>
+      </w:r>
+      <w:r>
+        <w:rPr>
+          <w:rFonts w:hint="eastAsia"/>
+        </w:rPr>
+        <w:t xml:space="preserve">, UINT32 len, </w:t>
+      </w:r>
+      <w:r>
+        <w:rPr>
+          <w:rFonts w:hint="eastAsia"/>
+        </w:rPr>
+        <w:t>CHAR *out, UINT32 *</w:t>
+      </w:r>
+      <w:r>
+        <w:rPr>
+          <w:rFonts w:hint="eastAsia"/>
+        </w:rPr>
+        <w:t xml:space="preserve">read </w:t>
+      </w:r>
+      <w:r>
+        <w:rPr>
+          <w:rFonts w:hint="eastAsia"/>
+        </w:rPr>
+        <w:t>) ;</w:t>
+      </w:r>
+    </w:p>
+    <w:p>
+      <w:r>
+        <w:rPr>
+          <w:rFonts w:hint="eastAsia"/>
+        </w:rPr>
+        <w:t>INT32 sdbWriteLob(sdbLobHandle, const CHAR *buf, UINT32 len);</w:t>
+      </w:r>
+    </w:p>
+    <w:p>
+      <w:r>
+        <w:rPr>
+          <w:rFonts w:hint="eastAsia"/>
+        </w:rPr>
+        <w:t>INT32 sdbSeekLob</w:t>
+      </w:r>
+      <w:r>
+        <w:rPr>
+          <w:rFonts w:hint="eastAsia"/>
+        </w:rPr>
+        <w:t>(</w:t>
+      </w:r>
+      <w:r>
+        <w:rPr>
+          <w:rFonts w:hint="eastAsia"/>
+        </w:rPr>
+        <w:t>sdbLobHandle</w:t>
+      </w:r>
+      <w:r>
+        <w:rPr>
+          <w:rFonts w:hint="eastAsia"/>
+        </w:rPr>
+        <w:t>, S</w:t>
+      </w:r>
+      <w:r>
+        <w:rPr>
+          <w:rFonts w:hint="eastAsia"/>
+        </w:rPr>
+        <w:t xml:space="preserve">INT64 offset, </w:t>
+      </w:r>
+      <w:r>
+        <w:rPr>
+          <w:rFonts w:hint="eastAsia"/>
+        </w:rPr>
+        <w:t>LOB</w:t>
+      </w:r>
+      <w:r>
+        <w:t>_SEEK</w:t>
+      </w:r>
+      <w:r>
+        <w:rPr>
+          <w:rFonts w:hint="eastAsia"/>
+        </w:rPr>
+        <w:t xml:space="preserve"> </w:t>
+      </w:r>
+      <w:r>
+        <w:t>whence</w:t>
+      </w:r>
+      <w:r>
+        <w:rPr>
+          <w:rFonts w:hint="eastAsia"/>
+        </w:rPr>
+        <w:t xml:space="preserve"> ) ;</w:t>
+      </w:r>
+    </w:p>
+    <w:p>
+      <w:r>
+        <w:rPr>
+          <w:rFonts w:hint="eastAsia"/>
+        </w:rPr>
+        <w:t>INT32 sdbRemoveLob(</w:t>
+      </w:r>
+      <w:r>
+        <w:t>sdbCollectionHandle</w:t>
+      </w:r>
+      <w:r>
+        <w:rPr>
+          <w:rFonts w:hint="eastAsia"/>
+        </w:rPr>
+        <w:t xml:space="preserve"> , </w:t>
+      </w:r>
+      <w:r>
+        <w:rPr>
+          <w:rFonts w:hint="eastAsia"/>
+        </w:rPr>
+        <w:t xml:space="preserve">const </w:t>
+      </w:r>
+      <w:r>
+        <w:t>bson_oid_t</w:t>
+      </w:r>
+      <w:r>
+        <w:rPr>
+          <w:rFonts w:hint="eastAsia"/>
+        </w:rPr>
+        <w:t xml:space="preserve"> </w:t>
+      </w:r>
+      <w:r>
+        <w:rPr>
+          <w:rFonts w:hint="eastAsia"/>
+        </w:rPr>
+        <w:t>*</w:t>
+      </w:r>
+      <w:r>
+        <w:rPr>
+          <w:rFonts w:hint="eastAsia"/>
+        </w:rPr>
+        <w:t>);</w:t>
       </w:r>
     </w:p>
     <w:p>
@@ -388,7 +752,7 @@
         <w:rPr>
           <w:rFonts w:hint="eastAsia"/>
         </w:rPr>
-        <w:t>sdbPutLobFromFunc</w:t>
+        <w:t xml:space="preserve">sdbCloseLob </w:t>
       </w:r>
       <w:r>
         <w:rPr>
@@ -397,27 +761,6 @@
         <w:t>(</w:t>
       </w:r>
       <w:r>
-        <w:t>sdbCollectionHandle</w:t>
-      </w:r>
-      <w:r>
-        <w:rPr>
-          <w:rFonts w:hint="eastAsia"/>
-        </w:rPr>
-        <w:t>,</w:t>
-      </w:r>
-      <w:r>
-        <w:rPr>
-          <w:rFonts w:hint="eastAsia"/>
-        </w:rPr>
-        <w:t xml:space="preserve"> </w:t>
-      </w:r>
-      <w:r>
-        <w:rPr>
-          <w:rFonts w:hint="eastAsia"/>
-        </w:rPr>
-        <w:t xml:space="preserve">sdbLobWrite , </w:t>
-      </w:r>
-      <w:r>
         <w:rPr>
           <w:rFonts w:hint="eastAsia"/>
         </w:rPr>
@@ -427,155 +770,15 @@
         <w:rPr>
           <w:rFonts w:hint="eastAsia"/>
         </w:rPr>
-        <w:t xml:space="preserve"> *</w:t>
-      </w:r>
-      <w:r>
-        <w:rPr>
-          <w:rFonts w:hint="eastAsia"/>
-        </w:rPr>
-        <w:t>)</w:t>
-      </w:r>
-      <w:r>
-        <w:rPr>
-          <w:rFonts w:hint="eastAsia"/>
-        </w:rPr>
-        <w:t>;</w:t>
+        <w:t>);</w:t>
       </w:r>
     </w:p>
     <w:p>
-      <w:pPr>
-        <w:rPr>
-          <w:rFonts w:hint="eastAsia"/>
-        </w:rPr>
-      </w:pPr>
-      <w:r>
-        <w:rPr>
-          <w:rFonts w:hint="eastAsia"/>
-        </w:rPr>
-        <w:t>INT32 sdbPutLobFromFile(</w:t>
-      </w:r>
-      <w:r>
-        <w:t>sdbCollectionHandle</w:t>
-      </w:r>
-      <w:r>
-        <w:rPr>
-          <w:rFonts w:hint="eastAsia"/>
-        </w:rPr>
-        <w:t xml:space="preserve"> , const CHAR *fullPath , </w:t>
-      </w:r>
-      <w:r>
-        <w:rPr>
-          <w:rFonts w:hint="eastAsia"/>
-        </w:rPr>
-        <w:t>sdbLobHandle</w:t>
-      </w:r>
-      <w:r>
-        <w:rPr>
-          <w:rFonts w:hint="eastAsia"/>
-        </w:rPr>
-        <w:t xml:space="preserve"> *</w:t>
-      </w:r>
-      <w:r>
-        <w:rPr>
-          <w:rFonts w:hint="eastAsia"/>
-        </w:rPr>
-        <w:t>) ;</w:t>
-      </w:r>
-    </w:p>
-    <w:p>
-      <w:pPr>
-        <w:rPr>
-          <w:rFonts w:hint="eastAsia"/>
-        </w:rPr>
-      </w:pPr>
-    </w:p>
-    <w:p>
-      <w:pPr>
-        <w:rPr>
-          <w:rFonts w:hint="eastAsia"/>
-        </w:rPr>
-      </w:pPr>
-      <w:r>
-        <w:rPr>
-          <w:rFonts w:hint="eastAsia"/>
-        </w:rPr>
-        <w:t xml:space="preserve">INT32 sdbGenLobKey( </w:t>
-      </w:r>
-      <w:r>
-        <w:rPr>
-          <w:rFonts w:hint="eastAsia"/>
-        </w:rPr>
-        <w:t>oid &amp;</w:t>
-      </w:r>
-      <w:r>
-        <w:rPr>
-          <w:rFonts w:hint="eastAsia"/>
-        </w:rPr>
-        <w:t xml:space="preserve"> ) ;</w:t>
-      </w:r>
-    </w:p>
-    <w:p>
-      <w:pPr>
-        <w:rPr>
-          <w:rFonts w:hint="eastAsia"/>
-        </w:rPr>
-      </w:pPr>
-      <w:r>
-        <w:rPr>
-          <w:rFonts w:hint="eastAsia"/>
-        </w:rPr>
-        <w:t xml:space="preserve">INT32 </w:t>
-      </w:r>
-      <w:r>
-        <w:rPr>
-          <w:rFonts w:hint="eastAsia"/>
-        </w:rPr>
-        <w:t>sdbOpen</w:t>
-      </w:r>
-      <w:r>
-        <w:rPr>
-          <w:rFonts w:hint="eastAsia"/>
-        </w:rPr>
-        <w:t>Lob</w:t>
-      </w:r>
-      <w:r>
-        <w:rPr>
-          <w:rFonts w:hint="eastAsia"/>
-        </w:rPr>
-        <w:t>(</w:t>
-      </w:r>
-      <w:r>
-        <w:t>sdbCollectionHandle</w:t>
-      </w:r>
-      <w:r>
-        <w:rPr>
-          <w:rFonts w:hint="eastAsia"/>
-        </w:rPr>
-        <w:t xml:space="preserve"> ,</w:t>
-      </w:r>
-      <w:r>
-        <w:rPr>
-          <w:rFonts w:hint="eastAsia"/>
-        </w:rPr>
-        <w:t xml:space="preserve"> const </w:t>
-      </w:r>
-      <w:r>
-        <w:rPr>
-          <w:rFonts w:hint="eastAsia"/>
-        </w:rPr>
-        <w:t>oid</w:t>
-      </w:r>
-      <w:r>
-        <w:rPr>
-          <w:rFonts w:hint="eastAsia"/>
-        </w:rPr>
-        <w:t xml:space="preserve"> *</w:t>
-      </w:r>
-      <w:r>
-        <w:rPr>
-          <w:rFonts w:hint="eastAsia"/>
-        </w:rPr>
-        <w:t>,</w:t>
+      <w:r>
+        <w:t>void sdbRelea</w:t>
+      </w:r>
+      <w:r>
+        <w:t>seLob ( sdbLobHandle</w:t>
       </w:r>
       <w:r>
         <w:rPr>
@@ -587,214 +790,23 @@
         <w:rPr>
           <w:rFonts w:hint="eastAsia"/>
         </w:rPr>
-        <w:t>INT32</w:t>
-      </w:r>
-      <w:r>
-        <w:rPr>
-          <w:rFonts w:hint="eastAsia"/>
-        </w:rPr>
-        <w:t xml:space="preserve"> mode, </w:t>
-      </w:r>
-      <w:r>
-        <w:rPr>
-          <w:rFonts w:hint="eastAsia"/>
-        </w:rPr>
-        <w:t>sdbLobHandle</w:t>
-      </w:r>
-      <w:r>
-        <w:rPr>
-          <w:rFonts w:hint="eastAsia"/>
-        </w:rPr>
-        <w:t>*</w:t>
-      </w:r>
-      <w:r>
-        <w:rPr>
-          <w:rFonts w:hint="eastAsia"/>
-        </w:rPr>
-        <w:t xml:space="preserve"> );</w:t>
-      </w:r>
-    </w:p>
-    <w:p>
-      <w:pPr>
-        <w:rPr>
-          <w:rFonts w:hint="eastAsia"/>
-        </w:rPr>
-      </w:pPr>
-      <w:r>
-        <w:rPr>
-          <w:rFonts w:hint="eastAsia"/>
-        </w:rPr>
-        <w:t xml:space="preserve">INT32 </w:t>
-      </w:r>
-      <w:r>
-        <w:rPr>
-          <w:rFonts w:hint="eastAsia"/>
-        </w:rPr>
-        <w:t>sdbReadLob</w:t>
-      </w:r>
-      <w:r>
-        <w:rPr>
-          <w:rFonts w:hint="eastAsia"/>
-        </w:rPr>
-        <w:t>(</w:t>
-      </w:r>
-      <w:r>
-        <w:rPr>
-          <w:rFonts w:hint="eastAsia"/>
-        </w:rPr>
-        <w:t>sdbLobHandle</w:t>
-      </w:r>
-      <w:r>
-        <w:rPr>
-          <w:rFonts w:hint="eastAsia"/>
-        </w:rPr>
-        <w:t>, const CHAR **out, UINT32 *</w:t>
-      </w:r>
-      <w:r>
-        <w:rPr>
-          <w:rFonts w:hint="eastAsia"/>
-        </w:rPr>
-        <w:t>len</w:t>
-      </w:r>
-      <w:r>
-        <w:rPr>
-          <w:rFonts w:hint="eastAsia"/>
-        </w:rPr>
-        <w:t>) ;</w:t>
-      </w:r>
-    </w:p>
-    <w:p>
-      <w:pPr>
-        <w:rPr>
-          <w:rFonts w:hint="eastAsia"/>
-        </w:rPr>
-      </w:pPr>
-      <w:r>
-        <w:rPr>
-          <w:rFonts w:hint="eastAsia"/>
-        </w:rPr>
-        <w:t>INT32 sdbWriteLob(sdbLobHandle, const CHAR *buf, UINT32 len);</w:t>
-      </w:r>
-    </w:p>
-    <w:p>
-      <w:pPr>
-        <w:rPr>
-          <w:rFonts w:hint="eastAsia"/>
-        </w:rPr>
-      </w:pPr>
-      <w:r>
-        <w:rPr>
-          <w:rFonts w:hint="eastAsia"/>
-        </w:rPr>
-        <w:t>INT32 sdbSeekLob</w:t>
-      </w:r>
-      <w:r>
-        <w:rPr>
-          <w:rFonts w:hint="eastAsia"/>
-        </w:rPr>
-        <w:t>(</w:t>
-      </w:r>
-      <w:r>
-        <w:rPr>
-          <w:rFonts w:hint="eastAsia"/>
-        </w:rPr>
-        <w:t>sdbLobHandle</w:t>
-      </w:r>
-      <w:r>
-        <w:rPr>
-          <w:rFonts w:hint="eastAsia"/>
-        </w:rPr>
-        <w:t xml:space="preserve">, UINT64 offset, </w:t>
-      </w:r>
-      <w:r>
-        <w:rPr>
-          <w:rFonts w:hint="eastAsia"/>
-        </w:rPr>
-        <w:t>LOB</w:t>
-      </w:r>
-      <w:r>
-        <w:t>_SEEK</w:t>
-      </w:r>
-      <w:r>
-        <w:rPr>
-          <w:rFonts w:hint="eastAsia"/>
-        </w:rPr>
-        <w:t xml:space="preserve"> </w:t>
-      </w:r>
-      <w:r>
-        <w:t>whence</w:t>
-      </w:r>
-      <w:r>
-        <w:rPr>
-          <w:rFonts w:hint="eastAsia"/>
-        </w:rPr>
-        <w:t xml:space="preserve"> ) ;</w:t>
-      </w:r>
-    </w:p>
-    <w:p>
-      <w:pPr>
-        <w:rPr>
-          <w:rFonts w:hint="eastAsia"/>
-        </w:rPr>
-      </w:pPr>
-      <w:r>
-        <w:rPr>
-          <w:rFonts w:hint="eastAsia"/>
-        </w:rPr>
-        <w:t>INT32 sdbRemoveLob(</w:t>
-      </w:r>
-      <w:r>
-        <w:rPr>
-          <w:rFonts w:hint="eastAsia"/>
-        </w:rPr>
-        <w:t xml:space="preserve"> const oid *</w:t>
-      </w:r>
-      <w:r>
-        <w:rPr>
-          <w:rFonts w:hint="eastAsia"/>
-        </w:rPr>
-        <w:t>);</w:t>
-      </w:r>
-    </w:p>
-    <w:p>
-      <w:pPr>
-        <w:rPr>
-          <w:rFonts w:hint="eastAsia"/>
-        </w:rPr>
-      </w:pPr>
-      <w:r>
-        <w:rPr>
-          <w:rFonts w:hint="eastAsia"/>
-        </w:rPr>
-        <w:t xml:space="preserve">INT32 </w:t>
-      </w:r>
-      <w:r>
-        <w:rPr>
-          <w:rFonts w:hint="eastAsia"/>
-        </w:rPr>
-        <w:t xml:space="preserve">sdbCloseLob </w:t>
-      </w:r>
-      <w:r>
-        <w:rPr>
-          <w:rFonts w:hint="eastAsia"/>
-        </w:rPr>
-        <w:t>(</w:t>
-      </w:r>
-      <w:r>
-        <w:rPr>
-          <w:rFonts w:hint="eastAsia"/>
-        </w:rPr>
-        <w:t>sdbLobHandle</w:t>
-      </w:r>
-      <w:r>
-        <w:rPr>
-          <w:rFonts w:hint="eastAsia"/>
-        </w:rPr>
-        <w:t>);</w:t>
+        <w:t>)</w:t>
+      </w:r>
+      <w:r>
+        <w:rPr>
+          <w:rFonts w:hint="eastAsia"/>
+        </w:rPr>
+        <w:t xml:space="preserve"> ;</w:t>
       </w:r>
     </w:p>
     <w:p/>
     <w:p>
+      <w:r>
+        <w:rPr>
+          <w:rFonts w:hint="eastAsia"/>
+        </w:rPr>
+        <w:t>//</w:t>
+      </w:r>
       <w:r>
         <w:rPr>
           <w:rFonts w:hint="eastAsia"/>

--- a/internal_doc/03.开发设计/Story_lob.docx
+++ b/internal_doc/03.开发设计/Story_lob.docx
@@ -737,11 +737,6 @@
       </w:r>
     </w:p>
     <w:p>
-      <w:pPr>
-        <w:rPr>
-          <w:rFonts w:hint="eastAsia"/>
-        </w:rPr>
-      </w:pPr>
       <w:r>
         <w:rPr>
           <w:rFonts w:hint="eastAsia"/>
@@ -10504,18 +10499,19 @@
         <w:tblStyle w:val="TableGrid"/>
         <w:tblW w:w="0" w:type="auto"/>
         <w:tblInd w:w="357" w:type="dxa"/>
+        <w:tblLayout w:type="fixed"/>
         <w:tblLook w:val="04A0"/>
       </w:tblPr>
       <w:tblGrid>
-        <w:gridCol w:w="2527"/>
-        <w:gridCol w:w="1511"/>
-        <w:gridCol w:w="2376"/>
-        <w:gridCol w:w="1751"/>
+        <w:gridCol w:w="1027"/>
+        <w:gridCol w:w="1559"/>
+        <w:gridCol w:w="3969"/>
+        <w:gridCol w:w="1610"/>
       </w:tblGrid>
       <w:tr>
         <w:tc>
           <w:tcPr>
-            <w:tcW w:w="2527" w:type="dxa"/>
+            <w:tcW w:w="1027" w:type="dxa"/>
             <w:shd w:val="clear" w:color="auto" w:fill="BFBFBF" w:themeFill="background1" w:themeFillShade="BF"/>
           </w:tcPr>
           <w:p>
@@ -10536,7 +10532,7 @@
         </w:tc>
         <w:tc>
           <w:tcPr>
-            <w:tcW w:w="1511" w:type="dxa"/>
+            <w:tcW w:w="1559" w:type="dxa"/>
             <w:shd w:val="clear" w:color="auto" w:fill="BFBFBF" w:themeFill="background1" w:themeFillShade="BF"/>
           </w:tcPr>
           <w:p>
@@ -10557,7 +10553,7 @@
         </w:tc>
         <w:tc>
           <w:tcPr>
-            <w:tcW w:w="2376" w:type="dxa"/>
+            <w:tcW w:w="3969" w:type="dxa"/>
             <w:shd w:val="clear" w:color="auto" w:fill="BFBFBF" w:themeFill="background1" w:themeFillShade="BF"/>
           </w:tcPr>
           <w:p>
@@ -10578,7 +10574,7 @@
         </w:tc>
         <w:tc>
           <w:tcPr>
-            <w:tcW w:w="1751" w:type="dxa"/>
+            <w:tcW w:w="1610" w:type="dxa"/>
             <w:shd w:val="clear" w:color="auto" w:fill="BFBFBF" w:themeFill="background1" w:themeFillShade="BF"/>
           </w:tcPr>
           <w:p>
@@ -10601,7 +10597,7 @@
       <w:tr>
         <w:tc>
           <w:tcPr>
-            <w:tcW w:w="2527" w:type="dxa"/>
+            <w:tcW w:w="1027" w:type="dxa"/>
           </w:tcPr>
           <w:p>
             <w:pPr>
@@ -10611,13 +10607,13 @@
               <w:rPr>
                 <w:rFonts w:hint="eastAsia"/>
               </w:rPr>
-              <w:t>Story.uniondb.mgr.001.001</w:t>
+              <w:t>Story.lob.test001</w:t>
             </w:r>
           </w:p>
         </w:tc>
         <w:tc>
           <w:tcPr>
-            <w:tcW w:w="1511" w:type="dxa"/>
+            <w:tcW w:w="1559" w:type="dxa"/>
           </w:tcPr>
           <w:p>
             <w:pPr>
@@ -10627,56 +10623,20 @@
               <w:rPr>
                 <w:rFonts w:hint="eastAsia"/>
               </w:rPr>
-              <w:t>创建</w:t>
-            </w:r>
-            <w:r>
-              <w:rPr>
-                <w:rFonts w:hint="eastAsia"/>
-              </w:rPr>
-              <w:t xml:space="preserve">DB2 </w:t>
-            </w:r>
-            <w:r>
-              <w:rPr>
-                <w:rFonts w:hint="eastAsia"/>
-              </w:rPr>
-              <w:t>数据源和表</w:t>
-            </w:r>
-            <w:r>
-              <w:rPr>
-                <w:rFonts w:hint="eastAsia"/>
-              </w:rPr>
-              <w:t>,</w:t>
-            </w:r>
-            <w:r>
-              <w:rPr>
-                <w:rFonts w:hint="eastAsia"/>
-              </w:rPr>
-              <w:t>查询</w:t>
-            </w:r>
-            <w:r>
-              <w:rPr>
-                <w:rFonts w:hint="eastAsia"/>
-              </w:rPr>
-              <w:t>DB2</w:t>
-            </w:r>
-            <w:r>
-              <w:rPr>
-                <w:rFonts w:hint="eastAsia"/>
-              </w:rPr>
-              <w:t>数据表</w:t>
+              <w:t>大对象写读的基本操作</w:t>
             </w:r>
           </w:p>
         </w:tc>
         <w:tc>
           <w:tcPr>
-            <w:tcW w:w="2376" w:type="dxa"/>
+            <w:tcW w:w="3969" w:type="dxa"/>
           </w:tcPr>
           <w:p>
             <w:pPr>
               <w:pStyle w:val="ListParagraph"/>
               <w:numPr>
                 <w:ilvl w:val="0"/>
-                <w:numId w:val="3"/>
+                <w:numId w:val="6"/>
               </w:numPr>
               <w:ind w:firstLineChars="0"/>
             </w:pPr>
@@ -10684,19 +10644,13 @@
               <w:rPr>
                 <w:rFonts w:hint="eastAsia"/>
               </w:rPr>
-              <w:t>添加</w:t>
-            </w:r>
-            <w:r>
-              <w:rPr>
-                <w:rFonts w:hint="eastAsia"/>
-              </w:rPr>
-              <w:t xml:space="preserve">DB2 </w:t>
-            </w:r>
-            <w:r>
-              <w:rPr>
-                <w:rFonts w:hint="eastAsia"/>
-              </w:rPr>
-              <w:t>数据源</w:t>
+              <w:t>创建大对象要使用的表：</w:t>
+            </w:r>
+            <w:r>
+              <w:rPr>
+                <w:rFonts w:hint="eastAsia"/>
+              </w:rPr>
+              <w:t>lob.tbl</w:t>
             </w:r>
           </w:p>
           <w:p>
@@ -10704,7 +10658,7 @@
               <w:pStyle w:val="ListParagraph"/>
               <w:numPr>
                 <w:ilvl w:val="0"/>
-                <w:numId w:val="3"/>
+                <w:numId w:val="6"/>
               </w:numPr>
               <w:ind w:firstLineChars="0"/>
             </w:pPr>
@@ -10712,22 +10666,141 @@
               <w:rPr>
                 <w:rFonts w:hint="eastAsia"/>
               </w:rPr>
-              <w:t>创建表</w:t>
-            </w:r>
-            <w:r>
-              <w:t>…</w:t>
-            </w:r>
-            <w:r>
-              <w:rPr>
-                <w:rFonts w:hint="eastAsia"/>
-              </w:rPr>
-              <w:t>.</w:t>
+              <w:t>打开大对象</w:t>
+            </w:r>
+          </w:p>
+          <w:p>
+            <w:pPr>
+              <w:pStyle w:val="ListParagraph"/>
+              <w:numPr>
+                <w:ilvl w:val="0"/>
+                <w:numId w:val="6"/>
+              </w:numPr>
+              <w:ind w:firstLineChars="0"/>
+            </w:pPr>
+            <w:r>
+              <w:rPr>
+                <w:rFonts w:hint="eastAsia"/>
+              </w:rPr>
+              <w:t>写入大对象数据入数据库</w:t>
+            </w:r>
+          </w:p>
+          <w:p>
+            <w:pPr>
+              <w:pStyle w:val="ListParagraph"/>
+              <w:numPr>
+                <w:ilvl w:val="0"/>
+                <w:numId w:val="6"/>
+              </w:numPr>
+              <w:ind w:firstLineChars="0"/>
+            </w:pPr>
+            <w:r>
+              <w:rPr>
+                <w:rFonts w:hint="eastAsia"/>
+              </w:rPr>
+              <w:t>检测写入的大对象是否正确，进行大对象的读操作</w:t>
+            </w:r>
+          </w:p>
+          <w:p>
+            <w:pPr>
+              <w:pStyle w:val="ListParagraph"/>
+              <w:numPr>
+                <w:ilvl w:val="0"/>
+                <w:numId w:val="6"/>
+              </w:numPr>
+              <w:ind w:firstLineChars="0"/>
+            </w:pPr>
+            <w:r>
+              <w:rPr>
+                <w:rFonts w:hint="eastAsia"/>
+              </w:rPr>
+              <w:t>验证写入的大对象数据是否正确</w:t>
+            </w:r>
+          </w:p>
+          <w:p>
+            <w:pPr>
+              <w:pStyle w:val="ListParagraph"/>
+              <w:numPr>
+                <w:ilvl w:val="0"/>
+                <w:numId w:val="6"/>
+              </w:numPr>
+              <w:ind w:firstLineChars="0"/>
+            </w:pPr>
+            <w:r>
+              <w:rPr>
+                <w:rFonts w:hint="eastAsia"/>
+              </w:rPr>
+              <w:t>关闭大对象</w:t>
+            </w:r>
+          </w:p>
+          <w:p>
+            <w:pPr>
+              <w:pStyle w:val="ListParagraph"/>
+              <w:numPr>
+                <w:ilvl w:val="0"/>
+                <w:numId w:val="6"/>
+              </w:numPr>
+              <w:ind w:firstLineChars="0"/>
+            </w:pPr>
+            <w:r>
+              <w:rPr>
+                <w:rFonts w:hint="eastAsia"/>
+              </w:rPr>
+              <w:t>打开大对象</w:t>
+            </w:r>
+          </w:p>
+          <w:p>
+            <w:pPr>
+              <w:pStyle w:val="ListParagraph"/>
+              <w:numPr>
+                <w:ilvl w:val="0"/>
+                <w:numId w:val="6"/>
+              </w:numPr>
+              <w:ind w:firstLineChars="0"/>
+            </w:pPr>
+            <w:r>
+              <w:rPr>
+                <w:rFonts w:hint="eastAsia"/>
+              </w:rPr>
+              <w:t>读大对象操作，检测读出的大对象数据与写入的大对象数据是否一致。</w:t>
+            </w:r>
+          </w:p>
+          <w:p>
+            <w:pPr>
+              <w:pStyle w:val="ListParagraph"/>
+              <w:numPr>
+                <w:ilvl w:val="0"/>
+                <w:numId w:val="6"/>
+              </w:numPr>
+              <w:ind w:firstLineChars="0"/>
+            </w:pPr>
+            <w:r>
+              <w:rPr>
+                <w:rFonts w:hint="eastAsia"/>
+              </w:rPr>
+              <w:t>删除大对象</w:t>
+            </w:r>
+          </w:p>
+          <w:p>
+            <w:pPr>
+              <w:pStyle w:val="ListParagraph"/>
+              <w:numPr>
+                <w:ilvl w:val="0"/>
+                <w:numId w:val="6"/>
+              </w:numPr>
+              <w:ind w:firstLineChars="0"/>
+            </w:pPr>
+            <w:r>
+              <w:rPr>
+                <w:rFonts w:hint="eastAsia"/>
+              </w:rPr>
+              <w:t>关闭大对象</w:t>
             </w:r>
           </w:p>
         </w:tc>
         <w:tc>
           <w:tcPr>
-            <w:tcW w:w="1751" w:type="dxa"/>
+            <w:tcW w:w="1610" w:type="dxa"/>
           </w:tcPr>
           <w:p>
             <w:pPr>
@@ -10737,7 +10810,7 @@
               <w:rPr>
                 <w:rFonts w:hint="eastAsia"/>
               </w:rPr>
-              <w:t>查询结果与预期相同</w:t>
+              <w:t>读写数据操作正确的且数据正确</w:t>
             </w:r>
           </w:p>
         </w:tc>
@@ -10745,42 +10818,2124 @@
       <w:tr>
         <w:tc>
           <w:tcPr>
-            <w:tcW w:w="2527" w:type="dxa"/>
+            <w:tcW w:w="1027" w:type="dxa"/>
           </w:tcPr>
           <w:p>
             <w:pPr>
               <w:ind w:left="0"/>
             </w:pPr>
+            <w:r>
+              <w:rPr>
+                <w:rFonts w:hint="eastAsia"/>
+              </w:rPr>
+              <w:t>Story.lob.test002</w:t>
+            </w:r>
           </w:p>
         </w:tc>
         <w:tc>
           <w:tcPr>
-            <w:tcW w:w="1511" w:type="dxa"/>
+            <w:tcW w:w="1559" w:type="dxa"/>
           </w:tcPr>
           <w:p>
             <w:pPr>
               <w:ind w:left="0"/>
             </w:pPr>
+            <w:r>
+              <w:rPr>
+                <w:rFonts w:hint="eastAsia"/>
+              </w:rPr>
+              <w:t>写入大量的大对象文件到数据库</w:t>
+            </w:r>
           </w:p>
         </w:tc>
         <w:tc>
           <w:tcPr>
-            <w:tcW w:w="2376" w:type="dxa"/>
+            <w:tcW w:w="3969" w:type="dxa"/>
           </w:tcPr>
           <w:p>
             <w:pPr>
-              <w:ind w:left="0"/>
-            </w:pPr>
+              <w:pStyle w:val="ListParagraph"/>
+              <w:numPr>
+                <w:ilvl w:val="0"/>
+                <w:numId w:val="7"/>
+              </w:numPr>
+              <w:ind w:firstLineChars="0"/>
+            </w:pPr>
+            <w:r>
+              <w:rPr>
+                <w:rFonts w:hint="eastAsia"/>
+              </w:rPr>
+              <w:t>创建大对象所使用的表：</w:t>
+            </w:r>
+            <w:r>
+              <w:rPr>
+                <w:rFonts w:hint="eastAsia"/>
+              </w:rPr>
+              <w:t>lob.tbl</w:t>
+            </w:r>
+          </w:p>
+          <w:p>
+            <w:pPr>
+              <w:pStyle w:val="ListParagraph"/>
+              <w:numPr>
+                <w:ilvl w:val="0"/>
+                <w:numId w:val="7"/>
+              </w:numPr>
+              <w:ind w:firstLineChars="0"/>
+            </w:pPr>
+            <w:r>
+              <w:rPr>
+                <w:rFonts w:hint="eastAsia"/>
+              </w:rPr>
+              <w:t>打开大对象</w:t>
+            </w:r>
+          </w:p>
+          <w:p>
+            <w:pPr>
+              <w:pStyle w:val="ListParagraph"/>
+              <w:numPr>
+                <w:ilvl w:val="0"/>
+                <w:numId w:val="7"/>
+              </w:numPr>
+              <w:ind w:firstLineChars="0"/>
+            </w:pPr>
+            <w:r>
+              <w:rPr>
+                <w:rFonts w:hint="eastAsia"/>
+              </w:rPr>
+              <w:t>构造大对象数据，写入大量的大对象文件</w:t>
+            </w:r>
+          </w:p>
+          <w:p>
+            <w:pPr>
+              <w:pStyle w:val="ListParagraph"/>
+              <w:numPr>
+                <w:ilvl w:val="0"/>
+                <w:numId w:val="7"/>
+              </w:numPr>
+              <w:ind w:firstLineChars="0"/>
+            </w:pPr>
+            <w:r>
+              <w:rPr>
+                <w:rFonts w:hint="eastAsia"/>
+              </w:rPr>
+              <w:t>验证大对象写入的数据是否正确</w:t>
+            </w:r>
+          </w:p>
+          <w:p>
+            <w:pPr>
+              <w:pStyle w:val="ListParagraph"/>
+              <w:numPr>
+                <w:ilvl w:val="0"/>
+                <w:numId w:val="7"/>
+              </w:numPr>
+              <w:ind w:firstLineChars="0"/>
+            </w:pPr>
+            <w:r>
+              <w:rPr>
+                <w:rFonts w:hint="eastAsia"/>
+              </w:rPr>
+              <w:t>关闭大对象</w:t>
+            </w:r>
           </w:p>
         </w:tc>
         <w:tc>
           <w:tcPr>
-            <w:tcW w:w="1751" w:type="dxa"/>
+            <w:tcW w:w="1610" w:type="dxa"/>
           </w:tcPr>
           <w:p>
             <w:pPr>
               <w:ind w:left="0"/>
             </w:pPr>
+            <w:r>
+              <w:rPr>
+                <w:rFonts w:hint="eastAsia"/>
+              </w:rPr>
+              <w:t>写大量的大对象文件成功</w:t>
+            </w:r>
+          </w:p>
+        </w:tc>
+      </w:tr>
+      <w:tr>
+        <w:tc>
+          <w:tcPr>
+            <w:tcW w:w="1027" w:type="dxa"/>
+          </w:tcPr>
+          <w:p>
+            <w:pPr>
+              <w:ind w:left="0"/>
+            </w:pPr>
+            <w:r>
+              <w:rPr>
+                <w:rFonts w:hint="eastAsia"/>
+              </w:rPr>
+              <w:t>Story.lob.test003</w:t>
+            </w:r>
+          </w:p>
+        </w:tc>
+        <w:tc>
+          <w:tcPr>
+            <w:tcW w:w="1559" w:type="dxa"/>
+          </w:tcPr>
+          <w:p>
+            <w:pPr>
+              <w:ind w:left="0"/>
+            </w:pPr>
+            <w:r>
+              <w:rPr>
+                <w:rFonts w:hint="eastAsia"/>
+              </w:rPr>
+              <w:t>从数据库中读出大量的大对象文件</w:t>
+            </w:r>
+          </w:p>
+        </w:tc>
+        <w:tc>
+          <w:tcPr>
+            <w:tcW w:w="3969" w:type="dxa"/>
+          </w:tcPr>
+          <w:p>
+            <w:pPr>
+              <w:pStyle w:val="ListParagraph"/>
+              <w:numPr>
+                <w:ilvl w:val="0"/>
+                <w:numId w:val="8"/>
+              </w:numPr>
+              <w:ind w:firstLineChars="0"/>
+            </w:pPr>
+            <w:r>
+              <w:rPr>
+                <w:rFonts w:hint="eastAsia"/>
+              </w:rPr>
+              <w:t>创建大对象所使用的表：</w:t>
+            </w:r>
+            <w:r>
+              <w:rPr>
+                <w:rFonts w:hint="eastAsia"/>
+              </w:rPr>
+              <w:t>lob.tbl</w:t>
+            </w:r>
+          </w:p>
+          <w:p>
+            <w:pPr>
+              <w:pStyle w:val="ListParagraph"/>
+              <w:numPr>
+                <w:ilvl w:val="0"/>
+                <w:numId w:val="8"/>
+              </w:numPr>
+              <w:ind w:firstLineChars="0"/>
+            </w:pPr>
+            <w:r>
+              <w:rPr>
+                <w:rFonts w:hint="eastAsia"/>
+              </w:rPr>
+              <w:t>打开大对象</w:t>
+            </w:r>
+          </w:p>
+          <w:p>
+            <w:pPr>
+              <w:pStyle w:val="ListParagraph"/>
+              <w:numPr>
+                <w:ilvl w:val="0"/>
+                <w:numId w:val="8"/>
+              </w:numPr>
+              <w:ind w:firstLineChars="0"/>
+            </w:pPr>
+            <w:r>
+              <w:rPr>
+                <w:rFonts w:hint="eastAsia"/>
+              </w:rPr>
+              <w:t>向数据库中写入大量的大对象数据</w:t>
+            </w:r>
+          </w:p>
+          <w:p>
+            <w:pPr>
+              <w:pStyle w:val="ListParagraph"/>
+              <w:numPr>
+                <w:ilvl w:val="0"/>
+                <w:numId w:val="8"/>
+              </w:numPr>
+              <w:ind w:firstLineChars="0"/>
+            </w:pPr>
+            <w:r>
+              <w:rPr>
+                <w:rFonts w:hint="eastAsia"/>
+              </w:rPr>
+              <w:t>写入完成之后，再从数据库中读出所有的大对象数据</w:t>
+            </w:r>
+          </w:p>
+          <w:p>
+            <w:pPr>
+              <w:pStyle w:val="ListParagraph"/>
+              <w:numPr>
+                <w:ilvl w:val="0"/>
+                <w:numId w:val="8"/>
+              </w:numPr>
+              <w:ind w:firstLineChars="0"/>
+            </w:pPr>
+            <w:r>
+              <w:rPr>
+                <w:rFonts w:hint="eastAsia"/>
+              </w:rPr>
+              <w:t>验证大对象数据的读出是否正确</w:t>
+            </w:r>
+          </w:p>
+          <w:p>
+            <w:pPr>
+              <w:pStyle w:val="ListParagraph"/>
+              <w:numPr>
+                <w:ilvl w:val="0"/>
+                <w:numId w:val="8"/>
+              </w:numPr>
+              <w:ind w:firstLineChars="0"/>
+            </w:pPr>
+            <w:r>
+              <w:rPr>
+                <w:rFonts w:hint="eastAsia"/>
+              </w:rPr>
+              <w:t>关闭大对象</w:t>
+            </w:r>
+          </w:p>
+        </w:tc>
+        <w:tc>
+          <w:tcPr>
+            <w:tcW w:w="1610" w:type="dxa"/>
+          </w:tcPr>
+          <w:p>
+            <w:pPr>
+              <w:ind w:left="0"/>
+            </w:pPr>
+            <w:r>
+              <w:rPr>
+                <w:rFonts w:hint="eastAsia"/>
+              </w:rPr>
+              <w:t>读大量的大对象数据文件成功</w:t>
+            </w:r>
+          </w:p>
+        </w:tc>
+      </w:tr>
+      <w:tr>
+        <w:tc>
+          <w:tcPr>
+            <w:tcW w:w="1027" w:type="dxa"/>
+          </w:tcPr>
+          <w:p>
+            <w:pPr>
+              <w:ind w:left="0"/>
+            </w:pPr>
+            <w:r>
+              <w:rPr>
+                <w:rFonts w:hint="eastAsia"/>
+              </w:rPr>
+              <w:t>Story.lob.test004</w:t>
+            </w:r>
+          </w:p>
+        </w:tc>
+        <w:tc>
+          <w:tcPr>
+            <w:tcW w:w="1559" w:type="dxa"/>
+          </w:tcPr>
+          <w:p>
+            <w:pPr>
+              <w:ind w:left="0"/>
+            </w:pPr>
+            <w:r>
+              <w:rPr>
+                <w:rFonts w:hint="eastAsia"/>
+              </w:rPr>
+              <w:t>大对象偏移写操作</w:t>
+            </w:r>
+          </w:p>
+        </w:tc>
+        <w:tc>
+          <w:tcPr>
+            <w:tcW w:w="3969" w:type="dxa"/>
+          </w:tcPr>
+          <w:p>
+            <w:pPr>
+              <w:pStyle w:val="ListParagraph"/>
+              <w:numPr>
+                <w:ilvl w:val="0"/>
+                <w:numId w:val="9"/>
+              </w:numPr>
+              <w:ind w:firstLineChars="0"/>
+            </w:pPr>
+            <w:r>
+              <w:rPr>
+                <w:rFonts w:hint="eastAsia"/>
+              </w:rPr>
+              <w:t>创建大对象所使用的表：</w:t>
+            </w:r>
+            <w:r>
+              <w:rPr>
+                <w:rFonts w:hint="eastAsia"/>
+              </w:rPr>
+              <w:t>lob.tbl</w:t>
+            </w:r>
+          </w:p>
+          <w:p>
+            <w:pPr>
+              <w:pStyle w:val="ListParagraph"/>
+              <w:numPr>
+                <w:ilvl w:val="0"/>
+                <w:numId w:val="9"/>
+              </w:numPr>
+              <w:ind w:firstLineChars="0"/>
+            </w:pPr>
+            <w:r>
+              <w:rPr>
+                <w:rFonts w:hint="eastAsia"/>
+              </w:rPr>
+              <w:t>打开大对象</w:t>
+            </w:r>
+          </w:p>
+          <w:p>
+            <w:pPr>
+              <w:pStyle w:val="ListParagraph"/>
+              <w:numPr>
+                <w:ilvl w:val="0"/>
+                <w:numId w:val="9"/>
+              </w:numPr>
+              <w:ind w:firstLineChars="0"/>
+            </w:pPr>
+            <w:r>
+              <w:rPr>
+                <w:rFonts w:hint="eastAsia"/>
+              </w:rPr>
+              <w:t>执行大对象的偏移写操作</w:t>
+            </w:r>
+          </w:p>
+          <w:p>
+            <w:pPr>
+              <w:pStyle w:val="ListParagraph"/>
+              <w:numPr>
+                <w:ilvl w:val="0"/>
+                <w:numId w:val="9"/>
+              </w:numPr>
+              <w:ind w:firstLineChars="0"/>
+            </w:pPr>
+            <w:r>
+              <w:rPr>
+                <w:rFonts w:hint="eastAsia"/>
+              </w:rPr>
+              <w:t>验证大对象写入的数据是否正确</w:t>
+            </w:r>
+          </w:p>
+          <w:p>
+            <w:pPr>
+              <w:pStyle w:val="ListParagraph"/>
+              <w:numPr>
+                <w:ilvl w:val="0"/>
+                <w:numId w:val="9"/>
+              </w:numPr>
+              <w:ind w:firstLineChars="0"/>
+            </w:pPr>
+            <w:r>
+              <w:rPr>
+                <w:rFonts w:hint="eastAsia"/>
+              </w:rPr>
+              <w:lastRenderedPageBreak/>
+              <w:t>关闭大对象</w:t>
+            </w:r>
+          </w:p>
+        </w:tc>
+        <w:tc>
+          <w:tcPr>
+            <w:tcW w:w="1610" w:type="dxa"/>
+          </w:tcPr>
+          <w:p>
+            <w:pPr>
+              <w:ind w:left="0"/>
+            </w:pPr>
+            <w:r>
+              <w:rPr>
+                <w:rFonts w:hint="eastAsia"/>
+              </w:rPr>
+              <w:lastRenderedPageBreak/>
+              <w:t>大对象偏移写成功，且数据写入正确</w:t>
+            </w:r>
+          </w:p>
+        </w:tc>
+      </w:tr>
+      <w:tr>
+        <w:tc>
+          <w:tcPr>
+            <w:tcW w:w="1027" w:type="dxa"/>
+          </w:tcPr>
+          <w:p>
+            <w:pPr>
+              <w:ind w:left="0"/>
+            </w:pPr>
+            <w:r>
+              <w:rPr>
+                <w:rFonts w:hint="eastAsia"/>
+              </w:rPr>
+              <w:lastRenderedPageBreak/>
+              <w:t>Story.lob.test004</w:t>
+            </w:r>
+          </w:p>
+        </w:tc>
+        <w:tc>
+          <w:tcPr>
+            <w:tcW w:w="1559" w:type="dxa"/>
+          </w:tcPr>
+          <w:p>
+            <w:pPr>
+              <w:ind w:left="0"/>
+            </w:pPr>
+            <w:r>
+              <w:rPr>
+                <w:rFonts w:hint="eastAsia"/>
+              </w:rPr>
+              <w:t>大对象偏移读操作</w:t>
+            </w:r>
+          </w:p>
+        </w:tc>
+        <w:tc>
+          <w:tcPr>
+            <w:tcW w:w="3969" w:type="dxa"/>
+          </w:tcPr>
+          <w:p>
+            <w:pPr>
+              <w:pStyle w:val="ListParagraph"/>
+              <w:numPr>
+                <w:ilvl w:val="0"/>
+                <w:numId w:val="10"/>
+              </w:numPr>
+              <w:ind w:firstLineChars="0"/>
+            </w:pPr>
+            <w:r>
+              <w:rPr>
+                <w:rFonts w:hint="eastAsia"/>
+              </w:rPr>
+              <w:t>创建大对象所使用的表：</w:t>
+            </w:r>
+            <w:r>
+              <w:rPr>
+                <w:rFonts w:hint="eastAsia"/>
+              </w:rPr>
+              <w:t>lob.tbl</w:t>
+            </w:r>
+          </w:p>
+          <w:p>
+            <w:pPr>
+              <w:pStyle w:val="ListParagraph"/>
+              <w:numPr>
+                <w:ilvl w:val="0"/>
+                <w:numId w:val="10"/>
+              </w:numPr>
+              <w:ind w:firstLineChars="0"/>
+            </w:pPr>
+            <w:r>
+              <w:rPr>
+                <w:rFonts w:hint="eastAsia"/>
+              </w:rPr>
+              <w:t>打开大对象</w:t>
+            </w:r>
+          </w:p>
+          <w:p>
+            <w:pPr>
+              <w:pStyle w:val="ListParagraph"/>
+              <w:numPr>
+                <w:ilvl w:val="0"/>
+                <w:numId w:val="10"/>
+              </w:numPr>
+              <w:ind w:firstLineChars="0"/>
+            </w:pPr>
+            <w:r>
+              <w:rPr>
+                <w:rFonts w:hint="eastAsia"/>
+              </w:rPr>
+              <w:t>向数据库中写入大对象数据</w:t>
+            </w:r>
+          </w:p>
+          <w:p>
+            <w:pPr>
+              <w:pStyle w:val="ListParagraph"/>
+              <w:numPr>
+                <w:ilvl w:val="0"/>
+                <w:numId w:val="10"/>
+              </w:numPr>
+              <w:ind w:firstLineChars="0"/>
+            </w:pPr>
+            <w:r>
+              <w:rPr>
+                <w:rFonts w:hint="eastAsia"/>
+              </w:rPr>
+              <w:t>执行大对象的偏移读操作</w:t>
+            </w:r>
+          </w:p>
+          <w:p>
+            <w:pPr>
+              <w:pStyle w:val="ListParagraph"/>
+              <w:numPr>
+                <w:ilvl w:val="0"/>
+                <w:numId w:val="10"/>
+              </w:numPr>
+              <w:ind w:firstLineChars="0"/>
+            </w:pPr>
+            <w:r>
+              <w:rPr>
+                <w:rFonts w:hint="eastAsia"/>
+              </w:rPr>
+              <w:t>验证大对象偏移读出的数据是否正确</w:t>
+            </w:r>
+          </w:p>
+          <w:p>
+            <w:pPr>
+              <w:pStyle w:val="ListParagraph"/>
+              <w:numPr>
+                <w:ilvl w:val="0"/>
+                <w:numId w:val="10"/>
+              </w:numPr>
+              <w:ind w:firstLineChars="0"/>
+            </w:pPr>
+            <w:r>
+              <w:rPr>
+                <w:rFonts w:hint="eastAsia"/>
+              </w:rPr>
+              <w:t>关闭大对象</w:t>
+            </w:r>
+          </w:p>
+        </w:tc>
+        <w:tc>
+          <w:tcPr>
+            <w:tcW w:w="1610" w:type="dxa"/>
+          </w:tcPr>
+          <w:p>
+            <w:pPr>
+              <w:ind w:left="0"/>
+            </w:pPr>
+            <w:r>
+              <w:rPr>
+                <w:rFonts w:hint="eastAsia"/>
+              </w:rPr>
+              <w:t>大对象偏移读成功，且数据读出正确</w:t>
+            </w:r>
+          </w:p>
+        </w:tc>
+      </w:tr>
+      <w:tr>
+        <w:tc>
+          <w:tcPr>
+            <w:tcW w:w="1027" w:type="dxa"/>
+          </w:tcPr>
+          <w:p>
+            <w:pPr>
+              <w:ind w:left="0"/>
+            </w:pPr>
+            <w:r>
+              <w:rPr>
+                <w:rFonts w:hint="eastAsia"/>
+              </w:rPr>
+              <w:t>Story.lob.test005</w:t>
+            </w:r>
+          </w:p>
+        </w:tc>
+        <w:tc>
+          <w:tcPr>
+            <w:tcW w:w="1559" w:type="dxa"/>
+          </w:tcPr>
+          <w:p>
+            <w:pPr>
+              <w:ind w:left="0"/>
+            </w:pPr>
+            <w:r>
+              <w:rPr>
+                <w:rFonts w:hint="eastAsia"/>
+              </w:rPr>
+              <w:t>获取大对象元数据</w:t>
+            </w:r>
+          </w:p>
+        </w:tc>
+        <w:tc>
+          <w:tcPr>
+            <w:tcW w:w="3969" w:type="dxa"/>
+          </w:tcPr>
+          <w:p>
+            <w:pPr>
+              <w:pStyle w:val="ListParagraph"/>
+              <w:numPr>
+                <w:ilvl w:val="0"/>
+                <w:numId w:val="11"/>
+              </w:numPr>
+              <w:ind w:firstLineChars="0"/>
+            </w:pPr>
+            <w:r>
+              <w:rPr>
+                <w:rFonts w:hint="eastAsia"/>
+              </w:rPr>
+              <w:t>创建大对象所使用的表：</w:t>
+            </w:r>
+            <w:r>
+              <w:rPr>
+                <w:rFonts w:hint="eastAsia"/>
+              </w:rPr>
+              <w:t>lob.tbl</w:t>
+            </w:r>
+          </w:p>
+          <w:p>
+            <w:pPr>
+              <w:pStyle w:val="ListParagraph"/>
+              <w:numPr>
+                <w:ilvl w:val="0"/>
+                <w:numId w:val="11"/>
+              </w:numPr>
+              <w:ind w:firstLineChars="0"/>
+            </w:pPr>
+            <w:r>
+              <w:rPr>
+                <w:rFonts w:hint="eastAsia"/>
+              </w:rPr>
+              <w:t>打开大对象</w:t>
+            </w:r>
+          </w:p>
+          <w:p>
+            <w:pPr>
+              <w:pStyle w:val="ListParagraph"/>
+              <w:numPr>
+                <w:ilvl w:val="0"/>
+                <w:numId w:val="11"/>
+              </w:numPr>
+              <w:ind w:firstLineChars="0"/>
+            </w:pPr>
+            <w:r>
+              <w:rPr>
+                <w:rFonts w:hint="eastAsia"/>
+              </w:rPr>
+              <w:t>向数据中写入大量的大对象数据</w:t>
+            </w:r>
+          </w:p>
+          <w:p>
+            <w:pPr>
+              <w:pStyle w:val="ListParagraph"/>
+              <w:numPr>
+                <w:ilvl w:val="0"/>
+                <w:numId w:val="11"/>
+              </w:numPr>
+              <w:ind w:firstLineChars="0"/>
+            </w:pPr>
+            <w:r>
+              <w:rPr>
+                <w:rFonts w:hint="eastAsia"/>
+              </w:rPr>
+              <w:t>获取大对象的所有的元数据信息</w:t>
+            </w:r>
+          </w:p>
+          <w:p>
+            <w:pPr>
+              <w:pStyle w:val="ListParagraph"/>
+              <w:numPr>
+                <w:ilvl w:val="0"/>
+                <w:numId w:val="11"/>
+              </w:numPr>
+              <w:ind w:firstLineChars="0"/>
+            </w:pPr>
+            <w:r>
+              <w:rPr>
+                <w:rFonts w:hint="eastAsia"/>
+              </w:rPr>
+              <w:t>检验读出的大对象元数据信息是否正确</w:t>
+            </w:r>
+          </w:p>
+          <w:p>
+            <w:pPr>
+              <w:pStyle w:val="ListParagraph"/>
+              <w:numPr>
+                <w:ilvl w:val="0"/>
+                <w:numId w:val="11"/>
+              </w:numPr>
+              <w:ind w:firstLineChars="0"/>
+            </w:pPr>
+            <w:r>
+              <w:rPr>
+                <w:rFonts w:hint="eastAsia"/>
+              </w:rPr>
+              <w:t>关闭大对象</w:t>
+            </w:r>
+          </w:p>
+        </w:tc>
+        <w:tc>
+          <w:tcPr>
+            <w:tcW w:w="1610" w:type="dxa"/>
+          </w:tcPr>
+          <w:p>
+            <w:pPr>
+              <w:ind w:left="0"/>
+            </w:pPr>
+            <w:r>
+              <w:rPr>
+                <w:rFonts w:hint="eastAsia"/>
+              </w:rPr>
+              <w:t>获取大对象元数据成功，且获取的数据正确</w:t>
+            </w:r>
+          </w:p>
+        </w:tc>
+      </w:tr>
+      <w:tr>
+        <w:tc>
+          <w:tcPr>
+            <w:tcW w:w="1027" w:type="dxa"/>
+          </w:tcPr>
+          <w:p>
+            <w:pPr>
+              <w:ind w:left="0"/>
+            </w:pPr>
+            <w:r>
+              <w:rPr>
+                <w:rFonts w:hint="eastAsia"/>
+              </w:rPr>
+              <w:t>Story.lob.test006</w:t>
+            </w:r>
+          </w:p>
+        </w:tc>
+        <w:tc>
+          <w:tcPr>
+            <w:tcW w:w="1559" w:type="dxa"/>
+          </w:tcPr>
+          <w:p>
+            <w:pPr>
+              <w:ind w:left="0"/>
+            </w:pPr>
+            <w:r>
+              <w:rPr>
+                <w:rFonts w:hint="eastAsia"/>
+              </w:rPr>
+              <w:t>List</w:t>
+            </w:r>
+            <w:r>
+              <w:rPr>
+                <w:rFonts w:hint="eastAsia"/>
+              </w:rPr>
+              <w:t>大对象信息</w:t>
+            </w:r>
+          </w:p>
+        </w:tc>
+        <w:tc>
+          <w:tcPr>
+            <w:tcW w:w="3969" w:type="dxa"/>
+          </w:tcPr>
+          <w:p>
+            <w:pPr>
+              <w:pStyle w:val="ListParagraph"/>
+              <w:numPr>
+                <w:ilvl w:val="0"/>
+                <w:numId w:val="12"/>
+              </w:numPr>
+              <w:ind w:firstLineChars="0"/>
+            </w:pPr>
+            <w:r>
+              <w:rPr>
+                <w:rFonts w:hint="eastAsia"/>
+              </w:rPr>
+              <w:t>创建大对象所使用的表：</w:t>
+            </w:r>
+            <w:r>
+              <w:rPr>
+                <w:rFonts w:hint="eastAsia"/>
+              </w:rPr>
+              <w:t>lob.tbl</w:t>
+            </w:r>
+          </w:p>
+          <w:p>
+            <w:pPr>
+              <w:pStyle w:val="ListParagraph"/>
+              <w:numPr>
+                <w:ilvl w:val="0"/>
+                <w:numId w:val="12"/>
+              </w:numPr>
+              <w:ind w:firstLineChars="0"/>
+            </w:pPr>
+            <w:r>
+              <w:rPr>
+                <w:rFonts w:hint="eastAsia"/>
+              </w:rPr>
+              <w:t>打开大对象</w:t>
+            </w:r>
+          </w:p>
+          <w:p>
+            <w:pPr>
+              <w:pStyle w:val="ListParagraph"/>
+              <w:numPr>
+                <w:ilvl w:val="0"/>
+                <w:numId w:val="12"/>
+              </w:numPr>
+              <w:ind w:firstLineChars="0"/>
+            </w:pPr>
+            <w:r>
+              <w:rPr>
+                <w:rFonts w:hint="eastAsia"/>
+              </w:rPr>
+              <w:t>向数据库中写入大量的大对象数据</w:t>
+            </w:r>
+          </w:p>
+          <w:p>
+            <w:pPr>
+              <w:pStyle w:val="ListParagraph"/>
+              <w:numPr>
+                <w:ilvl w:val="0"/>
+                <w:numId w:val="12"/>
+              </w:numPr>
+              <w:ind w:firstLineChars="0"/>
+            </w:pPr>
+            <w:r>
+              <w:rPr>
+                <w:rFonts w:hint="eastAsia"/>
+              </w:rPr>
+              <w:t>读录所写入的大对象的个数</w:t>
+            </w:r>
+          </w:p>
+          <w:p>
+            <w:pPr>
+              <w:pStyle w:val="ListParagraph"/>
+              <w:numPr>
+                <w:ilvl w:val="0"/>
+                <w:numId w:val="12"/>
+              </w:numPr>
+              <w:ind w:firstLineChars="0"/>
+            </w:pPr>
+            <w:r>
+              <w:rPr>
+                <w:rFonts w:hint="eastAsia"/>
+              </w:rPr>
+              <w:t>执行</w:t>
+            </w:r>
+            <w:r>
+              <w:rPr>
+                <w:rFonts w:hint="eastAsia"/>
+              </w:rPr>
+              <w:t>List</w:t>
+            </w:r>
+            <w:r>
+              <w:rPr>
+                <w:rFonts w:hint="eastAsia"/>
+              </w:rPr>
+              <w:t>大对象操作</w:t>
+            </w:r>
+          </w:p>
+          <w:p>
+            <w:pPr>
+              <w:pStyle w:val="ListParagraph"/>
+              <w:numPr>
+                <w:ilvl w:val="0"/>
+                <w:numId w:val="12"/>
+              </w:numPr>
+              <w:ind w:firstLineChars="0"/>
+            </w:pPr>
+            <w:r>
+              <w:rPr>
+                <w:rFonts w:hint="eastAsia"/>
+              </w:rPr>
+              <w:t>比较</w:t>
+            </w:r>
+            <w:r>
+              <w:rPr>
+                <w:rFonts w:hint="eastAsia"/>
+              </w:rPr>
+              <w:t>List</w:t>
+            </w:r>
+            <w:r>
+              <w:rPr>
+                <w:rFonts w:hint="eastAsia"/>
+              </w:rPr>
+              <w:t>的大对象与所记录的大对象的个数是否正确并相同</w:t>
+            </w:r>
+          </w:p>
+          <w:p>
+            <w:pPr>
+              <w:pStyle w:val="ListParagraph"/>
+              <w:numPr>
+                <w:ilvl w:val="0"/>
+                <w:numId w:val="12"/>
+              </w:numPr>
+              <w:ind w:firstLineChars="0"/>
+            </w:pPr>
+            <w:r>
+              <w:rPr>
+                <w:rFonts w:hint="eastAsia"/>
+              </w:rPr>
+              <w:t>关闭大对象</w:t>
+            </w:r>
+          </w:p>
+        </w:tc>
+        <w:tc>
+          <w:tcPr>
+            <w:tcW w:w="1610" w:type="dxa"/>
+          </w:tcPr>
+          <w:p>
+            <w:pPr>
+              <w:ind w:left="0"/>
+            </w:pPr>
+            <w:r>
+              <w:rPr>
+                <w:rFonts w:hint="eastAsia"/>
+              </w:rPr>
+              <w:t xml:space="preserve">List </w:t>
+            </w:r>
+            <w:r>
+              <w:rPr>
+                <w:rFonts w:hint="eastAsia"/>
+              </w:rPr>
+              <w:t>大对象信息成功并且正确</w:t>
+            </w:r>
+          </w:p>
+        </w:tc>
+      </w:tr>
+      <w:tr>
+        <w:tc>
+          <w:tcPr>
+            <w:tcW w:w="1027" w:type="dxa"/>
+          </w:tcPr>
+          <w:p>
+            <w:pPr>
+              <w:ind w:left="0"/>
+            </w:pPr>
+            <w:r>
+              <w:rPr>
+                <w:rFonts w:hint="eastAsia"/>
+              </w:rPr>
+              <w:t>Story.lob.test007</w:t>
+            </w:r>
+          </w:p>
+        </w:tc>
+        <w:tc>
+          <w:tcPr>
+            <w:tcW w:w="1559" w:type="dxa"/>
+          </w:tcPr>
+          <w:p>
+            <w:pPr>
+              <w:ind w:left="0"/>
+            </w:pPr>
+            <w:r>
+              <w:rPr>
+                <w:rFonts w:hint="eastAsia"/>
+              </w:rPr>
+              <w:t>清理未完成的大对象</w:t>
+            </w:r>
+          </w:p>
+        </w:tc>
+        <w:tc>
+          <w:tcPr>
+            <w:tcW w:w="3969" w:type="dxa"/>
+          </w:tcPr>
+          <w:p>
+            <w:pPr>
+              <w:pStyle w:val="ListParagraph"/>
+              <w:numPr>
+                <w:ilvl w:val="0"/>
+                <w:numId w:val="13"/>
+              </w:numPr>
+              <w:ind w:firstLineChars="0"/>
+            </w:pPr>
+            <w:r>
+              <w:rPr>
+                <w:rFonts w:hint="eastAsia"/>
+              </w:rPr>
+              <w:t>创建大对象所使用的表：</w:t>
+            </w:r>
+            <w:r>
+              <w:rPr>
+                <w:rFonts w:hint="eastAsia"/>
+              </w:rPr>
+              <w:t>lob.tbl</w:t>
+            </w:r>
+          </w:p>
+          <w:p>
+            <w:pPr>
+              <w:pStyle w:val="ListParagraph"/>
+              <w:numPr>
+                <w:ilvl w:val="0"/>
+                <w:numId w:val="13"/>
+              </w:numPr>
+              <w:ind w:firstLineChars="0"/>
+            </w:pPr>
+            <w:r>
+              <w:rPr>
+                <w:rFonts w:hint="eastAsia"/>
+              </w:rPr>
+              <w:t>打开大对象</w:t>
+            </w:r>
+          </w:p>
+          <w:p>
+            <w:pPr>
+              <w:pStyle w:val="ListParagraph"/>
+              <w:numPr>
+                <w:ilvl w:val="0"/>
+                <w:numId w:val="13"/>
+              </w:numPr>
+              <w:ind w:firstLineChars="0"/>
+            </w:pPr>
+            <w:r>
+              <w:rPr>
+                <w:rFonts w:hint="eastAsia"/>
+              </w:rPr>
+              <w:t>向数据库中写一个数据量超大的数据，在写入过程中干掉所连接的</w:t>
+            </w:r>
+            <w:r>
+              <w:rPr>
+                <w:rFonts w:hint="eastAsia"/>
+              </w:rPr>
+              <w:t>coord</w:t>
+            </w:r>
+            <w:r>
+              <w:rPr>
+                <w:rFonts w:hint="eastAsia"/>
+              </w:rPr>
+              <w:t>节点，此时数据写入不完全</w:t>
+            </w:r>
+          </w:p>
+          <w:p>
+            <w:pPr>
+              <w:pStyle w:val="ListParagraph"/>
+              <w:numPr>
+                <w:ilvl w:val="0"/>
+                <w:numId w:val="13"/>
+              </w:numPr>
+              <w:ind w:firstLineChars="0"/>
+            </w:pPr>
+            <w:r>
+              <w:rPr>
+                <w:rFonts w:hint="eastAsia"/>
+              </w:rPr>
+              <w:t>执行清理未完成的大对象操作</w:t>
+            </w:r>
+          </w:p>
+          <w:p>
+            <w:pPr>
+              <w:pStyle w:val="ListParagraph"/>
+              <w:numPr>
+                <w:ilvl w:val="0"/>
+                <w:numId w:val="13"/>
+              </w:numPr>
+              <w:ind w:firstLineChars="0"/>
+            </w:pPr>
+            <w:r>
+              <w:rPr>
+                <w:rFonts w:hint="eastAsia"/>
+              </w:rPr>
+              <w:t>验证未完成的大对象操作是否被清除掉</w:t>
+            </w:r>
+          </w:p>
+          <w:p>
+            <w:pPr>
+              <w:pStyle w:val="ListParagraph"/>
+              <w:numPr>
+                <w:ilvl w:val="0"/>
+                <w:numId w:val="13"/>
+              </w:numPr>
+              <w:ind w:firstLineChars="0"/>
+            </w:pPr>
+            <w:r>
+              <w:rPr>
+                <w:rFonts w:hint="eastAsia"/>
+              </w:rPr>
+              <w:t>关闭大对象</w:t>
+            </w:r>
+          </w:p>
+        </w:tc>
+        <w:tc>
+          <w:tcPr>
+            <w:tcW w:w="1610" w:type="dxa"/>
+          </w:tcPr>
+          <w:p>
+            <w:pPr>
+              <w:ind w:left="0"/>
+            </w:pPr>
+            <w:r>
+              <w:rPr>
+                <w:rFonts w:hint="eastAsia"/>
+              </w:rPr>
+              <w:t>成功清理未完成的大对象</w:t>
+            </w:r>
+          </w:p>
+        </w:tc>
+      </w:tr>
+      <w:tr>
+        <w:tc>
+          <w:tcPr>
+            <w:tcW w:w="1027" w:type="dxa"/>
+          </w:tcPr>
+          <w:p>
+            <w:pPr>
+              <w:ind w:left="0"/>
+            </w:pPr>
+            <w:r>
+              <w:rPr>
+                <w:rFonts w:hint="eastAsia"/>
+              </w:rPr>
+              <w:t>Story.lob.test007</w:t>
+            </w:r>
+          </w:p>
+        </w:tc>
+        <w:tc>
+          <w:tcPr>
+            <w:tcW w:w="1559" w:type="dxa"/>
+          </w:tcPr>
+          <w:p>
+            <w:pPr>
+              <w:ind w:left="0"/>
+            </w:pPr>
+            <w:r>
+              <w:rPr>
+                <w:rFonts w:hint="eastAsia"/>
+              </w:rPr>
+              <w:t>在写入的过程中读</w:t>
+            </w:r>
+          </w:p>
+        </w:tc>
+        <w:tc>
+          <w:tcPr>
+            <w:tcW w:w="3969" w:type="dxa"/>
+          </w:tcPr>
+          <w:p>
+            <w:pPr>
+              <w:pStyle w:val="ListParagraph"/>
+              <w:numPr>
+                <w:ilvl w:val="0"/>
+                <w:numId w:val="14"/>
+              </w:numPr>
+              <w:ind w:firstLineChars="0"/>
+            </w:pPr>
+            <w:r>
+              <w:rPr>
+                <w:rFonts w:hint="eastAsia"/>
+              </w:rPr>
+              <w:t>创建大对象所使用的表：</w:t>
+            </w:r>
+            <w:r>
+              <w:rPr>
+                <w:rFonts w:hint="eastAsia"/>
+              </w:rPr>
+              <w:t>lob.tbl</w:t>
+            </w:r>
+          </w:p>
+          <w:p>
+            <w:pPr>
+              <w:pStyle w:val="ListParagraph"/>
+              <w:numPr>
+                <w:ilvl w:val="0"/>
+                <w:numId w:val="14"/>
+              </w:numPr>
+              <w:ind w:firstLineChars="0"/>
+            </w:pPr>
+            <w:r>
+              <w:rPr>
+                <w:rFonts w:hint="eastAsia"/>
+              </w:rPr>
+              <w:t>打开大对象</w:t>
+            </w:r>
+          </w:p>
+          <w:p>
+            <w:pPr>
+              <w:pStyle w:val="ListParagraph"/>
+              <w:numPr>
+                <w:ilvl w:val="0"/>
+                <w:numId w:val="14"/>
+              </w:numPr>
+              <w:ind w:firstLineChars="0"/>
+            </w:pPr>
+            <w:r>
+              <w:rPr>
+                <w:rFonts w:hint="eastAsia"/>
+              </w:rPr>
+              <w:t>向数据库写入大对象，在写大对象操作的过程中执行大对象的读操作</w:t>
+            </w:r>
+          </w:p>
+          <w:p>
+            <w:pPr>
+              <w:pStyle w:val="ListParagraph"/>
+              <w:numPr>
+                <w:ilvl w:val="0"/>
+                <w:numId w:val="14"/>
+              </w:numPr>
+              <w:ind w:firstLineChars="0"/>
+            </w:pPr>
+            <w:r>
+              <w:rPr>
+                <w:rFonts w:hint="eastAsia"/>
+              </w:rPr>
+              <w:t>验证大对象这一过程中的写与读操作是否运行正常</w:t>
+            </w:r>
+          </w:p>
+          <w:p>
+            <w:pPr>
+              <w:pStyle w:val="ListParagraph"/>
+              <w:numPr>
+                <w:ilvl w:val="0"/>
+                <w:numId w:val="14"/>
+              </w:numPr>
+              <w:ind w:firstLineChars="0"/>
+            </w:pPr>
+            <w:r>
+              <w:rPr>
+                <w:rFonts w:hint="eastAsia"/>
+              </w:rPr>
+              <w:t>关闭大对象</w:t>
+            </w:r>
+          </w:p>
+        </w:tc>
+        <w:tc>
+          <w:tcPr>
+            <w:tcW w:w="1610" w:type="dxa"/>
+          </w:tcPr>
+          <w:p>
+            <w:pPr>
+              <w:ind w:left="0"/>
+            </w:pPr>
+            <w:r>
+              <w:rPr>
+                <w:rFonts w:hint="eastAsia"/>
+              </w:rPr>
+              <w:t>大对象写操作正确执行，大对象读操作也正确执行</w:t>
+            </w:r>
+          </w:p>
+        </w:tc>
+      </w:tr>
+      <w:tr>
+        <w:tc>
+          <w:tcPr>
+            <w:tcW w:w="1027" w:type="dxa"/>
+          </w:tcPr>
+          <w:p>
+            <w:pPr>
+              <w:ind w:left="0"/>
+            </w:pPr>
+            <w:r>
+              <w:rPr>
+                <w:rFonts w:hint="eastAsia"/>
+              </w:rPr>
+              <w:t>Story.lob.test.008</w:t>
+            </w:r>
+          </w:p>
+        </w:tc>
+        <w:tc>
+          <w:tcPr>
+            <w:tcW w:w="1559" w:type="dxa"/>
+          </w:tcPr>
+          <w:p>
+            <w:pPr>
+              <w:ind w:left="0"/>
+            </w:pPr>
+            <w:r>
+              <w:rPr>
+                <w:rFonts w:hint="eastAsia"/>
+              </w:rPr>
+              <w:t>继续对已经存在的大对象执行写操作</w:t>
+            </w:r>
+          </w:p>
+        </w:tc>
+        <w:tc>
+          <w:tcPr>
+            <w:tcW w:w="3969" w:type="dxa"/>
+          </w:tcPr>
+          <w:p>
+            <w:pPr>
+              <w:pStyle w:val="ListParagraph"/>
+              <w:numPr>
+                <w:ilvl w:val="0"/>
+                <w:numId w:val="15"/>
+              </w:numPr>
+              <w:ind w:firstLineChars="0"/>
+            </w:pPr>
+            <w:r>
+              <w:rPr>
+                <w:rFonts w:hint="eastAsia"/>
+              </w:rPr>
+              <w:t>创建大对象所使用的表</w:t>
+            </w:r>
+            <w:r>
+              <w:rPr>
+                <w:rFonts w:hint="eastAsia"/>
+              </w:rPr>
+              <w:t>:lob.tbl</w:t>
+            </w:r>
+          </w:p>
+          <w:p>
+            <w:pPr>
+              <w:pStyle w:val="ListParagraph"/>
+              <w:numPr>
+                <w:ilvl w:val="0"/>
+                <w:numId w:val="15"/>
+              </w:numPr>
+              <w:ind w:firstLineChars="0"/>
+            </w:pPr>
+            <w:r>
+              <w:rPr>
+                <w:rFonts w:hint="eastAsia"/>
+              </w:rPr>
+              <w:t>打开大对象</w:t>
+            </w:r>
+          </w:p>
+          <w:p>
+            <w:pPr>
+              <w:pStyle w:val="ListParagraph"/>
+              <w:numPr>
+                <w:ilvl w:val="0"/>
+                <w:numId w:val="15"/>
+              </w:numPr>
+              <w:ind w:firstLineChars="0"/>
+            </w:pPr>
+            <w:r>
+              <w:rPr>
+                <w:rFonts w:hint="eastAsia"/>
+              </w:rPr>
+              <w:t>执行大对象的写操作</w:t>
+            </w:r>
+          </w:p>
+          <w:p>
+            <w:pPr>
+              <w:pStyle w:val="ListParagraph"/>
+              <w:numPr>
+                <w:ilvl w:val="0"/>
+                <w:numId w:val="15"/>
+              </w:numPr>
+              <w:ind w:firstLineChars="0"/>
+            </w:pPr>
+            <w:r>
+              <w:rPr>
+                <w:rFonts w:hint="eastAsia"/>
+              </w:rPr>
+              <w:t>写入完成后，验证此大对象的写操作成功</w:t>
+            </w:r>
+          </w:p>
+          <w:p>
+            <w:pPr>
+              <w:pStyle w:val="ListParagraph"/>
+              <w:numPr>
+                <w:ilvl w:val="0"/>
+                <w:numId w:val="15"/>
+              </w:numPr>
+              <w:ind w:firstLineChars="0"/>
+            </w:pPr>
+            <w:r>
+              <w:rPr>
+                <w:rFonts w:hint="eastAsia"/>
+              </w:rPr>
+              <w:lastRenderedPageBreak/>
+              <w:t>关闭大对象</w:t>
+            </w:r>
+          </w:p>
+          <w:p>
+            <w:pPr>
+              <w:pStyle w:val="ListParagraph"/>
+              <w:numPr>
+                <w:ilvl w:val="0"/>
+                <w:numId w:val="15"/>
+              </w:numPr>
+              <w:ind w:firstLineChars="0"/>
+            </w:pPr>
+            <w:r>
+              <w:rPr>
+                <w:rFonts w:hint="eastAsia"/>
+              </w:rPr>
+              <w:t>打开大对象</w:t>
+            </w:r>
+          </w:p>
+          <w:p>
+            <w:pPr>
+              <w:pStyle w:val="ListParagraph"/>
+              <w:numPr>
+                <w:ilvl w:val="0"/>
+                <w:numId w:val="15"/>
+              </w:numPr>
+              <w:ind w:firstLineChars="0"/>
+            </w:pPr>
+            <w:r>
+              <w:rPr>
+                <w:rFonts w:hint="eastAsia"/>
+              </w:rPr>
+              <w:t>继续向上一个写入的大对象执行写入操作</w:t>
+            </w:r>
+          </w:p>
+          <w:p>
+            <w:pPr>
+              <w:pStyle w:val="ListParagraph"/>
+              <w:numPr>
+                <w:ilvl w:val="0"/>
+                <w:numId w:val="15"/>
+              </w:numPr>
+              <w:ind w:firstLineChars="0"/>
+            </w:pPr>
+            <w:r>
+              <w:rPr>
+                <w:rFonts w:hint="eastAsia"/>
+              </w:rPr>
+              <w:t>验证此操作是否成功且数据写入的数据是否正确</w:t>
+            </w:r>
+          </w:p>
+          <w:p>
+            <w:pPr>
+              <w:pStyle w:val="ListParagraph"/>
+              <w:numPr>
+                <w:ilvl w:val="0"/>
+                <w:numId w:val="15"/>
+              </w:numPr>
+              <w:ind w:firstLineChars="0"/>
+            </w:pPr>
+            <w:r>
+              <w:rPr>
+                <w:rFonts w:hint="eastAsia"/>
+              </w:rPr>
+              <w:t>关闭大对象</w:t>
+            </w:r>
+          </w:p>
+        </w:tc>
+        <w:tc>
+          <w:tcPr>
+            <w:tcW w:w="1610" w:type="dxa"/>
+          </w:tcPr>
+          <w:p>
+            <w:pPr>
+              <w:ind w:left="0"/>
+            </w:pPr>
+            <w:r>
+              <w:rPr>
+                <w:rFonts w:hint="eastAsia"/>
+              </w:rPr>
+              <w:lastRenderedPageBreak/>
+              <w:t>向已经存在的大对象执行的写操作失败</w:t>
+            </w:r>
+          </w:p>
+        </w:tc>
+      </w:tr>
+      <w:tr>
+        <w:tc>
+          <w:tcPr>
+            <w:tcW w:w="1027" w:type="dxa"/>
+          </w:tcPr>
+          <w:p>
+            <w:pPr>
+              <w:ind w:left="0"/>
+            </w:pPr>
+            <w:r>
+              <w:rPr>
+                <w:rFonts w:hint="eastAsia"/>
+              </w:rPr>
+              <w:lastRenderedPageBreak/>
+              <w:t>Story.lob.test.009</w:t>
+            </w:r>
+          </w:p>
+        </w:tc>
+        <w:tc>
+          <w:tcPr>
+            <w:tcW w:w="1559" w:type="dxa"/>
+          </w:tcPr>
+          <w:p>
+            <w:pPr>
+              <w:ind w:left="0"/>
+              <w:rPr>
+                <w:rFonts w:hint="eastAsia"/>
+              </w:rPr>
+            </w:pPr>
+            <w:r>
+              <w:rPr>
+                <w:rFonts w:hint="eastAsia"/>
+              </w:rPr>
+              <w:t>数据文件为视频的大对象基本操作</w:t>
+            </w:r>
+          </w:p>
+        </w:tc>
+        <w:tc>
+          <w:tcPr>
+            <w:tcW w:w="3969" w:type="dxa"/>
+          </w:tcPr>
+          <w:p>
+            <w:pPr>
+              <w:pStyle w:val="ListParagraph"/>
+              <w:numPr>
+                <w:ilvl w:val="0"/>
+                <w:numId w:val="16"/>
+              </w:numPr>
+              <w:ind w:firstLineChars="0"/>
+              <w:rPr>
+                <w:rFonts w:hint="eastAsia"/>
+              </w:rPr>
+            </w:pPr>
+            <w:r>
+              <w:rPr>
+                <w:rFonts w:hint="eastAsia"/>
+              </w:rPr>
+              <w:t>创建大对象所使用的表：</w:t>
+            </w:r>
+            <w:r>
+              <w:rPr>
+                <w:rFonts w:hint="eastAsia"/>
+              </w:rPr>
+              <w:t>lob.tbl</w:t>
+            </w:r>
+          </w:p>
+          <w:p>
+            <w:pPr>
+              <w:pStyle w:val="ListParagraph"/>
+              <w:numPr>
+                <w:ilvl w:val="0"/>
+                <w:numId w:val="16"/>
+              </w:numPr>
+              <w:ind w:firstLineChars="0"/>
+              <w:rPr>
+                <w:rFonts w:hint="eastAsia"/>
+              </w:rPr>
+            </w:pPr>
+            <w:r>
+              <w:rPr>
+                <w:rFonts w:hint="eastAsia"/>
+              </w:rPr>
+              <w:t>打开大对象</w:t>
+            </w:r>
+          </w:p>
+          <w:p>
+            <w:pPr>
+              <w:pStyle w:val="ListParagraph"/>
+              <w:numPr>
+                <w:ilvl w:val="0"/>
+                <w:numId w:val="16"/>
+              </w:numPr>
+              <w:ind w:firstLineChars="0"/>
+              <w:rPr>
+                <w:rFonts w:hint="eastAsia"/>
+              </w:rPr>
+            </w:pPr>
+            <w:r>
+              <w:rPr>
+                <w:rFonts w:hint="eastAsia"/>
+              </w:rPr>
+              <w:t>执行大对象的写操作</w:t>
+            </w:r>
+          </w:p>
+          <w:p>
+            <w:pPr>
+              <w:pStyle w:val="ListParagraph"/>
+              <w:numPr>
+                <w:ilvl w:val="0"/>
+                <w:numId w:val="16"/>
+              </w:numPr>
+              <w:ind w:firstLineChars="0"/>
+              <w:rPr>
+                <w:rFonts w:hint="eastAsia"/>
+              </w:rPr>
+            </w:pPr>
+            <w:r>
+              <w:rPr>
+                <w:rFonts w:hint="eastAsia"/>
+              </w:rPr>
+              <w:t>大对象写入完成，验证大对象数据的写入是否成功</w:t>
+            </w:r>
+          </w:p>
+          <w:p>
+            <w:pPr>
+              <w:pStyle w:val="ListParagraph"/>
+              <w:numPr>
+                <w:ilvl w:val="0"/>
+                <w:numId w:val="16"/>
+              </w:numPr>
+              <w:ind w:firstLineChars="0"/>
+              <w:rPr>
+                <w:rFonts w:hint="eastAsia"/>
+              </w:rPr>
+            </w:pPr>
+            <w:r>
+              <w:rPr>
+                <w:rFonts w:hint="eastAsia"/>
+              </w:rPr>
+              <w:t>List</w:t>
+            </w:r>
+            <w:r>
+              <w:rPr>
+                <w:rFonts w:hint="eastAsia"/>
+              </w:rPr>
+              <w:t>大对象，与写入的大对象相比较，有无遗漏</w:t>
+            </w:r>
+          </w:p>
+          <w:p>
+            <w:pPr>
+              <w:pStyle w:val="ListParagraph"/>
+              <w:numPr>
+                <w:ilvl w:val="0"/>
+                <w:numId w:val="16"/>
+              </w:numPr>
+              <w:ind w:firstLineChars="0"/>
+              <w:rPr>
+                <w:rFonts w:hint="eastAsia"/>
+              </w:rPr>
+            </w:pPr>
+            <w:r>
+              <w:rPr>
+                <w:rFonts w:hint="eastAsia"/>
+              </w:rPr>
+              <w:t>从数据库中读出大对象</w:t>
+            </w:r>
+          </w:p>
+          <w:p>
+            <w:pPr>
+              <w:pStyle w:val="ListParagraph"/>
+              <w:numPr>
+                <w:ilvl w:val="0"/>
+                <w:numId w:val="16"/>
+              </w:numPr>
+              <w:ind w:firstLineChars="0"/>
+              <w:rPr>
+                <w:rFonts w:hint="eastAsia"/>
+              </w:rPr>
+            </w:pPr>
+            <w:r>
+              <w:rPr>
+                <w:rFonts w:hint="eastAsia"/>
+              </w:rPr>
+              <w:t>检验读出的大对象数据是否正确</w:t>
+            </w:r>
+          </w:p>
+          <w:p>
+            <w:pPr>
+              <w:pStyle w:val="ListParagraph"/>
+              <w:numPr>
+                <w:ilvl w:val="0"/>
+                <w:numId w:val="16"/>
+              </w:numPr>
+              <w:ind w:firstLineChars="0"/>
+              <w:rPr>
+                <w:rFonts w:hint="eastAsia"/>
+              </w:rPr>
+            </w:pPr>
+            <w:r>
+              <w:rPr>
+                <w:rFonts w:hint="eastAsia"/>
+              </w:rPr>
+              <w:t>从数据读出大对象的元数据，检验读出的元数据是否正确</w:t>
+            </w:r>
+          </w:p>
+          <w:p>
+            <w:pPr>
+              <w:pStyle w:val="ListParagraph"/>
+              <w:numPr>
+                <w:ilvl w:val="0"/>
+                <w:numId w:val="16"/>
+              </w:numPr>
+              <w:ind w:firstLineChars="0"/>
+              <w:rPr>
+                <w:rFonts w:hint="eastAsia"/>
+              </w:rPr>
+            </w:pPr>
+            <w:r>
+              <w:rPr>
+                <w:rFonts w:hint="eastAsia"/>
+              </w:rPr>
+              <w:t>删除大对象</w:t>
+            </w:r>
+          </w:p>
+          <w:p>
+            <w:pPr>
+              <w:pStyle w:val="ListParagraph"/>
+              <w:numPr>
+                <w:ilvl w:val="0"/>
+                <w:numId w:val="16"/>
+              </w:numPr>
+              <w:ind w:firstLineChars="0"/>
+              <w:rPr>
+                <w:rFonts w:hint="eastAsia"/>
+              </w:rPr>
+            </w:pPr>
+            <w:r>
+              <w:rPr>
+                <w:rFonts w:hint="eastAsia"/>
+              </w:rPr>
+              <w:t>关闭大对象</w:t>
+            </w:r>
+          </w:p>
+        </w:tc>
+        <w:tc>
+          <w:tcPr>
+            <w:tcW w:w="1610" w:type="dxa"/>
+          </w:tcPr>
+          <w:p>
+            <w:pPr>
+              <w:ind w:left="0"/>
+              <w:rPr>
+                <w:rFonts w:hint="eastAsia"/>
+              </w:rPr>
+            </w:pPr>
+            <w:r>
+              <w:rPr>
+                <w:rFonts w:hint="eastAsia"/>
+              </w:rPr>
+              <w:t>数据文件为视频的大对象基本操作成功</w:t>
+            </w:r>
+          </w:p>
+        </w:tc>
+      </w:tr>
+      <w:tr>
+        <w:tc>
+          <w:tcPr>
+            <w:tcW w:w="1027" w:type="dxa"/>
+          </w:tcPr>
+          <w:p>
+            <w:pPr>
+              <w:ind w:left="0"/>
+            </w:pPr>
+            <w:r>
+              <w:rPr>
+                <w:rFonts w:hint="eastAsia"/>
+              </w:rPr>
+              <w:t>Story.lob.test.010</w:t>
+            </w:r>
+          </w:p>
+        </w:tc>
+        <w:tc>
+          <w:tcPr>
+            <w:tcW w:w="1559" w:type="dxa"/>
+          </w:tcPr>
+          <w:p>
+            <w:pPr>
+              <w:ind w:left="0"/>
+              <w:rPr>
+                <w:rFonts w:hint="eastAsia"/>
+              </w:rPr>
+            </w:pPr>
+            <w:r>
+              <w:rPr>
+                <w:rFonts w:hint="eastAsia"/>
+              </w:rPr>
+              <w:t>向数据库写入大量大对象数据</w:t>
+            </w:r>
+          </w:p>
+          <w:p>
+            <w:pPr>
+              <w:ind w:left="0"/>
+              <w:rPr>
+                <w:rFonts w:hint="eastAsia"/>
+              </w:rPr>
+            </w:pPr>
+          </w:p>
+        </w:tc>
+        <w:tc>
+          <w:tcPr>
+            <w:tcW w:w="3969" w:type="dxa"/>
+          </w:tcPr>
+          <w:p>
+            <w:pPr>
+              <w:pStyle w:val="ListParagraph"/>
+              <w:numPr>
+                <w:ilvl w:val="0"/>
+                <w:numId w:val="17"/>
+              </w:numPr>
+              <w:ind w:firstLineChars="0"/>
+              <w:rPr>
+                <w:rFonts w:hint="eastAsia"/>
+              </w:rPr>
+            </w:pPr>
+            <w:r>
+              <w:rPr>
+                <w:rFonts w:hint="eastAsia"/>
+              </w:rPr>
+              <w:t>创建大对象所使用的表</w:t>
+            </w:r>
+            <w:r>
+              <w:rPr>
+                <w:rFonts w:hint="eastAsia"/>
+              </w:rPr>
+              <w:t>:lob.tbl</w:t>
+            </w:r>
+          </w:p>
+          <w:p>
+            <w:pPr>
+              <w:pStyle w:val="ListParagraph"/>
+              <w:numPr>
+                <w:ilvl w:val="0"/>
+                <w:numId w:val="17"/>
+              </w:numPr>
+              <w:ind w:firstLineChars="0"/>
+              <w:rPr>
+                <w:rFonts w:hint="eastAsia"/>
+              </w:rPr>
+            </w:pPr>
+            <w:r>
+              <w:rPr>
+                <w:rFonts w:hint="eastAsia"/>
+              </w:rPr>
+              <w:t>打开大对象</w:t>
+            </w:r>
+          </w:p>
+          <w:p>
+            <w:pPr>
+              <w:pStyle w:val="ListParagraph"/>
+              <w:numPr>
+                <w:ilvl w:val="0"/>
+                <w:numId w:val="17"/>
+              </w:numPr>
+              <w:ind w:firstLineChars="0"/>
+              <w:rPr>
+                <w:rFonts w:hint="eastAsia"/>
+              </w:rPr>
+            </w:pPr>
+            <w:r>
+              <w:rPr>
+                <w:rFonts w:hint="eastAsia"/>
+              </w:rPr>
+              <w:t>向数据库写入大量的大对象数据</w:t>
+            </w:r>
+          </w:p>
+          <w:p>
+            <w:pPr>
+              <w:pStyle w:val="ListParagraph"/>
+              <w:numPr>
+                <w:ilvl w:val="0"/>
+                <w:numId w:val="17"/>
+              </w:numPr>
+              <w:ind w:firstLineChars="0"/>
+              <w:rPr>
+                <w:rFonts w:hint="eastAsia"/>
+              </w:rPr>
+            </w:pPr>
+            <w:r>
+              <w:rPr>
+                <w:rFonts w:hint="eastAsia"/>
+              </w:rPr>
+              <w:t>检查写操作是否成，写的数据是否正确</w:t>
+            </w:r>
+          </w:p>
+          <w:p>
+            <w:pPr>
+              <w:pStyle w:val="ListParagraph"/>
+              <w:numPr>
+                <w:ilvl w:val="0"/>
+                <w:numId w:val="17"/>
+              </w:numPr>
+              <w:ind w:firstLineChars="0"/>
+              <w:rPr>
+                <w:rFonts w:hint="eastAsia"/>
+              </w:rPr>
+            </w:pPr>
+            <w:r>
+              <w:rPr>
+                <w:rFonts w:hint="eastAsia"/>
+              </w:rPr>
+              <w:t>删除大对象，关闭大对象</w:t>
+            </w:r>
+          </w:p>
+        </w:tc>
+        <w:tc>
+          <w:tcPr>
+            <w:tcW w:w="1610" w:type="dxa"/>
+          </w:tcPr>
+          <w:p>
+            <w:pPr>
+              <w:ind w:left="0"/>
+              <w:rPr>
+                <w:rFonts w:hint="eastAsia"/>
+              </w:rPr>
+            </w:pPr>
+            <w:r>
+              <w:rPr>
+                <w:rFonts w:hint="eastAsia"/>
+              </w:rPr>
+              <w:t>写入大量大对象数据成功</w:t>
+            </w:r>
+          </w:p>
+        </w:tc>
+      </w:tr>
+      <w:tr>
+        <w:tc>
+          <w:tcPr>
+            <w:tcW w:w="1027" w:type="dxa"/>
+          </w:tcPr>
+          <w:p>
+            <w:pPr>
+              <w:ind w:left="0"/>
+            </w:pPr>
+            <w:r>
+              <w:rPr>
+                <w:rFonts w:hint="eastAsia"/>
+              </w:rPr>
+              <w:t>Story.lob.test.011</w:t>
+            </w:r>
+          </w:p>
+        </w:tc>
+        <w:tc>
+          <w:tcPr>
+            <w:tcW w:w="1559" w:type="dxa"/>
+          </w:tcPr>
+          <w:p>
+            <w:pPr>
+              <w:ind w:left="0"/>
+              <w:rPr>
+                <w:rFonts w:hint="eastAsia"/>
+              </w:rPr>
+            </w:pPr>
+            <w:r>
+              <w:rPr>
+                <w:rFonts w:hint="eastAsia"/>
+              </w:rPr>
+              <w:t>从数据库读出大量大对象数据</w:t>
+            </w:r>
+          </w:p>
+          <w:p>
+            <w:pPr>
+              <w:ind w:left="0"/>
+              <w:rPr>
+                <w:rFonts w:hint="eastAsia"/>
+              </w:rPr>
+            </w:pPr>
+          </w:p>
+        </w:tc>
+        <w:tc>
+          <w:tcPr>
+            <w:tcW w:w="3969" w:type="dxa"/>
+          </w:tcPr>
+          <w:p>
+            <w:pPr>
+              <w:pStyle w:val="ListParagraph"/>
+              <w:numPr>
+                <w:ilvl w:val="0"/>
+                <w:numId w:val="18"/>
+              </w:numPr>
+              <w:ind w:firstLineChars="0"/>
+              <w:rPr>
+                <w:rFonts w:hint="eastAsia"/>
+              </w:rPr>
+            </w:pPr>
+            <w:r>
+              <w:rPr>
+                <w:rFonts w:hint="eastAsia"/>
+              </w:rPr>
+              <w:t>创建大对象所使用的表</w:t>
+            </w:r>
+            <w:r>
+              <w:rPr>
+                <w:rFonts w:hint="eastAsia"/>
+              </w:rPr>
+              <w:t>:lob.tbl</w:t>
+            </w:r>
+          </w:p>
+          <w:p>
+            <w:pPr>
+              <w:pStyle w:val="ListParagraph"/>
+              <w:numPr>
+                <w:ilvl w:val="0"/>
+                <w:numId w:val="18"/>
+              </w:numPr>
+              <w:ind w:firstLineChars="0"/>
+              <w:rPr>
+                <w:rFonts w:hint="eastAsia"/>
+              </w:rPr>
+            </w:pPr>
+            <w:r>
+              <w:rPr>
+                <w:rFonts w:hint="eastAsia"/>
+              </w:rPr>
+              <w:t>打开大对象</w:t>
+            </w:r>
+          </w:p>
+          <w:p>
+            <w:pPr>
+              <w:pStyle w:val="ListParagraph"/>
+              <w:numPr>
+                <w:ilvl w:val="0"/>
+                <w:numId w:val="18"/>
+              </w:numPr>
+              <w:ind w:firstLineChars="0"/>
+              <w:rPr>
+                <w:rFonts w:hint="eastAsia"/>
+              </w:rPr>
+            </w:pPr>
+            <w:r>
+              <w:rPr>
+                <w:rFonts w:hint="eastAsia"/>
+              </w:rPr>
+              <w:t>向数据库写入大量的大对象数据</w:t>
+            </w:r>
+          </w:p>
+          <w:p>
+            <w:pPr>
+              <w:pStyle w:val="ListParagraph"/>
+              <w:numPr>
+                <w:ilvl w:val="0"/>
+                <w:numId w:val="18"/>
+              </w:numPr>
+              <w:ind w:firstLineChars="0"/>
+              <w:rPr>
+                <w:rFonts w:hint="eastAsia"/>
+              </w:rPr>
+            </w:pPr>
+            <w:r>
+              <w:rPr>
+                <w:rFonts w:hint="eastAsia"/>
+              </w:rPr>
+              <w:t>检查写操作是否成功，写的数据是否正确</w:t>
+            </w:r>
+          </w:p>
+          <w:p>
+            <w:pPr>
+              <w:pStyle w:val="ListParagraph"/>
+              <w:numPr>
+                <w:ilvl w:val="0"/>
+                <w:numId w:val="18"/>
+              </w:numPr>
+              <w:ind w:firstLineChars="0"/>
+              <w:rPr>
+                <w:rFonts w:hint="eastAsia"/>
+              </w:rPr>
+            </w:pPr>
+            <w:r>
+              <w:rPr>
+                <w:rFonts w:hint="eastAsia"/>
+              </w:rPr>
+              <w:t>从数据库读出大量的大对象数据</w:t>
+            </w:r>
+          </w:p>
+          <w:p>
+            <w:pPr>
+              <w:pStyle w:val="ListParagraph"/>
+              <w:numPr>
+                <w:ilvl w:val="0"/>
+                <w:numId w:val="18"/>
+              </w:numPr>
+              <w:ind w:firstLineChars="0"/>
+              <w:rPr>
+                <w:rFonts w:hint="eastAsia"/>
+              </w:rPr>
+            </w:pPr>
+            <w:r>
+              <w:rPr>
+                <w:rFonts w:hint="eastAsia"/>
+              </w:rPr>
+              <w:t>检查读出的数据是否正确</w:t>
+            </w:r>
+          </w:p>
+          <w:p>
+            <w:pPr>
+              <w:pStyle w:val="ListParagraph"/>
+              <w:numPr>
+                <w:ilvl w:val="0"/>
+                <w:numId w:val="18"/>
+              </w:numPr>
+              <w:ind w:firstLineChars="0"/>
+              <w:rPr>
+                <w:rFonts w:hint="eastAsia"/>
+              </w:rPr>
+            </w:pPr>
+            <w:r>
+              <w:rPr>
+                <w:rFonts w:hint="eastAsia"/>
+              </w:rPr>
+              <w:t>删除大对象，关闭大对象</w:t>
+            </w:r>
+          </w:p>
+        </w:tc>
+        <w:tc>
+          <w:tcPr>
+            <w:tcW w:w="1610" w:type="dxa"/>
+          </w:tcPr>
+          <w:p>
+            <w:pPr>
+              <w:ind w:left="0"/>
+              <w:rPr>
+                <w:rFonts w:hint="eastAsia"/>
+              </w:rPr>
+            </w:pPr>
+            <w:r>
+              <w:rPr>
+                <w:rFonts w:hint="eastAsia"/>
+              </w:rPr>
+              <w:t>写入大量大对象数据成功</w:t>
+            </w:r>
           </w:p>
         </w:tc>
       </w:tr>
@@ -11025,6 +13180,7 @@
               <w:rPr>
                 <w:rFonts w:hint="eastAsia"/>
               </w:rPr>
+              <w:lastRenderedPageBreak/>
               <w:t>资料是否变更</w:t>
             </w:r>
           </w:p>
@@ -11179,6 +13335,95 @@
 <file path=word/numbering.xml><?xml version="1.0" encoding="utf-8"?>
 <w:numbering xmlns:ve="http://schemas.openxmlformats.org/markup-compatibility/2006" xmlns:o="urn:schemas-microsoft-com:office:office" xmlns:r="http://schemas.openxmlformats.org/officeDocument/2006/relationships" xmlns:m="http://schemas.openxmlformats.org/officeDocument/2006/math" xmlns:v="urn:schemas-microsoft-com:vml" xmlns:wp="http://schemas.openxmlformats.org/drawingml/2006/wordprocessingDrawing" xmlns:w10="urn:schemas-microsoft-com:office:word" xmlns:w="http://schemas.openxmlformats.org/wordprocessingml/2006/main" xmlns:wne="http://schemas.microsoft.com/office/word/2006/wordml">
   <w:abstractNum w:abstractNumId="0">
+    <w:nsid w:val="1AC41578"/>
+    <w:multiLevelType w:val="hybridMultilevel"/>
+    <w:tmpl w:val="C4EAF4B4"/>
+    <w:lvl w:ilvl="0" w:tplc="52EECADE">
+      <w:start w:val="1"/>
+      <w:numFmt w:val="decimal"/>
+      <w:lvlText w:val="%1."/>
+      <w:lvlJc w:val="left"/>
+      <w:pPr>
+        <w:ind w:left="360" w:hanging="360"/>
+      </w:pPr>
+      <w:rPr>
+        <w:rFonts w:hint="default"/>
+      </w:rPr>
+    </w:lvl>
+    <w:lvl w:ilvl="1" w:tplc="04090019" w:tentative="1">
+      <w:start w:val="1"/>
+      <w:numFmt w:val="lowerLetter"/>
+      <w:lvlText w:val="%2)"/>
+      <w:lvlJc w:val="left"/>
+      <w:pPr>
+        <w:ind w:left="840" w:hanging="420"/>
+      </w:pPr>
+    </w:lvl>
+    <w:lvl w:ilvl="2" w:tplc="0409001B" w:tentative="1">
+      <w:start w:val="1"/>
+      <w:numFmt w:val="lowerRoman"/>
+      <w:lvlText w:val="%3."/>
+      <w:lvlJc w:val="right"/>
+      <w:pPr>
+        <w:ind w:left="1260" w:hanging="420"/>
+      </w:pPr>
+    </w:lvl>
+    <w:lvl w:ilvl="3" w:tplc="0409000F" w:tentative="1">
+      <w:start w:val="1"/>
+      <w:numFmt w:val="decimal"/>
+      <w:lvlText w:val="%4."/>
+      <w:lvlJc w:val="left"/>
+      <w:pPr>
+        <w:ind w:left="1680" w:hanging="420"/>
+      </w:pPr>
+    </w:lvl>
+    <w:lvl w:ilvl="4" w:tplc="04090019" w:tentative="1">
+      <w:start w:val="1"/>
+      <w:numFmt w:val="lowerLetter"/>
+      <w:lvlText w:val="%5)"/>
+      <w:lvlJc w:val="left"/>
+      <w:pPr>
+        <w:ind w:left="2100" w:hanging="420"/>
+      </w:pPr>
+    </w:lvl>
+    <w:lvl w:ilvl="5" w:tplc="0409001B" w:tentative="1">
+      <w:start w:val="1"/>
+      <w:numFmt w:val="lowerRoman"/>
+      <w:lvlText w:val="%6."/>
+      <w:lvlJc w:val="right"/>
+      <w:pPr>
+        <w:ind w:left="2520" w:hanging="420"/>
+      </w:pPr>
+    </w:lvl>
+    <w:lvl w:ilvl="6" w:tplc="0409000F" w:tentative="1">
+      <w:start w:val="1"/>
+      <w:numFmt w:val="decimal"/>
+      <w:lvlText w:val="%7."/>
+      <w:lvlJc w:val="left"/>
+      <w:pPr>
+        <w:ind w:left="2940" w:hanging="420"/>
+      </w:pPr>
+    </w:lvl>
+    <w:lvl w:ilvl="7" w:tplc="04090019" w:tentative="1">
+      <w:start w:val="1"/>
+      <w:numFmt w:val="lowerLetter"/>
+      <w:lvlText w:val="%8)"/>
+      <w:lvlJc w:val="left"/>
+      <w:pPr>
+        <w:ind w:left="3360" w:hanging="420"/>
+      </w:pPr>
+    </w:lvl>
+    <w:lvl w:ilvl="8" w:tplc="0409001B" w:tentative="1">
+      <w:start w:val="1"/>
+      <w:numFmt w:val="lowerRoman"/>
+      <w:lvlText w:val="%9."/>
+      <w:lvlJc w:val="right"/>
+      <w:pPr>
+        <w:ind w:left="3780" w:hanging="420"/>
+      </w:pPr>
+    </w:lvl>
+  </w:abstractNum>
+  <w:abstractNum w:abstractNumId="1">
     <w:nsid w:val="22501AA3"/>
     <w:multiLevelType w:val="hybridMultilevel"/>
     <w:tmpl w:val="1B2A9E7A"/>
@@ -11265,17 +13510,17 @@
       </w:pPr>
     </w:lvl>
   </w:abstractNum>
-  <w:abstractNum w:abstractNumId="1">
-    <w:nsid w:val="23EC5C36"/>
+  <w:abstractNum w:abstractNumId="2">
+    <w:nsid w:val="22C64C67"/>
     <w:multiLevelType w:val="hybridMultilevel"/>
-    <w:tmpl w:val="3338448C"/>
-    <w:lvl w:ilvl="0" w:tplc="CAA6CD50">
+    <w:tmpl w:val="95ECE928"/>
+    <w:lvl w:ilvl="0" w:tplc="00AC477A">
       <w:start w:val="1"/>
       <w:numFmt w:val="decimal"/>
       <w:lvlText w:val="%1."/>
       <w:lvlJc w:val="left"/>
       <w:pPr>
-        <w:ind w:left="360" w:hanging="360"/>
+        <w:ind w:left="420" w:hanging="420"/>
       </w:pPr>
       <w:rPr>
         <w:rFonts w:hint="default"/>
@@ -11354,7 +13599,627 @@
       </w:pPr>
     </w:lvl>
   </w:abstractNum>
-  <w:abstractNum w:abstractNumId="2">
+  <w:abstractNum w:abstractNumId="3">
+    <w:nsid w:val="23760D2B"/>
+    <w:multiLevelType w:val="hybridMultilevel"/>
+    <w:tmpl w:val="9828CADA"/>
+    <w:lvl w:ilvl="0" w:tplc="00AC477A">
+      <w:start w:val="1"/>
+      <w:numFmt w:val="decimal"/>
+      <w:lvlText w:val="%1."/>
+      <w:lvlJc w:val="left"/>
+      <w:pPr>
+        <w:ind w:left="420" w:hanging="420"/>
+      </w:pPr>
+      <w:rPr>
+        <w:rFonts w:hint="default"/>
+      </w:rPr>
+    </w:lvl>
+    <w:lvl w:ilvl="1" w:tplc="04090019" w:tentative="1">
+      <w:start w:val="1"/>
+      <w:numFmt w:val="lowerLetter"/>
+      <w:lvlText w:val="%2)"/>
+      <w:lvlJc w:val="left"/>
+      <w:pPr>
+        <w:ind w:left="840" w:hanging="420"/>
+      </w:pPr>
+    </w:lvl>
+    <w:lvl w:ilvl="2" w:tplc="0409001B" w:tentative="1">
+      <w:start w:val="1"/>
+      <w:numFmt w:val="lowerRoman"/>
+      <w:lvlText w:val="%3."/>
+      <w:lvlJc w:val="right"/>
+      <w:pPr>
+        <w:ind w:left="1260" w:hanging="420"/>
+      </w:pPr>
+    </w:lvl>
+    <w:lvl w:ilvl="3" w:tplc="0409000F" w:tentative="1">
+      <w:start w:val="1"/>
+      <w:numFmt w:val="decimal"/>
+      <w:lvlText w:val="%4."/>
+      <w:lvlJc w:val="left"/>
+      <w:pPr>
+        <w:ind w:left="1680" w:hanging="420"/>
+      </w:pPr>
+    </w:lvl>
+    <w:lvl w:ilvl="4" w:tplc="04090019" w:tentative="1">
+      <w:start w:val="1"/>
+      <w:numFmt w:val="lowerLetter"/>
+      <w:lvlText w:val="%5)"/>
+      <w:lvlJc w:val="left"/>
+      <w:pPr>
+        <w:ind w:left="2100" w:hanging="420"/>
+      </w:pPr>
+    </w:lvl>
+    <w:lvl w:ilvl="5" w:tplc="0409001B" w:tentative="1">
+      <w:start w:val="1"/>
+      <w:numFmt w:val="lowerRoman"/>
+      <w:lvlText w:val="%6."/>
+      <w:lvlJc w:val="right"/>
+      <w:pPr>
+        <w:ind w:left="2520" w:hanging="420"/>
+      </w:pPr>
+    </w:lvl>
+    <w:lvl w:ilvl="6" w:tplc="0409000F" w:tentative="1">
+      <w:start w:val="1"/>
+      <w:numFmt w:val="decimal"/>
+      <w:lvlText w:val="%7."/>
+      <w:lvlJc w:val="left"/>
+      <w:pPr>
+        <w:ind w:left="2940" w:hanging="420"/>
+      </w:pPr>
+    </w:lvl>
+    <w:lvl w:ilvl="7" w:tplc="04090019" w:tentative="1">
+      <w:start w:val="1"/>
+      <w:numFmt w:val="lowerLetter"/>
+      <w:lvlText w:val="%8)"/>
+      <w:lvlJc w:val="left"/>
+      <w:pPr>
+        <w:ind w:left="3360" w:hanging="420"/>
+      </w:pPr>
+    </w:lvl>
+    <w:lvl w:ilvl="8" w:tplc="0409001B" w:tentative="1">
+      <w:start w:val="1"/>
+      <w:numFmt w:val="lowerRoman"/>
+      <w:lvlText w:val="%9."/>
+      <w:lvlJc w:val="right"/>
+      <w:pPr>
+        <w:ind w:left="3780" w:hanging="420"/>
+      </w:pPr>
+    </w:lvl>
+  </w:abstractNum>
+  <w:abstractNum w:abstractNumId="4">
+    <w:nsid w:val="23EC5C36"/>
+    <w:multiLevelType w:val="hybridMultilevel"/>
+    <w:tmpl w:val="3338448C"/>
+    <w:lvl w:ilvl="0" w:tplc="CAA6CD50">
+      <w:start w:val="1"/>
+      <w:numFmt w:val="decimal"/>
+      <w:lvlText w:val="%1."/>
+      <w:lvlJc w:val="left"/>
+      <w:pPr>
+        <w:ind w:left="360" w:hanging="360"/>
+      </w:pPr>
+      <w:rPr>
+        <w:rFonts w:hint="default"/>
+      </w:rPr>
+    </w:lvl>
+    <w:lvl w:ilvl="1" w:tplc="04090019" w:tentative="1">
+      <w:start w:val="1"/>
+      <w:numFmt w:val="lowerLetter"/>
+      <w:lvlText w:val="%2)"/>
+      <w:lvlJc w:val="left"/>
+      <w:pPr>
+        <w:ind w:left="840" w:hanging="420"/>
+      </w:pPr>
+    </w:lvl>
+    <w:lvl w:ilvl="2" w:tplc="0409001B" w:tentative="1">
+      <w:start w:val="1"/>
+      <w:numFmt w:val="lowerRoman"/>
+      <w:lvlText w:val="%3."/>
+      <w:lvlJc w:val="right"/>
+      <w:pPr>
+        <w:ind w:left="1260" w:hanging="420"/>
+      </w:pPr>
+    </w:lvl>
+    <w:lvl w:ilvl="3" w:tplc="0409000F" w:tentative="1">
+      <w:start w:val="1"/>
+      <w:numFmt w:val="decimal"/>
+      <w:lvlText w:val="%4."/>
+      <w:lvlJc w:val="left"/>
+      <w:pPr>
+        <w:ind w:left="1680" w:hanging="420"/>
+      </w:pPr>
+    </w:lvl>
+    <w:lvl w:ilvl="4" w:tplc="04090019" w:tentative="1">
+      <w:start w:val="1"/>
+      <w:numFmt w:val="lowerLetter"/>
+      <w:lvlText w:val="%5)"/>
+      <w:lvlJc w:val="left"/>
+      <w:pPr>
+        <w:ind w:left="2100" w:hanging="420"/>
+      </w:pPr>
+    </w:lvl>
+    <w:lvl w:ilvl="5" w:tplc="0409001B" w:tentative="1">
+      <w:start w:val="1"/>
+      <w:numFmt w:val="lowerRoman"/>
+      <w:lvlText w:val="%6."/>
+      <w:lvlJc w:val="right"/>
+      <w:pPr>
+        <w:ind w:left="2520" w:hanging="420"/>
+      </w:pPr>
+    </w:lvl>
+    <w:lvl w:ilvl="6" w:tplc="0409000F" w:tentative="1">
+      <w:start w:val="1"/>
+      <w:numFmt w:val="decimal"/>
+      <w:lvlText w:val="%7."/>
+      <w:lvlJc w:val="left"/>
+      <w:pPr>
+        <w:ind w:left="2940" w:hanging="420"/>
+      </w:pPr>
+    </w:lvl>
+    <w:lvl w:ilvl="7" w:tplc="04090019" w:tentative="1">
+      <w:start w:val="1"/>
+      <w:numFmt w:val="lowerLetter"/>
+      <w:lvlText w:val="%8)"/>
+      <w:lvlJc w:val="left"/>
+      <w:pPr>
+        <w:ind w:left="3360" w:hanging="420"/>
+      </w:pPr>
+    </w:lvl>
+    <w:lvl w:ilvl="8" w:tplc="0409001B" w:tentative="1">
+      <w:start w:val="1"/>
+      <w:numFmt w:val="lowerRoman"/>
+      <w:lvlText w:val="%9."/>
+      <w:lvlJc w:val="right"/>
+      <w:pPr>
+        <w:ind w:left="3780" w:hanging="420"/>
+      </w:pPr>
+    </w:lvl>
+  </w:abstractNum>
+  <w:abstractNum w:abstractNumId="5">
+    <w:nsid w:val="279B2248"/>
+    <w:multiLevelType w:val="hybridMultilevel"/>
+    <w:tmpl w:val="D4B6E9F0"/>
+    <w:lvl w:ilvl="0" w:tplc="00AC477A">
+      <w:start w:val="1"/>
+      <w:numFmt w:val="decimal"/>
+      <w:lvlText w:val="%1."/>
+      <w:lvlJc w:val="left"/>
+      <w:pPr>
+        <w:ind w:left="420" w:hanging="420"/>
+      </w:pPr>
+      <w:rPr>
+        <w:rFonts w:hint="default"/>
+      </w:rPr>
+    </w:lvl>
+    <w:lvl w:ilvl="1" w:tplc="04090019" w:tentative="1">
+      <w:start w:val="1"/>
+      <w:numFmt w:val="lowerLetter"/>
+      <w:lvlText w:val="%2)"/>
+      <w:lvlJc w:val="left"/>
+      <w:pPr>
+        <w:ind w:left="840" w:hanging="420"/>
+      </w:pPr>
+    </w:lvl>
+    <w:lvl w:ilvl="2" w:tplc="0409001B" w:tentative="1">
+      <w:start w:val="1"/>
+      <w:numFmt w:val="lowerRoman"/>
+      <w:lvlText w:val="%3."/>
+      <w:lvlJc w:val="right"/>
+      <w:pPr>
+        <w:ind w:left="1260" w:hanging="420"/>
+      </w:pPr>
+    </w:lvl>
+    <w:lvl w:ilvl="3" w:tplc="0409000F" w:tentative="1">
+      <w:start w:val="1"/>
+      <w:numFmt w:val="decimal"/>
+      <w:lvlText w:val="%4."/>
+      <w:lvlJc w:val="left"/>
+      <w:pPr>
+        <w:ind w:left="1680" w:hanging="420"/>
+      </w:pPr>
+    </w:lvl>
+    <w:lvl w:ilvl="4" w:tplc="04090019" w:tentative="1">
+      <w:start w:val="1"/>
+      <w:numFmt w:val="lowerLetter"/>
+      <w:lvlText w:val="%5)"/>
+      <w:lvlJc w:val="left"/>
+      <w:pPr>
+        <w:ind w:left="2100" w:hanging="420"/>
+      </w:pPr>
+    </w:lvl>
+    <w:lvl w:ilvl="5" w:tplc="0409001B" w:tentative="1">
+      <w:start w:val="1"/>
+      <w:numFmt w:val="lowerRoman"/>
+      <w:lvlText w:val="%6."/>
+      <w:lvlJc w:val="right"/>
+      <w:pPr>
+        <w:ind w:left="2520" w:hanging="420"/>
+      </w:pPr>
+    </w:lvl>
+    <w:lvl w:ilvl="6" w:tplc="0409000F" w:tentative="1">
+      <w:start w:val="1"/>
+      <w:numFmt w:val="decimal"/>
+      <w:lvlText w:val="%7."/>
+      <w:lvlJc w:val="left"/>
+      <w:pPr>
+        <w:ind w:left="2940" w:hanging="420"/>
+      </w:pPr>
+    </w:lvl>
+    <w:lvl w:ilvl="7" w:tplc="04090019" w:tentative="1">
+      <w:start w:val="1"/>
+      <w:numFmt w:val="lowerLetter"/>
+      <w:lvlText w:val="%8)"/>
+      <w:lvlJc w:val="left"/>
+      <w:pPr>
+        <w:ind w:left="3360" w:hanging="420"/>
+      </w:pPr>
+    </w:lvl>
+    <w:lvl w:ilvl="8" w:tplc="0409001B" w:tentative="1">
+      <w:start w:val="1"/>
+      <w:numFmt w:val="lowerRoman"/>
+      <w:lvlText w:val="%9."/>
+      <w:lvlJc w:val="right"/>
+      <w:pPr>
+        <w:ind w:left="3780" w:hanging="420"/>
+      </w:pPr>
+    </w:lvl>
+  </w:abstractNum>
+  <w:abstractNum w:abstractNumId="6">
+    <w:nsid w:val="283E0918"/>
+    <w:multiLevelType w:val="hybridMultilevel"/>
+    <w:tmpl w:val="0456B7C2"/>
+    <w:lvl w:ilvl="0" w:tplc="00AC477A">
+      <w:start w:val="1"/>
+      <w:numFmt w:val="decimal"/>
+      <w:lvlText w:val="%1."/>
+      <w:lvlJc w:val="left"/>
+      <w:pPr>
+        <w:ind w:left="420" w:hanging="420"/>
+      </w:pPr>
+      <w:rPr>
+        <w:rFonts w:hint="default"/>
+      </w:rPr>
+    </w:lvl>
+    <w:lvl w:ilvl="1" w:tplc="04090019" w:tentative="1">
+      <w:start w:val="1"/>
+      <w:numFmt w:val="lowerLetter"/>
+      <w:lvlText w:val="%2)"/>
+      <w:lvlJc w:val="left"/>
+      <w:pPr>
+        <w:ind w:left="840" w:hanging="420"/>
+      </w:pPr>
+    </w:lvl>
+    <w:lvl w:ilvl="2" w:tplc="0409001B" w:tentative="1">
+      <w:start w:val="1"/>
+      <w:numFmt w:val="lowerRoman"/>
+      <w:lvlText w:val="%3."/>
+      <w:lvlJc w:val="right"/>
+      <w:pPr>
+        <w:ind w:left="1260" w:hanging="420"/>
+      </w:pPr>
+    </w:lvl>
+    <w:lvl w:ilvl="3" w:tplc="0409000F" w:tentative="1">
+      <w:start w:val="1"/>
+      <w:numFmt w:val="decimal"/>
+      <w:lvlText w:val="%4."/>
+      <w:lvlJc w:val="left"/>
+      <w:pPr>
+        <w:ind w:left="1680" w:hanging="420"/>
+      </w:pPr>
+    </w:lvl>
+    <w:lvl w:ilvl="4" w:tplc="04090019" w:tentative="1">
+      <w:start w:val="1"/>
+      <w:numFmt w:val="lowerLetter"/>
+      <w:lvlText w:val="%5)"/>
+      <w:lvlJc w:val="left"/>
+      <w:pPr>
+        <w:ind w:left="2100" w:hanging="420"/>
+      </w:pPr>
+    </w:lvl>
+    <w:lvl w:ilvl="5" w:tplc="0409001B" w:tentative="1">
+      <w:start w:val="1"/>
+      <w:numFmt w:val="lowerRoman"/>
+      <w:lvlText w:val="%6."/>
+      <w:lvlJc w:val="right"/>
+      <w:pPr>
+        <w:ind w:left="2520" w:hanging="420"/>
+      </w:pPr>
+    </w:lvl>
+    <w:lvl w:ilvl="6" w:tplc="0409000F" w:tentative="1">
+      <w:start w:val="1"/>
+      <w:numFmt w:val="decimal"/>
+      <w:lvlText w:val="%7."/>
+      <w:lvlJc w:val="left"/>
+      <w:pPr>
+        <w:ind w:left="2940" w:hanging="420"/>
+      </w:pPr>
+    </w:lvl>
+    <w:lvl w:ilvl="7" w:tplc="04090019" w:tentative="1">
+      <w:start w:val="1"/>
+      <w:numFmt w:val="lowerLetter"/>
+      <w:lvlText w:val="%8)"/>
+      <w:lvlJc w:val="left"/>
+      <w:pPr>
+        <w:ind w:left="3360" w:hanging="420"/>
+      </w:pPr>
+    </w:lvl>
+    <w:lvl w:ilvl="8" w:tplc="0409001B" w:tentative="1">
+      <w:start w:val="1"/>
+      <w:numFmt w:val="lowerRoman"/>
+      <w:lvlText w:val="%9."/>
+      <w:lvlJc w:val="right"/>
+      <w:pPr>
+        <w:ind w:left="3780" w:hanging="420"/>
+      </w:pPr>
+    </w:lvl>
+  </w:abstractNum>
+  <w:abstractNum w:abstractNumId="7">
+    <w:nsid w:val="4BD26FC0"/>
+    <w:multiLevelType w:val="hybridMultilevel"/>
+    <w:tmpl w:val="E6C811C4"/>
+    <w:lvl w:ilvl="0" w:tplc="00AC477A">
+      <w:start w:val="1"/>
+      <w:numFmt w:val="decimal"/>
+      <w:lvlText w:val="%1."/>
+      <w:lvlJc w:val="left"/>
+      <w:pPr>
+        <w:ind w:left="420" w:hanging="420"/>
+      </w:pPr>
+      <w:rPr>
+        <w:rFonts w:hint="default"/>
+      </w:rPr>
+    </w:lvl>
+    <w:lvl w:ilvl="1" w:tplc="04090019" w:tentative="1">
+      <w:start w:val="1"/>
+      <w:numFmt w:val="lowerLetter"/>
+      <w:lvlText w:val="%2)"/>
+      <w:lvlJc w:val="left"/>
+      <w:pPr>
+        <w:ind w:left="840" w:hanging="420"/>
+      </w:pPr>
+    </w:lvl>
+    <w:lvl w:ilvl="2" w:tplc="0409001B" w:tentative="1">
+      <w:start w:val="1"/>
+      <w:numFmt w:val="lowerRoman"/>
+      <w:lvlText w:val="%3."/>
+      <w:lvlJc w:val="right"/>
+      <w:pPr>
+        <w:ind w:left="1260" w:hanging="420"/>
+      </w:pPr>
+    </w:lvl>
+    <w:lvl w:ilvl="3" w:tplc="0409000F" w:tentative="1">
+      <w:start w:val="1"/>
+      <w:numFmt w:val="decimal"/>
+      <w:lvlText w:val="%4."/>
+      <w:lvlJc w:val="left"/>
+      <w:pPr>
+        <w:ind w:left="1680" w:hanging="420"/>
+      </w:pPr>
+    </w:lvl>
+    <w:lvl w:ilvl="4" w:tplc="04090019" w:tentative="1">
+      <w:start w:val="1"/>
+      <w:numFmt w:val="lowerLetter"/>
+      <w:lvlText w:val="%5)"/>
+      <w:lvlJc w:val="left"/>
+      <w:pPr>
+        <w:ind w:left="2100" w:hanging="420"/>
+      </w:pPr>
+    </w:lvl>
+    <w:lvl w:ilvl="5" w:tplc="0409001B" w:tentative="1">
+      <w:start w:val="1"/>
+      <w:numFmt w:val="lowerRoman"/>
+      <w:lvlText w:val="%6."/>
+      <w:lvlJc w:val="right"/>
+      <w:pPr>
+        <w:ind w:left="2520" w:hanging="420"/>
+      </w:pPr>
+    </w:lvl>
+    <w:lvl w:ilvl="6" w:tplc="0409000F" w:tentative="1">
+      <w:start w:val="1"/>
+      <w:numFmt w:val="decimal"/>
+      <w:lvlText w:val="%7."/>
+      <w:lvlJc w:val="left"/>
+      <w:pPr>
+        <w:ind w:left="2940" w:hanging="420"/>
+      </w:pPr>
+    </w:lvl>
+    <w:lvl w:ilvl="7" w:tplc="04090019" w:tentative="1">
+      <w:start w:val="1"/>
+      <w:numFmt w:val="lowerLetter"/>
+      <w:lvlText w:val="%8)"/>
+      <w:lvlJc w:val="left"/>
+      <w:pPr>
+        <w:ind w:left="3360" w:hanging="420"/>
+      </w:pPr>
+    </w:lvl>
+    <w:lvl w:ilvl="8" w:tplc="0409001B" w:tentative="1">
+      <w:start w:val="1"/>
+      <w:numFmt w:val="lowerRoman"/>
+      <w:lvlText w:val="%9."/>
+      <w:lvlJc w:val="right"/>
+      <w:pPr>
+        <w:ind w:left="3780" w:hanging="420"/>
+      </w:pPr>
+    </w:lvl>
+  </w:abstractNum>
+  <w:abstractNum w:abstractNumId="8">
+    <w:nsid w:val="4FDA2B93"/>
+    <w:multiLevelType w:val="hybridMultilevel"/>
+    <w:tmpl w:val="E2C2DDEC"/>
+    <w:lvl w:ilvl="0" w:tplc="0409000F">
+      <w:start w:val="1"/>
+      <w:numFmt w:val="decimal"/>
+      <w:lvlText w:val="%1."/>
+      <w:lvlJc w:val="left"/>
+      <w:pPr>
+        <w:ind w:left="420" w:hanging="420"/>
+      </w:pPr>
+    </w:lvl>
+    <w:lvl w:ilvl="1" w:tplc="04090019" w:tentative="1">
+      <w:start w:val="1"/>
+      <w:numFmt w:val="lowerLetter"/>
+      <w:lvlText w:val="%2)"/>
+      <w:lvlJc w:val="left"/>
+      <w:pPr>
+        <w:ind w:left="840" w:hanging="420"/>
+      </w:pPr>
+    </w:lvl>
+    <w:lvl w:ilvl="2" w:tplc="0409001B" w:tentative="1">
+      <w:start w:val="1"/>
+      <w:numFmt w:val="lowerRoman"/>
+      <w:lvlText w:val="%3."/>
+      <w:lvlJc w:val="right"/>
+      <w:pPr>
+        <w:ind w:left="1260" w:hanging="420"/>
+      </w:pPr>
+    </w:lvl>
+    <w:lvl w:ilvl="3" w:tplc="0409000F" w:tentative="1">
+      <w:start w:val="1"/>
+      <w:numFmt w:val="decimal"/>
+      <w:lvlText w:val="%4."/>
+      <w:lvlJc w:val="left"/>
+      <w:pPr>
+        <w:ind w:left="1680" w:hanging="420"/>
+      </w:pPr>
+    </w:lvl>
+    <w:lvl w:ilvl="4" w:tplc="04090019" w:tentative="1">
+      <w:start w:val="1"/>
+      <w:numFmt w:val="lowerLetter"/>
+      <w:lvlText w:val="%5)"/>
+      <w:lvlJc w:val="left"/>
+      <w:pPr>
+        <w:ind w:left="2100" w:hanging="420"/>
+      </w:pPr>
+    </w:lvl>
+    <w:lvl w:ilvl="5" w:tplc="0409001B" w:tentative="1">
+      <w:start w:val="1"/>
+      <w:numFmt w:val="lowerRoman"/>
+      <w:lvlText w:val="%6."/>
+      <w:lvlJc w:val="right"/>
+      <w:pPr>
+        <w:ind w:left="2520" w:hanging="420"/>
+      </w:pPr>
+    </w:lvl>
+    <w:lvl w:ilvl="6" w:tplc="0409000F" w:tentative="1">
+      <w:start w:val="1"/>
+      <w:numFmt w:val="decimal"/>
+      <w:lvlText w:val="%7."/>
+      <w:lvlJc w:val="left"/>
+      <w:pPr>
+        <w:ind w:left="2940" w:hanging="420"/>
+      </w:pPr>
+    </w:lvl>
+    <w:lvl w:ilvl="7" w:tplc="04090019" w:tentative="1">
+      <w:start w:val="1"/>
+      <w:numFmt w:val="lowerLetter"/>
+      <w:lvlText w:val="%8)"/>
+      <w:lvlJc w:val="left"/>
+      <w:pPr>
+        <w:ind w:left="3360" w:hanging="420"/>
+      </w:pPr>
+    </w:lvl>
+    <w:lvl w:ilvl="8" w:tplc="0409001B" w:tentative="1">
+      <w:start w:val="1"/>
+      <w:numFmt w:val="lowerRoman"/>
+      <w:lvlText w:val="%9."/>
+      <w:lvlJc w:val="right"/>
+      <w:pPr>
+        <w:ind w:left="3780" w:hanging="420"/>
+      </w:pPr>
+    </w:lvl>
+  </w:abstractNum>
+  <w:abstractNum w:abstractNumId="9">
+    <w:nsid w:val="55252181"/>
+    <w:multiLevelType w:val="hybridMultilevel"/>
+    <w:tmpl w:val="F81CF58C"/>
+    <w:lvl w:ilvl="0" w:tplc="00AC477A">
+      <w:start w:val="1"/>
+      <w:numFmt w:val="decimal"/>
+      <w:lvlText w:val="%1."/>
+      <w:lvlJc w:val="left"/>
+      <w:pPr>
+        <w:ind w:left="420" w:hanging="420"/>
+      </w:pPr>
+      <w:rPr>
+        <w:rFonts w:hint="default"/>
+      </w:rPr>
+    </w:lvl>
+    <w:lvl w:ilvl="1" w:tplc="04090019" w:tentative="1">
+      <w:start w:val="1"/>
+      <w:numFmt w:val="lowerLetter"/>
+      <w:lvlText w:val="%2)"/>
+      <w:lvlJc w:val="left"/>
+      <w:pPr>
+        <w:ind w:left="840" w:hanging="420"/>
+      </w:pPr>
+    </w:lvl>
+    <w:lvl w:ilvl="2" w:tplc="0409001B" w:tentative="1">
+      <w:start w:val="1"/>
+      <w:numFmt w:val="lowerRoman"/>
+      <w:lvlText w:val="%3."/>
+      <w:lvlJc w:val="right"/>
+      <w:pPr>
+        <w:ind w:left="1260" w:hanging="420"/>
+      </w:pPr>
+    </w:lvl>
+    <w:lvl w:ilvl="3" w:tplc="0409000F" w:tentative="1">
+      <w:start w:val="1"/>
+      <w:numFmt w:val="decimal"/>
+      <w:lvlText w:val="%4."/>
+      <w:lvlJc w:val="left"/>
+      <w:pPr>
+        <w:ind w:left="1680" w:hanging="420"/>
+      </w:pPr>
+    </w:lvl>
+    <w:lvl w:ilvl="4" w:tplc="04090019" w:tentative="1">
+      <w:start w:val="1"/>
+      <w:numFmt w:val="lowerLetter"/>
+      <w:lvlText w:val="%5)"/>
+      <w:lvlJc w:val="left"/>
+      <w:pPr>
+        <w:ind w:left="2100" w:hanging="420"/>
+      </w:pPr>
+    </w:lvl>
+    <w:lvl w:ilvl="5" w:tplc="0409001B" w:tentative="1">
+      <w:start w:val="1"/>
+      <w:numFmt w:val="lowerRoman"/>
+      <w:lvlText w:val="%6."/>
+      <w:lvlJc w:val="right"/>
+      <w:pPr>
+        <w:ind w:left="2520" w:hanging="420"/>
+      </w:pPr>
+    </w:lvl>
+    <w:lvl w:ilvl="6" w:tplc="0409000F" w:tentative="1">
+      <w:start w:val="1"/>
+      <w:numFmt w:val="decimal"/>
+      <w:lvlText w:val="%7."/>
+      <w:lvlJc w:val="left"/>
+      <w:pPr>
+        <w:ind w:left="2940" w:hanging="420"/>
+      </w:pPr>
+    </w:lvl>
+    <w:lvl w:ilvl="7" w:tplc="04090019" w:tentative="1">
+      <w:start w:val="1"/>
+      <w:numFmt w:val="lowerLetter"/>
+      <w:lvlText w:val="%8)"/>
+      <w:lvlJc w:val="left"/>
+      <w:pPr>
+        <w:ind w:left="3360" w:hanging="420"/>
+      </w:pPr>
+    </w:lvl>
+    <w:lvl w:ilvl="8" w:tplc="0409001B" w:tentative="1">
+      <w:start w:val="1"/>
+      <w:numFmt w:val="lowerRoman"/>
+      <w:lvlText w:val="%9."/>
+      <w:lvlJc w:val="right"/>
+      <w:pPr>
+        <w:ind w:left="3780" w:hanging="420"/>
+      </w:pPr>
+    </w:lvl>
+  </w:abstractNum>
+  <w:abstractNum w:abstractNumId="10">
     <w:nsid w:val="589E00D2"/>
     <w:multiLevelType w:val="hybridMultilevel"/>
     <w:tmpl w:val="712282AA"/>
@@ -11441,19 +14306,500 @@
       </w:pPr>
     </w:lvl>
   </w:abstractNum>
+  <w:abstractNum w:abstractNumId="11">
+    <w:nsid w:val="5B742CF6"/>
+    <w:multiLevelType w:val="hybridMultilevel"/>
+    <w:tmpl w:val="479C7D18"/>
+    <w:lvl w:ilvl="0" w:tplc="0409000F">
+      <w:start w:val="1"/>
+      <w:numFmt w:val="decimal"/>
+      <w:lvlText w:val="%1."/>
+      <w:lvlJc w:val="left"/>
+      <w:pPr>
+        <w:ind w:left="420" w:hanging="420"/>
+      </w:pPr>
+    </w:lvl>
+    <w:lvl w:ilvl="1" w:tplc="04090019" w:tentative="1">
+      <w:start w:val="1"/>
+      <w:numFmt w:val="lowerLetter"/>
+      <w:lvlText w:val="%2)"/>
+      <w:lvlJc w:val="left"/>
+      <w:pPr>
+        <w:ind w:left="840" w:hanging="420"/>
+      </w:pPr>
+    </w:lvl>
+    <w:lvl w:ilvl="2" w:tplc="0409001B" w:tentative="1">
+      <w:start w:val="1"/>
+      <w:numFmt w:val="lowerRoman"/>
+      <w:lvlText w:val="%3."/>
+      <w:lvlJc w:val="right"/>
+      <w:pPr>
+        <w:ind w:left="1260" w:hanging="420"/>
+      </w:pPr>
+    </w:lvl>
+    <w:lvl w:ilvl="3" w:tplc="0409000F" w:tentative="1">
+      <w:start w:val="1"/>
+      <w:numFmt w:val="decimal"/>
+      <w:lvlText w:val="%4."/>
+      <w:lvlJc w:val="left"/>
+      <w:pPr>
+        <w:ind w:left="1680" w:hanging="420"/>
+      </w:pPr>
+    </w:lvl>
+    <w:lvl w:ilvl="4" w:tplc="04090019" w:tentative="1">
+      <w:start w:val="1"/>
+      <w:numFmt w:val="lowerLetter"/>
+      <w:lvlText w:val="%5)"/>
+      <w:lvlJc w:val="left"/>
+      <w:pPr>
+        <w:ind w:left="2100" w:hanging="420"/>
+      </w:pPr>
+    </w:lvl>
+    <w:lvl w:ilvl="5" w:tplc="0409001B" w:tentative="1">
+      <w:start w:val="1"/>
+      <w:numFmt w:val="lowerRoman"/>
+      <w:lvlText w:val="%6."/>
+      <w:lvlJc w:val="right"/>
+      <w:pPr>
+        <w:ind w:left="2520" w:hanging="420"/>
+      </w:pPr>
+    </w:lvl>
+    <w:lvl w:ilvl="6" w:tplc="0409000F" w:tentative="1">
+      <w:start w:val="1"/>
+      <w:numFmt w:val="decimal"/>
+      <w:lvlText w:val="%7."/>
+      <w:lvlJc w:val="left"/>
+      <w:pPr>
+        <w:ind w:left="2940" w:hanging="420"/>
+      </w:pPr>
+    </w:lvl>
+    <w:lvl w:ilvl="7" w:tplc="04090019" w:tentative="1">
+      <w:start w:val="1"/>
+      <w:numFmt w:val="lowerLetter"/>
+      <w:lvlText w:val="%8)"/>
+      <w:lvlJc w:val="left"/>
+      <w:pPr>
+        <w:ind w:left="3360" w:hanging="420"/>
+      </w:pPr>
+    </w:lvl>
+    <w:lvl w:ilvl="8" w:tplc="0409001B" w:tentative="1">
+      <w:start w:val="1"/>
+      <w:numFmt w:val="lowerRoman"/>
+      <w:lvlText w:val="%9."/>
+      <w:lvlJc w:val="right"/>
+      <w:pPr>
+        <w:ind w:left="3780" w:hanging="420"/>
+      </w:pPr>
+    </w:lvl>
+  </w:abstractNum>
+  <w:abstractNum w:abstractNumId="12">
+    <w:nsid w:val="6E0B6D77"/>
+    <w:multiLevelType w:val="hybridMultilevel"/>
+    <w:tmpl w:val="5F86F748"/>
+    <w:lvl w:ilvl="0" w:tplc="00AC477A">
+      <w:start w:val="1"/>
+      <w:numFmt w:val="decimal"/>
+      <w:lvlText w:val="%1."/>
+      <w:lvlJc w:val="left"/>
+      <w:pPr>
+        <w:ind w:left="420" w:hanging="420"/>
+      </w:pPr>
+      <w:rPr>
+        <w:rFonts w:hint="default"/>
+      </w:rPr>
+    </w:lvl>
+    <w:lvl w:ilvl="1" w:tplc="04090019" w:tentative="1">
+      <w:start w:val="1"/>
+      <w:numFmt w:val="lowerLetter"/>
+      <w:lvlText w:val="%2)"/>
+      <w:lvlJc w:val="left"/>
+      <w:pPr>
+        <w:ind w:left="840" w:hanging="420"/>
+      </w:pPr>
+    </w:lvl>
+    <w:lvl w:ilvl="2" w:tplc="0409001B" w:tentative="1">
+      <w:start w:val="1"/>
+      <w:numFmt w:val="lowerRoman"/>
+      <w:lvlText w:val="%3."/>
+      <w:lvlJc w:val="right"/>
+      <w:pPr>
+        <w:ind w:left="1260" w:hanging="420"/>
+      </w:pPr>
+    </w:lvl>
+    <w:lvl w:ilvl="3" w:tplc="0409000F" w:tentative="1">
+      <w:start w:val="1"/>
+      <w:numFmt w:val="decimal"/>
+      <w:lvlText w:val="%4."/>
+      <w:lvlJc w:val="left"/>
+      <w:pPr>
+        <w:ind w:left="1680" w:hanging="420"/>
+      </w:pPr>
+    </w:lvl>
+    <w:lvl w:ilvl="4" w:tplc="04090019" w:tentative="1">
+      <w:start w:val="1"/>
+      <w:numFmt w:val="lowerLetter"/>
+      <w:lvlText w:val="%5)"/>
+      <w:lvlJc w:val="left"/>
+      <w:pPr>
+        <w:ind w:left="2100" w:hanging="420"/>
+      </w:pPr>
+    </w:lvl>
+    <w:lvl w:ilvl="5" w:tplc="0409001B" w:tentative="1">
+      <w:start w:val="1"/>
+      <w:numFmt w:val="lowerRoman"/>
+      <w:lvlText w:val="%6."/>
+      <w:lvlJc w:val="right"/>
+      <w:pPr>
+        <w:ind w:left="2520" w:hanging="420"/>
+      </w:pPr>
+    </w:lvl>
+    <w:lvl w:ilvl="6" w:tplc="0409000F" w:tentative="1">
+      <w:start w:val="1"/>
+      <w:numFmt w:val="decimal"/>
+      <w:lvlText w:val="%7."/>
+      <w:lvlJc w:val="left"/>
+      <w:pPr>
+        <w:ind w:left="2940" w:hanging="420"/>
+      </w:pPr>
+    </w:lvl>
+    <w:lvl w:ilvl="7" w:tplc="04090019" w:tentative="1">
+      <w:start w:val="1"/>
+      <w:numFmt w:val="lowerLetter"/>
+      <w:lvlText w:val="%8)"/>
+      <w:lvlJc w:val="left"/>
+      <w:pPr>
+        <w:ind w:left="3360" w:hanging="420"/>
+      </w:pPr>
+    </w:lvl>
+    <w:lvl w:ilvl="8" w:tplc="0409001B" w:tentative="1">
+      <w:start w:val="1"/>
+      <w:numFmt w:val="lowerRoman"/>
+      <w:lvlText w:val="%9."/>
+      <w:lvlJc w:val="right"/>
+      <w:pPr>
+        <w:ind w:left="3780" w:hanging="420"/>
+      </w:pPr>
+    </w:lvl>
+  </w:abstractNum>
+  <w:abstractNum w:abstractNumId="13">
+    <w:nsid w:val="74D609AA"/>
+    <w:multiLevelType w:val="hybridMultilevel"/>
+    <w:tmpl w:val="30B8546E"/>
+    <w:lvl w:ilvl="0" w:tplc="52EECADE">
+      <w:start w:val="1"/>
+      <w:numFmt w:val="decimal"/>
+      <w:lvlText w:val="%1."/>
+      <w:lvlJc w:val="left"/>
+      <w:pPr>
+        <w:ind w:left="360" w:hanging="360"/>
+      </w:pPr>
+      <w:rPr>
+        <w:rFonts w:hint="default"/>
+      </w:rPr>
+    </w:lvl>
+    <w:lvl w:ilvl="1" w:tplc="04090019" w:tentative="1">
+      <w:start w:val="1"/>
+      <w:numFmt w:val="lowerLetter"/>
+      <w:lvlText w:val="%2)"/>
+      <w:lvlJc w:val="left"/>
+      <w:pPr>
+        <w:ind w:left="840" w:hanging="420"/>
+      </w:pPr>
+    </w:lvl>
+    <w:lvl w:ilvl="2" w:tplc="0409001B" w:tentative="1">
+      <w:start w:val="1"/>
+      <w:numFmt w:val="lowerRoman"/>
+      <w:lvlText w:val="%3."/>
+      <w:lvlJc w:val="right"/>
+      <w:pPr>
+        <w:ind w:left="1260" w:hanging="420"/>
+      </w:pPr>
+    </w:lvl>
+    <w:lvl w:ilvl="3" w:tplc="0409000F" w:tentative="1">
+      <w:start w:val="1"/>
+      <w:numFmt w:val="decimal"/>
+      <w:lvlText w:val="%4."/>
+      <w:lvlJc w:val="left"/>
+      <w:pPr>
+        <w:ind w:left="1680" w:hanging="420"/>
+      </w:pPr>
+    </w:lvl>
+    <w:lvl w:ilvl="4" w:tplc="04090019" w:tentative="1">
+      <w:start w:val="1"/>
+      <w:numFmt w:val="lowerLetter"/>
+      <w:lvlText w:val="%5)"/>
+      <w:lvlJc w:val="left"/>
+      <w:pPr>
+        <w:ind w:left="2100" w:hanging="420"/>
+      </w:pPr>
+    </w:lvl>
+    <w:lvl w:ilvl="5" w:tplc="0409001B" w:tentative="1">
+      <w:start w:val="1"/>
+      <w:numFmt w:val="lowerRoman"/>
+      <w:lvlText w:val="%6."/>
+      <w:lvlJc w:val="right"/>
+      <w:pPr>
+        <w:ind w:left="2520" w:hanging="420"/>
+      </w:pPr>
+    </w:lvl>
+    <w:lvl w:ilvl="6" w:tplc="0409000F" w:tentative="1">
+      <w:start w:val="1"/>
+      <w:numFmt w:val="decimal"/>
+      <w:lvlText w:val="%7."/>
+      <w:lvlJc w:val="left"/>
+      <w:pPr>
+        <w:ind w:left="2940" w:hanging="420"/>
+      </w:pPr>
+    </w:lvl>
+    <w:lvl w:ilvl="7" w:tplc="04090019" w:tentative="1">
+      <w:start w:val="1"/>
+      <w:numFmt w:val="lowerLetter"/>
+      <w:lvlText w:val="%8)"/>
+      <w:lvlJc w:val="left"/>
+      <w:pPr>
+        <w:ind w:left="3360" w:hanging="420"/>
+      </w:pPr>
+    </w:lvl>
+    <w:lvl w:ilvl="8" w:tplc="0409001B" w:tentative="1">
+      <w:start w:val="1"/>
+      <w:numFmt w:val="lowerRoman"/>
+      <w:lvlText w:val="%9."/>
+      <w:lvlJc w:val="right"/>
+      <w:pPr>
+        <w:ind w:left="3780" w:hanging="420"/>
+      </w:pPr>
+    </w:lvl>
+  </w:abstractNum>
+  <w:abstractNum w:abstractNumId="14">
+    <w:nsid w:val="7C367B44"/>
+    <w:multiLevelType w:val="hybridMultilevel"/>
+    <w:tmpl w:val="631A582E"/>
+    <w:lvl w:ilvl="0" w:tplc="00AC477A">
+      <w:start w:val="1"/>
+      <w:numFmt w:val="decimal"/>
+      <w:lvlText w:val="%1."/>
+      <w:lvlJc w:val="left"/>
+      <w:pPr>
+        <w:ind w:left="420" w:hanging="420"/>
+      </w:pPr>
+      <w:rPr>
+        <w:rFonts w:hint="default"/>
+      </w:rPr>
+    </w:lvl>
+    <w:lvl w:ilvl="1" w:tplc="04090019" w:tentative="1">
+      <w:start w:val="1"/>
+      <w:numFmt w:val="lowerLetter"/>
+      <w:lvlText w:val="%2)"/>
+      <w:lvlJc w:val="left"/>
+      <w:pPr>
+        <w:ind w:left="840" w:hanging="420"/>
+      </w:pPr>
+    </w:lvl>
+    <w:lvl w:ilvl="2" w:tplc="0409001B" w:tentative="1">
+      <w:start w:val="1"/>
+      <w:numFmt w:val="lowerRoman"/>
+      <w:lvlText w:val="%3."/>
+      <w:lvlJc w:val="right"/>
+      <w:pPr>
+        <w:ind w:left="1260" w:hanging="420"/>
+      </w:pPr>
+    </w:lvl>
+    <w:lvl w:ilvl="3" w:tplc="0409000F" w:tentative="1">
+      <w:start w:val="1"/>
+      <w:numFmt w:val="decimal"/>
+      <w:lvlText w:val="%4."/>
+      <w:lvlJc w:val="left"/>
+      <w:pPr>
+        <w:ind w:left="1680" w:hanging="420"/>
+      </w:pPr>
+    </w:lvl>
+    <w:lvl w:ilvl="4" w:tplc="04090019" w:tentative="1">
+      <w:start w:val="1"/>
+      <w:numFmt w:val="lowerLetter"/>
+      <w:lvlText w:val="%5)"/>
+      <w:lvlJc w:val="left"/>
+      <w:pPr>
+        <w:ind w:left="2100" w:hanging="420"/>
+      </w:pPr>
+    </w:lvl>
+    <w:lvl w:ilvl="5" w:tplc="0409001B" w:tentative="1">
+      <w:start w:val="1"/>
+      <w:numFmt w:val="lowerRoman"/>
+      <w:lvlText w:val="%6."/>
+      <w:lvlJc w:val="right"/>
+      <w:pPr>
+        <w:ind w:left="2520" w:hanging="420"/>
+      </w:pPr>
+    </w:lvl>
+    <w:lvl w:ilvl="6" w:tplc="0409000F" w:tentative="1">
+      <w:start w:val="1"/>
+      <w:numFmt w:val="decimal"/>
+      <w:lvlText w:val="%7."/>
+      <w:lvlJc w:val="left"/>
+      <w:pPr>
+        <w:ind w:left="2940" w:hanging="420"/>
+      </w:pPr>
+    </w:lvl>
+    <w:lvl w:ilvl="7" w:tplc="04090019" w:tentative="1">
+      <w:start w:val="1"/>
+      <w:numFmt w:val="lowerLetter"/>
+      <w:lvlText w:val="%8)"/>
+      <w:lvlJc w:val="left"/>
+      <w:pPr>
+        <w:ind w:left="3360" w:hanging="420"/>
+      </w:pPr>
+    </w:lvl>
+    <w:lvl w:ilvl="8" w:tplc="0409001B" w:tentative="1">
+      <w:start w:val="1"/>
+      <w:numFmt w:val="lowerRoman"/>
+      <w:lvlText w:val="%9."/>
+      <w:lvlJc w:val="right"/>
+      <w:pPr>
+        <w:ind w:left="3780" w:hanging="420"/>
+      </w:pPr>
+    </w:lvl>
+  </w:abstractNum>
+  <w:abstractNum w:abstractNumId="15">
+    <w:nsid w:val="7EA71613"/>
+    <w:multiLevelType w:val="hybridMultilevel"/>
+    <w:tmpl w:val="33C4507C"/>
+    <w:lvl w:ilvl="0" w:tplc="00AC477A">
+      <w:start w:val="1"/>
+      <w:numFmt w:val="decimal"/>
+      <w:lvlText w:val="%1."/>
+      <w:lvlJc w:val="left"/>
+      <w:pPr>
+        <w:ind w:left="420" w:hanging="420"/>
+      </w:pPr>
+      <w:rPr>
+        <w:rFonts w:hint="default"/>
+      </w:rPr>
+    </w:lvl>
+    <w:lvl w:ilvl="1" w:tplc="04090019" w:tentative="1">
+      <w:start w:val="1"/>
+      <w:numFmt w:val="lowerLetter"/>
+      <w:lvlText w:val="%2)"/>
+      <w:lvlJc w:val="left"/>
+      <w:pPr>
+        <w:ind w:left="840" w:hanging="420"/>
+      </w:pPr>
+    </w:lvl>
+    <w:lvl w:ilvl="2" w:tplc="0409001B" w:tentative="1">
+      <w:start w:val="1"/>
+      <w:numFmt w:val="lowerRoman"/>
+      <w:lvlText w:val="%3."/>
+      <w:lvlJc w:val="right"/>
+      <w:pPr>
+        <w:ind w:left="1260" w:hanging="420"/>
+      </w:pPr>
+    </w:lvl>
+    <w:lvl w:ilvl="3" w:tplc="0409000F" w:tentative="1">
+      <w:start w:val="1"/>
+      <w:numFmt w:val="decimal"/>
+      <w:lvlText w:val="%4."/>
+      <w:lvlJc w:val="left"/>
+      <w:pPr>
+        <w:ind w:left="1680" w:hanging="420"/>
+      </w:pPr>
+    </w:lvl>
+    <w:lvl w:ilvl="4" w:tplc="04090019" w:tentative="1">
+      <w:start w:val="1"/>
+      <w:numFmt w:val="lowerLetter"/>
+      <w:lvlText w:val="%5)"/>
+      <w:lvlJc w:val="left"/>
+      <w:pPr>
+        <w:ind w:left="2100" w:hanging="420"/>
+      </w:pPr>
+    </w:lvl>
+    <w:lvl w:ilvl="5" w:tplc="0409001B" w:tentative="1">
+      <w:start w:val="1"/>
+      <w:numFmt w:val="lowerRoman"/>
+      <w:lvlText w:val="%6."/>
+      <w:lvlJc w:val="right"/>
+      <w:pPr>
+        <w:ind w:left="2520" w:hanging="420"/>
+      </w:pPr>
+    </w:lvl>
+    <w:lvl w:ilvl="6" w:tplc="0409000F" w:tentative="1">
+      <w:start w:val="1"/>
+      <w:numFmt w:val="decimal"/>
+      <w:lvlText w:val="%7."/>
+      <w:lvlJc w:val="left"/>
+      <w:pPr>
+        <w:ind w:left="2940" w:hanging="420"/>
+      </w:pPr>
+    </w:lvl>
+    <w:lvl w:ilvl="7" w:tplc="04090019" w:tentative="1">
+      <w:start w:val="1"/>
+      <w:numFmt w:val="lowerLetter"/>
+      <w:lvlText w:val="%8)"/>
+      <w:lvlJc w:val="left"/>
+      <w:pPr>
+        <w:ind w:left="3360" w:hanging="420"/>
+      </w:pPr>
+    </w:lvl>
+    <w:lvl w:ilvl="8" w:tplc="0409001B" w:tentative="1">
+      <w:start w:val="1"/>
+      <w:numFmt w:val="lowerRoman"/>
+      <w:lvlText w:val="%9."/>
+      <w:lvlJc w:val="right"/>
+      <w:pPr>
+        <w:ind w:left="3780" w:hanging="420"/>
+      </w:pPr>
+    </w:lvl>
+  </w:abstractNum>
   <w:num w:numId="1">
-    <w:abstractNumId w:val="0"/>
+    <w:abstractNumId w:val="1"/>
   </w:num>
   <w:num w:numId="2">
+    <w:abstractNumId w:val="10"/>
+  </w:num>
+  <w:num w:numId="3">
+    <w:abstractNumId w:val="4"/>
+  </w:num>
+  <w:num w:numId="4">
+    <w:abstractNumId w:val="1"/>
+  </w:num>
+  <w:num w:numId="5">
+    <w:abstractNumId w:val="1"/>
+  </w:num>
+  <w:num w:numId="6">
+    <w:abstractNumId w:val="8"/>
+  </w:num>
+  <w:num w:numId="7">
+    <w:abstractNumId w:val="11"/>
+  </w:num>
+  <w:num w:numId="8">
+    <w:abstractNumId w:val="7"/>
+  </w:num>
+  <w:num w:numId="9">
     <w:abstractNumId w:val="2"/>
   </w:num>
-  <w:num w:numId="3">
-    <w:abstractNumId w:val="1"/>
+  <w:num w:numId="10">
+    <w:abstractNumId w:val="9"/>
   </w:num>
-  <w:num w:numId="4">
-    <w:abstractNumId w:val="0"/>
+  <w:num w:numId="11">
+    <w:abstractNumId w:val="5"/>
   </w:num>
-  <w:num w:numId="5">
+  <w:num w:numId="12">
+    <w:abstractNumId w:val="3"/>
+  </w:num>
+  <w:num w:numId="13">
+    <w:abstractNumId w:val="15"/>
+  </w:num>
+  <w:num w:numId="14">
+    <w:abstractNumId w:val="12"/>
+  </w:num>
+  <w:num w:numId="15">
+    <w:abstractNumId w:val="6"/>
+  </w:num>
+  <w:num w:numId="16">
+    <w:abstractNumId w:val="14"/>
+  </w:num>
+  <w:num w:numId="17">
+    <w:abstractNumId w:val="13"/>
+  </w:num>
+  <w:num w:numId="18">
     <w:abstractNumId w:val="0"/>
   </w:num>
 </w:numbering>

--- a/internal_doc/03.开发设计/Story_lob.docx
+++ b/internal_doc/03.开发设计/Story_lob.docx
@@ -348,139 +348,181 @@
       </w:r>
     </w:p>
     <w:p>
-      <w:r>
-        <w:rPr>
-          <w:rFonts w:hint="eastAsia"/>
+      <w:pPr>
+        <w:rPr>
+          <w:color w:val="D9D9D9" w:themeColor="background1" w:themeShade="D9"/>
+        </w:rPr>
+      </w:pPr>
+      <w:r>
+        <w:rPr>
+          <w:rFonts w:hint="eastAsia"/>
+          <w:color w:val="D9D9D9" w:themeColor="background1" w:themeShade="D9"/>
         </w:rPr>
         <w:t>//</w:t>
       </w:r>
       <w:r>
         <w:rPr>
           <w:rFonts w:hint="eastAsia"/>
+          <w:color w:val="D9D9D9" w:themeColor="background1" w:themeShade="D9"/>
         </w:rPr>
         <w:t xml:space="preserve">typedef INT32 (*)( </w:t>
       </w:r>
       <w:r>
         <w:rPr>
           <w:rFonts w:hint="eastAsia"/>
+          <w:color w:val="D9D9D9" w:themeColor="background1" w:themeShade="D9"/>
         </w:rPr>
         <w:t xml:space="preserve">void *, </w:t>
       </w:r>
       <w:r>
         <w:rPr>
           <w:rFonts w:hint="eastAsia"/>
+          <w:color w:val="D9D9D9" w:themeColor="background1" w:themeShade="D9"/>
         </w:rPr>
         <w:t>UINT32 bufLen, CHAR *buf, UINT32 &amp;len ) sdbLobWrite;</w:t>
       </w:r>
     </w:p>
     <w:p>
-      <w:r>
-        <w:rPr>
-          <w:rFonts w:hint="eastAsia"/>
+      <w:pPr>
+        <w:rPr>
+          <w:color w:val="D9D9D9" w:themeColor="background1" w:themeShade="D9"/>
+        </w:rPr>
+      </w:pPr>
+      <w:r>
+        <w:rPr>
+          <w:rFonts w:hint="eastAsia"/>
+          <w:color w:val="D9D9D9" w:themeColor="background1" w:themeShade="D9"/>
         </w:rPr>
         <w:t>//</w:t>
       </w:r>
       <w:r>
         <w:rPr>
           <w:rFonts w:hint="eastAsia"/>
+          <w:color w:val="D9D9D9" w:themeColor="background1" w:themeShade="D9"/>
         </w:rPr>
         <w:t xml:space="preserve">INT32 </w:t>
       </w:r>
       <w:r>
         <w:rPr>
           <w:rFonts w:hint="eastAsia"/>
+          <w:color w:val="D9D9D9" w:themeColor="background1" w:themeShade="D9"/>
         </w:rPr>
         <w:t>sdbPutLobFromFunc</w:t>
       </w:r>
       <w:r>
         <w:rPr>
           <w:rFonts w:hint="eastAsia"/>
+          <w:color w:val="D9D9D9" w:themeColor="background1" w:themeShade="D9"/>
         </w:rPr>
         <w:t>(</w:t>
       </w:r>
       <w:r>
+        <w:rPr>
+          <w:color w:val="D9D9D9" w:themeColor="background1" w:themeShade="D9"/>
+        </w:rPr>
         <w:t>sdbCollectionHandle</w:t>
       </w:r>
       <w:r>
         <w:rPr>
           <w:rFonts w:hint="eastAsia"/>
+          <w:color w:val="D9D9D9" w:themeColor="background1" w:themeShade="D9"/>
         </w:rPr>
         <w:t>,</w:t>
       </w:r>
       <w:r>
         <w:rPr>
           <w:rFonts w:hint="eastAsia"/>
+          <w:color w:val="D9D9D9" w:themeColor="background1" w:themeShade="D9"/>
         </w:rPr>
         <w:t xml:space="preserve"> </w:t>
       </w:r>
       <w:r>
         <w:rPr>
           <w:rFonts w:hint="eastAsia"/>
+          <w:color w:val="D9D9D9" w:themeColor="background1" w:themeShade="D9"/>
         </w:rPr>
         <w:t xml:space="preserve">sdbLobWrite , </w:t>
       </w:r>
       <w:r>
         <w:rPr>
           <w:rFonts w:hint="eastAsia"/>
+          <w:color w:val="D9D9D9" w:themeColor="background1" w:themeShade="D9"/>
         </w:rPr>
         <w:t>sdbLobHandle</w:t>
       </w:r>
       <w:r>
         <w:rPr>
           <w:rFonts w:hint="eastAsia"/>
+          <w:color w:val="D9D9D9" w:themeColor="background1" w:themeShade="D9"/>
         </w:rPr>
         <w:t xml:space="preserve"> *</w:t>
       </w:r>
       <w:r>
         <w:rPr>
           <w:rFonts w:hint="eastAsia"/>
+          <w:color w:val="D9D9D9" w:themeColor="background1" w:themeShade="D9"/>
         </w:rPr>
         <w:t>)</w:t>
       </w:r>
       <w:r>
         <w:rPr>
           <w:rFonts w:hint="eastAsia"/>
+          <w:color w:val="D9D9D9" w:themeColor="background1" w:themeShade="D9"/>
         </w:rPr>
         <w:t>;</w:t>
       </w:r>
     </w:p>
     <w:p>
-      <w:r>
-        <w:rPr>
-          <w:rFonts w:hint="eastAsia"/>
+      <w:pPr>
+        <w:rPr>
+          <w:color w:val="D9D9D9" w:themeColor="background1" w:themeShade="D9"/>
+        </w:rPr>
+      </w:pPr>
+      <w:r>
+        <w:rPr>
+          <w:rFonts w:hint="eastAsia"/>
+          <w:color w:val="D9D9D9" w:themeColor="background1" w:themeShade="D9"/>
         </w:rPr>
         <w:t>//</w:t>
       </w:r>
       <w:r>
         <w:rPr>
           <w:rFonts w:hint="eastAsia"/>
+          <w:color w:val="D9D9D9" w:themeColor="background1" w:themeShade="D9"/>
         </w:rPr>
         <w:t>INT32 sdbPutLobFromFile(</w:t>
       </w:r>
       <w:r>
+        <w:rPr>
+          <w:color w:val="D9D9D9" w:themeColor="background1" w:themeShade="D9"/>
+        </w:rPr>
         <w:t>sdbCollectionHandle</w:t>
       </w:r>
       <w:r>
         <w:rPr>
           <w:rFonts w:hint="eastAsia"/>
+          <w:color w:val="D9D9D9" w:themeColor="background1" w:themeShade="D9"/>
         </w:rPr>
         <w:t xml:space="preserve"> , const CHAR *fullPath , </w:t>
       </w:r>
       <w:r>
         <w:rPr>
           <w:rFonts w:hint="eastAsia"/>
+          <w:color w:val="D9D9D9" w:themeColor="background1" w:themeShade="D9"/>
         </w:rPr>
         <w:t>sdbLobHandle</w:t>
       </w:r>
       <w:r>
         <w:rPr>
           <w:rFonts w:hint="eastAsia"/>
+          <w:color w:val="D9D9D9" w:themeColor="background1" w:themeShade="D9"/>
         </w:rPr>
         <w:t xml:space="preserve"> *</w:t>
       </w:r>
       <w:r>
         <w:rPr>
           <w:rFonts w:hint="eastAsia"/>
+          <w:color w:val="D9D9D9" w:themeColor="background1" w:themeShade="D9"/>
         </w:rPr>
         <w:t>) ;</w:t>
       </w:r>
@@ -796,21 +838,29 @@
     </w:p>
     <w:p/>
     <w:p>
-      <w:r>
-        <w:rPr>
-          <w:rFonts w:hint="eastAsia"/>
+      <w:pPr>
+        <w:rPr>
+          <w:color w:val="D9D9D9" w:themeColor="background1" w:themeShade="D9"/>
+        </w:rPr>
+      </w:pPr>
+      <w:r>
+        <w:rPr>
+          <w:rFonts w:hint="eastAsia"/>
+          <w:color w:val="D9D9D9" w:themeColor="background1" w:themeShade="D9"/>
         </w:rPr>
         <w:t>//</w:t>
       </w:r>
       <w:r>
         <w:rPr>
           <w:rFonts w:hint="eastAsia"/>
+          <w:color w:val="D9D9D9" w:themeColor="background1" w:themeShade="D9"/>
         </w:rPr>
         <w:t>INT32 sdbLob2Bson(sdbLobHandle, bson *)</w:t>
       </w:r>
       <w:r>
         <w:rPr>
           <w:rFonts w:hint="eastAsia"/>
+          <w:color w:val="D9D9D9" w:themeColor="background1" w:themeShade="D9"/>
         </w:rPr>
         <w:t>;</w:t>
       </w:r>
@@ -10568,7 +10618,7 @@
                 <w:rFonts w:hint="eastAsia"/>
                 <w:b/>
               </w:rPr>
-              <w:t>用例操作步骤</w:t>
+              <w:t>用例关键步骤描述</w:t>
             </w:r>
           </w:p>
         </w:tc>
@@ -10607,7 +10657,7 @@
               <w:rPr>
                 <w:rFonts w:hint="eastAsia"/>
               </w:rPr>
-              <w:t>Story.lob.test001</w:t>
+              <w:t>LOB.ACCEPT.FIRSTEST.001</w:t>
             </w:r>
           </w:p>
         </w:tc>
@@ -10636,21 +10686,42 @@
               <w:pStyle w:val="ListParagraph"/>
               <w:numPr>
                 <w:ilvl w:val="0"/>
-                <w:numId w:val="6"/>
+                <w:numId w:val="19"/>
               </w:numPr>
               <w:ind w:firstLineChars="0"/>
+              <w:rPr>
+                <w:rFonts w:hint="eastAsia"/>
+              </w:rPr>
             </w:pPr>
             <w:r>
               <w:rPr>
                 <w:rFonts w:hint="eastAsia"/>
               </w:rPr>
-              <w:t>创建大对象要使用的表：</w:t>
-            </w:r>
-            <w:r>
-              <w:rPr>
-                <w:rFonts w:hint="eastAsia"/>
-              </w:rPr>
-              <w:t>lob.tbl</w:t>
+              <w:t>构造大对象文件，获取其</w:t>
+            </w:r>
+            <w:r>
+              <w:rPr>
+                <w:rFonts w:hint="eastAsia"/>
+              </w:rPr>
+              <w:t>MD5</w:t>
+            </w:r>
+            <w:r>
+              <w:rPr>
+                <w:rFonts w:hint="eastAsia"/>
+              </w:rPr>
+              <w:t>值：</w:t>
+            </w:r>
+            <w:r>
+              <w:rPr>
+                <w:rFonts w:hint="eastAsia"/>
+              </w:rPr>
+              <w:t>wMd5</w:t>
+            </w:r>
+            <w:r>
+              <w:rPr>
+                <w:rFonts w:hint="eastAsia"/>
+              </w:rPr>
+              <w:t>；</w:t>
             </w:r>
           </w:p>
           <w:p>
@@ -10658,15 +10729,18 @@
               <w:pStyle w:val="ListParagraph"/>
               <w:numPr>
                 <w:ilvl w:val="0"/>
-                <w:numId w:val="6"/>
+                <w:numId w:val="19"/>
               </w:numPr>
               <w:ind w:firstLineChars="0"/>
+              <w:rPr>
+                <w:rFonts w:hint="eastAsia"/>
+              </w:rPr>
             </w:pPr>
             <w:r>
               <w:rPr>
                 <w:rFonts w:hint="eastAsia"/>
               </w:rPr>
-              <w:t>打开大对象</w:t>
+              <w:t>向数据库写入大对象数据；</w:t>
             </w:r>
           </w:p>
           <w:p>
@@ -10674,15 +10748,18 @@
               <w:pStyle w:val="ListParagraph"/>
               <w:numPr>
                 <w:ilvl w:val="0"/>
-                <w:numId w:val="6"/>
+                <w:numId w:val="19"/>
               </w:numPr>
               <w:ind w:firstLineChars="0"/>
+              <w:rPr>
+                <w:rFonts w:hint="eastAsia"/>
+              </w:rPr>
             </w:pPr>
             <w:r>
               <w:rPr>
                 <w:rFonts w:hint="eastAsia"/>
               </w:rPr>
-              <w:t>写入大对象数据入数据库</w:t>
+              <w:t>从数据库读出刚写入的大对象数据；</w:t>
             </w:r>
           </w:p>
           <w:p>
@@ -10690,15 +10767,36 @@
               <w:pStyle w:val="ListParagraph"/>
               <w:numPr>
                 <w:ilvl w:val="0"/>
-                <w:numId w:val="6"/>
+                <w:numId w:val="19"/>
               </w:numPr>
               <w:ind w:firstLineChars="0"/>
+              <w:rPr>
+                <w:rFonts w:hint="eastAsia"/>
+              </w:rPr>
             </w:pPr>
             <w:r>
               <w:rPr>
                 <w:rFonts w:hint="eastAsia"/>
               </w:rPr>
-              <w:t>检测写入的大对象是否正确，进行大对象的读操作</w:t>
+              <w:t>获取读出的大对象文件的</w:t>
+            </w:r>
+            <w:r>
+              <w:rPr>
+                <w:rFonts w:hint="eastAsia"/>
+              </w:rPr>
+              <w:t>MD5</w:t>
+            </w:r>
+            <w:r>
+              <w:rPr>
+                <w:rFonts w:hint="eastAsia"/>
+              </w:rPr>
+              <w:t>值</w:t>
+            </w:r>
+            <w:r>
+              <w:rPr>
+                <w:rFonts w:hint="eastAsia"/>
+              </w:rPr>
+              <w:t>:rMd5</w:t>
             </w:r>
           </w:p>
           <w:p>
@@ -10706,7 +10804,7 @@
               <w:pStyle w:val="ListParagraph"/>
               <w:numPr>
                 <w:ilvl w:val="0"/>
-                <w:numId w:val="6"/>
+                <w:numId w:val="19"/>
               </w:numPr>
               <w:ind w:firstLineChars="0"/>
             </w:pPr>
@@ -10714,87 +10812,37 @@
               <w:rPr>
                 <w:rFonts w:hint="eastAsia"/>
               </w:rPr>
-              <w:t>验证写入的大对象数据是否正确</w:t>
-            </w:r>
-          </w:p>
-          <w:p>
-            <w:pPr>
-              <w:pStyle w:val="ListParagraph"/>
-              <w:numPr>
-                <w:ilvl w:val="0"/>
-                <w:numId w:val="6"/>
-              </w:numPr>
-              <w:ind w:firstLineChars="0"/>
-            </w:pPr>
-            <w:r>
-              <w:rPr>
-                <w:rFonts w:hint="eastAsia"/>
-              </w:rPr>
-              <w:t>关闭大对象</w:t>
-            </w:r>
-          </w:p>
-          <w:p>
-            <w:pPr>
-              <w:pStyle w:val="ListParagraph"/>
-              <w:numPr>
-                <w:ilvl w:val="0"/>
-                <w:numId w:val="6"/>
-              </w:numPr>
-              <w:ind w:firstLineChars="0"/>
-            </w:pPr>
-            <w:r>
-              <w:rPr>
-                <w:rFonts w:hint="eastAsia"/>
-              </w:rPr>
-              <w:t>打开大对象</w:t>
-            </w:r>
-          </w:p>
-          <w:p>
-            <w:pPr>
-              <w:pStyle w:val="ListParagraph"/>
-              <w:numPr>
-                <w:ilvl w:val="0"/>
-                <w:numId w:val="6"/>
-              </w:numPr>
-              <w:ind w:firstLineChars="0"/>
-            </w:pPr>
-            <w:r>
-              <w:rPr>
-                <w:rFonts w:hint="eastAsia"/>
-              </w:rPr>
-              <w:t>读大对象操作，检测读出的大对象数据与写入的大对象数据是否一致。</w:t>
-            </w:r>
-          </w:p>
-          <w:p>
-            <w:pPr>
-              <w:pStyle w:val="ListParagraph"/>
-              <w:numPr>
-                <w:ilvl w:val="0"/>
-                <w:numId w:val="6"/>
-              </w:numPr>
-              <w:ind w:firstLineChars="0"/>
-            </w:pPr>
-            <w:r>
-              <w:rPr>
-                <w:rFonts w:hint="eastAsia"/>
-              </w:rPr>
-              <w:t>删除大对象</w:t>
-            </w:r>
-          </w:p>
-          <w:p>
-            <w:pPr>
-              <w:pStyle w:val="ListParagraph"/>
-              <w:numPr>
-                <w:ilvl w:val="0"/>
-                <w:numId w:val="6"/>
-              </w:numPr>
-              <w:ind w:firstLineChars="0"/>
-            </w:pPr>
-            <w:r>
-              <w:rPr>
-                <w:rFonts w:hint="eastAsia"/>
-              </w:rPr>
-              <w:t>关闭大对象</w:t>
+              <w:t>通过比较</w:t>
+            </w:r>
+            <w:r>
+              <w:rPr>
+                <w:rFonts w:hint="eastAsia"/>
+              </w:rPr>
+              <w:t>wMd5</w:t>
+            </w:r>
+            <w:r>
+              <w:rPr>
+                <w:rFonts w:hint="eastAsia"/>
+              </w:rPr>
+              <w:t>和</w:t>
+            </w:r>
+            <w:r>
+              <w:rPr>
+                <w:rFonts w:hint="eastAsia"/>
+              </w:rPr>
+              <w:t>rMd5</w:t>
+            </w:r>
+            <w:r>
+              <w:rPr>
+                <w:rFonts w:hint="eastAsia"/>
+              </w:rPr>
+              <w:t>值，判断大对象的读写操作是否正确</w:t>
+            </w:r>
+            <w:r>
+              <w:rPr>
+                <w:rFonts w:hint="eastAsia"/>
+              </w:rPr>
+              <w:t>。</w:t>
             </w:r>
           </w:p>
         </w:tc>
@@ -10810,7 +10858,7 @@
               <w:rPr>
                 <w:rFonts w:hint="eastAsia"/>
               </w:rPr>
-              <w:t>读写数据操作正确的且数据正确</w:t>
+              <w:t>读写数据操作成功的且数据正确</w:t>
             </w:r>
           </w:p>
         </w:tc>
@@ -10828,7 +10876,7 @@
               <w:rPr>
                 <w:rFonts w:hint="eastAsia"/>
               </w:rPr>
-              <w:t>Story.lob.test002</w:t>
+              <w:t>LOB.ACCEPT.FIRSTEST.002</w:t>
             </w:r>
           </w:p>
         </w:tc>
@@ -10857,21 +10905,18 @@
               <w:pStyle w:val="ListParagraph"/>
               <w:numPr>
                 <w:ilvl w:val="0"/>
-                <w:numId w:val="7"/>
+                <w:numId w:val="20"/>
               </w:numPr>
               <w:ind w:firstLineChars="0"/>
+              <w:rPr>
+                <w:rFonts w:hint="eastAsia"/>
+              </w:rPr>
             </w:pPr>
             <w:r>
               <w:rPr>
                 <w:rFonts w:hint="eastAsia"/>
               </w:rPr>
-              <w:t>创建大对象所使用的表：</w:t>
-            </w:r>
-            <w:r>
-              <w:rPr>
-                <w:rFonts w:hint="eastAsia"/>
-              </w:rPr>
-              <w:t>lob.tbl</w:t>
+              <w:t>构造大量的大对象文件；</w:t>
             </w:r>
           </w:p>
           <w:p>
@@ -10879,15 +10924,18 @@
               <w:pStyle w:val="ListParagraph"/>
               <w:numPr>
                 <w:ilvl w:val="0"/>
-                <w:numId w:val="7"/>
+                <w:numId w:val="20"/>
               </w:numPr>
               <w:ind w:firstLineChars="0"/>
+              <w:rPr>
+                <w:rFonts w:hint="eastAsia"/>
+              </w:rPr>
             </w:pPr>
             <w:r>
               <w:rPr>
                 <w:rFonts w:hint="eastAsia"/>
               </w:rPr>
-              <w:t>打开大对象</w:t>
+              <w:t>将构造的大对象文件写入数据库；</w:t>
             </w:r>
           </w:p>
           <w:p>
@@ -10895,7 +10943,7 @@
               <w:pStyle w:val="ListParagraph"/>
               <w:numPr>
                 <w:ilvl w:val="0"/>
-                <w:numId w:val="7"/>
+                <w:numId w:val="20"/>
               </w:numPr>
               <w:ind w:firstLineChars="0"/>
             </w:pPr>
@@ -10903,39 +10951,13 @@
               <w:rPr>
                 <w:rFonts w:hint="eastAsia"/>
               </w:rPr>
-              <w:t>构造大对象数据，写入大量的大对象文件</w:t>
-            </w:r>
-          </w:p>
-          <w:p>
-            <w:pPr>
-              <w:pStyle w:val="ListParagraph"/>
-              <w:numPr>
-                <w:ilvl w:val="0"/>
-                <w:numId w:val="7"/>
-              </w:numPr>
-              <w:ind w:firstLineChars="0"/>
-            </w:pPr>
-            <w:r>
-              <w:rPr>
-                <w:rFonts w:hint="eastAsia"/>
-              </w:rPr>
-              <w:t>验证大对象写入的数据是否正确</w:t>
-            </w:r>
-          </w:p>
-          <w:p>
-            <w:pPr>
-              <w:pStyle w:val="ListParagraph"/>
-              <w:numPr>
-                <w:ilvl w:val="0"/>
-                <w:numId w:val="7"/>
-              </w:numPr>
-              <w:ind w:firstLineChars="0"/>
-            </w:pPr>
-            <w:r>
-              <w:rPr>
-                <w:rFonts w:hint="eastAsia"/>
-              </w:rPr>
-              <w:t>关闭大对象</w:t>
+              <w:t>检查大对象写操作是否成功</w:t>
+            </w:r>
+            <w:r>
+              <w:rPr>
+                <w:rFonts w:hint="eastAsia"/>
+              </w:rPr>
+              <w:t>。</w:t>
             </w:r>
           </w:p>
         </w:tc>
@@ -10969,7 +10991,7 @@
               <w:rPr>
                 <w:rFonts w:hint="eastAsia"/>
               </w:rPr>
-              <w:t>Story.lob.test003</w:t>
+              <w:t>LOB.ACCEPT.FIRSTEST.003</w:t>
             </w:r>
           </w:p>
         </w:tc>
@@ -10998,21 +11020,18 @@
               <w:pStyle w:val="ListParagraph"/>
               <w:numPr>
                 <w:ilvl w:val="0"/>
-                <w:numId w:val="8"/>
+                <w:numId w:val="21"/>
               </w:numPr>
               <w:ind w:firstLineChars="0"/>
+              <w:rPr>
+                <w:rFonts w:hint="eastAsia"/>
+              </w:rPr>
             </w:pPr>
             <w:r>
               <w:rPr>
                 <w:rFonts w:hint="eastAsia"/>
               </w:rPr>
-              <w:t>创建大对象所使用的表：</w:t>
-            </w:r>
-            <w:r>
-              <w:rPr>
-                <w:rFonts w:hint="eastAsia"/>
-              </w:rPr>
-              <w:t>lob.tbl</w:t>
+              <w:t>数据库内含有大量的大对象文件；</w:t>
             </w:r>
           </w:p>
           <w:p>
@@ -11020,15 +11039,18 @@
               <w:pStyle w:val="ListParagraph"/>
               <w:numPr>
                 <w:ilvl w:val="0"/>
-                <w:numId w:val="8"/>
+                <w:numId w:val="21"/>
               </w:numPr>
               <w:ind w:firstLineChars="0"/>
+              <w:rPr>
+                <w:rFonts w:hint="eastAsia"/>
+              </w:rPr>
             </w:pPr>
             <w:r>
               <w:rPr>
                 <w:rFonts w:hint="eastAsia"/>
               </w:rPr>
-              <w:t>打开大对象</w:t>
+              <w:t>从数据库中读出这所有的大对象文件；</w:t>
             </w:r>
           </w:p>
           <w:p>
@@ -11036,7 +11058,7 @@
               <w:pStyle w:val="ListParagraph"/>
               <w:numPr>
                 <w:ilvl w:val="0"/>
-                <w:numId w:val="8"/>
+                <w:numId w:val="21"/>
               </w:numPr>
               <w:ind w:firstLineChars="0"/>
             </w:pPr>
@@ -11044,55 +11066,7 @@
               <w:rPr>
                 <w:rFonts w:hint="eastAsia"/>
               </w:rPr>
-              <w:t>向数据库中写入大量的大对象数据</w:t>
-            </w:r>
-          </w:p>
-          <w:p>
-            <w:pPr>
-              <w:pStyle w:val="ListParagraph"/>
-              <w:numPr>
-                <w:ilvl w:val="0"/>
-                <w:numId w:val="8"/>
-              </w:numPr>
-              <w:ind w:firstLineChars="0"/>
-            </w:pPr>
-            <w:r>
-              <w:rPr>
-                <w:rFonts w:hint="eastAsia"/>
-              </w:rPr>
-              <w:t>写入完成之后，再从数据库中读出所有的大对象数据</w:t>
-            </w:r>
-          </w:p>
-          <w:p>
-            <w:pPr>
-              <w:pStyle w:val="ListParagraph"/>
-              <w:numPr>
-                <w:ilvl w:val="0"/>
-                <w:numId w:val="8"/>
-              </w:numPr>
-              <w:ind w:firstLineChars="0"/>
-            </w:pPr>
-            <w:r>
-              <w:rPr>
-                <w:rFonts w:hint="eastAsia"/>
-              </w:rPr>
-              <w:t>验证大对象数据的读出是否正确</w:t>
-            </w:r>
-          </w:p>
-          <w:p>
-            <w:pPr>
-              <w:pStyle w:val="ListParagraph"/>
-              <w:numPr>
-                <w:ilvl w:val="0"/>
-                <w:numId w:val="8"/>
-              </w:numPr>
-              <w:ind w:firstLineChars="0"/>
-            </w:pPr>
-            <w:r>
-              <w:rPr>
-                <w:rFonts w:hint="eastAsia"/>
-              </w:rPr>
-              <w:t>关闭大对象</w:t>
+              <w:t>检查大对象读操作是否成功；</w:t>
             </w:r>
           </w:p>
         </w:tc>
@@ -11126,7 +11100,7 @@
               <w:rPr>
                 <w:rFonts w:hint="eastAsia"/>
               </w:rPr>
-              <w:t>Story.lob.test004</w:t>
+              <w:t>LOB.ACCEPT.FIRSTEST.004</w:t>
             </w:r>
           </w:p>
         </w:tc>
@@ -11155,21 +11129,18 @@
               <w:pStyle w:val="ListParagraph"/>
               <w:numPr>
                 <w:ilvl w:val="0"/>
-                <w:numId w:val="9"/>
+                <w:numId w:val="22"/>
               </w:numPr>
               <w:ind w:firstLineChars="0"/>
+              <w:rPr>
+                <w:rFonts w:hint="eastAsia"/>
+              </w:rPr>
             </w:pPr>
             <w:r>
               <w:rPr>
                 <w:rFonts w:hint="eastAsia"/>
               </w:rPr>
-              <w:t>创建大对象所使用的表：</w:t>
-            </w:r>
-            <w:r>
-              <w:rPr>
-                <w:rFonts w:hint="eastAsia"/>
-              </w:rPr>
-              <w:t>lob.tbl</w:t>
+              <w:t>构造大对象文件，通过偏移写操作向数据库写入大对象数据；</w:t>
             </w:r>
           </w:p>
           <w:p>
@@ -11177,15 +11148,18 @@
               <w:pStyle w:val="ListParagraph"/>
               <w:numPr>
                 <w:ilvl w:val="0"/>
-                <w:numId w:val="9"/>
+                <w:numId w:val="22"/>
               </w:numPr>
               <w:ind w:firstLineChars="0"/>
+              <w:rPr>
+                <w:rFonts w:hint="eastAsia"/>
+              </w:rPr>
             </w:pPr>
             <w:r>
               <w:rPr>
                 <w:rFonts w:hint="eastAsia"/>
               </w:rPr>
-              <w:t>打开大对象</w:t>
+              <w:t>从数据库中读出大对象数据数据；</w:t>
             </w:r>
           </w:p>
           <w:p>
@@ -11193,15 +11167,42 @@
               <w:pStyle w:val="ListParagraph"/>
               <w:numPr>
                 <w:ilvl w:val="0"/>
-                <w:numId w:val="9"/>
+                <w:numId w:val="22"/>
               </w:numPr>
               <w:ind w:firstLineChars="0"/>
+              <w:rPr>
+                <w:rFonts w:hint="eastAsia"/>
+              </w:rPr>
             </w:pPr>
             <w:r>
               <w:rPr>
                 <w:rFonts w:hint="eastAsia"/>
               </w:rPr>
-              <w:t>执行大对象的偏移写操作</w:t>
+              <w:t>获取读出的大对象文件的</w:t>
+            </w:r>
+            <w:r>
+              <w:rPr>
+                <w:rFonts w:hint="eastAsia"/>
+              </w:rPr>
+              <w:t>MD5</w:t>
+            </w:r>
+            <w:r>
+              <w:rPr>
+                <w:rFonts w:hint="eastAsia"/>
+              </w:rPr>
+              <w:t>值</w:t>
+            </w:r>
+            <w:r>
+              <w:rPr>
+                <w:rFonts w:hint="eastAsia"/>
+              </w:rPr>
+              <w:t>:rMd5</w:t>
+            </w:r>
+            <w:r>
+              <w:rPr>
+                <w:rFonts w:hint="eastAsia"/>
+              </w:rPr>
+              <w:t>；</w:t>
             </w:r>
           </w:p>
           <w:p>
@@ -11209,15 +11210,36 @@
               <w:pStyle w:val="ListParagraph"/>
               <w:numPr>
                 <w:ilvl w:val="0"/>
-                <w:numId w:val="9"/>
+                <w:numId w:val="22"/>
               </w:numPr>
               <w:ind w:firstLineChars="0"/>
+              <w:rPr>
+                <w:rFonts w:hint="eastAsia"/>
+              </w:rPr>
             </w:pPr>
             <w:r>
               <w:rPr>
                 <w:rFonts w:hint="eastAsia"/>
               </w:rPr>
-              <w:t>验证大对象写入的数据是否正确</w:t>
+              <w:t>根据偏移写操作的偏移量对构造的大对象文件进行相应的偏移，最后得出偏移后文件的</w:t>
+            </w:r>
+            <w:r>
+              <w:rPr>
+                <w:rFonts w:hint="eastAsia"/>
+              </w:rPr>
+              <w:t>MD</w:t>
+            </w:r>
+            <w:r>
+              <w:rPr>
+                <w:rFonts w:hint="eastAsia"/>
+              </w:rPr>
+              <w:t>值</w:t>
+            </w:r>
+            <w:r>
+              <w:rPr>
+                <w:rFonts w:hint="eastAsia"/>
+              </w:rPr>
+              <w:t>:wMd5;</w:t>
             </w:r>
           </w:p>
           <w:p>
@@ -11225,7 +11247,7 @@
               <w:pStyle w:val="ListParagraph"/>
               <w:numPr>
                 <w:ilvl w:val="0"/>
-                <w:numId w:val="9"/>
+                <w:numId w:val="22"/>
               </w:numPr>
               <w:ind w:firstLineChars="0"/>
             </w:pPr>
@@ -11233,8 +11255,31 @@
               <w:rPr>
                 <w:rFonts w:hint="eastAsia"/>
               </w:rPr>
-              <w:lastRenderedPageBreak/>
-              <w:t>关闭大对象</w:t>
+              <w:t>比较</w:t>
+            </w:r>
+            <w:r>
+              <w:rPr>
+                <w:rFonts w:hint="eastAsia"/>
+              </w:rPr>
+              <w:t>wMd5</w:t>
+            </w:r>
+            <w:r>
+              <w:rPr>
+                <w:rFonts w:hint="eastAsia"/>
+              </w:rPr>
+              <w:t>和</w:t>
+            </w:r>
+            <w:r>
+              <w:rPr>
+                <w:rFonts w:hint="eastAsia"/>
+              </w:rPr>
+              <w:t>rMd5</w:t>
+            </w:r>
+            <w:r>
+              <w:rPr>
+                <w:rFonts w:hint="eastAsia"/>
+              </w:rPr>
+              <w:t>，判断偏移写操作是否正确；</w:t>
             </w:r>
           </w:p>
         </w:tc>
@@ -11250,7 +11295,6 @@
               <w:rPr>
                 <w:rFonts w:hint="eastAsia"/>
               </w:rPr>
-              <w:lastRenderedPageBreak/>
               <w:t>大对象偏移写成功，且数据写入正确</w:t>
             </w:r>
           </w:p>
@@ -11269,8 +11313,7 @@
               <w:rPr>
                 <w:rFonts w:hint="eastAsia"/>
               </w:rPr>
-              <w:lastRenderedPageBreak/>
-              <w:t>Story.lob.test004</w:t>
+              <w:t>LOB.ACCEPT.FIRSTEST.005</w:t>
             </w:r>
           </w:p>
         </w:tc>
@@ -11299,21 +11342,18 @@
               <w:pStyle w:val="ListParagraph"/>
               <w:numPr>
                 <w:ilvl w:val="0"/>
-                <w:numId w:val="10"/>
+                <w:numId w:val="23"/>
               </w:numPr>
               <w:ind w:firstLineChars="0"/>
+              <w:rPr>
+                <w:rFonts w:hint="eastAsia"/>
+              </w:rPr>
             </w:pPr>
             <w:r>
               <w:rPr>
                 <w:rFonts w:hint="eastAsia"/>
               </w:rPr>
-              <w:t>创建大对象所使用的表：</w:t>
-            </w:r>
-            <w:r>
-              <w:rPr>
-                <w:rFonts w:hint="eastAsia"/>
-              </w:rPr>
-              <w:t>lob.tbl</w:t>
+              <w:t>构造大对象文件，将此大对象写入数据库；</w:t>
             </w:r>
           </w:p>
           <w:p>
@@ -11321,15 +11361,18 @@
               <w:pStyle w:val="ListParagraph"/>
               <w:numPr>
                 <w:ilvl w:val="0"/>
-                <w:numId w:val="10"/>
+                <w:numId w:val="23"/>
               </w:numPr>
               <w:ind w:firstLineChars="0"/>
+              <w:rPr>
+                <w:rFonts w:hint="eastAsia"/>
+              </w:rPr>
             </w:pPr>
             <w:r>
               <w:rPr>
                 <w:rFonts w:hint="eastAsia"/>
               </w:rPr>
-              <w:t>打开大对象</w:t>
+              <w:t>通过偏移读操作从数据库中读出大对象；</w:t>
             </w:r>
           </w:p>
           <w:p>
@@ -11337,15 +11380,43 @@
               <w:pStyle w:val="ListParagraph"/>
               <w:numPr>
                 <w:ilvl w:val="0"/>
-                <w:numId w:val="10"/>
+                <w:numId w:val="23"/>
               </w:numPr>
               <w:ind w:firstLineChars="0"/>
+              <w:rPr>
+                <w:rFonts w:hint="eastAsia"/>
+              </w:rPr>
             </w:pPr>
             <w:r>
               <w:rPr>
                 <w:rFonts w:hint="eastAsia"/>
               </w:rPr>
-              <w:t>向数据库中写入大对象数据</w:t>
+              <w:lastRenderedPageBreak/>
+              <w:t>获取读出的大对象文件的</w:t>
+            </w:r>
+            <w:r>
+              <w:rPr>
+                <w:rFonts w:hint="eastAsia"/>
+              </w:rPr>
+              <w:t>MD5</w:t>
+            </w:r>
+            <w:r>
+              <w:rPr>
+                <w:rFonts w:hint="eastAsia"/>
+              </w:rPr>
+              <w:t>值</w:t>
+            </w:r>
+            <w:r>
+              <w:rPr>
+                <w:rFonts w:hint="eastAsia"/>
+              </w:rPr>
+              <w:t>:rMd5</w:t>
+            </w:r>
+            <w:r>
+              <w:rPr>
+                <w:rFonts w:hint="eastAsia"/>
+              </w:rPr>
+              <w:t>；</w:t>
             </w:r>
           </w:p>
           <w:p>
@@ -11353,15 +11424,36 @@
               <w:pStyle w:val="ListParagraph"/>
               <w:numPr>
                 <w:ilvl w:val="0"/>
-                <w:numId w:val="10"/>
+                <w:numId w:val="23"/>
               </w:numPr>
               <w:ind w:firstLineChars="0"/>
+              <w:rPr>
+                <w:rFonts w:hint="eastAsia"/>
+              </w:rPr>
             </w:pPr>
             <w:r>
               <w:rPr>
                 <w:rFonts w:hint="eastAsia"/>
               </w:rPr>
-              <w:t>执行大对象的偏移读操作</w:t>
+              <w:t>根据偏移读操作的偏移量对构造的大对象文件进行相应的偏移，最后得出偏移后文件的</w:t>
+            </w:r>
+            <w:r>
+              <w:rPr>
+                <w:rFonts w:hint="eastAsia"/>
+              </w:rPr>
+              <w:t>MD</w:t>
+            </w:r>
+            <w:r>
+              <w:rPr>
+                <w:rFonts w:hint="eastAsia"/>
+              </w:rPr>
+              <w:t>值</w:t>
+            </w:r>
+            <w:r>
+              <w:rPr>
+                <w:rFonts w:hint="eastAsia"/>
+              </w:rPr>
+              <w:t>:wMd5;</w:t>
             </w:r>
           </w:p>
           <w:p>
@@ -11369,7 +11461,7 @@
               <w:pStyle w:val="ListParagraph"/>
               <w:numPr>
                 <w:ilvl w:val="0"/>
-                <w:numId w:val="10"/>
+                <w:numId w:val="23"/>
               </w:numPr>
               <w:ind w:firstLineChars="0"/>
             </w:pPr>
@@ -11377,23 +11469,31 @@
               <w:rPr>
                 <w:rFonts w:hint="eastAsia"/>
               </w:rPr>
-              <w:t>验证大对象偏移读出的数据是否正确</w:t>
-            </w:r>
-          </w:p>
-          <w:p>
-            <w:pPr>
-              <w:pStyle w:val="ListParagraph"/>
-              <w:numPr>
-                <w:ilvl w:val="0"/>
-                <w:numId w:val="10"/>
-              </w:numPr>
-              <w:ind w:firstLineChars="0"/>
-            </w:pPr>
-            <w:r>
-              <w:rPr>
-                <w:rFonts w:hint="eastAsia"/>
-              </w:rPr>
-              <w:t>关闭大对象</w:t>
+              <w:t>比较</w:t>
+            </w:r>
+            <w:r>
+              <w:rPr>
+                <w:rFonts w:hint="eastAsia"/>
+              </w:rPr>
+              <w:t>wMd5</w:t>
+            </w:r>
+            <w:r>
+              <w:rPr>
+                <w:rFonts w:hint="eastAsia"/>
+              </w:rPr>
+              <w:t>和</w:t>
+            </w:r>
+            <w:r>
+              <w:rPr>
+                <w:rFonts w:hint="eastAsia"/>
+              </w:rPr>
+              <w:t>rMd5</w:t>
+            </w:r>
+            <w:r>
+              <w:rPr>
+                <w:rFonts w:hint="eastAsia"/>
+              </w:rPr>
+              <w:t>，判断偏移写操作是否正确；</w:t>
             </w:r>
           </w:p>
         </w:tc>
@@ -11409,6 +11509,7 @@
               <w:rPr>
                 <w:rFonts w:hint="eastAsia"/>
               </w:rPr>
+              <w:lastRenderedPageBreak/>
               <w:t>大对象偏移读成功，且数据读出正确</w:t>
             </w:r>
           </w:p>
@@ -11427,7 +11528,8 @@
               <w:rPr>
                 <w:rFonts w:hint="eastAsia"/>
               </w:rPr>
-              <w:t>Story.lob.test005</w:t>
+              <w:lastRenderedPageBreak/>
+              <w:t>LOB.ACCEPT.FIRSTEST.006</w:t>
             </w:r>
           </w:p>
         </w:tc>
@@ -11456,21 +11558,18 @@
               <w:pStyle w:val="ListParagraph"/>
               <w:numPr>
                 <w:ilvl w:val="0"/>
-                <w:numId w:val="11"/>
+                <w:numId w:val="24"/>
               </w:numPr>
               <w:ind w:firstLineChars="0"/>
+              <w:rPr>
+                <w:rFonts w:hint="eastAsia"/>
+              </w:rPr>
             </w:pPr>
             <w:r>
               <w:rPr>
                 <w:rFonts w:hint="eastAsia"/>
               </w:rPr>
-              <w:t>创建大对象所使用的表：</w:t>
-            </w:r>
-            <w:r>
-              <w:rPr>
-                <w:rFonts w:hint="eastAsia"/>
-              </w:rPr>
-              <w:t>lob.tbl</w:t>
+              <w:t>构造大对象文件，将大对象文件写入数据库；</w:t>
             </w:r>
           </w:p>
           <w:p>
@@ -11478,15 +11577,18 @@
               <w:pStyle w:val="ListParagraph"/>
               <w:numPr>
                 <w:ilvl w:val="0"/>
-                <w:numId w:val="11"/>
+                <w:numId w:val="24"/>
               </w:numPr>
               <w:ind w:firstLineChars="0"/>
+              <w:rPr>
+                <w:rFonts w:hint="eastAsia"/>
+              </w:rPr>
             </w:pPr>
             <w:r>
               <w:rPr>
                 <w:rFonts w:hint="eastAsia"/>
               </w:rPr>
-              <w:t>打开大对象</w:t>
+              <w:t>获取大对象元数据；</w:t>
             </w:r>
           </w:p>
           <w:p>
@@ -11494,7 +11596,7 @@
               <w:pStyle w:val="ListParagraph"/>
               <w:numPr>
                 <w:ilvl w:val="0"/>
-                <w:numId w:val="11"/>
+                <w:numId w:val="24"/>
               </w:numPr>
               <w:ind w:firstLineChars="0"/>
             </w:pPr>
@@ -11502,55 +11604,7 @@
               <w:rPr>
                 <w:rFonts w:hint="eastAsia"/>
               </w:rPr>
-              <w:t>向数据中写入大量的大对象数据</w:t>
-            </w:r>
-          </w:p>
-          <w:p>
-            <w:pPr>
-              <w:pStyle w:val="ListParagraph"/>
-              <w:numPr>
-                <w:ilvl w:val="0"/>
-                <w:numId w:val="11"/>
-              </w:numPr>
-              <w:ind w:firstLineChars="0"/>
-            </w:pPr>
-            <w:r>
-              <w:rPr>
-                <w:rFonts w:hint="eastAsia"/>
-              </w:rPr>
-              <w:t>获取大对象的所有的元数据信息</w:t>
-            </w:r>
-          </w:p>
-          <w:p>
-            <w:pPr>
-              <w:pStyle w:val="ListParagraph"/>
-              <w:numPr>
-                <w:ilvl w:val="0"/>
-                <w:numId w:val="11"/>
-              </w:numPr>
-              <w:ind w:firstLineChars="0"/>
-            </w:pPr>
-            <w:r>
-              <w:rPr>
-                <w:rFonts w:hint="eastAsia"/>
-              </w:rPr>
-              <w:t>检验读出的大对象元数据信息是否正确</w:t>
-            </w:r>
-          </w:p>
-          <w:p>
-            <w:pPr>
-              <w:pStyle w:val="ListParagraph"/>
-              <w:numPr>
-                <w:ilvl w:val="0"/>
-                <w:numId w:val="11"/>
-              </w:numPr>
-              <w:ind w:firstLineChars="0"/>
-            </w:pPr>
-            <w:r>
-              <w:rPr>
-                <w:rFonts w:hint="eastAsia"/>
-              </w:rPr>
-              <w:t>关闭大对象</w:t>
+              <w:t>检验大对象元数据是否正确，通过查看构造的大对象文件了解相关的信息；</w:t>
             </w:r>
           </w:p>
         </w:tc>
@@ -11584,7 +11638,7 @@
               <w:rPr>
                 <w:rFonts w:hint="eastAsia"/>
               </w:rPr>
-              <w:t>Story.lob.test006</w:t>
+              <w:t>LOB.ACCEPT.FIRSTEST.007</w:t>
             </w:r>
           </w:p>
         </w:tc>
@@ -11619,21 +11673,18 @@
               <w:pStyle w:val="ListParagraph"/>
               <w:numPr>
                 <w:ilvl w:val="0"/>
-                <w:numId w:val="12"/>
+                <w:numId w:val="25"/>
               </w:numPr>
               <w:ind w:firstLineChars="0"/>
+              <w:rPr>
+                <w:rFonts w:hint="eastAsia"/>
+              </w:rPr>
             </w:pPr>
             <w:r>
               <w:rPr>
                 <w:rFonts w:hint="eastAsia"/>
               </w:rPr>
-              <w:t>创建大对象所使用的表：</w:t>
-            </w:r>
-            <w:r>
-              <w:rPr>
-                <w:rFonts w:hint="eastAsia"/>
-              </w:rPr>
-              <w:t>lob.tbl</w:t>
+              <w:t>构造大量的大对象文件；</w:t>
             </w:r>
           </w:p>
           <w:p>
@@ -11641,15 +11692,18 @@
               <w:pStyle w:val="ListParagraph"/>
               <w:numPr>
                 <w:ilvl w:val="0"/>
-                <w:numId w:val="12"/>
+                <w:numId w:val="25"/>
               </w:numPr>
               <w:ind w:firstLineChars="0"/>
+              <w:rPr>
+                <w:rFonts w:hint="eastAsia"/>
+              </w:rPr>
             </w:pPr>
             <w:r>
               <w:rPr>
                 <w:rFonts w:hint="eastAsia"/>
               </w:rPr>
-              <w:t>打开大对象</w:t>
+              <w:t>将构造的大对象文件写入数据库；</w:t>
             </w:r>
           </w:p>
           <w:p>
@@ -11657,15 +11711,24 @@
               <w:pStyle w:val="ListParagraph"/>
               <w:numPr>
                 <w:ilvl w:val="0"/>
-                <w:numId w:val="12"/>
+                <w:numId w:val="25"/>
               </w:numPr>
               <w:ind w:firstLineChars="0"/>
+              <w:rPr>
+                <w:rFonts w:hint="eastAsia"/>
+              </w:rPr>
             </w:pPr>
             <w:r>
               <w:rPr>
                 <w:rFonts w:hint="eastAsia"/>
               </w:rPr>
-              <w:t>向数据库中写入大量的大对象数据</w:t>
+              <w:t>List</w:t>
+            </w:r>
+            <w:r>
+              <w:rPr>
+                <w:rFonts w:hint="eastAsia"/>
+              </w:rPr>
+              <w:t>大对象；</w:t>
             </w:r>
           </w:p>
           <w:p>
@@ -11673,7 +11736,7 @@
               <w:pStyle w:val="ListParagraph"/>
               <w:numPr>
                 <w:ilvl w:val="0"/>
-                <w:numId w:val="12"/>
+                <w:numId w:val="25"/>
               </w:numPr>
               <w:ind w:firstLineChars="0"/>
             </w:pPr>
@@ -11681,23 +11744,7 @@
               <w:rPr>
                 <w:rFonts w:hint="eastAsia"/>
               </w:rPr>
-              <w:t>读录所写入的大对象的个数</w:t>
-            </w:r>
-          </w:p>
-          <w:p>
-            <w:pPr>
-              <w:pStyle w:val="ListParagraph"/>
-              <w:numPr>
-                <w:ilvl w:val="0"/>
-                <w:numId w:val="12"/>
-              </w:numPr>
-              <w:ind w:firstLineChars="0"/>
-            </w:pPr>
-            <w:r>
-              <w:rPr>
-                <w:rFonts w:hint="eastAsia"/>
-              </w:rPr>
-              <w:t>执行</w:t>
+              <w:t>比较</w:t>
             </w:r>
             <w:r>
               <w:rPr>
@@ -11709,51 +11756,7 @@
               <w:rPr>
                 <w:rFonts w:hint="eastAsia"/>
               </w:rPr>
-              <w:t>大对象操作</w:t>
-            </w:r>
-          </w:p>
-          <w:p>
-            <w:pPr>
-              <w:pStyle w:val="ListParagraph"/>
-              <w:numPr>
-                <w:ilvl w:val="0"/>
-                <w:numId w:val="12"/>
-              </w:numPr>
-              <w:ind w:firstLineChars="0"/>
-            </w:pPr>
-            <w:r>
-              <w:rPr>
-                <w:rFonts w:hint="eastAsia"/>
-              </w:rPr>
-              <w:t>比较</w:t>
-            </w:r>
-            <w:r>
-              <w:rPr>
-                <w:rFonts w:hint="eastAsia"/>
-              </w:rPr>
-              <w:t>List</w:t>
-            </w:r>
-            <w:r>
-              <w:rPr>
-                <w:rFonts w:hint="eastAsia"/>
-              </w:rPr>
-              <w:t>的大对象与所记录的大对象的个数是否正确并相同</w:t>
-            </w:r>
-          </w:p>
-          <w:p>
-            <w:pPr>
-              <w:pStyle w:val="ListParagraph"/>
-              <w:numPr>
-                <w:ilvl w:val="0"/>
-                <w:numId w:val="12"/>
-              </w:numPr>
-              <w:ind w:firstLineChars="0"/>
-            </w:pPr>
-            <w:r>
-              <w:rPr>
-                <w:rFonts w:hint="eastAsia"/>
-              </w:rPr>
-              <w:t>关闭大对象</w:t>
+              <w:t>大对象的结果与写入的大对象文件个数是否相等；</w:t>
             </w:r>
           </w:p>
         </w:tc>
@@ -11793,7 +11796,7 @@
               <w:rPr>
                 <w:rFonts w:hint="eastAsia"/>
               </w:rPr>
-              <w:t>Story.lob.test007</w:t>
+              <w:t>LOB.ACCEPT.FIRSTEST.008</w:t>
             </w:r>
           </w:p>
         </w:tc>
@@ -11822,21 +11825,18 @@
               <w:pStyle w:val="ListParagraph"/>
               <w:numPr>
                 <w:ilvl w:val="0"/>
-                <w:numId w:val="13"/>
+                <w:numId w:val="26"/>
               </w:numPr>
               <w:ind w:firstLineChars="0"/>
+              <w:rPr>
+                <w:rFonts w:hint="eastAsia"/>
+              </w:rPr>
             </w:pPr>
             <w:r>
               <w:rPr>
                 <w:rFonts w:hint="eastAsia"/>
               </w:rPr>
-              <w:t>创建大对象所使用的表：</w:t>
-            </w:r>
-            <w:r>
-              <w:rPr>
-                <w:rFonts w:hint="eastAsia"/>
-              </w:rPr>
-              <w:t>lob.tbl</w:t>
+              <w:t>构造大对象文件写入数据库；</w:t>
             </w:r>
           </w:p>
           <w:p>
@@ -11844,15 +11844,18 @@
               <w:pStyle w:val="ListParagraph"/>
               <w:numPr>
                 <w:ilvl w:val="0"/>
-                <w:numId w:val="13"/>
+                <w:numId w:val="26"/>
               </w:numPr>
               <w:ind w:firstLineChars="0"/>
+              <w:rPr>
+                <w:rFonts w:hint="eastAsia"/>
+              </w:rPr>
             </w:pPr>
             <w:r>
               <w:rPr>
                 <w:rFonts w:hint="eastAsia"/>
               </w:rPr>
-              <w:t>打开大对象</w:t>
+              <w:t>在执行写入操作的过程中，干掉客户端，导致写入失败；</w:t>
             </w:r>
           </w:p>
           <w:p>
@@ -11860,27 +11863,18 @@
               <w:pStyle w:val="ListParagraph"/>
               <w:numPr>
                 <w:ilvl w:val="0"/>
-                <w:numId w:val="13"/>
+                <w:numId w:val="26"/>
               </w:numPr>
               <w:ind w:firstLineChars="0"/>
+              <w:rPr>
+                <w:rFonts w:hint="eastAsia"/>
+              </w:rPr>
             </w:pPr>
             <w:r>
               <w:rPr>
                 <w:rFonts w:hint="eastAsia"/>
               </w:rPr>
-              <w:t>向数据库中写一个数据量超大的数据，在写入过程中干掉所连接的</w:t>
-            </w:r>
-            <w:r>
-              <w:rPr>
-                <w:rFonts w:hint="eastAsia"/>
-              </w:rPr>
-              <w:t>coord</w:t>
-            </w:r>
-            <w:r>
-              <w:rPr>
-                <w:rFonts w:hint="eastAsia"/>
-              </w:rPr>
-              <w:t>节点，此时数据写入不完全</w:t>
+              <w:t>重新连接到数据库，执行清除未完成的大对象操作；</w:t>
             </w:r>
           </w:p>
           <w:p>
@@ -11888,7 +11882,7 @@
               <w:pStyle w:val="ListParagraph"/>
               <w:numPr>
                 <w:ilvl w:val="0"/>
-                <w:numId w:val="13"/>
+                <w:numId w:val="26"/>
               </w:numPr>
               <w:ind w:firstLineChars="0"/>
             </w:pPr>
@@ -11896,39 +11890,20 @@
               <w:rPr>
                 <w:rFonts w:hint="eastAsia"/>
               </w:rPr>
-              <w:t>执行清理未完成的大对象操作</w:t>
-            </w:r>
-          </w:p>
-          <w:p>
-            <w:pPr>
-              <w:pStyle w:val="ListParagraph"/>
-              <w:numPr>
-                <w:ilvl w:val="0"/>
-                <w:numId w:val="13"/>
-              </w:numPr>
-              <w:ind w:firstLineChars="0"/>
-            </w:pPr>
-            <w:r>
-              <w:rPr>
-                <w:rFonts w:hint="eastAsia"/>
-              </w:rPr>
-              <w:t>验证未完成的大对象操作是否被清除掉</w:t>
-            </w:r>
-          </w:p>
-          <w:p>
-            <w:pPr>
-              <w:pStyle w:val="ListParagraph"/>
-              <w:numPr>
-                <w:ilvl w:val="0"/>
-                <w:numId w:val="13"/>
-              </w:numPr>
-              <w:ind w:firstLineChars="0"/>
-            </w:pPr>
-            <w:r>
-              <w:rPr>
-                <w:rFonts w:hint="eastAsia"/>
-              </w:rPr>
-              <w:t>关闭大对象</w:t>
+              <w:t>检验清除是否干净。【</w:t>
+            </w:r>
+            <w:r>
+              <w:rPr>
+                <w:rFonts w:hint="eastAsia"/>
+                <w:b/>
+              </w:rPr>
+              <w:t>需要提供工具进行检测</w:t>
+            </w:r>
+            <w:r>
+              <w:rPr>
+                <w:rFonts w:hint="eastAsia"/>
+              </w:rPr>
+              <w:t>】。</w:t>
             </w:r>
           </w:p>
         </w:tc>
@@ -11962,7 +11937,7 @@
               <w:rPr>
                 <w:rFonts w:hint="eastAsia"/>
               </w:rPr>
-              <w:t>Story.lob.test007</w:t>
+              <w:t>LOB.ACCEPT.FIRSTEST.009</w:t>
             </w:r>
           </w:p>
         </w:tc>
@@ -11991,21 +11966,18 @@
               <w:pStyle w:val="ListParagraph"/>
               <w:numPr>
                 <w:ilvl w:val="0"/>
-                <w:numId w:val="14"/>
+                <w:numId w:val="27"/>
               </w:numPr>
               <w:ind w:firstLineChars="0"/>
+              <w:rPr>
+                <w:rFonts w:hint="eastAsia"/>
+              </w:rPr>
             </w:pPr>
             <w:r>
               <w:rPr>
                 <w:rFonts w:hint="eastAsia"/>
               </w:rPr>
-              <w:t>创建大对象所使用的表：</w:t>
-            </w:r>
-            <w:r>
-              <w:rPr>
-                <w:rFonts w:hint="eastAsia"/>
-              </w:rPr>
-              <w:t>lob.tbl</w:t>
+              <w:t>构造大对象文件写入数据库；</w:t>
             </w:r>
           </w:p>
           <w:p>
@@ -12013,15 +11985,18 @@
               <w:pStyle w:val="ListParagraph"/>
               <w:numPr>
                 <w:ilvl w:val="0"/>
-                <w:numId w:val="14"/>
+                <w:numId w:val="27"/>
               </w:numPr>
               <w:ind w:firstLineChars="0"/>
+              <w:rPr>
+                <w:rFonts w:hint="eastAsia"/>
+              </w:rPr>
             </w:pPr>
             <w:r>
               <w:rPr>
                 <w:rFonts w:hint="eastAsia"/>
               </w:rPr>
-              <w:t>打开大对象</w:t>
+              <w:t>在写操作的过程中，打开另外的连接，对数据进行读操作；</w:t>
             </w:r>
           </w:p>
           <w:p>
@@ -12029,7 +12004,7 @@
               <w:pStyle w:val="ListParagraph"/>
               <w:numPr>
                 <w:ilvl w:val="0"/>
-                <w:numId w:val="14"/>
+                <w:numId w:val="27"/>
               </w:numPr>
               <w:ind w:firstLineChars="0"/>
             </w:pPr>
@@ -12037,39 +12012,7 @@
               <w:rPr>
                 <w:rFonts w:hint="eastAsia"/>
               </w:rPr>
-              <w:t>向数据库写入大对象，在写大对象操作的过程中执行大对象的读操作</w:t>
-            </w:r>
-          </w:p>
-          <w:p>
-            <w:pPr>
-              <w:pStyle w:val="ListParagraph"/>
-              <w:numPr>
-                <w:ilvl w:val="0"/>
-                <w:numId w:val="14"/>
-              </w:numPr>
-              <w:ind w:firstLineChars="0"/>
-            </w:pPr>
-            <w:r>
-              <w:rPr>
-                <w:rFonts w:hint="eastAsia"/>
-              </w:rPr>
-              <w:t>验证大对象这一过程中的写与读操作是否运行正常</w:t>
-            </w:r>
-          </w:p>
-          <w:p>
-            <w:pPr>
-              <w:pStyle w:val="ListParagraph"/>
-              <w:numPr>
-                <w:ilvl w:val="0"/>
-                <w:numId w:val="14"/>
-              </w:numPr>
-              <w:ind w:firstLineChars="0"/>
-            </w:pPr>
-            <w:r>
-              <w:rPr>
-                <w:rFonts w:hint="eastAsia"/>
-              </w:rPr>
-              <w:t>关闭大对象</w:t>
+              <w:t>检验写操作与读操作是否执行成功。</w:t>
             </w:r>
           </w:p>
         </w:tc>
@@ -12103,7 +12046,7 @@
               <w:rPr>
                 <w:rFonts w:hint="eastAsia"/>
               </w:rPr>
-              <w:t>Story.lob.test.008</w:t>
+              <w:t>LOB.ACCEPT.FIRSTEST.010</w:t>
             </w:r>
           </w:p>
         </w:tc>
@@ -12132,21 +12075,18 @@
               <w:pStyle w:val="ListParagraph"/>
               <w:numPr>
                 <w:ilvl w:val="0"/>
-                <w:numId w:val="15"/>
+                <w:numId w:val="28"/>
               </w:numPr>
               <w:ind w:firstLineChars="0"/>
+              <w:rPr>
+                <w:rFonts w:hint="eastAsia"/>
+              </w:rPr>
             </w:pPr>
             <w:r>
               <w:rPr>
                 <w:rFonts w:hint="eastAsia"/>
               </w:rPr>
-              <w:t>创建大对象所使用的表</w:t>
-            </w:r>
-            <w:r>
-              <w:rPr>
-                <w:rFonts w:hint="eastAsia"/>
-              </w:rPr>
-              <w:t>:lob.tbl</w:t>
+              <w:t>构造大对象文件写入数据库；</w:t>
             </w:r>
           </w:p>
           <w:p>
@@ -12154,15 +12094,18 @@
               <w:pStyle w:val="ListParagraph"/>
               <w:numPr>
                 <w:ilvl w:val="0"/>
-                <w:numId w:val="15"/>
+                <w:numId w:val="28"/>
               </w:numPr>
               <w:ind w:firstLineChars="0"/>
+              <w:rPr>
+                <w:rFonts w:hint="eastAsia"/>
+              </w:rPr>
             </w:pPr>
             <w:r>
               <w:rPr>
                 <w:rFonts w:hint="eastAsia"/>
               </w:rPr>
-              <w:t>打开大对象</w:t>
+              <w:t>打开之前写完的大对象，继续向此大对象写入数据；</w:t>
             </w:r>
           </w:p>
           <w:p>
@@ -12170,112 +12113,18 @@
               <w:pStyle w:val="ListParagraph"/>
               <w:numPr>
                 <w:ilvl w:val="0"/>
-                <w:numId w:val="15"/>
+                <w:numId w:val="28"/>
               </w:numPr>
               <w:ind w:firstLineChars="0"/>
+              <w:rPr>
+                <w:rFonts w:hint="eastAsia"/>
+              </w:rPr>
             </w:pPr>
             <w:r>
               <w:rPr>
                 <w:rFonts w:hint="eastAsia"/>
               </w:rPr>
-              <w:t>执行大对象的写操作</w:t>
-            </w:r>
-          </w:p>
-          <w:p>
-            <w:pPr>
-              <w:pStyle w:val="ListParagraph"/>
-              <w:numPr>
-                <w:ilvl w:val="0"/>
-                <w:numId w:val="15"/>
-              </w:numPr>
-              <w:ind w:firstLineChars="0"/>
-            </w:pPr>
-            <w:r>
-              <w:rPr>
-                <w:rFonts w:hint="eastAsia"/>
-              </w:rPr>
-              <w:t>写入完成后，验证此大对象的写操作成功</w:t>
-            </w:r>
-          </w:p>
-          <w:p>
-            <w:pPr>
-              <w:pStyle w:val="ListParagraph"/>
-              <w:numPr>
-                <w:ilvl w:val="0"/>
-                <w:numId w:val="15"/>
-              </w:numPr>
-              <w:ind w:firstLineChars="0"/>
-            </w:pPr>
-            <w:r>
-              <w:rPr>
-                <w:rFonts w:hint="eastAsia"/>
-              </w:rPr>
-              <w:lastRenderedPageBreak/>
-              <w:t>关闭大对象</w:t>
-            </w:r>
-          </w:p>
-          <w:p>
-            <w:pPr>
-              <w:pStyle w:val="ListParagraph"/>
-              <w:numPr>
-                <w:ilvl w:val="0"/>
-                <w:numId w:val="15"/>
-              </w:numPr>
-              <w:ind w:firstLineChars="0"/>
-            </w:pPr>
-            <w:r>
-              <w:rPr>
-                <w:rFonts w:hint="eastAsia"/>
-              </w:rPr>
-              <w:t>打开大对象</w:t>
-            </w:r>
-          </w:p>
-          <w:p>
-            <w:pPr>
-              <w:pStyle w:val="ListParagraph"/>
-              <w:numPr>
-                <w:ilvl w:val="0"/>
-                <w:numId w:val="15"/>
-              </w:numPr>
-              <w:ind w:firstLineChars="0"/>
-            </w:pPr>
-            <w:r>
-              <w:rPr>
-                <w:rFonts w:hint="eastAsia"/>
-              </w:rPr>
-              <w:t>继续向上一个写入的大对象执行写入操作</w:t>
-            </w:r>
-          </w:p>
-          <w:p>
-            <w:pPr>
-              <w:pStyle w:val="ListParagraph"/>
-              <w:numPr>
-                <w:ilvl w:val="0"/>
-                <w:numId w:val="15"/>
-              </w:numPr>
-              <w:ind w:firstLineChars="0"/>
-            </w:pPr>
-            <w:r>
-              <w:rPr>
-                <w:rFonts w:hint="eastAsia"/>
-              </w:rPr>
-              <w:t>验证此操作是否成功且数据写入的数据是否正确</w:t>
-            </w:r>
-          </w:p>
-          <w:p>
-            <w:pPr>
-              <w:pStyle w:val="ListParagraph"/>
-              <w:numPr>
-                <w:ilvl w:val="0"/>
-                <w:numId w:val="15"/>
-              </w:numPr>
-              <w:ind w:firstLineChars="0"/>
-            </w:pPr>
-            <w:r>
-              <w:rPr>
-                <w:rFonts w:hint="eastAsia"/>
-              </w:rPr>
-              <w:t>关闭大对象</w:t>
+              <w:t>检验数据库对同一个大对象的再次写入是否成功。</w:t>
             </w:r>
           </w:p>
         </w:tc>
@@ -12291,7 +12140,6 @@
               <w:rPr>
                 <w:rFonts w:hint="eastAsia"/>
               </w:rPr>
-              <w:lastRenderedPageBreak/>
               <w:t>向已经存在的大对象执行的写操作失败</w:t>
             </w:r>
           </w:p>
@@ -12310,8 +12158,7 @@
               <w:rPr>
                 <w:rFonts w:hint="eastAsia"/>
               </w:rPr>
-              <w:lastRenderedPageBreak/>
-              <w:t>Story.lob.test.009</w:t>
+              <w:t>LOB.ACCEPT.FIRSTEST.011</w:t>
             </w:r>
           </w:p>
         </w:tc>
@@ -12330,270 +12177,7 @@
               <w:rPr>
                 <w:rFonts w:hint="eastAsia"/>
               </w:rPr>
-              <w:t>数据文件为视频的大对象基本操作</w:t>
-            </w:r>
-          </w:p>
-        </w:tc>
-        <w:tc>
-          <w:tcPr>
-            <w:tcW w:w="3969" w:type="dxa"/>
-          </w:tcPr>
-          <w:p>
-            <w:pPr>
-              <w:pStyle w:val="ListParagraph"/>
-              <w:numPr>
-                <w:ilvl w:val="0"/>
-                <w:numId w:val="16"/>
-              </w:numPr>
-              <w:ind w:firstLineChars="0"/>
-              <w:rPr>
-                <w:rFonts w:hint="eastAsia"/>
-              </w:rPr>
-            </w:pPr>
-            <w:r>
-              <w:rPr>
-                <w:rFonts w:hint="eastAsia"/>
-              </w:rPr>
-              <w:t>创建大对象所使用的表：</w:t>
-            </w:r>
-            <w:r>
-              <w:rPr>
-                <w:rFonts w:hint="eastAsia"/>
-              </w:rPr>
-              <w:t>lob.tbl</w:t>
-            </w:r>
-          </w:p>
-          <w:p>
-            <w:pPr>
-              <w:pStyle w:val="ListParagraph"/>
-              <w:numPr>
-                <w:ilvl w:val="0"/>
-                <w:numId w:val="16"/>
-              </w:numPr>
-              <w:ind w:firstLineChars="0"/>
-              <w:rPr>
-                <w:rFonts w:hint="eastAsia"/>
-              </w:rPr>
-            </w:pPr>
-            <w:r>
-              <w:rPr>
-                <w:rFonts w:hint="eastAsia"/>
-              </w:rPr>
-              <w:t>打开大对象</w:t>
-            </w:r>
-          </w:p>
-          <w:p>
-            <w:pPr>
-              <w:pStyle w:val="ListParagraph"/>
-              <w:numPr>
-                <w:ilvl w:val="0"/>
-                <w:numId w:val="16"/>
-              </w:numPr>
-              <w:ind w:firstLineChars="0"/>
-              <w:rPr>
-                <w:rFonts w:hint="eastAsia"/>
-              </w:rPr>
-            </w:pPr>
-            <w:r>
-              <w:rPr>
-                <w:rFonts w:hint="eastAsia"/>
-              </w:rPr>
-              <w:t>执行大对象的写操作</w:t>
-            </w:r>
-          </w:p>
-          <w:p>
-            <w:pPr>
-              <w:pStyle w:val="ListParagraph"/>
-              <w:numPr>
-                <w:ilvl w:val="0"/>
-                <w:numId w:val="16"/>
-              </w:numPr>
-              <w:ind w:firstLineChars="0"/>
-              <w:rPr>
-                <w:rFonts w:hint="eastAsia"/>
-              </w:rPr>
-            </w:pPr>
-            <w:r>
-              <w:rPr>
-                <w:rFonts w:hint="eastAsia"/>
-              </w:rPr>
-              <w:t>大对象写入完成，验证大对象数据的写入是否成功</w:t>
-            </w:r>
-          </w:p>
-          <w:p>
-            <w:pPr>
-              <w:pStyle w:val="ListParagraph"/>
-              <w:numPr>
-                <w:ilvl w:val="0"/>
-                <w:numId w:val="16"/>
-              </w:numPr>
-              <w:ind w:firstLineChars="0"/>
-              <w:rPr>
-                <w:rFonts w:hint="eastAsia"/>
-              </w:rPr>
-            </w:pPr>
-            <w:r>
-              <w:rPr>
-                <w:rFonts w:hint="eastAsia"/>
-              </w:rPr>
-              <w:t>List</w:t>
-            </w:r>
-            <w:r>
-              <w:rPr>
-                <w:rFonts w:hint="eastAsia"/>
-              </w:rPr>
-              <w:t>大对象，与写入的大对象相比较，有无遗漏</w:t>
-            </w:r>
-          </w:p>
-          <w:p>
-            <w:pPr>
-              <w:pStyle w:val="ListParagraph"/>
-              <w:numPr>
-                <w:ilvl w:val="0"/>
-                <w:numId w:val="16"/>
-              </w:numPr>
-              <w:ind w:firstLineChars="0"/>
-              <w:rPr>
-                <w:rFonts w:hint="eastAsia"/>
-              </w:rPr>
-            </w:pPr>
-            <w:r>
-              <w:rPr>
-                <w:rFonts w:hint="eastAsia"/>
-              </w:rPr>
-              <w:t>从数据库中读出大对象</w:t>
-            </w:r>
-          </w:p>
-          <w:p>
-            <w:pPr>
-              <w:pStyle w:val="ListParagraph"/>
-              <w:numPr>
-                <w:ilvl w:val="0"/>
-                <w:numId w:val="16"/>
-              </w:numPr>
-              <w:ind w:firstLineChars="0"/>
-              <w:rPr>
-                <w:rFonts w:hint="eastAsia"/>
-              </w:rPr>
-            </w:pPr>
-            <w:r>
-              <w:rPr>
-                <w:rFonts w:hint="eastAsia"/>
-              </w:rPr>
-              <w:t>检验读出的大对象数据是否正确</w:t>
-            </w:r>
-          </w:p>
-          <w:p>
-            <w:pPr>
-              <w:pStyle w:val="ListParagraph"/>
-              <w:numPr>
-                <w:ilvl w:val="0"/>
-                <w:numId w:val="16"/>
-              </w:numPr>
-              <w:ind w:firstLineChars="0"/>
-              <w:rPr>
-                <w:rFonts w:hint="eastAsia"/>
-              </w:rPr>
-            </w:pPr>
-            <w:r>
-              <w:rPr>
-                <w:rFonts w:hint="eastAsia"/>
-              </w:rPr>
-              <w:t>从数据读出大对象的元数据，检验读出的元数据是否正确</w:t>
-            </w:r>
-          </w:p>
-          <w:p>
-            <w:pPr>
-              <w:pStyle w:val="ListParagraph"/>
-              <w:numPr>
-                <w:ilvl w:val="0"/>
-                <w:numId w:val="16"/>
-              </w:numPr>
-              <w:ind w:firstLineChars="0"/>
-              <w:rPr>
-                <w:rFonts w:hint="eastAsia"/>
-              </w:rPr>
-            </w:pPr>
-            <w:r>
-              <w:rPr>
-                <w:rFonts w:hint="eastAsia"/>
-              </w:rPr>
-              <w:t>删除大对象</w:t>
-            </w:r>
-          </w:p>
-          <w:p>
-            <w:pPr>
-              <w:pStyle w:val="ListParagraph"/>
-              <w:numPr>
-                <w:ilvl w:val="0"/>
-                <w:numId w:val="16"/>
-              </w:numPr>
-              <w:ind w:firstLineChars="0"/>
-              <w:rPr>
-                <w:rFonts w:hint="eastAsia"/>
-              </w:rPr>
-            </w:pPr>
-            <w:r>
-              <w:rPr>
-                <w:rFonts w:hint="eastAsia"/>
-              </w:rPr>
-              <w:t>关闭大对象</w:t>
-            </w:r>
-          </w:p>
-        </w:tc>
-        <w:tc>
-          <w:tcPr>
-            <w:tcW w:w="1610" w:type="dxa"/>
-          </w:tcPr>
-          <w:p>
-            <w:pPr>
-              <w:ind w:left="0"/>
-              <w:rPr>
-                <w:rFonts w:hint="eastAsia"/>
-              </w:rPr>
-            </w:pPr>
-            <w:r>
-              <w:rPr>
-                <w:rFonts w:hint="eastAsia"/>
-              </w:rPr>
-              <w:t>数据文件为视频的大对象基本操作成功</w:t>
-            </w:r>
-          </w:p>
-        </w:tc>
-      </w:tr>
-      <w:tr>
-        <w:tc>
-          <w:tcPr>
-            <w:tcW w:w="1027" w:type="dxa"/>
-          </w:tcPr>
-          <w:p>
-            <w:pPr>
-              <w:ind w:left="0"/>
-            </w:pPr>
-            <w:r>
-              <w:rPr>
-                <w:rFonts w:hint="eastAsia"/>
-              </w:rPr>
-              <w:t>Story.lob.test.010</w:t>
-            </w:r>
-          </w:p>
-        </w:tc>
-        <w:tc>
-          <w:tcPr>
-            <w:tcW w:w="1559" w:type="dxa"/>
-          </w:tcPr>
-          <w:p>
-            <w:pPr>
-              <w:ind w:left="0"/>
-              <w:rPr>
-                <w:rFonts w:hint="eastAsia"/>
-              </w:rPr>
-            </w:pPr>
-            <w:r>
-              <w:rPr>
-                <w:rFonts w:hint="eastAsia"/>
-              </w:rPr>
-              <w:t>向数据库写入大量大对象数据</w:t>
+              <w:t>数据库大对象基本功能的组合操作</w:t>
             </w:r>
           </w:p>
           <w:p>
@@ -12614,7 +12198,7 @@
               <w:pStyle w:val="ListParagraph"/>
               <w:numPr>
                 <w:ilvl w:val="0"/>
-                <w:numId w:val="17"/>
+                <w:numId w:val="29"/>
               </w:numPr>
               <w:ind w:firstLineChars="0"/>
               <w:rPr>
@@ -12625,13 +12209,7 @@
               <w:rPr>
                 <w:rFonts w:hint="eastAsia"/>
               </w:rPr>
-              <w:t>创建大对象所使用的表</w:t>
-            </w:r>
-            <w:r>
-              <w:rPr>
-                <w:rFonts w:hint="eastAsia"/>
-              </w:rPr>
-              <w:t>:lob.tbl</w:t>
+              <w:t>构造大对象写入数据库；</w:t>
             </w:r>
           </w:p>
           <w:p>
@@ -12639,7 +12217,7 @@
               <w:pStyle w:val="ListParagraph"/>
               <w:numPr>
                 <w:ilvl w:val="0"/>
-                <w:numId w:val="17"/>
+                <w:numId w:val="29"/>
               </w:numPr>
               <w:ind w:firstLineChars="0"/>
               <w:rPr>
@@ -12650,7 +12228,7 @@
               <w:rPr>
                 <w:rFonts w:hint="eastAsia"/>
               </w:rPr>
-              <w:t>打开大对象</w:t>
+              <w:t>通过偏移读操作，读出写入数据库的数据；</w:t>
             </w:r>
           </w:p>
           <w:p>
@@ -12658,7 +12236,7 @@
               <w:pStyle w:val="ListParagraph"/>
               <w:numPr>
                 <w:ilvl w:val="0"/>
-                <w:numId w:val="17"/>
+                <w:numId w:val="29"/>
               </w:numPr>
               <w:ind w:firstLineChars="0"/>
               <w:rPr>
@@ -12669,7 +12247,19 @@
               <w:rPr>
                 <w:rFonts w:hint="eastAsia"/>
               </w:rPr>
-              <w:t>向数据库写入大量的大对象数据</w:t>
+              <w:t>将读出的文件</w:t>
+            </w:r>
+            <w:r>
+              <w:rPr>
+                <w:rFonts w:hint="eastAsia"/>
+              </w:rPr>
+              <w:t>通过偏移写操作</w:t>
+            </w:r>
+            <w:r>
+              <w:rPr>
+                <w:rFonts w:hint="eastAsia"/>
+              </w:rPr>
+              <w:t>写入数据库；</w:t>
             </w:r>
           </w:p>
           <w:p>
@@ -12677,7 +12267,7 @@
               <w:pStyle w:val="ListParagraph"/>
               <w:numPr>
                 <w:ilvl w:val="0"/>
-                <w:numId w:val="17"/>
+                <w:numId w:val="29"/>
               </w:numPr>
               <w:ind w:firstLineChars="0"/>
               <w:rPr>
@@ -12688,7 +12278,7 @@
               <w:rPr>
                 <w:rFonts w:hint="eastAsia"/>
               </w:rPr>
-              <w:t>检查写操作是否成，写的数据是否正确</w:t>
+              <w:t>将偏移写的大对象文件读出数据库；</w:t>
             </w:r>
           </w:p>
           <w:p>
@@ -12696,7 +12286,7 @@
               <w:pStyle w:val="ListParagraph"/>
               <w:numPr>
                 <w:ilvl w:val="0"/>
-                <w:numId w:val="17"/>
+                <w:numId w:val="29"/>
               </w:numPr>
               <w:ind w:firstLineChars="0"/>
               <w:rPr>
@@ -12707,7 +12297,51 @@
               <w:rPr>
                 <w:rFonts w:hint="eastAsia"/>
               </w:rPr>
-              <w:t>删除大对象，关闭大对象</w:t>
+              <w:t>获取大对象元据信息；</w:t>
+            </w:r>
+          </w:p>
+          <w:p>
+            <w:pPr>
+              <w:pStyle w:val="ListParagraph"/>
+              <w:numPr>
+                <w:ilvl w:val="0"/>
+                <w:numId w:val="29"/>
+              </w:numPr>
+              <w:ind w:firstLineChars="0"/>
+              <w:rPr>
+                <w:rFonts w:hint="eastAsia"/>
+              </w:rPr>
+            </w:pPr>
+            <w:r>
+              <w:rPr>
+                <w:rFonts w:hint="eastAsia"/>
+              </w:rPr>
+              <w:t>List</w:t>
+            </w:r>
+            <w:r>
+              <w:rPr>
+                <w:rFonts w:hint="eastAsia"/>
+              </w:rPr>
+              <w:t>大对象；</w:t>
+            </w:r>
+          </w:p>
+          <w:p>
+            <w:pPr>
+              <w:pStyle w:val="ListParagraph"/>
+              <w:numPr>
+                <w:ilvl w:val="0"/>
+                <w:numId w:val="29"/>
+              </w:numPr>
+              <w:ind w:firstLineChars="0"/>
+              <w:rPr>
+                <w:rFonts w:hint="eastAsia"/>
+              </w:rPr>
+            </w:pPr>
+            <w:r>
+              <w:rPr>
+                <w:rFonts w:hint="eastAsia"/>
+              </w:rPr>
+              <w:t>对以前的操作做相应的检测</w:t>
             </w:r>
           </w:p>
         </w:tc>
@@ -12726,215 +12360,7 @@
               <w:rPr>
                 <w:rFonts w:hint="eastAsia"/>
               </w:rPr>
-              <w:t>写入大量大对象数据成功</w:t>
-            </w:r>
-          </w:p>
-        </w:tc>
-      </w:tr>
-      <w:tr>
-        <w:tc>
-          <w:tcPr>
-            <w:tcW w:w="1027" w:type="dxa"/>
-          </w:tcPr>
-          <w:p>
-            <w:pPr>
-              <w:ind w:left="0"/>
-            </w:pPr>
-            <w:r>
-              <w:rPr>
-                <w:rFonts w:hint="eastAsia"/>
-              </w:rPr>
-              <w:t>Story.lob.test.011</w:t>
-            </w:r>
-          </w:p>
-        </w:tc>
-        <w:tc>
-          <w:tcPr>
-            <w:tcW w:w="1559" w:type="dxa"/>
-          </w:tcPr>
-          <w:p>
-            <w:pPr>
-              <w:ind w:left="0"/>
-              <w:rPr>
-                <w:rFonts w:hint="eastAsia"/>
-              </w:rPr>
-            </w:pPr>
-            <w:r>
-              <w:rPr>
-                <w:rFonts w:hint="eastAsia"/>
-              </w:rPr>
-              <w:t>从数据库读出大量大对象数据</w:t>
-            </w:r>
-          </w:p>
-          <w:p>
-            <w:pPr>
-              <w:ind w:left="0"/>
-              <w:rPr>
-                <w:rFonts w:hint="eastAsia"/>
-              </w:rPr>
-            </w:pPr>
-          </w:p>
-        </w:tc>
-        <w:tc>
-          <w:tcPr>
-            <w:tcW w:w="3969" w:type="dxa"/>
-          </w:tcPr>
-          <w:p>
-            <w:pPr>
-              <w:pStyle w:val="ListParagraph"/>
-              <w:numPr>
-                <w:ilvl w:val="0"/>
-                <w:numId w:val="18"/>
-              </w:numPr>
-              <w:ind w:firstLineChars="0"/>
-              <w:rPr>
-                <w:rFonts w:hint="eastAsia"/>
-              </w:rPr>
-            </w:pPr>
-            <w:r>
-              <w:rPr>
-                <w:rFonts w:hint="eastAsia"/>
-              </w:rPr>
-              <w:t>创建大对象所使用的表</w:t>
-            </w:r>
-            <w:r>
-              <w:rPr>
-                <w:rFonts w:hint="eastAsia"/>
-              </w:rPr>
-              <w:t>:lob.tbl</w:t>
-            </w:r>
-          </w:p>
-          <w:p>
-            <w:pPr>
-              <w:pStyle w:val="ListParagraph"/>
-              <w:numPr>
-                <w:ilvl w:val="0"/>
-                <w:numId w:val="18"/>
-              </w:numPr>
-              <w:ind w:firstLineChars="0"/>
-              <w:rPr>
-                <w:rFonts w:hint="eastAsia"/>
-              </w:rPr>
-            </w:pPr>
-            <w:r>
-              <w:rPr>
-                <w:rFonts w:hint="eastAsia"/>
-              </w:rPr>
-              <w:t>打开大对象</w:t>
-            </w:r>
-          </w:p>
-          <w:p>
-            <w:pPr>
-              <w:pStyle w:val="ListParagraph"/>
-              <w:numPr>
-                <w:ilvl w:val="0"/>
-                <w:numId w:val="18"/>
-              </w:numPr>
-              <w:ind w:firstLineChars="0"/>
-              <w:rPr>
-                <w:rFonts w:hint="eastAsia"/>
-              </w:rPr>
-            </w:pPr>
-            <w:r>
-              <w:rPr>
-                <w:rFonts w:hint="eastAsia"/>
-              </w:rPr>
-              <w:t>向数据库写入大量的大对象数据</w:t>
-            </w:r>
-          </w:p>
-          <w:p>
-            <w:pPr>
-              <w:pStyle w:val="ListParagraph"/>
-              <w:numPr>
-                <w:ilvl w:val="0"/>
-                <w:numId w:val="18"/>
-              </w:numPr>
-              <w:ind w:firstLineChars="0"/>
-              <w:rPr>
-                <w:rFonts w:hint="eastAsia"/>
-              </w:rPr>
-            </w:pPr>
-            <w:r>
-              <w:rPr>
-                <w:rFonts w:hint="eastAsia"/>
-              </w:rPr>
-              <w:t>检查写操作是否成功，写的数据是否正确</w:t>
-            </w:r>
-          </w:p>
-          <w:p>
-            <w:pPr>
-              <w:pStyle w:val="ListParagraph"/>
-              <w:numPr>
-                <w:ilvl w:val="0"/>
-                <w:numId w:val="18"/>
-              </w:numPr>
-              <w:ind w:firstLineChars="0"/>
-              <w:rPr>
-                <w:rFonts w:hint="eastAsia"/>
-              </w:rPr>
-            </w:pPr>
-            <w:r>
-              <w:rPr>
-                <w:rFonts w:hint="eastAsia"/>
-              </w:rPr>
-              <w:t>从数据库读出大量的大对象数据</w:t>
-            </w:r>
-          </w:p>
-          <w:p>
-            <w:pPr>
-              <w:pStyle w:val="ListParagraph"/>
-              <w:numPr>
-                <w:ilvl w:val="0"/>
-                <w:numId w:val="18"/>
-              </w:numPr>
-              <w:ind w:firstLineChars="0"/>
-              <w:rPr>
-                <w:rFonts w:hint="eastAsia"/>
-              </w:rPr>
-            </w:pPr>
-            <w:r>
-              <w:rPr>
-                <w:rFonts w:hint="eastAsia"/>
-              </w:rPr>
-              <w:t>检查读出的数据是否正确</w:t>
-            </w:r>
-          </w:p>
-          <w:p>
-            <w:pPr>
-              <w:pStyle w:val="ListParagraph"/>
-              <w:numPr>
-                <w:ilvl w:val="0"/>
-                <w:numId w:val="18"/>
-              </w:numPr>
-              <w:ind w:firstLineChars="0"/>
-              <w:rPr>
-                <w:rFonts w:hint="eastAsia"/>
-              </w:rPr>
-            </w:pPr>
-            <w:r>
-              <w:rPr>
-                <w:rFonts w:hint="eastAsia"/>
-              </w:rPr>
-              <w:t>删除大对象，关闭大对象</w:t>
-            </w:r>
-          </w:p>
-        </w:tc>
-        <w:tc>
-          <w:tcPr>
-            <w:tcW w:w="1610" w:type="dxa"/>
-          </w:tcPr>
-          <w:p>
-            <w:pPr>
-              <w:ind w:left="0"/>
-              <w:rPr>
-                <w:rFonts w:hint="eastAsia"/>
-              </w:rPr>
-            </w:pPr>
-            <w:r>
-              <w:rPr>
-                <w:rFonts w:hint="eastAsia"/>
-              </w:rPr>
-              <w:t>写入大量大对象数据成功</w:t>
+              <w:t>数据库基本功能组合操作成功</w:t>
             </w:r>
           </w:p>
         </w:tc>
@@ -12949,6 +12375,7 @@
         <w:rPr>
           <w:rFonts w:hint="eastAsia"/>
         </w:rPr>
+        <w:lastRenderedPageBreak/>
         <w:t>Checklist</w:t>
       </w:r>
     </w:p>
@@ -13180,7 +12607,6 @@
               <w:rPr>
                 <w:rFonts w:hint="eastAsia"/>
               </w:rPr>
-              <w:lastRenderedPageBreak/>
               <w:t>资料是否变更</w:t>
             </w:r>
           </w:p>
@@ -13335,6 +12761,264 @@
 <file path=word/numbering.xml><?xml version="1.0" encoding="utf-8"?>
 <w:numbering xmlns:ve="http://schemas.openxmlformats.org/markup-compatibility/2006" xmlns:o="urn:schemas-microsoft-com:office:office" xmlns:r="http://schemas.openxmlformats.org/officeDocument/2006/relationships" xmlns:m="http://schemas.openxmlformats.org/officeDocument/2006/math" xmlns:v="urn:schemas-microsoft-com:vml" xmlns:wp="http://schemas.openxmlformats.org/drawingml/2006/wordprocessingDrawing" xmlns:w10="urn:schemas-microsoft-com:office:word" xmlns:w="http://schemas.openxmlformats.org/wordprocessingml/2006/main" xmlns:wne="http://schemas.microsoft.com/office/word/2006/wordml">
   <w:abstractNum w:abstractNumId="0">
+    <w:nsid w:val="054E3D92"/>
+    <w:multiLevelType w:val="hybridMultilevel"/>
+    <w:tmpl w:val="A7E0DFC8"/>
+    <w:lvl w:ilvl="0" w:tplc="0409000F">
+      <w:start w:val="1"/>
+      <w:numFmt w:val="decimal"/>
+      <w:lvlText w:val="%1."/>
+      <w:lvlJc w:val="left"/>
+      <w:pPr>
+        <w:ind w:left="420" w:hanging="420"/>
+      </w:pPr>
+    </w:lvl>
+    <w:lvl w:ilvl="1" w:tplc="04090019" w:tentative="1">
+      <w:start w:val="1"/>
+      <w:numFmt w:val="lowerLetter"/>
+      <w:lvlText w:val="%2)"/>
+      <w:lvlJc w:val="left"/>
+      <w:pPr>
+        <w:ind w:left="840" w:hanging="420"/>
+      </w:pPr>
+    </w:lvl>
+    <w:lvl w:ilvl="2" w:tplc="0409001B" w:tentative="1">
+      <w:start w:val="1"/>
+      <w:numFmt w:val="lowerRoman"/>
+      <w:lvlText w:val="%3."/>
+      <w:lvlJc w:val="right"/>
+      <w:pPr>
+        <w:ind w:left="1260" w:hanging="420"/>
+      </w:pPr>
+    </w:lvl>
+    <w:lvl w:ilvl="3" w:tplc="0409000F" w:tentative="1">
+      <w:start w:val="1"/>
+      <w:numFmt w:val="decimal"/>
+      <w:lvlText w:val="%4."/>
+      <w:lvlJc w:val="left"/>
+      <w:pPr>
+        <w:ind w:left="1680" w:hanging="420"/>
+      </w:pPr>
+    </w:lvl>
+    <w:lvl w:ilvl="4" w:tplc="04090019" w:tentative="1">
+      <w:start w:val="1"/>
+      <w:numFmt w:val="lowerLetter"/>
+      <w:lvlText w:val="%5)"/>
+      <w:lvlJc w:val="left"/>
+      <w:pPr>
+        <w:ind w:left="2100" w:hanging="420"/>
+      </w:pPr>
+    </w:lvl>
+    <w:lvl w:ilvl="5" w:tplc="0409001B" w:tentative="1">
+      <w:start w:val="1"/>
+      <w:numFmt w:val="lowerRoman"/>
+      <w:lvlText w:val="%6."/>
+      <w:lvlJc w:val="right"/>
+      <w:pPr>
+        <w:ind w:left="2520" w:hanging="420"/>
+      </w:pPr>
+    </w:lvl>
+    <w:lvl w:ilvl="6" w:tplc="0409000F" w:tentative="1">
+      <w:start w:val="1"/>
+      <w:numFmt w:val="decimal"/>
+      <w:lvlText w:val="%7."/>
+      <w:lvlJc w:val="left"/>
+      <w:pPr>
+        <w:ind w:left="2940" w:hanging="420"/>
+      </w:pPr>
+    </w:lvl>
+    <w:lvl w:ilvl="7" w:tplc="04090019" w:tentative="1">
+      <w:start w:val="1"/>
+      <w:numFmt w:val="lowerLetter"/>
+      <w:lvlText w:val="%8)"/>
+      <w:lvlJc w:val="left"/>
+      <w:pPr>
+        <w:ind w:left="3360" w:hanging="420"/>
+      </w:pPr>
+    </w:lvl>
+    <w:lvl w:ilvl="8" w:tplc="0409001B" w:tentative="1">
+      <w:start w:val="1"/>
+      <w:numFmt w:val="lowerRoman"/>
+      <w:lvlText w:val="%9."/>
+      <w:lvlJc w:val="right"/>
+      <w:pPr>
+        <w:ind w:left="3780" w:hanging="420"/>
+      </w:pPr>
+    </w:lvl>
+  </w:abstractNum>
+  <w:abstractNum w:abstractNumId="1">
+    <w:nsid w:val="07CA6EC9"/>
+    <w:multiLevelType w:val="hybridMultilevel"/>
+    <w:tmpl w:val="ABA08996"/>
+    <w:lvl w:ilvl="0" w:tplc="0409000F">
+      <w:start w:val="1"/>
+      <w:numFmt w:val="decimal"/>
+      <w:lvlText w:val="%1."/>
+      <w:lvlJc w:val="left"/>
+      <w:pPr>
+        <w:ind w:left="420" w:hanging="420"/>
+      </w:pPr>
+    </w:lvl>
+    <w:lvl w:ilvl="1" w:tplc="04090019" w:tentative="1">
+      <w:start w:val="1"/>
+      <w:numFmt w:val="lowerLetter"/>
+      <w:lvlText w:val="%2)"/>
+      <w:lvlJc w:val="left"/>
+      <w:pPr>
+        <w:ind w:left="840" w:hanging="420"/>
+      </w:pPr>
+    </w:lvl>
+    <w:lvl w:ilvl="2" w:tplc="0409001B" w:tentative="1">
+      <w:start w:val="1"/>
+      <w:numFmt w:val="lowerRoman"/>
+      <w:lvlText w:val="%3."/>
+      <w:lvlJc w:val="right"/>
+      <w:pPr>
+        <w:ind w:left="1260" w:hanging="420"/>
+      </w:pPr>
+    </w:lvl>
+    <w:lvl w:ilvl="3" w:tplc="0409000F" w:tentative="1">
+      <w:start w:val="1"/>
+      <w:numFmt w:val="decimal"/>
+      <w:lvlText w:val="%4."/>
+      <w:lvlJc w:val="left"/>
+      <w:pPr>
+        <w:ind w:left="1680" w:hanging="420"/>
+      </w:pPr>
+    </w:lvl>
+    <w:lvl w:ilvl="4" w:tplc="04090019" w:tentative="1">
+      <w:start w:val="1"/>
+      <w:numFmt w:val="lowerLetter"/>
+      <w:lvlText w:val="%5)"/>
+      <w:lvlJc w:val="left"/>
+      <w:pPr>
+        <w:ind w:left="2100" w:hanging="420"/>
+      </w:pPr>
+    </w:lvl>
+    <w:lvl w:ilvl="5" w:tplc="0409001B" w:tentative="1">
+      <w:start w:val="1"/>
+      <w:numFmt w:val="lowerRoman"/>
+      <w:lvlText w:val="%6."/>
+      <w:lvlJc w:val="right"/>
+      <w:pPr>
+        <w:ind w:left="2520" w:hanging="420"/>
+      </w:pPr>
+    </w:lvl>
+    <w:lvl w:ilvl="6" w:tplc="0409000F" w:tentative="1">
+      <w:start w:val="1"/>
+      <w:numFmt w:val="decimal"/>
+      <w:lvlText w:val="%7."/>
+      <w:lvlJc w:val="left"/>
+      <w:pPr>
+        <w:ind w:left="2940" w:hanging="420"/>
+      </w:pPr>
+    </w:lvl>
+    <w:lvl w:ilvl="7" w:tplc="04090019" w:tentative="1">
+      <w:start w:val="1"/>
+      <w:numFmt w:val="lowerLetter"/>
+      <w:lvlText w:val="%8)"/>
+      <w:lvlJc w:val="left"/>
+      <w:pPr>
+        <w:ind w:left="3360" w:hanging="420"/>
+      </w:pPr>
+    </w:lvl>
+    <w:lvl w:ilvl="8" w:tplc="0409001B" w:tentative="1">
+      <w:start w:val="1"/>
+      <w:numFmt w:val="lowerRoman"/>
+      <w:lvlText w:val="%9."/>
+      <w:lvlJc w:val="right"/>
+      <w:pPr>
+        <w:ind w:left="3780" w:hanging="420"/>
+      </w:pPr>
+    </w:lvl>
+  </w:abstractNum>
+  <w:abstractNum w:abstractNumId="2">
+    <w:nsid w:val="15354D21"/>
+    <w:multiLevelType w:val="hybridMultilevel"/>
+    <w:tmpl w:val="3EE8BCA4"/>
+    <w:lvl w:ilvl="0" w:tplc="0409000F">
+      <w:start w:val="1"/>
+      <w:numFmt w:val="decimal"/>
+      <w:lvlText w:val="%1."/>
+      <w:lvlJc w:val="left"/>
+      <w:pPr>
+        <w:ind w:left="420" w:hanging="420"/>
+      </w:pPr>
+    </w:lvl>
+    <w:lvl w:ilvl="1" w:tplc="04090019" w:tentative="1">
+      <w:start w:val="1"/>
+      <w:numFmt w:val="lowerLetter"/>
+      <w:lvlText w:val="%2)"/>
+      <w:lvlJc w:val="left"/>
+      <w:pPr>
+        <w:ind w:left="840" w:hanging="420"/>
+      </w:pPr>
+    </w:lvl>
+    <w:lvl w:ilvl="2" w:tplc="0409001B" w:tentative="1">
+      <w:start w:val="1"/>
+      <w:numFmt w:val="lowerRoman"/>
+      <w:lvlText w:val="%3."/>
+      <w:lvlJc w:val="right"/>
+      <w:pPr>
+        <w:ind w:left="1260" w:hanging="420"/>
+      </w:pPr>
+    </w:lvl>
+    <w:lvl w:ilvl="3" w:tplc="0409000F" w:tentative="1">
+      <w:start w:val="1"/>
+      <w:numFmt w:val="decimal"/>
+      <w:lvlText w:val="%4."/>
+      <w:lvlJc w:val="left"/>
+      <w:pPr>
+        <w:ind w:left="1680" w:hanging="420"/>
+      </w:pPr>
+    </w:lvl>
+    <w:lvl w:ilvl="4" w:tplc="04090019" w:tentative="1">
+      <w:start w:val="1"/>
+      <w:numFmt w:val="lowerLetter"/>
+      <w:lvlText w:val="%5)"/>
+      <w:lvlJc w:val="left"/>
+      <w:pPr>
+        <w:ind w:left="2100" w:hanging="420"/>
+      </w:pPr>
+    </w:lvl>
+    <w:lvl w:ilvl="5" w:tplc="0409001B" w:tentative="1">
+      <w:start w:val="1"/>
+      <w:numFmt w:val="lowerRoman"/>
+      <w:lvlText w:val="%6."/>
+      <w:lvlJc w:val="right"/>
+      <w:pPr>
+        <w:ind w:left="2520" w:hanging="420"/>
+      </w:pPr>
+    </w:lvl>
+    <w:lvl w:ilvl="6" w:tplc="0409000F" w:tentative="1">
+      <w:start w:val="1"/>
+      <w:numFmt w:val="decimal"/>
+      <w:lvlText w:val="%7."/>
+      <w:lvlJc w:val="left"/>
+      <w:pPr>
+        <w:ind w:left="2940" w:hanging="420"/>
+      </w:pPr>
+    </w:lvl>
+    <w:lvl w:ilvl="7" w:tplc="04090019" w:tentative="1">
+      <w:start w:val="1"/>
+      <w:numFmt w:val="lowerLetter"/>
+      <w:lvlText w:val="%8)"/>
+      <w:lvlJc w:val="left"/>
+      <w:pPr>
+        <w:ind w:left="3360" w:hanging="420"/>
+      </w:pPr>
+    </w:lvl>
+    <w:lvl w:ilvl="8" w:tplc="0409001B" w:tentative="1">
+      <w:start w:val="1"/>
+      <w:numFmt w:val="lowerRoman"/>
+      <w:lvlText w:val="%9."/>
+      <w:lvlJc w:val="right"/>
+      <w:pPr>
+        <w:ind w:left="3780" w:hanging="420"/>
+      </w:pPr>
+    </w:lvl>
+  </w:abstractNum>
+  <w:abstractNum w:abstractNumId="3">
     <w:nsid w:val="1AC41578"/>
     <w:multiLevelType w:val="hybridMultilevel"/>
     <w:tmpl w:val="C4EAF4B4"/>
@@ -13423,7 +13107,7 @@
       </w:pPr>
     </w:lvl>
   </w:abstractNum>
-  <w:abstractNum w:abstractNumId="1">
+  <w:abstractNum w:abstractNumId="4">
     <w:nsid w:val="22501AA3"/>
     <w:multiLevelType w:val="hybridMultilevel"/>
     <w:tmpl w:val="1B2A9E7A"/>
@@ -13510,7 +13194,7 @@
       </w:pPr>
     </w:lvl>
   </w:abstractNum>
-  <w:abstractNum w:abstractNumId="2">
+  <w:abstractNum w:abstractNumId="5">
     <w:nsid w:val="22C64C67"/>
     <w:multiLevelType w:val="hybridMultilevel"/>
     <w:tmpl w:val="95ECE928"/>
@@ -13599,7 +13283,7 @@
       </w:pPr>
     </w:lvl>
   </w:abstractNum>
-  <w:abstractNum w:abstractNumId="3">
+  <w:abstractNum w:abstractNumId="6">
     <w:nsid w:val="23760D2B"/>
     <w:multiLevelType w:val="hybridMultilevel"/>
     <w:tmpl w:val="9828CADA"/>
@@ -13688,7 +13372,7 @@
       </w:pPr>
     </w:lvl>
   </w:abstractNum>
-  <w:abstractNum w:abstractNumId="4">
+  <w:abstractNum w:abstractNumId="7">
     <w:nsid w:val="23EC5C36"/>
     <w:multiLevelType w:val="hybridMultilevel"/>
     <w:tmpl w:val="3338448C"/>
@@ -13777,7 +13461,7 @@
       </w:pPr>
     </w:lvl>
   </w:abstractNum>
-  <w:abstractNum w:abstractNumId="5">
+  <w:abstractNum w:abstractNumId="8">
     <w:nsid w:val="279B2248"/>
     <w:multiLevelType w:val="hybridMultilevel"/>
     <w:tmpl w:val="D4B6E9F0"/>
@@ -13866,7 +13550,7 @@
       </w:pPr>
     </w:lvl>
   </w:abstractNum>
-  <w:abstractNum w:abstractNumId="6">
+  <w:abstractNum w:abstractNumId="9">
     <w:nsid w:val="283E0918"/>
     <w:multiLevelType w:val="hybridMultilevel"/>
     <w:tmpl w:val="0456B7C2"/>
@@ -13955,7 +13639,265 @@
       </w:pPr>
     </w:lvl>
   </w:abstractNum>
-  <w:abstractNum w:abstractNumId="7">
+  <w:abstractNum w:abstractNumId="10">
+    <w:nsid w:val="29B538F6"/>
+    <w:multiLevelType w:val="hybridMultilevel"/>
+    <w:tmpl w:val="D0FCDF8E"/>
+    <w:lvl w:ilvl="0" w:tplc="0409000F">
+      <w:start w:val="1"/>
+      <w:numFmt w:val="decimal"/>
+      <w:lvlText w:val="%1."/>
+      <w:lvlJc w:val="left"/>
+      <w:pPr>
+        <w:ind w:left="420" w:hanging="420"/>
+      </w:pPr>
+    </w:lvl>
+    <w:lvl w:ilvl="1" w:tplc="04090019" w:tentative="1">
+      <w:start w:val="1"/>
+      <w:numFmt w:val="lowerLetter"/>
+      <w:lvlText w:val="%2)"/>
+      <w:lvlJc w:val="left"/>
+      <w:pPr>
+        <w:ind w:left="840" w:hanging="420"/>
+      </w:pPr>
+    </w:lvl>
+    <w:lvl w:ilvl="2" w:tplc="0409001B" w:tentative="1">
+      <w:start w:val="1"/>
+      <w:numFmt w:val="lowerRoman"/>
+      <w:lvlText w:val="%3."/>
+      <w:lvlJc w:val="right"/>
+      <w:pPr>
+        <w:ind w:left="1260" w:hanging="420"/>
+      </w:pPr>
+    </w:lvl>
+    <w:lvl w:ilvl="3" w:tplc="0409000F" w:tentative="1">
+      <w:start w:val="1"/>
+      <w:numFmt w:val="decimal"/>
+      <w:lvlText w:val="%4."/>
+      <w:lvlJc w:val="left"/>
+      <w:pPr>
+        <w:ind w:left="1680" w:hanging="420"/>
+      </w:pPr>
+    </w:lvl>
+    <w:lvl w:ilvl="4" w:tplc="04090019" w:tentative="1">
+      <w:start w:val="1"/>
+      <w:numFmt w:val="lowerLetter"/>
+      <w:lvlText w:val="%5)"/>
+      <w:lvlJc w:val="left"/>
+      <w:pPr>
+        <w:ind w:left="2100" w:hanging="420"/>
+      </w:pPr>
+    </w:lvl>
+    <w:lvl w:ilvl="5" w:tplc="0409001B" w:tentative="1">
+      <w:start w:val="1"/>
+      <w:numFmt w:val="lowerRoman"/>
+      <w:lvlText w:val="%6."/>
+      <w:lvlJc w:val="right"/>
+      <w:pPr>
+        <w:ind w:left="2520" w:hanging="420"/>
+      </w:pPr>
+    </w:lvl>
+    <w:lvl w:ilvl="6" w:tplc="0409000F" w:tentative="1">
+      <w:start w:val="1"/>
+      <w:numFmt w:val="decimal"/>
+      <w:lvlText w:val="%7."/>
+      <w:lvlJc w:val="left"/>
+      <w:pPr>
+        <w:ind w:left="2940" w:hanging="420"/>
+      </w:pPr>
+    </w:lvl>
+    <w:lvl w:ilvl="7" w:tplc="04090019" w:tentative="1">
+      <w:start w:val="1"/>
+      <w:numFmt w:val="lowerLetter"/>
+      <w:lvlText w:val="%8)"/>
+      <w:lvlJc w:val="left"/>
+      <w:pPr>
+        <w:ind w:left="3360" w:hanging="420"/>
+      </w:pPr>
+    </w:lvl>
+    <w:lvl w:ilvl="8" w:tplc="0409001B" w:tentative="1">
+      <w:start w:val="1"/>
+      <w:numFmt w:val="lowerRoman"/>
+      <w:lvlText w:val="%9."/>
+      <w:lvlJc w:val="right"/>
+      <w:pPr>
+        <w:ind w:left="3780" w:hanging="420"/>
+      </w:pPr>
+    </w:lvl>
+  </w:abstractNum>
+  <w:abstractNum w:abstractNumId="11">
+    <w:nsid w:val="2ACA40A5"/>
+    <w:multiLevelType w:val="hybridMultilevel"/>
+    <w:tmpl w:val="957E79D2"/>
+    <w:lvl w:ilvl="0" w:tplc="0409000F">
+      <w:start w:val="1"/>
+      <w:numFmt w:val="decimal"/>
+      <w:lvlText w:val="%1."/>
+      <w:lvlJc w:val="left"/>
+      <w:pPr>
+        <w:ind w:left="420" w:hanging="420"/>
+      </w:pPr>
+    </w:lvl>
+    <w:lvl w:ilvl="1" w:tplc="04090019" w:tentative="1">
+      <w:start w:val="1"/>
+      <w:numFmt w:val="lowerLetter"/>
+      <w:lvlText w:val="%2)"/>
+      <w:lvlJc w:val="left"/>
+      <w:pPr>
+        <w:ind w:left="840" w:hanging="420"/>
+      </w:pPr>
+    </w:lvl>
+    <w:lvl w:ilvl="2" w:tplc="0409001B" w:tentative="1">
+      <w:start w:val="1"/>
+      <w:numFmt w:val="lowerRoman"/>
+      <w:lvlText w:val="%3."/>
+      <w:lvlJc w:val="right"/>
+      <w:pPr>
+        <w:ind w:left="1260" w:hanging="420"/>
+      </w:pPr>
+    </w:lvl>
+    <w:lvl w:ilvl="3" w:tplc="0409000F" w:tentative="1">
+      <w:start w:val="1"/>
+      <w:numFmt w:val="decimal"/>
+      <w:lvlText w:val="%4."/>
+      <w:lvlJc w:val="left"/>
+      <w:pPr>
+        <w:ind w:left="1680" w:hanging="420"/>
+      </w:pPr>
+    </w:lvl>
+    <w:lvl w:ilvl="4" w:tplc="04090019" w:tentative="1">
+      <w:start w:val="1"/>
+      <w:numFmt w:val="lowerLetter"/>
+      <w:lvlText w:val="%5)"/>
+      <w:lvlJc w:val="left"/>
+      <w:pPr>
+        <w:ind w:left="2100" w:hanging="420"/>
+      </w:pPr>
+    </w:lvl>
+    <w:lvl w:ilvl="5" w:tplc="0409001B" w:tentative="1">
+      <w:start w:val="1"/>
+      <w:numFmt w:val="lowerRoman"/>
+      <w:lvlText w:val="%6."/>
+      <w:lvlJc w:val="right"/>
+      <w:pPr>
+        <w:ind w:left="2520" w:hanging="420"/>
+      </w:pPr>
+    </w:lvl>
+    <w:lvl w:ilvl="6" w:tplc="0409000F" w:tentative="1">
+      <w:start w:val="1"/>
+      <w:numFmt w:val="decimal"/>
+      <w:lvlText w:val="%7."/>
+      <w:lvlJc w:val="left"/>
+      <w:pPr>
+        <w:ind w:left="2940" w:hanging="420"/>
+      </w:pPr>
+    </w:lvl>
+    <w:lvl w:ilvl="7" w:tplc="04090019" w:tentative="1">
+      <w:start w:val="1"/>
+      <w:numFmt w:val="lowerLetter"/>
+      <w:lvlText w:val="%8)"/>
+      <w:lvlJc w:val="left"/>
+      <w:pPr>
+        <w:ind w:left="3360" w:hanging="420"/>
+      </w:pPr>
+    </w:lvl>
+    <w:lvl w:ilvl="8" w:tplc="0409001B" w:tentative="1">
+      <w:start w:val="1"/>
+      <w:numFmt w:val="lowerRoman"/>
+      <w:lvlText w:val="%9."/>
+      <w:lvlJc w:val="right"/>
+      <w:pPr>
+        <w:ind w:left="3780" w:hanging="420"/>
+      </w:pPr>
+    </w:lvl>
+  </w:abstractNum>
+  <w:abstractNum w:abstractNumId="12">
+    <w:nsid w:val="3FEA2E2A"/>
+    <w:multiLevelType w:val="hybridMultilevel"/>
+    <w:tmpl w:val="9BF6B146"/>
+    <w:lvl w:ilvl="0" w:tplc="0409000F">
+      <w:start w:val="1"/>
+      <w:numFmt w:val="decimal"/>
+      <w:lvlText w:val="%1."/>
+      <w:lvlJc w:val="left"/>
+      <w:pPr>
+        <w:ind w:left="420" w:hanging="420"/>
+      </w:pPr>
+    </w:lvl>
+    <w:lvl w:ilvl="1" w:tplc="04090019" w:tentative="1">
+      <w:start w:val="1"/>
+      <w:numFmt w:val="lowerLetter"/>
+      <w:lvlText w:val="%2)"/>
+      <w:lvlJc w:val="left"/>
+      <w:pPr>
+        <w:ind w:left="840" w:hanging="420"/>
+      </w:pPr>
+    </w:lvl>
+    <w:lvl w:ilvl="2" w:tplc="0409001B" w:tentative="1">
+      <w:start w:val="1"/>
+      <w:numFmt w:val="lowerRoman"/>
+      <w:lvlText w:val="%3."/>
+      <w:lvlJc w:val="right"/>
+      <w:pPr>
+        <w:ind w:left="1260" w:hanging="420"/>
+      </w:pPr>
+    </w:lvl>
+    <w:lvl w:ilvl="3" w:tplc="0409000F" w:tentative="1">
+      <w:start w:val="1"/>
+      <w:numFmt w:val="decimal"/>
+      <w:lvlText w:val="%4."/>
+      <w:lvlJc w:val="left"/>
+      <w:pPr>
+        <w:ind w:left="1680" w:hanging="420"/>
+      </w:pPr>
+    </w:lvl>
+    <w:lvl w:ilvl="4" w:tplc="04090019" w:tentative="1">
+      <w:start w:val="1"/>
+      <w:numFmt w:val="lowerLetter"/>
+      <w:lvlText w:val="%5)"/>
+      <w:lvlJc w:val="left"/>
+      <w:pPr>
+        <w:ind w:left="2100" w:hanging="420"/>
+      </w:pPr>
+    </w:lvl>
+    <w:lvl w:ilvl="5" w:tplc="0409001B" w:tentative="1">
+      <w:start w:val="1"/>
+      <w:numFmt w:val="lowerRoman"/>
+      <w:lvlText w:val="%6."/>
+      <w:lvlJc w:val="right"/>
+      <w:pPr>
+        <w:ind w:left="2520" w:hanging="420"/>
+      </w:pPr>
+    </w:lvl>
+    <w:lvl w:ilvl="6" w:tplc="0409000F" w:tentative="1">
+      <w:start w:val="1"/>
+      <w:numFmt w:val="decimal"/>
+      <w:lvlText w:val="%7."/>
+      <w:lvlJc w:val="left"/>
+      <w:pPr>
+        <w:ind w:left="2940" w:hanging="420"/>
+      </w:pPr>
+    </w:lvl>
+    <w:lvl w:ilvl="7" w:tplc="04090019" w:tentative="1">
+      <w:start w:val="1"/>
+      <w:numFmt w:val="lowerLetter"/>
+      <w:lvlText w:val="%8)"/>
+      <w:lvlJc w:val="left"/>
+      <w:pPr>
+        <w:ind w:left="3360" w:hanging="420"/>
+      </w:pPr>
+    </w:lvl>
+    <w:lvl w:ilvl="8" w:tplc="0409001B" w:tentative="1">
+      <w:start w:val="1"/>
+      <w:numFmt w:val="lowerRoman"/>
+      <w:lvlText w:val="%9."/>
+      <w:lvlJc w:val="right"/>
+      <w:pPr>
+        <w:ind w:left="3780" w:hanging="420"/>
+      </w:pPr>
+    </w:lvl>
+  </w:abstractNum>
+  <w:abstractNum w:abstractNumId="13">
     <w:nsid w:val="4BD26FC0"/>
     <w:multiLevelType w:val="hybridMultilevel"/>
     <w:tmpl w:val="E6C811C4"/>
@@ -14044,7 +13986,7 @@
       </w:pPr>
     </w:lvl>
   </w:abstractNum>
-  <w:abstractNum w:abstractNumId="8">
+  <w:abstractNum w:abstractNumId="14">
     <w:nsid w:val="4FDA2B93"/>
     <w:multiLevelType w:val="hybridMultilevel"/>
     <w:tmpl w:val="E2C2DDEC"/>
@@ -14130,7 +14072,7 @@
       </w:pPr>
     </w:lvl>
   </w:abstractNum>
-  <w:abstractNum w:abstractNumId="9">
+  <w:abstractNum w:abstractNumId="15">
     <w:nsid w:val="55252181"/>
     <w:multiLevelType w:val="hybridMultilevel"/>
     <w:tmpl w:val="F81CF58C"/>
@@ -14219,7 +14161,93 @@
       </w:pPr>
     </w:lvl>
   </w:abstractNum>
-  <w:abstractNum w:abstractNumId="10">
+  <w:abstractNum w:abstractNumId="16">
+    <w:nsid w:val="55A72AC8"/>
+    <w:multiLevelType w:val="hybridMultilevel"/>
+    <w:tmpl w:val="DE26D3FC"/>
+    <w:lvl w:ilvl="0" w:tplc="0409000F">
+      <w:start w:val="1"/>
+      <w:numFmt w:val="decimal"/>
+      <w:lvlText w:val="%1."/>
+      <w:lvlJc w:val="left"/>
+      <w:pPr>
+        <w:ind w:left="420" w:hanging="420"/>
+      </w:pPr>
+    </w:lvl>
+    <w:lvl w:ilvl="1" w:tplc="04090019" w:tentative="1">
+      <w:start w:val="1"/>
+      <w:numFmt w:val="lowerLetter"/>
+      <w:lvlText w:val="%2)"/>
+      <w:lvlJc w:val="left"/>
+      <w:pPr>
+        <w:ind w:left="840" w:hanging="420"/>
+      </w:pPr>
+    </w:lvl>
+    <w:lvl w:ilvl="2" w:tplc="0409001B" w:tentative="1">
+      <w:start w:val="1"/>
+      <w:numFmt w:val="lowerRoman"/>
+      <w:lvlText w:val="%3."/>
+      <w:lvlJc w:val="right"/>
+      <w:pPr>
+        <w:ind w:left="1260" w:hanging="420"/>
+      </w:pPr>
+    </w:lvl>
+    <w:lvl w:ilvl="3" w:tplc="0409000F" w:tentative="1">
+      <w:start w:val="1"/>
+      <w:numFmt w:val="decimal"/>
+      <w:lvlText w:val="%4."/>
+      <w:lvlJc w:val="left"/>
+      <w:pPr>
+        <w:ind w:left="1680" w:hanging="420"/>
+      </w:pPr>
+    </w:lvl>
+    <w:lvl w:ilvl="4" w:tplc="04090019" w:tentative="1">
+      <w:start w:val="1"/>
+      <w:numFmt w:val="lowerLetter"/>
+      <w:lvlText w:val="%5)"/>
+      <w:lvlJc w:val="left"/>
+      <w:pPr>
+        <w:ind w:left="2100" w:hanging="420"/>
+      </w:pPr>
+    </w:lvl>
+    <w:lvl w:ilvl="5" w:tplc="0409001B" w:tentative="1">
+      <w:start w:val="1"/>
+      <w:numFmt w:val="lowerRoman"/>
+      <w:lvlText w:val="%6."/>
+      <w:lvlJc w:val="right"/>
+      <w:pPr>
+        <w:ind w:left="2520" w:hanging="420"/>
+      </w:pPr>
+    </w:lvl>
+    <w:lvl w:ilvl="6" w:tplc="0409000F" w:tentative="1">
+      <w:start w:val="1"/>
+      <w:numFmt w:val="decimal"/>
+      <w:lvlText w:val="%7."/>
+      <w:lvlJc w:val="left"/>
+      <w:pPr>
+        <w:ind w:left="2940" w:hanging="420"/>
+      </w:pPr>
+    </w:lvl>
+    <w:lvl w:ilvl="7" w:tplc="04090019" w:tentative="1">
+      <w:start w:val="1"/>
+      <w:numFmt w:val="lowerLetter"/>
+      <w:lvlText w:val="%8)"/>
+      <w:lvlJc w:val="left"/>
+      <w:pPr>
+        <w:ind w:left="3360" w:hanging="420"/>
+      </w:pPr>
+    </w:lvl>
+    <w:lvl w:ilvl="8" w:tplc="0409001B" w:tentative="1">
+      <w:start w:val="1"/>
+      <w:numFmt w:val="lowerRoman"/>
+      <w:lvlText w:val="%9."/>
+      <w:lvlJc w:val="right"/>
+      <w:pPr>
+        <w:ind w:left="3780" w:hanging="420"/>
+      </w:pPr>
+    </w:lvl>
+  </w:abstractNum>
+  <w:abstractNum w:abstractNumId="17">
     <w:nsid w:val="589E00D2"/>
     <w:multiLevelType w:val="hybridMultilevel"/>
     <w:tmpl w:val="712282AA"/>
@@ -14306,7 +14334,7 @@
       </w:pPr>
     </w:lvl>
   </w:abstractNum>
-  <w:abstractNum w:abstractNumId="11">
+  <w:abstractNum w:abstractNumId="18">
     <w:nsid w:val="5B742CF6"/>
     <w:multiLevelType w:val="hybridMultilevel"/>
     <w:tmpl w:val="479C7D18"/>
@@ -14392,7 +14420,179 @@
       </w:pPr>
     </w:lvl>
   </w:abstractNum>
-  <w:abstractNum w:abstractNumId="12">
+  <w:abstractNum w:abstractNumId="19">
+    <w:nsid w:val="62DB3A87"/>
+    <w:multiLevelType w:val="hybridMultilevel"/>
+    <w:tmpl w:val="22A2017C"/>
+    <w:lvl w:ilvl="0" w:tplc="0409000F">
+      <w:start w:val="1"/>
+      <w:numFmt w:val="decimal"/>
+      <w:lvlText w:val="%1."/>
+      <w:lvlJc w:val="left"/>
+      <w:pPr>
+        <w:ind w:left="420" w:hanging="420"/>
+      </w:pPr>
+    </w:lvl>
+    <w:lvl w:ilvl="1" w:tplc="04090019" w:tentative="1">
+      <w:start w:val="1"/>
+      <w:numFmt w:val="lowerLetter"/>
+      <w:lvlText w:val="%2)"/>
+      <w:lvlJc w:val="left"/>
+      <w:pPr>
+        <w:ind w:left="840" w:hanging="420"/>
+      </w:pPr>
+    </w:lvl>
+    <w:lvl w:ilvl="2" w:tplc="0409001B" w:tentative="1">
+      <w:start w:val="1"/>
+      <w:numFmt w:val="lowerRoman"/>
+      <w:lvlText w:val="%3."/>
+      <w:lvlJc w:val="right"/>
+      <w:pPr>
+        <w:ind w:left="1260" w:hanging="420"/>
+      </w:pPr>
+    </w:lvl>
+    <w:lvl w:ilvl="3" w:tplc="0409000F" w:tentative="1">
+      <w:start w:val="1"/>
+      <w:numFmt w:val="decimal"/>
+      <w:lvlText w:val="%4."/>
+      <w:lvlJc w:val="left"/>
+      <w:pPr>
+        <w:ind w:left="1680" w:hanging="420"/>
+      </w:pPr>
+    </w:lvl>
+    <w:lvl w:ilvl="4" w:tplc="04090019" w:tentative="1">
+      <w:start w:val="1"/>
+      <w:numFmt w:val="lowerLetter"/>
+      <w:lvlText w:val="%5)"/>
+      <w:lvlJc w:val="left"/>
+      <w:pPr>
+        <w:ind w:left="2100" w:hanging="420"/>
+      </w:pPr>
+    </w:lvl>
+    <w:lvl w:ilvl="5" w:tplc="0409001B" w:tentative="1">
+      <w:start w:val="1"/>
+      <w:numFmt w:val="lowerRoman"/>
+      <w:lvlText w:val="%6."/>
+      <w:lvlJc w:val="right"/>
+      <w:pPr>
+        <w:ind w:left="2520" w:hanging="420"/>
+      </w:pPr>
+    </w:lvl>
+    <w:lvl w:ilvl="6" w:tplc="0409000F" w:tentative="1">
+      <w:start w:val="1"/>
+      <w:numFmt w:val="decimal"/>
+      <w:lvlText w:val="%7."/>
+      <w:lvlJc w:val="left"/>
+      <w:pPr>
+        <w:ind w:left="2940" w:hanging="420"/>
+      </w:pPr>
+    </w:lvl>
+    <w:lvl w:ilvl="7" w:tplc="04090019" w:tentative="1">
+      <w:start w:val="1"/>
+      <w:numFmt w:val="lowerLetter"/>
+      <w:lvlText w:val="%8)"/>
+      <w:lvlJc w:val="left"/>
+      <w:pPr>
+        <w:ind w:left="3360" w:hanging="420"/>
+      </w:pPr>
+    </w:lvl>
+    <w:lvl w:ilvl="8" w:tplc="0409001B" w:tentative="1">
+      <w:start w:val="1"/>
+      <w:numFmt w:val="lowerRoman"/>
+      <w:lvlText w:val="%9."/>
+      <w:lvlJc w:val="right"/>
+      <w:pPr>
+        <w:ind w:left="3780" w:hanging="420"/>
+      </w:pPr>
+    </w:lvl>
+  </w:abstractNum>
+  <w:abstractNum w:abstractNumId="20">
+    <w:nsid w:val="6C7107AB"/>
+    <w:multiLevelType w:val="hybridMultilevel"/>
+    <w:tmpl w:val="B590E024"/>
+    <w:lvl w:ilvl="0" w:tplc="0409000F">
+      <w:start w:val="1"/>
+      <w:numFmt w:val="decimal"/>
+      <w:lvlText w:val="%1."/>
+      <w:lvlJc w:val="left"/>
+      <w:pPr>
+        <w:ind w:left="420" w:hanging="420"/>
+      </w:pPr>
+    </w:lvl>
+    <w:lvl w:ilvl="1" w:tplc="04090019" w:tentative="1">
+      <w:start w:val="1"/>
+      <w:numFmt w:val="lowerLetter"/>
+      <w:lvlText w:val="%2)"/>
+      <w:lvlJc w:val="left"/>
+      <w:pPr>
+        <w:ind w:left="840" w:hanging="420"/>
+      </w:pPr>
+    </w:lvl>
+    <w:lvl w:ilvl="2" w:tplc="0409001B" w:tentative="1">
+      <w:start w:val="1"/>
+      <w:numFmt w:val="lowerRoman"/>
+      <w:lvlText w:val="%3."/>
+      <w:lvlJc w:val="right"/>
+      <w:pPr>
+        <w:ind w:left="1260" w:hanging="420"/>
+      </w:pPr>
+    </w:lvl>
+    <w:lvl w:ilvl="3" w:tplc="0409000F" w:tentative="1">
+      <w:start w:val="1"/>
+      <w:numFmt w:val="decimal"/>
+      <w:lvlText w:val="%4."/>
+      <w:lvlJc w:val="left"/>
+      <w:pPr>
+        <w:ind w:left="1680" w:hanging="420"/>
+      </w:pPr>
+    </w:lvl>
+    <w:lvl w:ilvl="4" w:tplc="04090019" w:tentative="1">
+      <w:start w:val="1"/>
+      <w:numFmt w:val="lowerLetter"/>
+      <w:lvlText w:val="%5)"/>
+      <w:lvlJc w:val="left"/>
+      <w:pPr>
+        <w:ind w:left="2100" w:hanging="420"/>
+      </w:pPr>
+    </w:lvl>
+    <w:lvl w:ilvl="5" w:tplc="0409001B" w:tentative="1">
+      <w:start w:val="1"/>
+      <w:numFmt w:val="lowerRoman"/>
+      <w:lvlText w:val="%6."/>
+      <w:lvlJc w:val="right"/>
+      <w:pPr>
+        <w:ind w:left="2520" w:hanging="420"/>
+      </w:pPr>
+    </w:lvl>
+    <w:lvl w:ilvl="6" w:tplc="0409000F" w:tentative="1">
+      <w:start w:val="1"/>
+      <w:numFmt w:val="decimal"/>
+      <w:lvlText w:val="%7."/>
+      <w:lvlJc w:val="left"/>
+      <w:pPr>
+        <w:ind w:left="2940" w:hanging="420"/>
+      </w:pPr>
+    </w:lvl>
+    <w:lvl w:ilvl="7" w:tplc="04090019" w:tentative="1">
+      <w:start w:val="1"/>
+      <w:numFmt w:val="lowerLetter"/>
+      <w:lvlText w:val="%8)"/>
+      <w:lvlJc w:val="left"/>
+      <w:pPr>
+        <w:ind w:left="3360" w:hanging="420"/>
+      </w:pPr>
+    </w:lvl>
+    <w:lvl w:ilvl="8" w:tplc="0409001B" w:tentative="1">
+      <w:start w:val="1"/>
+      <w:numFmt w:val="lowerRoman"/>
+      <w:lvlText w:val="%9."/>
+      <w:lvlJc w:val="right"/>
+      <w:pPr>
+        <w:ind w:left="3780" w:hanging="420"/>
+      </w:pPr>
+    </w:lvl>
+  </w:abstractNum>
+  <w:abstractNum w:abstractNumId="21">
     <w:nsid w:val="6E0B6D77"/>
     <w:multiLevelType w:val="hybridMultilevel"/>
     <w:tmpl w:val="5F86F748"/>
@@ -14481,7 +14681,96 @@
       </w:pPr>
     </w:lvl>
   </w:abstractNum>
-  <w:abstractNum w:abstractNumId="13">
+  <w:abstractNum w:abstractNumId="22">
+    <w:nsid w:val="735B3906"/>
+    <w:multiLevelType w:val="hybridMultilevel"/>
+    <w:tmpl w:val="D4A6A3D8"/>
+    <w:lvl w:ilvl="0" w:tplc="00AC477A">
+      <w:start w:val="1"/>
+      <w:numFmt w:val="decimal"/>
+      <w:lvlText w:val="%1."/>
+      <w:lvlJc w:val="left"/>
+      <w:pPr>
+        <w:ind w:left="420" w:hanging="420"/>
+      </w:pPr>
+      <w:rPr>
+        <w:rFonts w:hint="default"/>
+      </w:rPr>
+    </w:lvl>
+    <w:lvl w:ilvl="1" w:tplc="04090019" w:tentative="1">
+      <w:start w:val="1"/>
+      <w:numFmt w:val="lowerLetter"/>
+      <w:lvlText w:val="%2)"/>
+      <w:lvlJc w:val="left"/>
+      <w:pPr>
+        <w:ind w:left="840" w:hanging="420"/>
+      </w:pPr>
+    </w:lvl>
+    <w:lvl w:ilvl="2" w:tplc="0409001B" w:tentative="1">
+      <w:start w:val="1"/>
+      <w:numFmt w:val="lowerRoman"/>
+      <w:lvlText w:val="%3."/>
+      <w:lvlJc w:val="right"/>
+      <w:pPr>
+        <w:ind w:left="1260" w:hanging="420"/>
+      </w:pPr>
+    </w:lvl>
+    <w:lvl w:ilvl="3" w:tplc="0409000F">
+      <w:start w:val="1"/>
+      <w:numFmt w:val="decimal"/>
+      <w:lvlText w:val="%4."/>
+      <w:lvlJc w:val="left"/>
+      <w:pPr>
+        <w:ind w:left="1680" w:hanging="420"/>
+      </w:pPr>
+    </w:lvl>
+    <w:lvl w:ilvl="4" w:tplc="04090019" w:tentative="1">
+      <w:start w:val="1"/>
+      <w:numFmt w:val="lowerLetter"/>
+      <w:lvlText w:val="%5)"/>
+      <w:lvlJc w:val="left"/>
+      <w:pPr>
+        <w:ind w:left="2100" w:hanging="420"/>
+      </w:pPr>
+    </w:lvl>
+    <w:lvl w:ilvl="5" w:tplc="0409001B" w:tentative="1">
+      <w:start w:val="1"/>
+      <w:numFmt w:val="lowerRoman"/>
+      <w:lvlText w:val="%6."/>
+      <w:lvlJc w:val="right"/>
+      <w:pPr>
+        <w:ind w:left="2520" w:hanging="420"/>
+      </w:pPr>
+    </w:lvl>
+    <w:lvl w:ilvl="6" w:tplc="0409000F" w:tentative="1">
+      <w:start w:val="1"/>
+      <w:numFmt w:val="decimal"/>
+      <w:lvlText w:val="%7."/>
+      <w:lvlJc w:val="left"/>
+      <w:pPr>
+        <w:ind w:left="2940" w:hanging="420"/>
+      </w:pPr>
+    </w:lvl>
+    <w:lvl w:ilvl="7" w:tplc="04090019" w:tentative="1">
+      <w:start w:val="1"/>
+      <w:numFmt w:val="lowerLetter"/>
+      <w:lvlText w:val="%8)"/>
+      <w:lvlJc w:val="left"/>
+      <w:pPr>
+        <w:ind w:left="3360" w:hanging="420"/>
+      </w:pPr>
+    </w:lvl>
+    <w:lvl w:ilvl="8" w:tplc="0409001B" w:tentative="1">
+      <w:start w:val="1"/>
+      <w:numFmt w:val="lowerRoman"/>
+      <w:lvlText w:val="%9."/>
+      <w:lvlJc w:val="right"/>
+      <w:pPr>
+        <w:ind w:left="3780" w:hanging="420"/>
+      </w:pPr>
+    </w:lvl>
+  </w:abstractNum>
+  <w:abstractNum w:abstractNumId="23">
     <w:nsid w:val="74D609AA"/>
     <w:multiLevelType w:val="hybridMultilevel"/>
     <w:tmpl w:val="30B8546E"/>
@@ -14570,7 +14859,7 @@
       </w:pPr>
     </w:lvl>
   </w:abstractNum>
-  <w:abstractNum w:abstractNumId="14">
+  <w:abstractNum w:abstractNumId="24">
     <w:nsid w:val="7C367B44"/>
     <w:multiLevelType w:val="hybridMultilevel"/>
     <w:tmpl w:val="631A582E"/>
@@ -14659,7 +14948,93 @@
       </w:pPr>
     </w:lvl>
   </w:abstractNum>
-  <w:abstractNum w:abstractNumId="15">
+  <w:abstractNum w:abstractNumId="25">
+    <w:nsid w:val="7D9816AC"/>
+    <w:multiLevelType w:val="hybridMultilevel"/>
+    <w:tmpl w:val="D410F670"/>
+    <w:lvl w:ilvl="0" w:tplc="0409000F">
+      <w:start w:val="1"/>
+      <w:numFmt w:val="decimal"/>
+      <w:lvlText w:val="%1."/>
+      <w:lvlJc w:val="left"/>
+      <w:pPr>
+        <w:ind w:left="420" w:hanging="420"/>
+      </w:pPr>
+    </w:lvl>
+    <w:lvl w:ilvl="1" w:tplc="04090019" w:tentative="1">
+      <w:start w:val="1"/>
+      <w:numFmt w:val="lowerLetter"/>
+      <w:lvlText w:val="%2)"/>
+      <w:lvlJc w:val="left"/>
+      <w:pPr>
+        <w:ind w:left="840" w:hanging="420"/>
+      </w:pPr>
+    </w:lvl>
+    <w:lvl w:ilvl="2" w:tplc="0409001B" w:tentative="1">
+      <w:start w:val="1"/>
+      <w:numFmt w:val="lowerRoman"/>
+      <w:lvlText w:val="%3."/>
+      <w:lvlJc w:val="right"/>
+      <w:pPr>
+        <w:ind w:left="1260" w:hanging="420"/>
+      </w:pPr>
+    </w:lvl>
+    <w:lvl w:ilvl="3" w:tplc="0409000F" w:tentative="1">
+      <w:start w:val="1"/>
+      <w:numFmt w:val="decimal"/>
+      <w:lvlText w:val="%4."/>
+      <w:lvlJc w:val="left"/>
+      <w:pPr>
+        <w:ind w:left="1680" w:hanging="420"/>
+      </w:pPr>
+    </w:lvl>
+    <w:lvl w:ilvl="4" w:tplc="04090019" w:tentative="1">
+      <w:start w:val="1"/>
+      <w:numFmt w:val="lowerLetter"/>
+      <w:lvlText w:val="%5)"/>
+      <w:lvlJc w:val="left"/>
+      <w:pPr>
+        <w:ind w:left="2100" w:hanging="420"/>
+      </w:pPr>
+    </w:lvl>
+    <w:lvl w:ilvl="5" w:tplc="0409001B" w:tentative="1">
+      <w:start w:val="1"/>
+      <w:numFmt w:val="lowerRoman"/>
+      <w:lvlText w:val="%6."/>
+      <w:lvlJc w:val="right"/>
+      <w:pPr>
+        <w:ind w:left="2520" w:hanging="420"/>
+      </w:pPr>
+    </w:lvl>
+    <w:lvl w:ilvl="6" w:tplc="0409000F" w:tentative="1">
+      <w:start w:val="1"/>
+      <w:numFmt w:val="decimal"/>
+      <w:lvlText w:val="%7."/>
+      <w:lvlJc w:val="left"/>
+      <w:pPr>
+        <w:ind w:left="2940" w:hanging="420"/>
+      </w:pPr>
+    </w:lvl>
+    <w:lvl w:ilvl="7" w:tplc="04090019" w:tentative="1">
+      <w:start w:val="1"/>
+      <w:numFmt w:val="lowerLetter"/>
+      <w:lvlText w:val="%8)"/>
+      <w:lvlJc w:val="left"/>
+      <w:pPr>
+        <w:ind w:left="3360" w:hanging="420"/>
+      </w:pPr>
+    </w:lvl>
+    <w:lvl w:ilvl="8" w:tplc="0409001B" w:tentative="1">
+      <w:start w:val="1"/>
+      <w:numFmt w:val="lowerRoman"/>
+      <w:lvlText w:val="%9."/>
+      <w:lvlJc w:val="right"/>
+      <w:pPr>
+        <w:ind w:left="3780" w:hanging="420"/>
+      </w:pPr>
+    </w:lvl>
+  </w:abstractNum>
+  <w:abstractNum w:abstractNumId="26">
     <w:nsid w:val="7EA71613"/>
     <w:multiLevelType w:val="hybridMultilevel"/>
     <w:tmpl w:val="33C4507C"/>
@@ -14749,58 +15124,91 @@
     </w:lvl>
   </w:abstractNum>
   <w:num w:numId="1">
+    <w:abstractNumId w:val="4"/>
+  </w:num>
+  <w:num w:numId="2">
+    <w:abstractNumId w:val="17"/>
+  </w:num>
+  <w:num w:numId="3">
+    <w:abstractNumId w:val="7"/>
+  </w:num>
+  <w:num w:numId="4">
+    <w:abstractNumId w:val="4"/>
+  </w:num>
+  <w:num w:numId="5">
+    <w:abstractNumId w:val="4"/>
+  </w:num>
+  <w:num w:numId="6">
+    <w:abstractNumId w:val="14"/>
+  </w:num>
+  <w:num w:numId="7">
+    <w:abstractNumId w:val="18"/>
+  </w:num>
+  <w:num w:numId="8">
+    <w:abstractNumId w:val="13"/>
+  </w:num>
+  <w:num w:numId="9">
+    <w:abstractNumId w:val="5"/>
+  </w:num>
+  <w:num w:numId="10">
+    <w:abstractNumId w:val="15"/>
+  </w:num>
+  <w:num w:numId="11">
+    <w:abstractNumId w:val="8"/>
+  </w:num>
+  <w:num w:numId="12">
+    <w:abstractNumId w:val="6"/>
+  </w:num>
+  <w:num w:numId="13">
+    <w:abstractNumId w:val="26"/>
+  </w:num>
+  <w:num w:numId="14">
+    <w:abstractNumId w:val="21"/>
+  </w:num>
+  <w:num w:numId="15">
+    <w:abstractNumId w:val="9"/>
+  </w:num>
+  <w:num w:numId="16">
+    <w:abstractNumId w:val="24"/>
+  </w:num>
+  <w:num w:numId="17">
+    <w:abstractNumId w:val="23"/>
+  </w:num>
+  <w:num w:numId="18">
+    <w:abstractNumId w:val="3"/>
+  </w:num>
+  <w:num w:numId="19">
+    <w:abstractNumId w:val="22"/>
+  </w:num>
+  <w:num w:numId="20">
+    <w:abstractNumId w:val="2"/>
+  </w:num>
+  <w:num w:numId="21">
+    <w:abstractNumId w:val="12"/>
+  </w:num>
+  <w:num w:numId="22">
+    <w:abstractNumId w:val="20"/>
+  </w:num>
+  <w:num w:numId="23">
+    <w:abstractNumId w:val="10"/>
+  </w:num>
+  <w:num w:numId="24">
+    <w:abstractNumId w:val="16"/>
+  </w:num>
+  <w:num w:numId="25">
+    <w:abstractNumId w:val="19"/>
+  </w:num>
+  <w:num w:numId="26">
+    <w:abstractNumId w:val="0"/>
+  </w:num>
+  <w:num w:numId="27">
+    <w:abstractNumId w:val="25"/>
+  </w:num>
+  <w:num w:numId="28">
     <w:abstractNumId w:val="1"/>
   </w:num>
-  <w:num w:numId="2">
-    <w:abstractNumId w:val="10"/>
-  </w:num>
-  <w:num w:numId="3">
-    <w:abstractNumId w:val="4"/>
-  </w:num>
-  <w:num w:numId="4">
-    <w:abstractNumId w:val="1"/>
-  </w:num>
-  <w:num w:numId="5">
-    <w:abstractNumId w:val="1"/>
-  </w:num>
-  <w:num w:numId="6">
-    <w:abstractNumId w:val="8"/>
-  </w:num>
-  <w:num w:numId="7">
+  <w:num w:numId="29">
     <w:abstractNumId w:val="11"/>
-  </w:num>
-  <w:num w:numId="8">
-    <w:abstractNumId w:val="7"/>
-  </w:num>
-  <w:num w:numId="9">
-    <w:abstractNumId w:val="2"/>
-  </w:num>
-  <w:num w:numId="10">
-    <w:abstractNumId w:val="9"/>
-  </w:num>
-  <w:num w:numId="11">
-    <w:abstractNumId w:val="5"/>
-  </w:num>
-  <w:num w:numId="12">
-    <w:abstractNumId w:val="3"/>
-  </w:num>
-  <w:num w:numId="13">
-    <w:abstractNumId w:val="15"/>
-  </w:num>
-  <w:num w:numId="14">
-    <w:abstractNumId w:val="12"/>
-  </w:num>
-  <w:num w:numId="15">
-    <w:abstractNumId w:val="6"/>
-  </w:num>
-  <w:num w:numId="16">
-    <w:abstractNumId w:val="14"/>
-  </w:num>
-  <w:num w:numId="17">
-    <w:abstractNumId w:val="13"/>
-  </w:num>
-  <w:num w:numId="18">
-    <w:abstractNumId w:val="0"/>
   </w:num>
 </w:numbering>
 </file>

--- a/internal_doc/03.开发设计/Story_lob.docx
+++ b/internal_doc/03.开发设计/Story_lob.docx
@@ -10657,7 +10657,19 @@
               <w:rPr>
                 <w:rFonts w:hint="eastAsia"/>
               </w:rPr>
-              <w:t>LOB.ACCEPT.FIRSTEST.001</w:t>
+              <w:t>LOB.ACCEPT.</w:t>
+            </w:r>
+            <w:r>
+              <w:rPr>
+                <w:rFonts w:hint="eastAsia"/>
+              </w:rPr>
+              <w:t>TEST</w:t>
+            </w:r>
+            <w:r>
+              <w:rPr>
+                <w:rFonts w:hint="eastAsia"/>
+              </w:rPr>
+              <w:t>.001</w:t>
             </w:r>
           </w:p>
         </w:tc>
@@ -10689,9 +10701,6 @@
                 <w:numId w:val="19"/>
               </w:numPr>
               <w:ind w:firstLineChars="0"/>
-              <w:rPr>
-                <w:rFonts w:hint="eastAsia"/>
-              </w:rPr>
             </w:pPr>
             <w:r>
               <w:rPr>
@@ -10732,15 +10741,36 @@
                 <w:numId w:val="19"/>
               </w:numPr>
               <w:ind w:firstLineChars="0"/>
-              <w:rPr>
-                <w:rFonts w:hint="eastAsia"/>
-              </w:rPr>
             </w:pPr>
             <w:r>
               <w:rPr>
                 <w:rFonts w:hint="eastAsia"/>
               </w:rPr>
-              <w:t>向数据库写入大对象数据；</w:t>
+              <w:t>向数据库写入大对象数据</w:t>
+            </w:r>
+            <w:r>
+              <w:rPr>
+                <w:rFonts w:hint="eastAsia"/>
+              </w:rPr>
+              <w:t>【</w:t>
+            </w:r>
+            <w:r>
+              <w:rPr>
+                <w:rFonts w:hint="eastAsia"/>
+              </w:rPr>
+              <w:t>14M</w:t>
+            </w:r>
+            <w:r>
+              <w:rPr>
+                <w:rFonts w:hint="eastAsia"/>
+              </w:rPr>
+              <w:t>】</w:t>
+            </w:r>
+            <w:r>
+              <w:rPr>
+                <w:rFonts w:hint="eastAsia"/>
+              </w:rPr>
+              <w:t>；</w:t>
             </w:r>
           </w:p>
           <w:p>
@@ -10751,9 +10781,6 @@
                 <w:numId w:val="19"/>
               </w:numPr>
               <w:ind w:firstLineChars="0"/>
-              <w:rPr>
-                <w:rFonts w:hint="eastAsia"/>
-              </w:rPr>
             </w:pPr>
             <w:r>
               <w:rPr>
@@ -10770,9 +10797,6 @@
                 <w:numId w:val="19"/>
               </w:numPr>
               <w:ind w:firstLineChars="0"/>
-              <w:rPr>
-                <w:rFonts w:hint="eastAsia"/>
-              </w:rPr>
             </w:pPr>
             <w:r>
               <w:rPr>
@@ -10876,7 +10900,19 @@
               <w:rPr>
                 <w:rFonts w:hint="eastAsia"/>
               </w:rPr>
-              <w:t>LOB.ACCEPT.FIRSTEST.002</w:t>
+              <w:t>LOB.ACCEPT.</w:t>
+            </w:r>
+            <w:r>
+              <w:rPr>
+                <w:rFonts w:hint="eastAsia"/>
+              </w:rPr>
+              <w:t>TEST</w:t>
+            </w:r>
+            <w:r>
+              <w:rPr>
+                <w:rFonts w:hint="eastAsia"/>
+              </w:rPr>
+              <w:t>.002</w:t>
             </w:r>
           </w:p>
         </w:tc>
@@ -10893,6 +10929,12 @@
                 <w:rFonts w:hint="eastAsia"/>
               </w:rPr>
               <w:t>写入大量的大对象文件到数据库</w:t>
+            </w:r>
+            <w:r>
+              <w:rPr>
+                <w:rFonts w:hint="eastAsia"/>
+              </w:rPr>
+              <w:t>【相同大对象重复写】</w:t>
             </w:r>
           </w:p>
         </w:tc>
@@ -10908,15 +10950,24 @@
                 <w:numId w:val="20"/>
               </w:numPr>
               <w:ind w:firstLineChars="0"/>
-              <w:rPr>
-                <w:rFonts w:hint="eastAsia"/>
-              </w:rPr>
             </w:pPr>
             <w:r>
               <w:rPr>
                 <w:rFonts w:hint="eastAsia"/>
               </w:rPr>
-              <w:t>构造大量的大对象文件；</w:t>
+              <w:t>构造大量的大对象文件</w:t>
+            </w:r>
+            <w:r>
+              <w:rPr>
+                <w:rFonts w:hint="eastAsia"/>
+              </w:rPr>
+              <w:t>[100]</w:t>
+            </w:r>
+            <w:r>
+              <w:rPr>
+                <w:rFonts w:hint="eastAsia"/>
+              </w:rPr>
+              <w:t>；</w:t>
             </w:r>
           </w:p>
           <w:p>
@@ -10927,9 +10978,6 @@
                 <w:numId w:val="20"/>
               </w:numPr>
               <w:ind w:firstLineChars="0"/>
-              <w:rPr>
-                <w:rFonts w:hint="eastAsia"/>
-              </w:rPr>
             </w:pPr>
             <w:r>
               <w:rPr>
@@ -10991,7 +11039,19 @@
               <w:rPr>
                 <w:rFonts w:hint="eastAsia"/>
               </w:rPr>
-              <w:t>LOB.ACCEPT.FIRSTEST.003</w:t>
+              <w:t>LOB.ACCEPT.</w:t>
+            </w:r>
+            <w:r>
+              <w:rPr>
+                <w:rFonts w:hint="eastAsia"/>
+              </w:rPr>
+              <w:t>TEST</w:t>
+            </w:r>
+            <w:r>
+              <w:rPr>
+                <w:rFonts w:hint="eastAsia"/>
+              </w:rPr>
+              <w:t>.003</w:t>
             </w:r>
           </w:p>
         </w:tc>
@@ -11023,15 +11083,24 @@
                 <w:numId w:val="21"/>
               </w:numPr>
               <w:ind w:firstLineChars="0"/>
-              <w:rPr>
-                <w:rFonts w:hint="eastAsia"/>
-              </w:rPr>
             </w:pPr>
             <w:r>
               <w:rPr>
                 <w:rFonts w:hint="eastAsia"/>
               </w:rPr>
-              <w:t>数据库内含有大量的大对象文件；</w:t>
+              <w:t>数据库内含有大量的大对象文件</w:t>
+            </w:r>
+            <w:r>
+              <w:rPr>
+                <w:rFonts w:hint="eastAsia"/>
+              </w:rPr>
+              <w:t>[100]</w:t>
+            </w:r>
+            <w:r>
+              <w:rPr>
+                <w:rFonts w:hint="eastAsia"/>
+              </w:rPr>
+              <w:t>；</w:t>
             </w:r>
           </w:p>
           <w:p>
@@ -11042,9 +11111,6 @@
                 <w:numId w:val="21"/>
               </w:numPr>
               <w:ind w:firstLineChars="0"/>
-              <w:rPr>
-                <w:rFonts w:hint="eastAsia"/>
-              </w:rPr>
             </w:pPr>
             <w:r>
               <w:rPr>
@@ -11095,12 +11161,30 @@
           <w:p>
             <w:pPr>
               <w:ind w:left="0"/>
+              <w:rPr>
+                <w:color w:val="BFBFBF" w:themeColor="background1" w:themeShade="BF"/>
+              </w:rPr>
             </w:pPr>
             <w:r>
               <w:rPr>
                 <w:rFonts w:hint="eastAsia"/>
-              </w:rPr>
-              <w:t>LOB.ACCEPT.FIRSTEST.004</w:t>
+                <w:color w:val="BFBFBF" w:themeColor="background1" w:themeShade="BF"/>
+              </w:rPr>
+              <w:t>LOB.ACCEPT.</w:t>
+            </w:r>
+            <w:r>
+              <w:rPr>
+                <w:rFonts w:hint="eastAsia"/>
+                <w:color w:val="BFBFBF" w:themeColor="background1" w:themeShade="BF"/>
+              </w:rPr>
+              <w:t>TEST</w:t>
+            </w:r>
+            <w:r>
+              <w:rPr>
+                <w:rFonts w:hint="eastAsia"/>
+                <w:color w:val="BFBFBF" w:themeColor="background1" w:themeShade="BF"/>
+              </w:rPr>
+              <w:t>.004</w:t>
             </w:r>
           </w:p>
         </w:tc>
@@ -11111,10 +11195,14 @@
           <w:p>
             <w:pPr>
               <w:ind w:left="0"/>
+              <w:rPr>
+                <w:color w:val="BFBFBF" w:themeColor="background1" w:themeShade="BF"/>
+              </w:rPr>
             </w:pPr>
             <w:r>
               <w:rPr>
                 <w:rFonts w:hint="eastAsia"/>
+                <w:color w:val="BFBFBF" w:themeColor="background1" w:themeShade="BF"/>
               </w:rPr>
               <w:t>大对象偏移写操作</w:t>
             </w:r>
@@ -11133,12 +11221,13 @@
               </w:numPr>
               <w:ind w:firstLineChars="0"/>
               <w:rPr>
-                <w:rFonts w:hint="eastAsia"/>
+                <w:color w:val="BFBFBF" w:themeColor="background1" w:themeShade="BF"/>
               </w:rPr>
             </w:pPr>
             <w:r>
               <w:rPr>
                 <w:rFonts w:hint="eastAsia"/>
+                <w:color w:val="BFBFBF" w:themeColor="background1" w:themeShade="BF"/>
               </w:rPr>
               <w:t>构造大对象文件，通过偏移写操作向数据库写入大对象数据；</w:t>
             </w:r>
@@ -11152,12 +11241,13 @@
               </w:numPr>
               <w:ind w:firstLineChars="0"/>
               <w:rPr>
-                <w:rFonts w:hint="eastAsia"/>
+                <w:color w:val="BFBFBF" w:themeColor="background1" w:themeShade="BF"/>
               </w:rPr>
             </w:pPr>
             <w:r>
               <w:rPr>
                 <w:rFonts w:hint="eastAsia"/>
+                <w:color w:val="BFBFBF" w:themeColor="background1" w:themeShade="BF"/>
               </w:rPr>
               <w:t>从数据库中读出大对象数据数据；</w:t>
             </w:r>
@@ -11171,36 +11261,41 @@
               </w:numPr>
               <w:ind w:firstLineChars="0"/>
               <w:rPr>
-                <w:rFonts w:hint="eastAsia"/>
+                <w:color w:val="BFBFBF" w:themeColor="background1" w:themeShade="BF"/>
               </w:rPr>
             </w:pPr>
             <w:r>
               <w:rPr>
                 <w:rFonts w:hint="eastAsia"/>
+                <w:color w:val="BFBFBF" w:themeColor="background1" w:themeShade="BF"/>
               </w:rPr>
               <w:t>获取读出的大对象文件的</w:t>
             </w:r>
             <w:r>
               <w:rPr>
                 <w:rFonts w:hint="eastAsia"/>
+                <w:color w:val="BFBFBF" w:themeColor="background1" w:themeShade="BF"/>
               </w:rPr>
               <w:t>MD5</w:t>
             </w:r>
             <w:r>
               <w:rPr>
                 <w:rFonts w:hint="eastAsia"/>
+                <w:color w:val="BFBFBF" w:themeColor="background1" w:themeShade="BF"/>
               </w:rPr>
               <w:t>值</w:t>
             </w:r>
             <w:r>
               <w:rPr>
                 <w:rFonts w:hint="eastAsia"/>
+                <w:color w:val="BFBFBF" w:themeColor="background1" w:themeShade="BF"/>
               </w:rPr>
               <w:t>:rMd5</w:t>
             </w:r>
             <w:r>
               <w:rPr>
                 <w:rFonts w:hint="eastAsia"/>
+                <w:color w:val="BFBFBF" w:themeColor="background1" w:themeShade="BF"/>
               </w:rPr>
               <w:t>；</w:t>
             </w:r>
@@ -11214,30 +11309,34 @@
               </w:numPr>
               <w:ind w:firstLineChars="0"/>
               <w:rPr>
-                <w:rFonts w:hint="eastAsia"/>
+                <w:color w:val="BFBFBF" w:themeColor="background1" w:themeShade="BF"/>
               </w:rPr>
             </w:pPr>
             <w:r>
               <w:rPr>
                 <w:rFonts w:hint="eastAsia"/>
+                <w:color w:val="BFBFBF" w:themeColor="background1" w:themeShade="BF"/>
               </w:rPr>
               <w:t>根据偏移写操作的偏移量对构造的大对象文件进行相应的偏移，最后得出偏移后文件的</w:t>
             </w:r>
             <w:r>
               <w:rPr>
                 <w:rFonts w:hint="eastAsia"/>
+                <w:color w:val="BFBFBF" w:themeColor="background1" w:themeShade="BF"/>
               </w:rPr>
               <w:t>MD</w:t>
             </w:r>
             <w:r>
               <w:rPr>
                 <w:rFonts w:hint="eastAsia"/>
+                <w:color w:val="BFBFBF" w:themeColor="background1" w:themeShade="BF"/>
               </w:rPr>
               <w:t>值</w:t>
             </w:r>
             <w:r>
               <w:rPr>
                 <w:rFonts w:hint="eastAsia"/>
+                <w:color w:val="BFBFBF" w:themeColor="background1" w:themeShade="BF"/>
               </w:rPr>
               <w:t>:wMd5;</w:t>
             </w:r>
@@ -11250,34 +11349,42 @@
                 <w:numId w:val="22"/>
               </w:numPr>
               <w:ind w:firstLineChars="0"/>
+              <w:rPr>
+                <w:color w:val="BFBFBF" w:themeColor="background1" w:themeShade="BF"/>
+              </w:rPr>
             </w:pPr>
             <w:r>
               <w:rPr>
                 <w:rFonts w:hint="eastAsia"/>
+                <w:color w:val="BFBFBF" w:themeColor="background1" w:themeShade="BF"/>
               </w:rPr>
               <w:t>比较</w:t>
             </w:r>
             <w:r>
               <w:rPr>
                 <w:rFonts w:hint="eastAsia"/>
+                <w:color w:val="BFBFBF" w:themeColor="background1" w:themeShade="BF"/>
               </w:rPr>
               <w:t>wMd5</w:t>
             </w:r>
             <w:r>
               <w:rPr>
                 <w:rFonts w:hint="eastAsia"/>
+                <w:color w:val="BFBFBF" w:themeColor="background1" w:themeShade="BF"/>
               </w:rPr>
               <w:t>和</w:t>
             </w:r>
             <w:r>
               <w:rPr>
                 <w:rFonts w:hint="eastAsia"/>
+                <w:color w:val="BFBFBF" w:themeColor="background1" w:themeShade="BF"/>
               </w:rPr>
               <w:t>rMd5</w:t>
             </w:r>
             <w:r>
               <w:rPr>
                 <w:rFonts w:hint="eastAsia"/>
+                <w:color w:val="BFBFBF" w:themeColor="background1" w:themeShade="BF"/>
               </w:rPr>
               <w:t>，判断偏移写操作是否正确；</w:t>
             </w:r>
@@ -11290,12 +11397,24 @@
           <w:p>
             <w:pPr>
               <w:ind w:left="0"/>
+              <w:rPr>
+                <w:color w:val="BFBFBF" w:themeColor="background1" w:themeShade="BF"/>
+              </w:rPr>
             </w:pPr>
             <w:r>
               <w:rPr>
                 <w:rFonts w:hint="eastAsia"/>
+                <w:color w:val="BFBFBF" w:themeColor="background1" w:themeShade="BF"/>
               </w:rPr>
               <w:t>大对象偏移写成功，且数据写入正确</w:t>
+            </w:r>
+            <w:r>
+              <w:rPr>
+                <w:rFonts w:hint="eastAsia"/>
+                <w:color w:val="BFBFBF" w:themeColor="background1" w:themeShade="BF"/>
+                <w:highlight w:val="red"/>
+              </w:rPr>
+              <w:t>【暂时没有这方面的需求】</w:t>
             </w:r>
           </w:p>
         </w:tc>
@@ -11313,7 +11432,26 @@
               <w:rPr>
                 <w:rFonts w:hint="eastAsia"/>
               </w:rPr>
-              <w:t>LOB.ACCEPT.FIRSTEST.005</w:t>
+              <w:t>LOB.ACCEPT.</w:t>
+            </w:r>
+            <w:r>
+              <w:rPr>
+                <w:rFonts w:hint="eastAsia"/>
+              </w:rPr>
+              <w:t>TEST</w:t>
+            </w:r>
+            <w:r>
+              <w:rPr>
+                <w:rFonts w:hint="eastAsia"/>
+              </w:rPr>
+              <w:t>.</w:t>
+            </w:r>
+            <w:r>
+              <w:rPr>
+                <w:rFonts w:hint="eastAsia"/>
+              </w:rPr>
+              <w:lastRenderedPageBreak/>
+              <w:t>005</w:t>
             </w:r>
           </w:p>
         </w:tc>
@@ -11329,6 +11467,7 @@
               <w:rPr>
                 <w:rFonts w:hint="eastAsia"/>
               </w:rPr>
+              <w:lastRenderedPageBreak/>
               <w:t>大对象偏移读操作</w:t>
             </w:r>
           </w:p>
@@ -11345,115 +11484,12 @@
                 <w:numId w:val="23"/>
               </w:numPr>
               <w:ind w:firstLineChars="0"/>
-              <w:rPr>
-                <w:rFonts w:hint="eastAsia"/>
-              </w:rPr>
             </w:pPr>
             <w:r>
               <w:rPr>
                 <w:rFonts w:hint="eastAsia"/>
               </w:rPr>
               <w:t>构造大对象文件，将此大对象写入数据库；</w:t>
-            </w:r>
-          </w:p>
-          <w:p>
-            <w:pPr>
-              <w:pStyle w:val="ListParagraph"/>
-              <w:numPr>
-                <w:ilvl w:val="0"/>
-                <w:numId w:val="23"/>
-              </w:numPr>
-              <w:ind w:firstLineChars="0"/>
-              <w:rPr>
-                <w:rFonts w:hint="eastAsia"/>
-              </w:rPr>
-            </w:pPr>
-            <w:r>
-              <w:rPr>
-                <w:rFonts w:hint="eastAsia"/>
-              </w:rPr>
-              <w:t>通过偏移读操作从数据库中读出大对象；</w:t>
-            </w:r>
-          </w:p>
-          <w:p>
-            <w:pPr>
-              <w:pStyle w:val="ListParagraph"/>
-              <w:numPr>
-                <w:ilvl w:val="0"/>
-                <w:numId w:val="23"/>
-              </w:numPr>
-              <w:ind w:firstLineChars="0"/>
-              <w:rPr>
-                <w:rFonts w:hint="eastAsia"/>
-              </w:rPr>
-            </w:pPr>
-            <w:r>
-              <w:rPr>
-                <w:rFonts w:hint="eastAsia"/>
-              </w:rPr>
-              <w:lastRenderedPageBreak/>
-              <w:t>获取读出的大对象文件的</w:t>
-            </w:r>
-            <w:r>
-              <w:rPr>
-                <w:rFonts w:hint="eastAsia"/>
-              </w:rPr>
-              <w:t>MD5</w:t>
-            </w:r>
-            <w:r>
-              <w:rPr>
-                <w:rFonts w:hint="eastAsia"/>
-              </w:rPr>
-              <w:t>值</w:t>
-            </w:r>
-            <w:r>
-              <w:rPr>
-                <w:rFonts w:hint="eastAsia"/>
-              </w:rPr>
-              <w:t>:rMd5</w:t>
-            </w:r>
-            <w:r>
-              <w:rPr>
-                <w:rFonts w:hint="eastAsia"/>
-              </w:rPr>
-              <w:t>；</w:t>
-            </w:r>
-          </w:p>
-          <w:p>
-            <w:pPr>
-              <w:pStyle w:val="ListParagraph"/>
-              <w:numPr>
-                <w:ilvl w:val="0"/>
-                <w:numId w:val="23"/>
-              </w:numPr>
-              <w:ind w:firstLineChars="0"/>
-              <w:rPr>
-                <w:rFonts w:hint="eastAsia"/>
-              </w:rPr>
-            </w:pPr>
-            <w:r>
-              <w:rPr>
-                <w:rFonts w:hint="eastAsia"/>
-              </w:rPr>
-              <w:t>根据偏移读操作的偏移量对构造的大对象文件进行相应的偏移，最后得出偏移后文件的</w:t>
-            </w:r>
-            <w:r>
-              <w:rPr>
-                <w:rFonts w:hint="eastAsia"/>
-              </w:rPr>
-              <w:t>MD</w:t>
-            </w:r>
-            <w:r>
-              <w:rPr>
-                <w:rFonts w:hint="eastAsia"/>
-              </w:rPr>
-              <w:t>值</w:t>
-            </w:r>
-            <w:r>
-              <w:rPr>
-                <w:rFonts w:hint="eastAsia"/>
-              </w:rPr>
-              <w:t>:wMd5;</w:t>
             </w:r>
           </w:p>
           <w:p>
@@ -11469,6 +11505,97 @@
               <w:rPr>
                 <w:rFonts w:hint="eastAsia"/>
               </w:rPr>
+              <w:lastRenderedPageBreak/>
+              <w:t>通过偏移读操作从数据库中读出大对象；</w:t>
+            </w:r>
+          </w:p>
+          <w:p>
+            <w:pPr>
+              <w:pStyle w:val="ListParagraph"/>
+              <w:numPr>
+                <w:ilvl w:val="0"/>
+                <w:numId w:val="23"/>
+              </w:numPr>
+              <w:ind w:firstLineChars="0"/>
+            </w:pPr>
+            <w:r>
+              <w:rPr>
+                <w:rFonts w:hint="eastAsia"/>
+              </w:rPr>
+              <w:t>获取读出的大对象文件的</w:t>
+            </w:r>
+            <w:r>
+              <w:rPr>
+                <w:rFonts w:hint="eastAsia"/>
+              </w:rPr>
+              <w:t>MD5</w:t>
+            </w:r>
+            <w:r>
+              <w:rPr>
+                <w:rFonts w:hint="eastAsia"/>
+              </w:rPr>
+              <w:t>值</w:t>
+            </w:r>
+            <w:r>
+              <w:rPr>
+                <w:rFonts w:hint="eastAsia"/>
+              </w:rPr>
+              <w:t>:rMd5</w:t>
+            </w:r>
+            <w:r>
+              <w:rPr>
+                <w:rFonts w:hint="eastAsia"/>
+              </w:rPr>
+              <w:t>；</w:t>
+            </w:r>
+          </w:p>
+          <w:p>
+            <w:pPr>
+              <w:pStyle w:val="ListParagraph"/>
+              <w:numPr>
+                <w:ilvl w:val="0"/>
+                <w:numId w:val="23"/>
+              </w:numPr>
+              <w:ind w:firstLineChars="0"/>
+            </w:pPr>
+            <w:r>
+              <w:rPr>
+                <w:rFonts w:hint="eastAsia"/>
+              </w:rPr>
+              <w:t>根据偏移读操作的偏移量对构造的大对象文件进行相应的偏移，最后得出偏移后文件的</w:t>
+            </w:r>
+            <w:r>
+              <w:rPr>
+                <w:rFonts w:hint="eastAsia"/>
+              </w:rPr>
+              <w:t>MD</w:t>
+            </w:r>
+            <w:r>
+              <w:rPr>
+                <w:rFonts w:hint="eastAsia"/>
+              </w:rPr>
+              <w:t>值</w:t>
+            </w:r>
+            <w:r>
+              <w:rPr>
+                <w:rFonts w:hint="eastAsia"/>
+              </w:rPr>
+              <w:t>:wMd5;</w:t>
+            </w:r>
+          </w:p>
+          <w:p>
+            <w:pPr>
+              <w:pStyle w:val="ListParagraph"/>
+              <w:numPr>
+                <w:ilvl w:val="0"/>
+                <w:numId w:val="23"/>
+              </w:numPr>
+              <w:ind w:firstLineChars="0"/>
+            </w:pPr>
+            <w:r>
+              <w:rPr>
+                <w:rFonts w:hint="eastAsia"/>
+              </w:rPr>
               <w:t>比较</w:t>
             </w:r>
             <w:r>
@@ -11510,7 +11637,14 @@
                 <w:rFonts w:hint="eastAsia"/>
               </w:rPr>
               <w:lastRenderedPageBreak/>
-              <w:t>大对象偏移读成功，且数据读出正确</w:t>
+              <w:t>大对象偏移读成功，且数据读</w:t>
+            </w:r>
+            <w:r>
+              <w:rPr>
+                <w:rFonts w:hint="eastAsia"/>
+              </w:rPr>
+              <w:lastRenderedPageBreak/>
+              <w:t>出正确</w:t>
             </w:r>
           </w:p>
         </w:tc>
@@ -11529,7 +11663,19 @@
                 <w:rFonts w:hint="eastAsia"/>
               </w:rPr>
               <w:lastRenderedPageBreak/>
-              <w:t>LOB.ACCEPT.FIRSTEST.006</w:t>
+              <w:t>LOB.ACCEPT.</w:t>
+            </w:r>
+            <w:r>
+              <w:rPr>
+                <w:rFonts w:hint="eastAsia"/>
+              </w:rPr>
+              <w:t>TEST</w:t>
+            </w:r>
+            <w:r>
+              <w:rPr>
+                <w:rFonts w:hint="eastAsia"/>
+              </w:rPr>
+              <w:t>.006</w:t>
             </w:r>
           </w:p>
         </w:tc>
@@ -11561,34 +11707,12 @@
                 <w:numId w:val="24"/>
               </w:numPr>
               <w:ind w:firstLineChars="0"/>
-              <w:rPr>
-                <w:rFonts w:hint="eastAsia"/>
-              </w:rPr>
             </w:pPr>
             <w:r>
               <w:rPr>
                 <w:rFonts w:hint="eastAsia"/>
               </w:rPr>
               <w:t>构造大对象文件，将大对象文件写入数据库；</w:t>
-            </w:r>
-          </w:p>
-          <w:p>
-            <w:pPr>
-              <w:pStyle w:val="ListParagraph"/>
-              <w:numPr>
-                <w:ilvl w:val="0"/>
-                <w:numId w:val="24"/>
-              </w:numPr>
-              <w:ind w:firstLineChars="0"/>
-              <w:rPr>
-                <w:rFonts w:hint="eastAsia"/>
-              </w:rPr>
-            </w:pPr>
-            <w:r>
-              <w:rPr>
-                <w:rFonts w:hint="eastAsia"/>
-              </w:rPr>
-              <w:t>获取大对象元数据；</w:t>
             </w:r>
           </w:p>
           <w:p>
@@ -11604,6 +11728,22 @@
               <w:rPr>
                 <w:rFonts w:hint="eastAsia"/>
               </w:rPr>
+              <w:t>获取大对象元数据；</w:t>
+            </w:r>
+          </w:p>
+          <w:p>
+            <w:pPr>
+              <w:pStyle w:val="ListParagraph"/>
+              <w:numPr>
+                <w:ilvl w:val="0"/>
+                <w:numId w:val="24"/>
+              </w:numPr>
+              <w:ind w:firstLineChars="0"/>
+            </w:pPr>
+            <w:r>
+              <w:rPr>
+                <w:rFonts w:hint="eastAsia"/>
+              </w:rPr>
               <w:t>检验大对象元数据是否正确，通过查看构造的大对象文件了解相关的信息；</w:t>
             </w:r>
           </w:p>
@@ -11621,6 +11761,24 @@
                 <w:rFonts w:hint="eastAsia"/>
               </w:rPr>
               <w:t>获取大对象元数据成功，且获取的数据正确</w:t>
+            </w:r>
+            <w:r>
+              <w:rPr>
+                <w:rFonts w:hint="eastAsia"/>
+              </w:rPr>
+              <w:t>[getLobSize</w:t>
+            </w:r>
+            <w:r>
+              <w:rPr>
+                <w:rFonts w:hint="eastAsia"/>
+              </w:rPr>
+              <w:t>和</w:t>
+            </w:r>
+            <w:r>
+              <w:rPr>
+                <w:rFonts w:hint="eastAsia"/>
+              </w:rPr>
+              <w:t>createLobTime]</w:t>
             </w:r>
           </w:p>
         </w:tc>
@@ -11633,12 +11791,30 @@
           <w:p>
             <w:pPr>
               <w:ind w:left="0"/>
+              <w:rPr>
+                <w:color w:val="BFBFBF" w:themeColor="background1" w:themeShade="BF"/>
+              </w:rPr>
             </w:pPr>
             <w:r>
               <w:rPr>
                 <w:rFonts w:hint="eastAsia"/>
-              </w:rPr>
-              <w:t>LOB.ACCEPT.FIRSTEST.007</w:t>
+                <w:color w:val="BFBFBF" w:themeColor="background1" w:themeShade="BF"/>
+              </w:rPr>
+              <w:t>LOB.ACCEPT.</w:t>
+            </w:r>
+            <w:r>
+              <w:rPr>
+                <w:rFonts w:hint="eastAsia"/>
+                <w:color w:val="BFBFBF" w:themeColor="background1" w:themeShade="BF"/>
+              </w:rPr>
+              <w:t>TEST</w:t>
+            </w:r>
+            <w:r>
+              <w:rPr>
+                <w:rFonts w:hint="eastAsia"/>
+                <w:color w:val="BFBFBF" w:themeColor="background1" w:themeShade="BF"/>
+              </w:rPr>
+              <w:t>.007</w:t>
             </w:r>
           </w:p>
         </w:tc>
@@ -11649,16 +11825,21 @@
           <w:p>
             <w:pPr>
               <w:ind w:left="0"/>
+              <w:rPr>
+                <w:color w:val="BFBFBF" w:themeColor="background1" w:themeShade="BF"/>
+              </w:rPr>
             </w:pPr>
             <w:r>
               <w:rPr>
                 <w:rFonts w:hint="eastAsia"/>
+                <w:color w:val="BFBFBF" w:themeColor="background1" w:themeShade="BF"/>
               </w:rPr>
               <w:t>List</w:t>
             </w:r>
             <w:r>
               <w:rPr>
                 <w:rFonts w:hint="eastAsia"/>
+                <w:color w:val="BFBFBF" w:themeColor="background1" w:themeShade="BF"/>
               </w:rPr>
               <w:t>大对象信息</w:t>
             </w:r>
@@ -11677,12 +11858,13 @@
               </w:numPr>
               <w:ind w:firstLineChars="0"/>
               <w:rPr>
-                <w:rFonts w:hint="eastAsia"/>
+                <w:color w:val="BFBFBF" w:themeColor="background1" w:themeShade="BF"/>
               </w:rPr>
             </w:pPr>
             <w:r>
               <w:rPr>
                 <w:rFonts w:hint="eastAsia"/>
+                <w:color w:val="BFBFBF" w:themeColor="background1" w:themeShade="BF"/>
               </w:rPr>
               <w:t>构造大量的大对象文件；</w:t>
             </w:r>
@@ -11696,12 +11878,13 @@
               </w:numPr>
               <w:ind w:firstLineChars="0"/>
               <w:rPr>
-                <w:rFonts w:hint="eastAsia"/>
+                <w:color w:val="BFBFBF" w:themeColor="background1" w:themeShade="BF"/>
               </w:rPr>
             </w:pPr>
             <w:r>
               <w:rPr>
                 <w:rFonts w:hint="eastAsia"/>
+                <w:color w:val="BFBFBF" w:themeColor="background1" w:themeShade="BF"/>
               </w:rPr>
               <w:t>将构造的大对象文件写入数据库；</w:t>
             </w:r>
@@ -11715,18 +11898,20 @@
               </w:numPr>
               <w:ind w:firstLineChars="0"/>
               <w:rPr>
-                <w:rFonts w:hint="eastAsia"/>
+                <w:color w:val="BFBFBF" w:themeColor="background1" w:themeShade="BF"/>
               </w:rPr>
             </w:pPr>
             <w:r>
               <w:rPr>
                 <w:rFonts w:hint="eastAsia"/>
+                <w:color w:val="BFBFBF" w:themeColor="background1" w:themeShade="BF"/>
               </w:rPr>
               <w:t>List</w:t>
             </w:r>
             <w:r>
               <w:rPr>
                 <w:rFonts w:hint="eastAsia"/>
+                <w:color w:val="BFBFBF" w:themeColor="background1" w:themeShade="BF"/>
               </w:rPr>
               <w:t>大对象；</w:t>
             </w:r>
@@ -11739,22 +11924,28 @@
                 <w:numId w:val="25"/>
               </w:numPr>
               <w:ind w:firstLineChars="0"/>
+              <w:rPr>
+                <w:color w:val="BFBFBF" w:themeColor="background1" w:themeShade="BF"/>
+              </w:rPr>
             </w:pPr>
             <w:r>
               <w:rPr>
                 <w:rFonts w:hint="eastAsia"/>
+                <w:color w:val="BFBFBF" w:themeColor="background1" w:themeShade="BF"/>
               </w:rPr>
               <w:t>比较</w:t>
             </w:r>
             <w:r>
               <w:rPr>
                 <w:rFonts w:hint="eastAsia"/>
+                <w:color w:val="BFBFBF" w:themeColor="background1" w:themeShade="BF"/>
               </w:rPr>
               <w:t>List</w:t>
             </w:r>
             <w:r>
               <w:rPr>
                 <w:rFonts w:hint="eastAsia"/>
+                <w:color w:val="BFBFBF" w:themeColor="background1" w:themeShade="BF"/>
               </w:rPr>
               <w:t>大对象的结果与写入的大对象文件个数是否相等；</w:t>
             </w:r>
@@ -11767,16 +11958,21 @@
           <w:p>
             <w:pPr>
               <w:ind w:left="0"/>
+              <w:rPr>
+                <w:color w:val="BFBFBF" w:themeColor="background1" w:themeShade="BF"/>
+              </w:rPr>
             </w:pPr>
             <w:r>
               <w:rPr>
                 <w:rFonts w:hint="eastAsia"/>
+                <w:color w:val="BFBFBF" w:themeColor="background1" w:themeShade="BF"/>
               </w:rPr>
               <w:t xml:space="preserve">List </w:t>
             </w:r>
             <w:r>
               <w:rPr>
                 <w:rFonts w:hint="eastAsia"/>
+                <w:color w:val="BFBFBF" w:themeColor="background1" w:themeShade="BF"/>
               </w:rPr>
               <w:t>大对象信息成功并且正确</w:t>
             </w:r>
@@ -11796,7 +11992,19 @@
               <w:rPr>
                 <w:rFonts w:hint="eastAsia"/>
               </w:rPr>
-              <w:t>LOB.ACCEPT.FIRSTEST.008</w:t>
+              <w:t>LOB.ACCEPT.</w:t>
+            </w:r>
+            <w:r>
+              <w:rPr>
+                <w:rFonts w:hint="eastAsia"/>
+              </w:rPr>
+              <w:t>TEST</w:t>
+            </w:r>
+            <w:r>
+              <w:rPr>
+                <w:rFonts w:hint="eastAsia"/>
+              </w:rPr>
+              <w:t>.008</w:t>
             </w:r>
           </w:p>
         </w:tc>
@@ -11828,53 +12036,12 @@
                 <w:numId w:val="26"/>
               </w:numPr>
               <w:ind w:firstLineChars="0"/>
-              <w:rPr>
-                <w:rFonts w:hint="eastAsia"/>
-              </w:rPr>
             </w:pPr>
             <w:r>
               <w:rPr>
                 <w:rFonts w:hint="eastAsia"/>
               </w:rPr>
               <w:t>构造大对象文件写入数据库；</w:t>
-            </w:r>
-          </w:p>
-          <w:p>
-            <w:pPr>
-              <w:pStyle w:val="ListParagraph"/>
-              <w:numPr>
-                <w:ilvl w:val="0"/>
-                <w:numId w:val="26"/>
-              </w:numPr>
-              <w:ind w:firstLineChars="0"/>
-              <w:rPr>
-                <w:rFonts w:hint="eastAsia"/>
-              </w:rPr>
-            </w:pPr>
-            <w:r>
-              <w:rPr>
-                <w:rFonts w:hint="eastAsia"/>
-              </w:rPr>
-              <w:t>在执行写入操作的过程中，干掉客户端，导致写入失败；</w:t>
-            </w:r>
-          </w:p>
-          <w:p>
-            <w:pPr>
-              <w:pStyle w:val="ListParagraph"/>
-              <w:numPr>
-                <w:ilvl w:val="0"/>
-                <w:numId w:val="26"/>
-              </w:numPr>
-              <w:ind w:firstLineChars="0"/>
-              <w:rPr>
-                <w:rFonts w:hint="eastAsia"/>
-              </w:rPr>
-            </w:pPr>
-            <w:r>
-              <w:rPr>
-                <w:rFonts w:hint="eastAsia"/>
-              </w:rPr>
-              <w:t>重新连接到数据库，执行清除未完成的大对象操作；</w:t>
             </w:r>
           </w:p>
           <w:p>
@@ -11890,18 +12057,59 @@
               <w:rPr>
                 <w:rFonts w:hint="eastAsia"/>
               </w:rPr>
-              <w:t>检验清除是否干净。【</w:t>
+              <w:t>在执行写入操作的过程中，干掉客户端，导致写入失败；</w:t>
+            </w:r>
+          </w:p>
+          <w:p>
+            <w:pPr>
+              <w:pStyle w:val="ListParagraph"/>
+              <w:numPr>
+                <w:ilvl w:val="0"/>
+                <w:numId w:val="26"/>
+              </w:numPr>
+              <w:ind w:firstLineChars="0"/>
+            </w:pPr>
+            <w:r>
+              <w:rPr>
+                <w:rFonts w:hint="eastAsia"/>
+              </w:rPr>
+              <w:t>重新连接到数据库，执行清除未完成的大对象操作；</w:t>
+            </w:r>
+          </w:p>
+          <w:p>
+            <w:pPr>
+              <w:pStyle w:val="ListParagraph"/>
+              <w:numPr>
+                <w:ilvl w:val="0"/>
+                <w:numId w:val="26"/>
+              </w:numPr>
+              <w:ind w:firstLineChars="0"/>
+            </w:pPr>
+            <w:r>
+              <w:rPr>
+                <w:rFonts w:hint="eastAsia"/>
+              </w:rPr>
+              <w:t>检验清除是否干净。</w:t>
+            </w:r>
+            <w:r>
+              <w:rPr>
+                <w:rFonts w:hint="eastAsia"/>
+                <w:highlight w:val="red"/>
+              </w:rPr>
+              <w:t>【</w:t>
             </w:r>
             <w:r>
               <w:rPr>
                 <w:rFonts w:hint="eastAsia"/>
                 <w:b/>
+                <w:highlight w:val="red"/>
               </w:rPr>
               <w:t>需要提供工具进行检测</w:t>
             </w:r>
             <w:r>
               <w:rPr>
                 <w:rFonts w:hint="eastAsia"/>
+                <w:highlight w:val="red"/>
               </w:rPr>
               <w:t>】。</w:t>
             </w:r>
@@ -11937,7 +12145,19 @@
               <w:rPr>
                 <w:rFonts w:hint="eastAsia"/>
               </w:rPr>
-              <w:t>LOB.ACCEPT.FIRSTEST.009</w:t>
+              <w:t>LOB.ACCEPT.</w:t>
+            </w:r>
+            <w:r>
+              <w:rPr>
+                <w:rFonts w:hint="eastAsia"/>
+              </w:rPr>
+              <w:t>TEST</w:t>
+            </w:r>
+            <w:r>
+              <w:rPr>
+                <w:rFonts w:hint="eastAsia"/>
+              </w:rPr>
+              <w:t>.009</w:t>
             </w:r>
           </w:p>
         </w:tc>
@@ -11969,9 +12189,6 @@
                 <w:numId w:val="27"/>
               </w:numPr>
               <w:ind w:firstLineChars="0"/>
-              <w:rPr>
-                <w:rFonts w:hint="eastAsia"/>
-              </w:rPr>
             </w:pPr>
             <w:r>
               <w:rPr>
@@ -11988,9 +12205,6 @@
                 <w:numId w:val="27"/>
               </w:numPr>
               <w:ind w:firstLineChars="0"/>
-              <w:rPr>
-                <w:rFonts w:hint="eastAsia"/>
-              </w:rPr>
             </w:pPr>
             <w:r>
               <w:rPr>
@@ -12046,7 +12260,13 @@
               <w:rPr>
                 <w:rFonts w:hint="eastAsia"/>
               </w:rPr>
-              <w:t>LOB.ACCEPT.FIRSTEST.010</w:t>
+              <w:t>LOB.ACCEPT.</w:t>
+            </w:r>
+            <w:r>
+              <w:rPr>
+                <w:rFonts w:hint="eastAsia"/>
+              </w:rPr>
+              <w:t>TEST.010</w:t>
             </w:r>
           </w:p>
         </w:tc>
@@ -12078,9 +12298,6 @@
                 <w:numId w:val="28"/>
               </w:numPr>
               <w:ind w:firstLineChars="0"/>
-              <w:rPr>
-                <w:rFonts w:hint="eastAsia"/>
-              </w:rPr>
             </w:pPr>
             <w:r>
               <w:rPr>
@@ -12097,9 +12314,6 @@
                 <w:numId w:val="28"/>
               </w:numPr>
               <w:ind w:firstLineChars="0"/>
-              <w:rPr>
-                <w:rFonts w:hint="eastAsia"/>
-              </w:rPr>
             </w:pPr>
             <w:r>
               <w:rPr>
@@ -12116,9 +12330,6 @@
                 <w:numId w:val="28"/>
               </w:numPr>
               <w:ind w:firstLineChars="0"/>
-              <w:rPr>
-                <w:rFonts w:hint="eastAsia"/>
-              </w:rPr>
             </w:pPr>
             <w:r>
               <w:rPr>
@@ -12158,7 +12369,13 @@
               <w:rPr>
                 <w:rFonts w:hint="eastAsia"/>
               </w:rPr>
-              <w:t>LOB.ACCEPT.FIRSTEST.011</w:t>
+              <w:t>LOB.ACCEPT.</w:t>
+            </w:r>
+            <w:r>
+              <w:rPr>
+                <w:rFonts w:hint="eastAsia"/>
+              </w:rPr>
+              <w:t>TEST.011</w:t>
             </w:r>
           </w:p>
         </w:tc>
@@ -12169,9 +12386,6 @@
           <w:p>
             <w:pPr>
               <w:ind w:left="0"/>
-              <w:rPr>
-                <w:rFonts w:hint="eastAsia"/>
-              </w:rPr>
             </w:pPr>
             <w:r>
               <w:rPr>
@@ -12183,9 +12397,6 @@
           <w:p>
             <w:pPr>
               <w:ind w:left="0"/>
-              <w:rPr>
-                <w:rFonts w:hint="eastAsia"/>
-              </w:rPr>
             </w:pPr>
           </w:p>
         </w:tc>
@@ -12201,9 +12412,6 @@
                 <w:numId w:val="29"/>
               </w:numPr>
               <w:ind w:firstLineChars="0"/>
-              <w:rPr>
-                <w:rFonts w:hint="eastAsia"/>
-              </w:rPr>
             </w:pPr>
             <w:r>
               <w:rPr>
@@ -12220,9 +12428,6 @@
                 <w:numId w:val="29"/>
               </w:numPr>
               <w:ind w:firstLineChars="0"/>
-              <w:rPr>
-                <w:rFonts w:hint="eastAsia"/>
-              </w:rPr>
             </w:pPr>
             <w:r>
               <w:rPr>
@@ -12239,9 +12444,6 @@
                 <w:numId w:val="29"/>
               </w:numPr>
               <w:ind w:firstLineChars="0"/>
-              <w:rPr>
-                <w:rFonts w:hint="eastAsia"/>
-              </w:rPr>
             </w:pPr>
             <w:r>
               <w:rPr>
@@ -12270,9 +12472,6 @@
                 <w:numId w:val="29"/>
               </w:numPr>
               <w:ind w:firstLineChars="0"/>
-              <w:rPr>
-                <w:rFonts w:hint="eastAsia"/>
-              </w:rPr>
             </w:pPr>
             <w:r>
               <w:rPr>
@@ -12289,9 +12488,6 @@
                 <w:numId w:val="29"/>
               </w:numPr>
               <w:ind w:firstLineChars="0"/>
-              <w:rPr>
-                <w:rFonts w:hint="eastAsia"/>
-              </w:rPr>
             </w:pPr>
             <w:r>
               <w:rPr>
@@ -12308,9 +12504,6 @@
                 <w:numId w:val="29"/>
               </w:numPr>
               <w:ind w:firstLineChars="0"/>
-              <w:rPr>
-                <w:rFonts w:hint="eastAsia"/>
-              </w:rPr>
             </w:pPr>
             <w:r>
               <w:rPr>
@@ -12333,14 +12526,12 @@
                 <w:numId w:val="29"/>
               </w:numPr>
               <w:ind w:firstLineChars="0"/>
-              <w:rPr>
-                <w:rFonts w:hint="eastAsia"/>
-              </w:rPr>
             </w:pPr>
             <w:r>
               <w:rPr>
                 <w:rFonts w:hint="eastAsia"/>
               </w:rPr>
+              <w:lastRenderedPageBreak/>
               <w:t>对以前的操作做相应的检测</w:t>
             </w:r>
           </w:p>
@@ -12352,15 +12543,220 @@
           <w:p>
             <w:pPr>
               <w:ind w:left="0"/>
-              <w:rPr>
-                <w:rFonts w:hint="eastAsia"/>
-              </w:rPr>
             </w:pPr>
             <w:r>
               <w:rPr>
                 <w:rFonts w:hint="eastAsia"/>
               </w:rPr>
+              <w:lastRenderedPageBreak/>
               <w:t>数据库基本功能组合操作成功</w:t>
+            </w:r>
+          </w:p>
+        </w:tc>
+      </w:tr>
+      <w:tr>
+        <w:tc>
+          <w:tcPr>
+            <w:tcW w:w="1027" w:type="dxa"/>
+          </w:tcPr>
+          <w:p>
+            <w:pPr>
+              <w:ind w:left="0"/>
+            </w:pPr>
+            <w:r>
+              <w:rPr>
+                <w:rFonts w:hint="eastAsia"/>
+              </w:rPr>
+              <w:lastRenderedPageBreak/>
+              <w:t>LOB.ACCEPT.</w:t>
+            </w:r>
+            <w:r>
+              <w:rPr>
+                <w:rFonts w:hint="eastAsia"/>
+              </w:rPr>
+              <w:t>TEST.012</w:t>
+            </w:r>
+          </w:p>
+        </w:tc>
+        <w:tc>
+          <w:tcPr>
+            <w:tcW w:w="1559" w:type="dxa"/>
+          </w:tcPr>
+          <w:p>
+            <w:pPr>
+              <w:ind w:left="0"/>
+            </w:pPr>
+            <w:r>
+              <w:rPr>
+                <w:rFonts w:hint="eastAsia"/>
+              </w:rPr>
+              <w:t>写大量</w:t>
+            </w:r>
+            <w:r>
+              <w:rPr>
+                <w:rFonts w:hint="eastAsia"/>
+              </w:rPr>
+              <w:t>LOB</w:t>
+            </w:r>
+            <w:r>
+              <w:rPr>
+                <w:rFonts w:hint="eastAsia"/>
+              </w:rPr>
+              <w:t>，删除一个</w:t>
+            </w:r>
+            <w:r>
+              <w:rPr>
+                <w:rFonts w:hint="eastAsia"/>
+              </w:rPr>
+              <w:t>LOB</w:t>
+            </w:r>
+            <w:r>
+              <w:rPr>
+                <w:rFonts w:hint="eastAsia"/>
+              </w:rPr>
+              <w:t>，再读余下的</w:t>
+            </w:r>
+            <w:r>
+              <w:rPr>
+                <w:rFonts w:hint="eastAsia"/>
+              </w:rPr>
+              <w:t>LOB</w:t>
+            </w:r>
+          </w:p>
+        </w:tc>
+        <w:tc>
+          <w:tcPr>
+            <w:tcW w:w="3969" w:type="dxa"/>
+          </w:tcPr>
+          <w:p>
+            <w:pPr>
+              <w:pStyle w:val="ListParagraph"/>
+              <w:numPr>
+                <w:ilvl w:val="0"/>
+                <w:numId w:val="30"/>
+              </w:numPr>
+              <w:ind w:firstLineChars="0"/>
+            </w:pPr>
+            <w:r>
+              <w:rPr>
+                <w:rFonts w:hint="eastAsia"/>
+              </w:rPr>
+              <w:t>构造大量的不同的大对象写入数据库；</w:t>
+            </w:r>
+          </w:p>
+          <w:p>
+            <w:pPr>
+              <w:pStyle w:val="ListParagraph"/>
+              <w:numPr>
+                <w:ilvl w:val="0"/>
+                <w:numId w:val="30"/>
+              </w:numPr>
+              <w:ind w:firstLineChars="0"/>
+            </w:pPr>
+            <w:r>
+              <w:rPr>
+                <w:rFonts w:hint="eastAsia"/>
+              </w:rPr>
+              <w:t>大对象数据写入成功后，删除其中某一个</w:t>
+            </w:r>
+            <w:r>
+              <w:rPr>
+                <w:rFonts w:hint="eastAsia"/>
+              </w:rPr>
+              <w:t>LOB</w:t>
+            </w:r>
+            <w:r>
+              <w:rPr>
+                <w:rFonts w:hint="eastAsia"/>
+              </w:rPr>
+              <w:t>；</w:t>
+            </w:r>
+          </w:p>
+          <w:p>
+            <w:pPr>
+              <w:pStyle w:val="ListParagraph"/>
+              <w:numPr>
+                <w:ilvl w:val="0"/>
+                <w:numId w:val="30"/>
+              </w:numPr>
+              <w:ind w:firstLineChars="0"/>
+            </w:pPr>
+            <w:r>
+              <w:rPr>
+                <w:rFonts w:hint="eastAsia"/>
+              </w:rPr>
+              <w:t>再读出剩余的</w:t>
+            </w:r>
+            <w:r>
+              <w:rPr>
+                <w:rFonts w:hint="eastAsia"/>
+              </w:rPr>
+              <w:t>LOB</w:t>
+            </w:r>
+            <w:r>
+              <w:rPr>
+                <w:rFonts w:hint="eastAsia"/>
+              </w:rPr>
+              <w:t>文件；</w:t>
+            </w:r>
+          </w:p>
+        </w:tc>
+        <w:tc>
+          <w:tcPr>
+            <w:tcW w:w="1610" w:type="dxa"/>
+          </w:tcPr>
+          <w:p>
+            <w:pPr>
+              <w:ind w:left="0"/>
+            </w:pPr>
+            <w:r>
+              <w:rPr>
+                <w:rFonts w:hint="eastAsia"/>
+              </w:rPr>
+              <w:t>相关操作都成功</w:t>
+            </w:r>
+          </w:p>
+        </w:tc>
+      </w:tr>
+      <w:tr>
+        <w:tc>
+          <w:tcPr>
+            <w:tcW w:w="8165" w:type="dxa"/>
+            <w:gridSpan w:val="4"/>
+          </w:tcPr>
+          <w:p>
+            <w:pPr>
+              <w:ind w:left="0"/>
+              <w:rPr>
+                <w:rFonts w:hint="eastAsia"/>
+                <w:color w:val="BFBFBF" w:themeColor="background1" w:themeShade="BF"/>
+              </w:rPr>
+            </w:pPr>
+            <w:r>
+              <w:rPr>
+                <w:rFonts w:hint="eastAsia"/>
+                <w:color w:val="BFBFBF" w:themeColor="background1" w:themeShade="BF"/>
+              </w:rPr>
+              <w:t>自动化测试用例：</w:t>
+            </w:r>
+            <w:r>
+              <w:rPr>
+                <w:color w:val="BFBFBF" w:themeColor="background1" w:themeShade="BF"/>
+              </w:rPr>
+              <w:t>hlt/drivers_testcases/C/LOB_GTestCase</w:t>
+            </w:r>
+            <w:r>
+              <w:rPr>
+                <w:rFonts w:hint="eastAsia"/>
+                <w:color w:val="BFBFBF" w:themeColor="background1" w:themeShade="BF"/>
+              </w:rPr>
+              <w:t>/</w:t>
+            </w:r>
+            <w:r>
+              <w:rPr>
+                <w:color w:val="BFBFBF" w:themeColor="background1" w:themeShade="BF"/>
+              </w:rPr>
+              <w:t>lobAcceptanceTestcase.cpp</w:t>
             </w:r>
           </w:p>
         </w:tc>
@@ -12375,7 +12771,6 @@
         <w:rPr>
           <w:rFonts w:hint="eastAsia"/>
         </w:rPr>
-        <w:lastRenderedPageBreak/>
         <w:t>Checklist</w:t>
       </w:r>
     </w:p>
@@ -13812,6 +14207,95 @@
     </w:lvl>
   </w:abstractNum>
   <w:abstractNum w:abstractNumId="12">
+    <w:nsid w:val="2E9C4972"/>
+    <w:multiLevelType w:val="hybridMultilevel"/>
+    <w:tmpl w:val="891A1AFE"/>
+    <w:lvl w:ilvl="0" w:tplc="5FD6FDF6">
+      <w:start w:val="1"/>
+      <w:numFmt w:val="decimal"/>
+      <w:lvlText w:val="%1."/>
+      <w:lvlJc w:val="left"/>
+      <w:pPr>
+        <w:ind w:left="360" w:hanging="360"/>
+      </w:pPr>
+      <w:rPr>
+        <w:rFonts w:hint="default"/>
+      </w:rPr>
+    </w:lvl>
+    <w:lvl w:ilvl="1" w:tplc="04090019" w:tentative="1">
+      <w:start w:val="1"/>
+      <w:numFmt w:val="lowerLetter"/>
+      <w:lvlText w:val="%2)"/>
+      <w:lvlJc w:val="left"/>
+      <w:pPr>
+        <w:ind w:left="840" w:hanging="420"/>
+      </w:pPr>
+    </w:lvl>
+    <w:lvl w:ilvl="2" w:tplc="0409001B" w:tentative="1">
+      <w:start w:val="1"/>
+      <w:numFmt w:val="lowerRoman"/>
+      <w:lvlText w:val="%3."/>
+      <w:lvlJc w:val="right"/>
+      <w:pPr>
+        <w:ind w:left="1260" w:hanging="420"/>
+      </w:pPr>
+    </w:lvl>
+    <w:lvl w:ilvl="3" w:tplc="0409000F" w:tentative="1">
+      <w:start w:val="1"/>
+      <w:numFmt w:val="decimal"/>
+      <w:lvlText w:val="%4."/>
+      <w:lvlJc w:val="left"/>
+      <w:pPr>
+        <w:ind w:left="1680" w:hanging="420"/>
+      </w:pPr>
+    </w:lvl>
+    <w:lvl w:ilvl="4" w:tplc="04090019" w:tentative="1">
+      <w:start w:val="1"/>
+      <w:numFmt w:val="lowerLetter"/>
+      <w:lvlText w:val="%5)"/>
+      <w:lvlJc w:val="left"/>
+      <w:pPr>
+        <w:ind w:left="2100" w:hanging="420"/>
+      </w:pPr>
+    </w:lvl>
+    <w:lvl w:ilvl="5" w:tplc="0409001B" w:tentative="1">
+      <w:start w:val="1"/>
+      <w:numFmt w:val="lowerRoman"/>
+      <w:lvlText w:val="%6."/>
+      <w:lvlJc w:val="right"/>
+      <w:pPr>
+        <w:ind w:left="2520" w:hanging="420"/>
+      </w:pPr>
+    </w:lvl>
+    <w:lvl w:ilvl="6" w:tplc="0409000F" w:tentative="1">
+      <w:start w:val="1"/>
+      <w:numFmt w:val="decimal"/>
+      <w:lvlText w:val="%7."/>
+      <w:lvlJc w:val="left"/>
+      <w:pPr>
+        <w:ind w:left="2940" w:hanging="420"/>
+      </w:pPr>
+    </w:lvl>
+    <w:lvl w:ilvl="7" w:tplc="04090019" w:tentative="1">
+      <w:start w:val="1"/>
+      <w:numFmt w:val="lowerLetter"/>
+      <w:lvlText w:val="%8)"/>
+      <w:lvlJc w:val="left"/>
+      <w:pPr>
+        <w:ind w:left="3360" w:hanging="420"/>
+      </w:pPr>
+    </w:lvl>
+    <w:lvl w:ilvl="8" w:tplc="0409001B" w:tentative="1">
+      <w:start w:val="1"/>
+      <w:numFmt w:val="lowerRoman"/>
+      <w:lvlText w:val="%9."/>
+      <w:lvlJc w:val="right"/>
+      <w:pPr>
+        <w:ind w:left="3780" w:hanging="420"/>
+      </w:pPr>
+    </w:lvl>
+  </w:abstractNum>
+  <w:abstractNum w:abstractNumId="13">
     <w:nsid w:val="3FEA2E2A"/>
     <w:multiLevelType w:val="hybridMultilevel"/>
     <w:tmpl w:val="9BF6B146"/>
@@ -13897,7 +14381,7 @@
       </w:pPr>
     </w:lvl>
   </w:abstractNum>
-  <w:abstractNum w:abstractNumId="13">
+  <w:abstractNum w:abstractNumId="14">
     <w:nsid w:val="4BD26FC0"/>
     <w:multiLevelType w:val="hybridMultilevel"/>
     <w:tmpl w:val="E6C811C4"/>
@@ -13986,7 +14470,7 @@
       </w:pPr>
     </w:lvl>
   </w:abstractNum>
-  <w:abstractNum w:abstractNumId="14">
+  <w:abstractNum w:abstractNumId="15">
     <w:nsid w:val="4FDA2B93"/>
     <w:multiLevelType w:val="hybridMultilevel"/>
     <w:tmpl w:val="E2C2DDEC"/>
@@ -14072,7 +14556,7 @@
       </w:pPr>
     </w:lvl>
   </w:abstractNum>
-  <w:abstractNum w:abstractNumId="15">
+  <w:abstractNum w:abstractNumId="16">
     <w:nsid w:val="55252181"/>
     <w:multiLevelType w:val="hybridMultilevel"/>
     <w:tmpl w:val="F81CF58C"/>
@@ -14161,7 +14645,7 @@
       </w:pPr>
     </w:lvl>
   </w:abstractNum>
-  <w:abstractNum w:abstractNumId="16">
+  <w:abstractNum w:abstractNumId="17">
     <w:nsid w:val="55A72AC8"/>
     <w:multiLevelType w:val="hybridMultilevel"/>
     <w:tmpl w:val="DE26D3FC"/>
@@ -14247,7 +14731,7 @@
       </w:pPr>
     </w:lvl>
   </w:abstractNum>
-  <w:abstractNum w:abstractNumId="17">
+  <w:abstractNum w:abstractNumId="18">
     <w:nsid w:val="589E00D2"/>
     <w:multiLevelType w:val="hybridMultilevel"/>
     <w:tmpl w:val="712282AA"/>
@@ -14334,7 +14818,7 @@
       </w:pPr>
     </w:lvl>
   </w:abstractNum>
-  <w:abstractNum w:abstractNumId="18">
+  <w:abstractNum w:abstractNumId="19">
     <w:nsid w:val="5B742CF6"/>
     <w:multiLevelType w:val="hybridMultilevel"/>
     <w:tmpl w:val="479C7D18"/>
@@ -14420,7 +14904,7 @@
       </w:pPr>
     </w:lvl>
   </w:abstractNum>
-  <w:abstractNum w:abstractNumId="19">
+  <w:abstractNum w:abstractNumId="20">
     <w:nsid w:val="62DB3A87"/>
     <w:multiLevelType w:val="hybridMultilevel"/>
     <w:tmpl w:val="22A2017C"/>
@@ -14506,7 +14990,7 @@
       </w:pPr>
     </w:lvl>
   </w:abstractNum>
-  <w:abstractNum w:abstractNumId="20">
+  <w:abstractNum w:abstractNumId="21">
     <w:nsid w:val="6C7107AB"/>
     <w:multiLevelType w:val="hybridMultilevel"/>
     <w:tmpl w:val="B590E024"/>
@@ -14592,7 +15076,7 @@
       </w:pPr>
     </w:lvl>
   </w:abstractNum>
-  <w:abstractNum w:abstractNumId="21">
+  <w:abstractNum w:abstractNumId="22">
     <w:nsid w:val="6E0B6D77"/>
     <w:multiLevelType w:val="hybridMultilevel"/>
     <w:tmpl w:val="5F86F748"/>
@@ -14681,7 +15165,7 @@
       </w:pPr>
     </w:lvl>
   </w:abstractNum>
-  <w:abstractNum w:abstractNumId="22">
+  <w:abstractNum w:abstractNumId="23">
     <w:nsid w:val="735B3906"/>
     <w:multiLevelType w:val="hybridMultilevel"/>
     <w:tmpl w:val="D4A6A3D8"/>
@@ -14770,7 +15254,7 @@
       </w:pPr>
     </w:lvl>
   </w:abstractNum>
-  <w:abstractNum w:abstractNumId="23">
+  <w:abstractNum w:abstractNumId="24">
     <w:nsid w:val="74D609AA"/>
     <w:multiLevelType w:val="hybridMultilevel"/>
     <w:tmpl w:val="30B8546E"/>
@@ -14859,7 +15343,7 @@
       </w:pPr>
     </w:lvl>
   </w:abstractNum>
-  <w:abstractNum w:abstractNumId="24">
+  <w:abstractNum w:abstractNumId="25">
     <w:nsid w:val="7C367B44"/>
     <w:multiLevelType w:val="hybridMultilevel"/>
     <w:tmpl w:val="631A582E"/>
@@ -14948,7 +15432,7 @@
       </w:pPr>
     </w:lvl>
   </w:abstractNum>
-  <w:abstractNum w:abstractNumId="25">
+  <w:abstractNum w:abstractNumId="26">
     <w:nsid w:val="7D9816AC"/>
     <w:multiLevelType w:val="hybridMultilevel"/>
     <w:tmpl w:val="D410F670"/>
@@ -15034,7 +15518,7 @@
       </w:pPr>
     </w:lvl>
   </w:abstractNum>
-  <w:abstractNum w:abstractNumId="26">
+  <w:abstractNum w:abstractNumId="27">
     <w:nsid w:val="7EA71613"/>
     <w:multiLevelType w:val="hybridMultilevel"/>
     <w:tmpl w:val="33C4507C"/>
@@ -15127,7 +15611,7 @@
     <w:abstractNumId w:val="4"/>
   </w:num>
   <w:num w:numId="2">
-    <w:abstractNumId w:val="17"/>
+    <w:abstractNumId w:val="18"/>
   </w:num>
   <w:num w:numId="3">
     <w:abstractNumId w:val="7"/>
@@ -15139,19 +15623,19 @@
     <w:abstractNumId w:val="4"/>
   </w:num>
   <w:num w:numId="6">
-    <w:abstractNumId w:val="14"/>
+    <w:abstractNumId w:val="15"/>
   </w:num>
   <w:num w:numId="7">
-    <w:abstractNumId w:val="18"/>
+    <w:abstractNumId w:val="19"/>
   </w:num>
   <w:num w:numId="8">
-    <w:abstractNumId w:val="13"/>
+    <w:abstractNumId w:val="14"/>
   </w:num>
   <w:num w:numId="9">
     <w:abstractNumId w:val="5"/>
   </w:num>
   <w:num w:numId="10">
-    <w:abstractNumId w:val="15"/>
+    <w:abstractNumId w:val="16"/>
   </w:num>
   <w:num w:numId="11">
     <w:abstractNumId w:val="8"/>
@@ -15160,55 +15644,58 @@
     <w:abstractNumId w:val="6"/>
   </w:num>
   <w:num w:numId="13">
-    <w:abstractNumId w:val="26"/>
+    <w:abstractNumId w:val="27"/>
   </w:num>
   <w:num w:numId="14">
-    <w:abstractNumId w:val="21"/>
+    <w:abstractNumId w:val="22"/>
   </w:num>
   <w:num w:numId="15">
     <w:abstractNumId w:val="9"/>
   </w:num>
   <w:num w:numId="16">
-    <w:abstractNumId w:val="24"/>
+    <w:abstractNumId w:val="25"/>
   </w:num>
   <w:num w:numId="17">
-    <w:abstractNumId w:val="23"/>
+    <w:abstractNumId w:val="24"/>
   </w:num>
   <w:num w:numId="18">
     <w:abstractNumId w:val="3"/>
   </w:num>
   <w:num w:numId="19">
-    <w:abstractNumId w:val="22"/>
+    <w:abstractNumId w:val="23"/>
   </w:num>
   <w:num w:numId="20">
     <w:abstractNumId w:val="2"/>
   </w:num>
   <w:num w:numId="21">
-    <w:abstractNumId w:val="12"/>
+    <w:abstractNumId w:val="13"/>
   </w:num>
   <w:num w:numId="22">
-    <w:abstractNumId w:val="20"/>
+    <w:abstractNumId w:val="21"/>
   </w:num>
   <w:num w:numId="23">
     <w:abstractNumId w:val="10"/>
   </w:num>
   <w:num w:numId="24">
-    <w:abstractNumId w:val="16"/>
+    <w:abstractNumId w:val="17"/>
   </w:num>
   <w:num w:numId="25">
-    <w:abstractNumId w:val="19"/>
+    <w:abstractNumId w:val="20"/>
   </w:num>
   <w:num w:numId="26">
     <w:abstractNumId w:val="0"/>
   </w:num>
   <w:num w:numId="27">
-    <w:abstractNumId w:val="25"/>
+    <w:abstractNumId w:val="26"/>
   </w:num>
   <w:num w:numId="28">
     <w:abstractNumId w:val="1"/>
   </w:num>
   <w:num w:numId="29">
     <w:abstractNumId w:val="11"/>
+  </w:num>
+  <w:num w:numId="30">
+    <w:abstractNumId w:val="12"/>
   </w:num>
 </w:numbering>
 </file>

--- a/internal_doc/03.开发设计/Story_lob.docx
+++ b/internal_doc/03.开发设计/Story_lob.docx
@@ -10657,13 +10657,13 @@
               <w:rPr>
                 <w:rFonts w:hint="eastAsia"/>
               </w:rPr>
-              <w:t>LOB.ACCEPT.</w:t>
-            </w:r>
-            <w:r>
-              <w:rPr>
-                <w:rFonts w:hint="eastAsia"/>
-              </w:rPr>
-              <w:t>TEST</w:t>
+              <w:t>LOB.</w:t>
+            </w:r>
+            <w:r>
+              <w:rPr>
+                <w:rFonts w:hint="eastAsia"/>
+              </w:rPr>
+              <w:t>ACCEPTANCE_TEST</w:t>
             </w:r>
             <w:r>
               <w:rPr>
@@ -10900,13 +10900,13 @@
               <w:rPr>
                 <w:rFonts w:hint="eastAsia"/>
               </w:rPr>
-              <w:t>LOB.ACCEPT.</w:t>
-            </w:r>
-            <w:r>
-              <w:rPr>
-                <w:rFonts w:hint="eastAsia"/>
-              </w:rPr>
-              <w:t>TEST</w:t>
+              <w:t>LOB.</w:t>
+            </w:r>
+            <w:r>
+              <w:rPr>
+                <w:rFonts w:hint="eastAsia"/>
+              </w:rPr>
+              <w:t>ACCEPTANCE_TEST</w:t>
             </w:r>
             <w:r>
               <w:rPr>
@@ -11039,13 +11039,13 @@
               <w:rPr>
                 <w:rFonts w:hint="eastAsia"/>
               </w:rPr>
-              <w:t>LOB.ACCEPT.</w:t>
-            </w:r>
-            <w:r>
-              <w:rPr>
-                <w:rFonts w:hint="eastAsia"/>
-              </w:rPr>
-              <w:t>TEST</w:t>
+              <w:t>LOB.</w:t>
+            </w:r>
+            <w:r>
+              <w:rPr>
+                <w:rFonts w:hint="eastAsia"/>
+              </w:rPr>
+              <w:t>ACCEPTANCE_TEST</w:t>
             </w:r>
             <w:r>
               <w:rPr>
@@ -11170,14 +11170,14 @@
                 <w:rFonts w:hint="eastAsia"/>
                 <w:color w:val="BFBFBF" w:themeColor="background1" w:themeShade="BF"/>
               </w:rPr>
-              <w:t>LOB.ACCEPT.</w:t>
+              <w:t>LOB.</w:t>
             </w:r>
             <w:r>
               <w:rPr>
                 <w:rFonts w:hint="eastAsia"/>
                 <w:color w:val="BFBFBF" w:themeColor="background1" w:themeShade="BF"/>
               </w:rPr>
-              <w:t>TEST</w:t>
+              <w:t>ACCEPTANCE_TEST</w:t>
             </w:r>
             <w:r>
               <w:rPr>
@@ -11432,26 +11432,26 @@
               <w:rPr>
                 <w:rFonts w:hint="eastAsia"/>
               </w:rPr>
-              <w:t>LOB.ACCEPT.</w:t>
-            </w:r>
-            <w:r>
-              <w:rPr>
-                <w:rFonts w:hint="eastAsia"/>
-              </w:rPr>
-              <w:t>TEST</w:t>
-            </w:r>
-            <w:r>
-              <w:rPr>
-                <w:rFonts w:hint="eastAsia"/>
-              </w:rPr>
-              <w:t>.</w:t>
+              <w:t>LOB.</w:t>
+            </w:r>
+            <w:r>
+              <w:rPr>
+                <w:rFonts w:hint="eastAsia"/>
+              </w:rPr>
+              <w:t>ACCEPTANCE</w:t>
             </w:r>
             <w:r>
               <w:rPr>
                 <w:rFonts w:hint="eastAsia"/>
               </w:rPr>
               <w:lastRenderedPageBreak/>
-              <w:t>005</w:t>
+              <w:t>_TEST</w:t>
+            </w:r>
+            <w:r>
+              <w:rPr>
+                <w:rFonts w:hint="eastAsia"/>
+              </w:rPr>
+              <w:t>.005</w:t>
             </w:r>
           </w:p>
         </w:tc>
@@ -11663,13 +11663,13 @@
                 <w:rFonts w:hint="eastAsia"/>
               </w:rPr>
               <w:lastRenderedPageBreak/>
-              <w:t>LOB.ACCEPT.</w:t>
-            </w:r>
-            <w:r>
-              <w:rPr>
-                <w:rFonts w:hint="eastAsia"/>
-              </w:rPr>
-              <w:t>TEST</w:t>
+              <w:t>LOB.</w:t>
+            </w:r>
+            <w:r>
+              <w:rPr>
+                <w:rFonts w:hint="eastAsia"/>
+              </w:rPr>
+              <w:t>ACCEPTANCE_TEST</w:t>
             </w:r>
             <w:r>
               <w:rPr>
@@ -11800,14 +11800,14 @@
                 <w:rFonts w:hint="eastAsia"/>
                 <w:color w:val="BFBFBF" w:themeColor="background1" w:themeShade="BF"/>
               </w:rPr>
-              <w:t>LOB.ACCEPT.</w:t>
+              <w:t>LOB.</w:t>
             </w:r>
             <w:r>
               <w:rPr>
                 <w:rFonts w:hint="eastAsia"/>
                 <w:color w:val="BFBFBF" w:themeColor="background1" w:themeShade="BF"/>
               </w:rPr>
-              <w:t>TEST</w:t>
+              <w:t>ACCEPTANCE_TEST</w:t>
             </w:r>
             <w:r>
               <w:rPr>
@@ -11992,13 +11992,13 @@
               <w:rPr>
                 <w:rFonts w:hint="eastAsia"/>
               </w:rPr>
-              <w:t>LOB.ACCEPT.</w:t>
-            </w:r>
-            <w:r>
-              <w:rPr>
-                <w:rFonts w:hint="eastAsia"/>
-              </w:rPr>
-              <w:t>TEST</w:t>
+              <w:t>LOB.</w:t>
+            </w:r>
+            <w:r>
+              <w:rPr>
+                <w:rFonts w:hint="eastAsia"/>
+              </w:rPr>
+              <w:t>ACCEPTANCE_TEST</w:t>
             </w:r>
             <w:r>
               <w:rPr>
@@ -12145,13 +12145,13 @@
               <w:rPr>
                 <w:rFonts w:hint="eastAsia"/>
               </w:rPr>
-              <w:t>LOB.ACCEPT.</w:t>
-            </w:r>
-            <w:r>
-              <w:rPr>
-                <w:rFonts w:hint="eastAsia"/>
-              </w:rPr>
-              <w:t>TEST</w:t>
+              <w:t>LOB.</w:t>
+            </w:r>
+            <w:r>
+              <w:rPr>
+                <w:rFonts w:hint="eastAsia"/>
+              </w:rPr>
+              <w:t>ACCEPTANCE_TEST</w:t>
             </w:r>
             <w:r>
               <w:rPr>
@@ -12260,13 +12260,19 @@
               <w:rPr>
                 <w:rFonts w:hint="eastAsia"/>
               </w:rPr>
-              <w:t>LOB.ACCEPT.</w:t>
-            </w:r>
-            <w:r>
-              <w:rPr>
-                <w:rFonts w:hint="eastAsia"/>
-              </w:rPr>
-              <w:t>TEST.010</w:t>
+              <w:t>LOB.</w:t>
+            </w:r>
+            <w:r>
+              <w:rPr>
+                <w:rFonts w:hint="eastAsia"/>
+              </w:rPr>
+              <w:t>ACCEPTANCE_TEST</w:t>
+            </w:r>
+            <w:r>
+              <w:rPr>
+                <w:rFonts w:hint="eastAsia"/>
+              </w:rPr>
+              <w:t>.010</w:t>
             </w:r>
           </w:p>
         </w:tc>
@@ -12369,13 +12375,19 @@
               <w:rPr>
                 <w:rFonts w:hint="eastAsia"/>
               </w:rPr>
-              <w:t>LOB.ACCEPT.</w:t>
-            </w:r>
-            <w:r>
-              <w:rPr>
-                <w:rFonts w:hint="eastAsia"/>
-              </w:rPr>
-              <w:t>TEST.011</w:t>
+              <w:t>LOB.</w:t>
+            </w:r>
+            <w:r>
+              <w:rPr>
+                <w:rFonts w:hint="eastAsia"/>
+              </w:rPr>
+              <w:t>ACCEPTANCE_TEST</w:t>
+            </w:r>
+            <w:r>
+              <w:rPr>
+                <w:rFonts w:hint="eastAsia"/>
+              </w:rPr>
+              <w:t>.011</w:t>
             </w:r>
           </w:p>
         </w:tc>
@@ -12568,13 +12580,19 @@
                 <w:rFonts w:hint="eastAsia"/>
               </w:rPr>
               <w:lastRenderedPageBreak/>
-              <w:t>LOB.ACCEPT.</w:t>
-            </w:r>
-            <w:r>
-              <w:rPr>
-                <w:rFonts w:hint="eastAsia"/>
-              </w:rPr>
-              <w:t>TEST.012</w:t>
+              <w:t>LOB.</w:t>
+            </w:r>
+            <w:r>
+              <w:rPr>
+                <w:rFonts w:hint="eastAsia"/>
+              </w:rPr>
+              <w:t>ACCEPTANCE_TEST</w:t>
+            </w:r>
+            <w:r>
+              <w:rPr>
+                <w:rFonts w:hint="eastAsia"/>
+              </w:rPr>
+              <w:t>.012</w:t>
             </w:r>
           </w:p>
         </w:tc>
@@ -12721,6 +12739,144 @@
       <w:tr>
         <w:tc>
           <w:tcPr>
+            <w:tcW w:w="1027" w:type="dxa"/>
+          </w:tcPr>
+          <w:p>
+            <w:pPr>
+              <w:ind w:left="0"/>
+              <w:rPr>
+                <w:rFonts w:hint="eastAsia"/>
+              </w:rPr>
+            </w:pPr>
+            <w:r>
+              <w:rPr>
+                <w:rFonts w:hint="eastAsia"/>
+              </w:rPr>
+              <w:t>LOB.ACCEPTANCE_TEST.013</w:t>
+            </w:r>
+          </w:p>
+        </w:tc>
+        <w:tc>
+          <w:tcPr>
+            <w:tcW w:w="1559" w:type="dxa"/>
+          </w:tcPr>
+          <w:p>
+            <w:pPr>
+              <w:ind w:left="0"/>
+              <w:rPr>
+                <w:rFonts w:hint="eastAsia"/>
+              </w:rPr>
+            </w:pPr>
+            <w:r>
+              <w:rPr>
+                <w:rFonts w:hint="eastAsia"/>
+              </w:rPr>
+              <w:t>获取</w:t>
+            </w:r>
+            <w:r>
+              <w:rPr>
+                <w:rFonts w:hint="eastAsia"/>
+              </w:rPr>
+              <w:t>LOB</w:t>
+            </w:r>
+            <w:r>
+              <w:rPr>
+                <w:rFonts w:hint="eastAsia"/>
+              </w:rPr>
+              <w:t>创建的时间</w:t>
+            </w:r>
+          </w:p>
+        </w:tc>
+        <w:tc>
+          <w:tcPr>
+            <w:tcW w:w="3969" w:type="dxa"/>
+          </w:tcPr>
+          <w:p>
+            <w:pPr>
+              <w:pStyle w:val="ListParagraph"/>
+              <w:numPr>
+                <w:ilvl w:val="0"/>
+                <w:numId w:val="31"/>
+              </w:numPr>
+              <w:ind w:firstLineChars="0"/>
+              <w:rPr>
+                <w:rFonts w:hint="eastAsia"/>
+              </w:rPr>
+            </w:pPr>
+            <w:r>
+              <w:rPr>
+                <w:rFonts w:hint="eastAsia"/>
+              </w:rPr>
+              <w:t>获取系统当前时间</w:t>
+            </w:r>
+          </w:p>
+          <w:p>
+            <w:pPr>
+              <w:pStyle w:val="ListParagraph"/>
+              <w:numPr>
+                <w:ilvl w:val="0"/>
+                <w:numId w:val="31"/>
+              </w:numPr>
+              <w:ind w:firstLineChars="0"/>
+              <w:rPr>
+                <w:rFonts w:hint="eastAsia"/>
+              </w:rPr>
+            </w:pPr>
+            <w:r>
+              <w:rPr>
+                <w:rFonts w:hint="eastAsia"/>
+              </w:rPr>
+              <w:t>获取</w:t>
+            </w:r>
+            <w:r>
+              <w:rPr>
+                <w:rFonts w:hint="eastAsia"/>
+              </w:rPr>
+              <w:t>LOB</w:t>
+            </w:r>
+            <w:r>
+              <w:rPr>
+                <w:rFonts w:hint="eastAsia"/>
+              </w:rPr>
+              <w:t>创建的时间</w:t>
+            </w:r>
+          </w:p>
+        </w:tc>
+        <w:tc>
+          <w:tcPr>
+            <w:tcW w:w="1610" w:type="dxa"/>
+          </w:tcPr>
+          <w:p>
+            <w:pPr>
+              <w:ind w:left="0"/>
+              <w:rPr>
+                <w:rFonts w:hint="eastAsia"/>
+              </w:rPr>
+            </w:pPr>
+            <w:r>
+              <w:rPr>
+                <w:rFonts w:hint="eastAsia"/>
+              </w:rPr>
+              <w:t>获取</w:t>
+            </w:r>
+            <w:r>
+              <w:rPr>
+                <w:rFonts w:hint="eastAsia"/>
+              </w:rPr>
+              <w:t>LOB</w:t>
+            </w:r>
+            <w:r>
+              <w:rPr>
+                <w:rFonts w:hint="eastAsia"/>
+              </w:rPr>
+              <w:t>创建的时间正确</w:t>
+            </w:r>
+          </w:p>
+        </w:tc>
+      </w:tr>
+      <w:tr>
+        <w:tc>
+          <w:tcPr>
             <w:tcW w:w="8165" w:type="dxa"/>
             <w:gridSpan w:val="4"/>
           </w:tcPr>
@@ -12728,7 +12884,6 @@
             <w:pPr>
               <w:ind w:left="0"/>
               <w:rPr>
-                <w:rFonts w:hint="eastAsia"/>
                 <w:color w:val="BFBFBF" w:themeColor="background1" w:themeShade="BF"/>
               </w:rPr>
             </w:pPr>
@@ -13503,6 +13658,95 @@
     </w:lvl>
   </w:abstractNum>
   <w:abstractNum w:abstractNumId="4">
+    <w:nsid w:val="20F813DD"/>
+    <w:multiLevelType w:val="hybridMultilevel"/>
+    <w:tmpl w:val="394A43A0"/>
+    <w:lvl w:ilvl="0" w:tplc="ADDA190C">
+      <w:start w:val="1"/>
+      <w:numFmt w:val="decimal"/>
+      <w:lvlText w:val="%1."/>
+      <w:lvlJc w:val="left"/>
+      <w:pPr>
+        <w:ind w:left="360" w:hanging="360"/>
+      </w:pPr>
+      <w:rPr>
+        <w:rFonts w:hint="default"/>
+      </w:rPr>
+    </w:lvl>
+    <w:lvl w:ilvl="1" w:tplc="04090019" w:tentative="1">
+      <w:start w:val="1"/>
+      <w:numFmt w:val="lowerLetter"/>
+      <w:lvlText w:val="%2)"/>
+      <w:lvlJc w:val="left"/>
+      <w:pPr>
+        <w:ind w:left="840" w:hanging="420"/>
+      </w:pPr>
+    </w:lvl>
+    <w:lvl w:ilvl="2" w:tplc="0409001B" w:tentative="1">
+      <w:start w:val="1"/>
+      <w:numFmt w:val="lowerRoman"/>
+      <w:lvlText w:val="%3."/>
+      <w:lvlJc w:val="right"/>
+      <w:pPr>
+        <w:ind w:left="1260" w:hanging="420"/>
+      </w:pPr>
+    </w:lvl>
+    <w:lvl w:ilvl="3" w:tplc="0409000F" w:tentative="1">
+      <w:start w:val="1"/>
+      <w:numFmt w:val="decimal"/>
+      <w:lvlText w:val="%4."/>
+      <w:lvlJc w:val="left"/>
+      <w:pPr>
+        <w:ind w:left="1680" w:hanging="420"/>
+      </w:pPr>
+    </w:lvl>
+    <w:lvl w:ilvl="4" w:tplc="04090019" w:tentative="1">
+      <w:start w:val="1"/>
+      <w:numFmt w:val="lowerLetter"/>
+      <w:lvlText w:val="%5)"/>
+      <w:lvlJc w:val="left"/>
+      <w:pPr>
+        <w:ind w:left="2100" w:hanging="420"/>
+      </w:pPr>
+    </w:lvl>
+    <w:lvl w:ilvl="5" w:tplc="0409001B" w:tentative="1">
+      <w:start w:val="1"/>
+      <w:numFmt w:val="lowerRoman"/>
+      <w:lvlText w:val="%6."/>
+      <w:lvlJc w:val="right"/>
+      <w:pPr>
+        <w:ind w:left="2520" w:hanging="420"/>
+      </w:pPr>
+    </w:lvl>
+    <w:lvl w:ilvl="6" w:tplc="0409000F" w:tentative="1">
+      <w:start w:val="1"/>
+      <w:numFmt w:val="decimal"/>
+      <w:lvlText w:val="%7."/>
+      <w:lvlJc w:val="left"/>
+      <w:pPr>
+        <w:ind w:left="2940" w:hanging="420"/>
+      </w:pPr>
+    </w:lvl>
+    <w:lvl w:ilvl="7" w:tplc="04090019" w:tentative="1">
+      <w:start w:val="1"/>
+      <w:numFmt w:val="lowerLetter"/>
+      <w:lvlText w:val="%8)"/>
+      <w:lvlJc w:val="left"/>
+      <w:pPr>
+        <w:ind w:left="3360" w:hanging="420"/>
+      </w:pPr>
+    </w:lvl>
+    <w:lvl w:ilvl="8" w:tplc="0409001B" w:tentative="1">
+      <w:start w:val="1"/>
+      <w:numFmt w:val="lowerRoman"/>
+      <w:lvlText w:val="%9."/>
+      <w:lvlJc w:val="right"/>
+      <w:pPr>
+        <w:ind w:left="3780" w:hanging="420"/>
+      </w:pPr>
+    </w:lvl>
+  </w:abstractNum>
+  <w:abstractNum w:abstractNumId="5">
     <w:nsid w:val="22501AA3"/>
     <w:multiLevelType w:val="hybridMultilevel"/>
     <w:tmpl w:val="1B2A9E7A"/>
@@ -13589,7 +13833,7 @@
       </w:pPr>
     </w:lvl>
   </w:abstractNum>
-  <w:abstractNum w:abstractNumId="5">
+  <w:abstractNum w:abstractNumId="6">
     <w:nsid w:val="22C64C67"/>
     <w:multiLevelType w:val="hybridMultilevel"/>
     <w:tmpl w:val="95ECE928"/>
@@ -13678,7 +13922,7 @@
       </w:pPr>
     </w:lvl>
   </w:abstractNum>
-  <w:abstractNum w:abstractNumId="6">
+  <w:abstractNum w:abstractNumId="7">
     <w:nsid w:val="23760D2B"/>
     <w:multiLevelType w:val="hybridMultilevel"/>
     <w:tmpl w:val="9828CADA"/>
@@ -13767,7 +14011,7 @@
       </w:pPr>
     </w:lvl>
   </w:abstractNum>
-  <w:abstractNum w:abstractNumId="7">
+  <w:abstractNum w:abstractNumId="8">
     <w:nsid w:val="23EC5C36"/>
     <w:multiLevelType w:val="hybridMultilevel"/>
     <w:tmpl w:val="3338448C"/>
@@ -13856,7 +14100,7 @@
       </w:pPr>
     </w:lvl>
   </w:abstractNum>
-  <w:abstractNum w:abstractNumId="8">
+  <w:abstractNum w:abstractNumId="9">
     <w:nsid w:val="279B2248"/>
     <w:multiLevelType w:val="hybridMultilevel"/>
     <w:tmpl w:val="D4B6E9F0"/>
@@ -13945,7 +14189,7 @@
       </w:pPr>
     </w:lvl>
   </w:abstractNum>
-  <w:abstractNum w:abstractNumId="9">
+  <w:abstractNum w:abstractNumId="10">
     <w:nsid w:val="283E0918"/>
     <w:multiLevelType w:val="hybridMultilevel"/>
     <w:tmpl w:val="0456B7C2"/>
@@ -14034,7 +14278,7 @@
       </w:pPr>
     </w:lvl>
   </w:abstractNum>
-  <w:abstractNum w:abstractNumId="10">
+  <w:abstractNum w:abstractNumId="11">
     <w:nsid w:val="29B538F6"/>
     <w:multiLevelType w:val="hybridMultilevel"/>
     <w:tmpl w:val="D0FCDF8E"/>
@@ -14120,7 +14364,7 @@
       </w:pPr>
     </w:lvl>
   </w:abstractNum>
-  <w:abstractNum w:abstractNumId="11">
+  <w:abstractNum w:abstractNumId="12">
     <w:nsid w:val="2ACA40A5"/>
     <w:multiLevelType w:val="hybridMultilevel"/>
     <w:tmpl w:val="957E79D2"/>
@@ -14206,7 +14450,7 @@
       </w:pPr>
     </w:lvl>
   </w:abstractNum>
-  <w:abstractNum w:abstractNumId="12">
+  <w:abstractNum w:abstractNumId="13">
     <w:nsid w:val="2E9C4972"/>
     <w:multiLevelType w:val="hybridMultilevel"/>
     <w:tmpl w:val="891A1AFE"/>
@@ -14295,7 +14539,7 @@
       </w:pPr>
     </w:lvl>
   </w:abstractNum>
-  <w:abstractNum w:abstractNumId="13">
+  <w:abstractNum w:abstractNumId="14">
     <w:nsid w:val="3FEA2E2A"/>
     <w:multiLevelType w:val="hybridMultilevel"/>
     <w:tmpl w:val="9BF6B146"/>
@@ -14381,7 +14625,7 @@
       </w:pPr>
     </w:lvl>
   </w:abstractNum>
-  <w:abstractNum w:abstractNumId="14">
+  <w:abstractNum w:abstractNumId="15">
     <w:nsid w:val="4BD26FC0"/>
     <w:multiLevelType w:val="hybridMultilevel"/>
     <w:tmpl w:val="E6C811C4"/>
@@ -14470,7 +14714,7 @@
       </w:pPr>
     </w:lvl>
   </w:abstractNum>
-  <w:abstractNum w:abstractNumId="15">
+  <w:abstractNum w:abstractNumId="16">
     <w:nsid w:val="4FDA2B93"/>
     <w:multiLevelType w:val="hybridMultilevel"/>
     <w:tmpl w:val="E2C2DDEC"/>
@@ -14556,7 +14800,7 @@
       </w:pPr>
     </w:lvl>
   </w:abstractNum>
-  <w:abstractNum w:abstractNumId="16">
+  <w:abstractNum w:abstractNumId="17">
     <w:nsid w:val="55252181"/>
     <w:multiLevelType w:val="hybridMultilevel"/>
     <w:tmpl w:val="F81CF58C"/>
@@ -14645,7 +14889,7 @@
       </w:pPr>
     </w:lvl>
   </w:abstractNum>
-  <w:abstractNum w:abstractNumId="17">
+  <w:abstractNum w:abstractNumId="18">
     <w:nsid w:val="55A72AC8"/>
     <w:multiLevelType w:val="hybridMultilevel"/>
     <w:tmpl w:val="DE26D3FC"/>
@@ -14731,7 +14975,7 @@
       </w:pPr>
     </w:lvl>
   </w:abstractNum>
-  <w:abstractNum w:abstractNumId="18">
+  <w:abstractNum w:abstractNumId="19">
     <w:nsid w:val="589E00D2"/>
     <w:multiLevelType w:val="hybridMultilevel"/>
     <w:tmpl w:val="712282AA"/>
@@ -14818,7 +15062,7 @@
       </w:pPr>
     </w:lvl>
   </w:abstractNum>
-  <w:abstractNum w:abstractNumId="19">
+  <w:abstractNum w:abstractNumId="20">
     <w:nsid w:val="5B742CF6"/>
     <w:multiLevelType w:val="hybridMultilevel"/>
     <w:tmpl w:val="479C7D18"/>
@@ -14904,7 +15148,7 @@
       </w:pPr>
     </w:lvl>
   </w:abstractNum>
-  <w:abstractNum w:abstractNumId="20">
+  <w:abstractNum w:abstractNumId="21">
     <w:nsid w:val="62DB3A87"/>
     <w:multiLevelType w:val="hybridMultilevel"/>
     <w:tmpl w:val="22A2017C"/>
@@ -14990,7 +15234,7 @@
       </w:pPr>
     </w:lvl>
   </w:abstractNum>
-  <w:abstractNum w:abstractNumId="21">
+  <w:abstractNum w:abstractNumId="22">
     <w:nsid w:val="6C7107AB"/>
     <w:multiLevelType w:val="hybridMultilevel"/>
     <w:tmpl w:val="B590E024"/>
@@ -15076,7 +15320,7 @@
       </w:pPr>
     </w:lvl>
   </w:abstractNum>
-  <w:abstractNum w:abstractNumId="22">
+  <w:abstractNum w:abstractNumId="23">
     <w:nsid w:val="6E0B6D77"/>
     <w:multiLevelType w:val="hybridMultilevel"/>
     <w:tmpl w:val="5F86F748"/>
@@ -15165,7 +15409,7 @@
       </w:pPr>
     </w:lvl>
   </w:abstractNum>
-  <w:abstractNum w:abstractNumId="23">
+  <w:abstractNum w:abstractNumId="24">
     <w:nsid w:val="735B3906"/>
     <w:multiLevelType w:val="hybridMultilevel"/>
     <w:tmpl w:val="D4A6A3D8"/>
@@ -15254,7 +15498,7 @@
       </w:pPr>
     </w:lvl>
   </w:abstractNum>
-  <w:abstractNum w:abstractNumId="24">
+  <w:abstractNum w:abstractNumId="25">
     <w:nsid w:val="74D609AA"/>
     <w:multiLevelType w:val="hybridMultilevel"/>
     <w:tmpl w:val="30B8546E"/>
@@ -15343,7 +15587,7 @@
       </w:pPr>
     </w:lvl>
   </w:abstractNum>
-  <w:abstractNum w:abstractNumId="25">
+  <w:abstractNum w:abstractNumId="26">
     <w:nsid w:val="7C367B44"/>
     <w:multiLevelType w:val="hybridMultilevel"/>
     <w:tmpl w:val="631A582E"/>
@@ -15432,7 +15676,7 @@
       </w:pPr>
     </w:lvl>
   </w:abstractNum>
-  <w:abstractNum w:abstractNumId="26">
+  <w:abstractNum w:abstractNumId="27">
     <w:nsid w:val="7D9816AC"/>
     <w:multiLevelType w:val="hybridMultilevel"/>
     <w:tmpl w:val="D410F670"/>
@@ -15518,7 +15762,7 @@
       </w:pPr>
     </w:lvl>
   </w:abstractNum>
-  <w:abstractNum w:abstractNumId="27">
+  <w:abstractNum w:abstractNumId="28">
     <w:nsid w:val="7EA71613"/>
     <w:multiLevelType w:val="hybridMultilevel"/>
     <w:tmpl w:val="33C4507C"/>
@@ -15608,94 +15852,97 @@
     </w:lvl>
   </w:abstractNum>
   <w:num w:numId="1">
-    <w:abstractNumId w:val="4"/>
+    <w:abstractNumId w:val="5"/>
   </w:num>
   <w:num w:numId="2">
-    <w:abstractNumId w:val="18"/>
+    <w:abstractNumId w:val="19"/>
   </w:num>
   <w:num w:numId="3">
+    <w:abstractNumId w:val="8"/>
+  </w:num>
+  <w:num w:numId="4">
+    <w:abstractNumId w:val="5"/>
+  </w:num>
+  <w:num w:numId="5">
+    <w:abstractNumId w:val="5"/>
+  </w:num>
+  <w:num w:numId="6">
+    <w:abstractNumId w:val="16"/>
+  </w:num>
+  <w:num w:numId="7">
+    <w:abstractNumId w:val="20"/>
+  </w:num>
+  <w:num w:numId="8">
+    <w:abstractNumId w:val="15"/>
+  </w:num>
+  <w:num w:numId="9">
+    <w:abstractNumId w:val="6"/>
+  </w:num>
+  <w:num w:numId="10">
+    <w:abstractNumId w:val="17"/>
+  </w:num>
+  <w:num w:numId="11">
+    <w:abstractNumId w:val="9"/>
+  </w:num>
+  <w:num w:numId="12">
     <w:abstractNumId w:val="7"/>
   </w:num>
-  <w:num w:numId="4">
-    <w:abstractNumId w:val="4"/>
-  </w:num>
-  <w:num w:numId="5">
-    <w:abstractNumId w:val="4"/>
-  </w:num>
-  <w:num w:numId="6">
-    <w:abstractNumId w:val="15"/>
-  </w:num>
-  <w:num w:numId="7">
-    <w:abstractNumId w:val="19"/>
-  </w:num>
-  <w:num w:numId="8">
-    <w:abstractNumId w:val="14"/>
-  </w:num>
-  <w:num w:numId="9">
-    <w:abstractNumId w:val="5"/>
-  </w:num>
-  <w:num w:numId="10">
-    <w:abstractNumId w:val="16"/>
-  </w:num>
-  <w:num w:numId="11">
-    <w:abstractNumId w:val="8"/>
-  </w:num>
-  <w:num w:numId="12">
-    <w:abstractNumId w:val="6"/>
-  </w:num>
   <w:num w:numId="13">
-    <w:abstractNumId w:val="27"/>
+    <w:abstractNumId w:val="28"/>
   </w:num>
   <w:num w:numId="14">
-    <w:abstractNumId w:val="22"/>
+    <w:abstractNumId w:val="23"/>
   </w:num>
   <w:num w:numId="15">
-    <w:abstractNumId w:val="9"/>
+    <w:abstractNumId w:val="10"/>
   </w:num>
   <w:num w:numId="16">
-    <w:abstractNumId w:val="25"/>
+    <w:abstractNumId w:val="26"/>
   </w:num>
   <w:num w:numId="17">
-    <w:abstractNumId w:val="24"/>
+    <w:abstractNumId w:val="25"/>
   </w:num>
   <w:num w:numId="18">
     <w:abstractNumId w:val="3"/>
   </w:num>
   <w:num w:numId="19">
-    <w:abstractNumId w:val="23"/>
+    <w:abstractNumId w:val="24"/>
   </w:num>
   <w:num w:numId="20">
     <w:abstractNumId w:val="2"/>
   </w:num>
   <w:num w:numId="21">
-    <w:abstractNumId w:val="13"/>
+    <w:abstractNumId w:val="14"/>
   </w:num>
   <w:num w:numId="22">
-    <w:abstractNumId w:val="21"/>
+    <w:abstractNumId w:val="22"/>
   </w:num>
   <w:num w:numId="23">
-    <w:abstractNumId w:val="10"/>
+    <w:abstractNumId w:val="11"/>
   </w:num>
   <w:num w:numId="24">
-    <w:abstractNumId w:val="17"/>
+    <w:abstractNumId w:val="18"/>
   </w:num>
   <w:num w:numId="25">
-    <w:abstractNumId w:val="20"/>
+    <w:abstractNumId w:val="21"/>
   </w:num>
   <w:num w:numId="26">
     <w:abstractNumId w:val="0"/>
   </w:num>
   <w:num w:numId="27">
-    <w:abstractNumId w:val="26"/>
+    <w:abstractNumId w:val="27"/>
   </w:num>
   <w:num w:numId="28">
     <w:abstractNumId w:val="1"/>
   </w:num>
   <w:num w:numId="29">
-    <w:abstractNumId w:val="11"/>
+    <w:abstractNumId w:val="12"/>
   </w:num>
   <w:num w:numId="30">
-    <w:abstractNumId w:val="12"/>
+    <w:abstractNumId w:val="13"/>
+  </w:num>
+  <w:num w:numId="31">
+    <w:abstractNumId w:val="4"/>
   </w:num>
 </w:numbering>
 </file>

--- a/internal_doc/03.开发设计/Story_lob.docx
+++ b/internal_doc/03.开发设计/Story_lob.docx
@@ -9674,11 +9674,12 @@
         <w:rPr>
           <w:noProof/>
         </w:rPr>
+        <w:lastRenderedPageBreak/>
         <w:drawing>
           <wp:inline distT="0" distB="0" distL="0" distR="0">
-            <wp:extent cx="5274310" cy="5454032"/>
+            <wp:extent cx="5274310" cy="6821926"/>
             <wp:effectExtent l="19050" t="0" r="2540" b="0"/>
-            <wp:docPr id="9" name="Picture 1"/>
+            <wp:docPr id="15" name="Picture 5"/>
             <wp:cNvGraphicFramePr>
               <a:graphicFrameLocks xmlns:a="http://schemas.openxmlformats.org/drawingml/2006/main" noChangeAspect="1"/>
             </wp:cNvGraphicFramePr>
@@ -9686,7 +9687,7 @@
               <a:graphicData uri="http://schemas.openxmlformats.org/drawingml/2006/picture">
                 <pic:pic xmlns:pic="http://schemas.openxmlformats.org/drawingml/2006/picture">
                   <pic:nvPicPr>
-                    <pic:cNvPr id="0" name="Picture 1"/>
+                    <pic:cNvPr id="0" name="Picture 5"/>
                     <pic:cNvPicPr>
                       <a:picLocks noChangeAspect="1" noChangeArrowheads="1"/>
                     </pic:cNvPicPr>
@@ -9701,7 +9702,7 @@
                   <pic:spPr bwMode="auto">
                     <a:xfrm>
                       <a:off x="0" y="0"/>
-                      <a:ext cx="5274310" cy="5454032"/>
+                      <a:ext cx="5274310" cy="6821926"/>
                     </a:xfrm>
                     <a:prstGeom prst="rect">
                       <a:avLst/>
@@ -9731,9 +9732,9 @@
         <w:lastRenderedPageBreak/>
         <w:drawing>
           <wp:inline distT="0" distB="0" distL="0" distR="0">
-            <wp:extent cx="5274310" cy="4691411"/>
+            <wp:extent cx="5274310" cy="4943303"/>
             <wp:effectExtent l="19050" t="0" r="2540" b="0"/>
-            <wp:docPr id="10" name="Picture 2"/>
+            <wp:docPr id="16" name="Picture 6"/>
             <wp:cNvGraphicFramePr>
               <a:graphicFrameLocks xmlns:a="http://schemas.openxmlformats.org/drawingml/2006/main" noChangeAspect="1"/>
             </wp:cNvGraphicFramePr>
@@ -9741,7 +9742,7 @@
               <a:graphicData uri="http://schemas.openxmlformats.org/drawingml/2006/picture">
                 <pic:pic xmlns:pic="http://schemas.openxmlformats.org/drawingml/2006/picture">
                   <pic:nvPicPr>
-                    <pic:cNvPr id="0" name="Picture 2"/>
+                    <pic:cNvPr id="0" name="Picture 6"/>
                     <pic:cNvPicPr>
                       <a:picLocks noChangeAspect="1" noChangeArrowheads="1"/>
                     </pic:cNvPicPr>
@@ -9756,7 +9757,7 @@
                   <pic:spPr bwMode="auto">
                     <a:xfrm>
                       <a:off x="0" y="0"/>
-                      <a:ext cx="5274310" cy="4691411"/>
+                      <a:ext cx="5274310" cy="4943303"/>
                     </a:xfrm>
                     <a:prstGeom prst="rect">
                       <a:avLst/>
@@ -9785,9 +9786,9 @@
         <w:lastRenderedPageBreak/>
         <w:drawing>
           <wp:inline distT="0" distB="0" distL="0" distR="0">
-            <wp:extent cx="5274310" cy="4220332"/>
+            <wp:extent cx="5274310" cy="4342744"/>
             <wp:effectExtent l="19050" t="0" r="2540" b="0"/>
-            <wp:docPr id="11" name="Picture 3"/>
+            <wp:docPr id="17" name="Picture 7"/>
             <wp:cNvGraphicFramePr>
               <a:graphicFrameLocks xmlns:a="http://schemas.openxmlformats.org/drawingml/2006/main" noChangeAspect="1"/>
             </wp:cNvGraphicFramePr>
@@ -9795,7 +9796,7 @@
               <a:graphicData uri="http://schemas.openxmlformats.org/drawingml/2006/picture">
                 <pic:pic xmlns:pic="http://schemas.openxmlformats.org/drawingml/2006/picture">
                   <pic:nvPicPr>
-                    <pic:cNvPr id="0" name="Picture 3"/>
+                    <pic:cNvPr id="0" name="Picture 7"/>
                     <pic:cNvPicPr>
                       <a:picLocks noChangeAspect="1" noChangeArrowheads="1"/>
                     </pic:cNvPicPr>
@@ -9810,7 +9811,7 @@
                   <pic:spPr bwMode="auto">
                     <a:xfrm>
                       <a:off x="0" y="0"/>
-                      <a:ext cx="5274310" cy="4220332"/>
+                      <a:ext cx="5274310" cy="4342744"/>
                     </a:xfrm>
                     <a:prstGeom prst="rect">
                       <a:avLst/>
@@ -9920,7 +9921,13 @@
         <w:rPr>
           <w:rFonts w:hint="eastAsia"/>
         </w:rPr>
-        <w:t>db.foo.bar.dropLob(fileid);</w:t>
+        <w:t>db.foo.bar.delete</w:t>
+      </w:r>
+      <w:r>
+        <w:rPr>
+          <w:rFonts w:hint="eastAsia"/>
+        </w:rPr>
+        <w:t>Lob(fileid);</w:t>
       </w:r>
     </w:p>
     <w:p>
@@ -12744,9 +12751,6 @@
           <w:p>
             <w:pPr>
               <w:ind w:left="0"/>
-              <w:rPr>
-                <w:rFonts w:hint="eastAsia"/>
-              </w:rPr>
             </w:pPr>
             <w:r>
               <w:rPr>
@@ -12763,9 +12767,6 @@
           <w:p>
             <w:pPr>
               <w:ind w:left="0"/>
-              <w:rPr>
-                <w:rFonts w:hint="eastAsia"/>
-              </w:rPr>
             </w:pPr>
             <w:r>
               <w:rPr>
@@ -12799,9 +12800,6 @@
                 <w:numId w:val="31"/>
               </w:numPr>
               <w:ind w:firstLineChars="0"/>
-              <w:rPr>
-                <w:rFonts w:hint="eastAsia"/>
-              </w:rPr>
             </w:pPr>
             <w:r>
               <w:rPr>
@@ -12818,9 +12816,6 @@
                 <w:numId w:val="31"/>
               </w:numPr>
               <w:ind w:firstLineChars="0"/>
-              <w:rPr>
-                <w:rFonts w:hint="eastAsia"/>
-              </w:rPr>
             </w:pPr>
             <w:r>
               <w:rPr>
@@ -12849,9 +12844,6 @@
           <w:p>
             <w:pPr>
               <w:ind w:left="0"/>
-              <w:rPr>
-                <w:rFonts w:hint="eastAsia"/>
-              </w:rPr>
             </w:pPr>
             <w:r>
               <w:rPr>
